--- a/assistant dfci.docx
+++ b/assistant dfci.docx
@@ -167,7 +167,7 @@
                 <w:sz w:val="28"/>
                 <w:szCs w:val="28"/>
               </w:rPr>
-              <w:t>V0.</w:t>
+              <w:t>V</w:t>
             </w:r>
             <w:r>
               <w:rPr>
@@ -177,7 +177,7 @@
                 <w:sz w:val="28"/>
                 <w:szCs w:val="28"/>
               </w:rPr>
-              <w:t>1</w:t>
+              <w:t>1.0.0</w:t>
             </w:r>
           </w:p>
         </w:tc>
@@ -426,15 +426,7 @@
                     <w:b/>
                     <w:szCs w:val="18"/>
                   </w:rPr>
-                  <w:t>0.</w:t>
-                </w:r>
-                <w:r>
-                  <w:rPr>
-                    <w:rFonts w:cs="Arial"/>
-                    <w:b/>
-                    <w:szCs w:val="18"/>
-                  </w:rPr>
-                  <w:t>1</w:t>
+                  <w:t>1.0.0</w:t>
                 </w:r>
               </w:sdtContent>
             </w:sdt>
@@ -1108,6 +1100,7 @@
           </w:tcPr>
           <w:p>
             <w:pPr>
+              <w:ind w:firstLine="0"/>
               <w:jc w:val="center"/>
               <w:rPr>
                 <w:rFonts w:cs="Arial"/>
@@ -1119,7 +1112,35 @@
                 <w:rFonts w:cs="Arial"/>
                 <w:szCs w:val="18"/>
               </w:rPr>
-              <w:t>21/03/2024</w:t>
+              <w:t>10</w:t>
+            </w:r>
+            <w:r>
+              <w:rPr>
+                <w:rFonts w:cs="Arial"/>
+                <w:szCs w:val="18"/>
+              </w:rPr>
+              <w:t>/0</w:t>
+            </w:r>
+            <w:r>
+              <w:rPr>
+                <w:rFonts w:cs="Arial"/>
+                <w:szCs w:val="18"/>
+              </w:rPr>
+              <w:t>1</w:t>
+            </w:r>
+            <w:r>
+              <w:rPr>
+                <w:rFonts w:cs="Arial"/>
+                <w:szCs w:val="18"/>
+              </w:rPr>
+              <w:t>/202</w:t>
+            </w:r>
+            <w:r>
+              <w:rPr>
+                <w:rFonts w:cs="Arial"/>
+                <w:szCs w:val="18"/>
+              </w:rPr>
+              <w:t>5</w:t>
             </w:r>
           </w:p>
         </w:tc>
@@ -1157,6 +1178,7 @@
           <w:p>
             <w:pPr>
               <w:ind w:firstLine="0"/>
+              <w:jc w:val="left"/>
               <w:rPr>
                 <w:rFonts w:cs="Arial"/>
                 <w:szCs w:val="18"/>
@@ -1167,7 +1189,95 @@
                 <w:rFonts w:cs="Arial"/>
                 <w:szCs w:val="18"/>
               </w:rPr>
-              <w:t xml:space="preserve">Création </w:t>
+              <w:t>Création</w:t>
+            </w:r>
+          </w:p>
+        </w:tc>
+      </w:tr>
+      <w:tr>
+        <w:tc>
+          <w:tcPr>
+            <w:tcW w:w="1115" w:type="dxa"/>
+          </w:tcPr>
+          <w:p>
+            <w:pPr>
+              <w:ind w:firstLine="34"/>
+              <w:jc w:val="center"/>
+              <w:rPr>
+                <w:rFonts w:cs="Arial"/>
+                <w:szCs w:val="18"/>
+              </w:rPr>
+            </w:pPr>
+            <w:r>
+              <w:rPr>
+                <w:rFonts w:cs="Arial"/>
+                <w:szCs w:val="18"/>
+              </w:rPr>
+              <w:t>1.0.0</w:t>
+            </w:r>
+          </w:p>
+        </w:tc>
+        <w:tc>
+          <w:tcPr>
+            <w:tcW w:w="1514" w:type="dxa"/>
+          </w:tcPr>
+          <w:p>
+            <w:pPr>
+              <w:ind w:firstLine="0"/>
+              <w:jc w:val="center"/>
+              <w:rPr>
+                <w:rFonts w:cs="Arial"/>
+                <w:szCs w:val="18"/>
+              </w:rPr>
+            </w:pPr>
+            <w:r>
+              <w:rPr>
+                <w:rFonts w:cs="Arial"/>
+                <w:szCs w:val="18"/>
+              </w:rPr>
+              <w:t>08/07/2025</w:t>
+            </w:r>
+          </w:p>
+        </w:tc>
+        <w:tc>
+          <w:tcPr>
+            <w:tcW w:w="2472" w:type="dxa"/>
+          </w:tcPr>
+          <w:p>
+            <w:pPr>
+              <w:rPr>
+                <w:rFonts w:cs="Arial"/>
+                <w:szCs w:val="18"/>
+              </w:rPr>
+            </w:pPr>
+            <w:r>
+              <w:rPr>
+                <w:rFonts w:cs="Arial"/>
+                <w:szCs w:val="18"/>
+              </w:rPr>
+              <w:t>Gérôme PECHEUR</w:t>
+            </w:r>
+          </w:p>
+        </w:tc>
+        <w:tc>
+          <w:tcPr>
+            <w:tcW w:w="4771" w:type="dxa"/>
+          </w:tcPr>
+          <w:p>
+            <w:pPr>
+              <w:ind w:firstLine="0"/>
+              <w:jc w:val="left"/>
+              <w:rPr>
+                <w:rFonts w:cs="Arial"/>
+                <w:szCs w:val="18"/>
+              </w:rPr>
+            </w:pPr>
+            <w:r>
+              <w:rPr>
+                <w:rFonts w:cs="Arial"/>
+                <w:szCs w:val="18"/>
+              </w:rPr>
+              <w:t>Adaptation à le version 1.0.0 du plugin</w:t>
             </w:r>
           </w:p>
         </w:tc>
@@ -1246,7 +1356,7 @@
           <w:r>
             <w:fldChar w:fldCharType="separate"/>
           </w:r>
-          <w:hyperlink w:anchor="_Toc183424251" w:history="1">
+          <w:hyperlink w:anchor="_Toc202872345" w:history="1">
             <w:r>
               <w:rPr>
                 <w:rStyle w:val="Lienhypertexte"/>
@@ -1284,7 +1394,7 @@
               <w:rPr>
                 <w:webHidden/>
               </w:rPr>
-              <w:instrText xml:space="preserve"> PAGEREF _Toc183424251 \h </w:instrText>
+              <w:instrText xml:space="preserve"> PAGEREF _Toc202872345 \h </w:instrText>
             </w:r>
             <w:r>
               <w:rPr>
@@ -1321,7 +1431,7 @@
               <w:szCs w:val="22"/>
             </w:rPr>
           </w:pPr>
-          <w:hyperlink w:anchor="_Toc183424252" w:history="1">
+          <w:hyperlink w:anchor="_Toc202872346" w:history="1">
             <w:r>
               <w:rPr>
                 <w:rStyle w:val="Lienhypertexte"/>
@@ -1359,7 +1469,7 @@
               <w:rPr>
                 <w:webHidden/>
               </w:rPr>
-              <w:instrText xml:space="preserve"> PAGEREF _Toc183424252 \h </w:instrText>
+              <w:instrText xml:space="preserve"> PAGEREF _Toc202872346 \h </w:instrText>
             </w:r>
             <w:r>
               <w:rPr>
@@ -1396,7 +1506,7 @@
               <w:szCs w:val="22"/>
             </w:rPr>
           </w:pPr>
-          <w:hyperlink w:anchor="_Toc183424253" w:history="1">
+          <w:hyperlink w:anchor="_Toc202872347" w:history="1">
             <w:r>
               <w:rPr>
                 <w:rStyle w:val="Lienhypertexte"/>
@@ -1434,7 +1544,7 @@
               <w:rPr>
                 <w:webHidden/>
               </w:rPr>
-              <w:instrText xml:space="preserve"> PAGEREF _Toc183424253 \h </w:instrText>
+              <w:instrText xml:space="preserve"> PAGEREF _Toc202872347 \h </w:instrText>
             </w:r>
             <w:r>
               <w:rPr>
@@ -1471,7 +1581,7 @@
               <w:szCs w:val="22"/>
             </w:rPr>
           </w:pPr>
-          <w:hyperlink w:anchor="_Toc183424254" w:history="1">
+          <w:hyperlink w:anchor="_Toc202872348" w:history="1">
             <w:r>
               <w:rPr>
                 <w:rStyle w:val="Lienhypertexte"/>
@@ -1509,7 +1619,7 @@
               <w:rPr>
                 <w:webHidden/>
               </w:rPr>
-              <w:instrText xml:space="preserve"> PAGEREF _Toc183424254 \h </w:instrText>
+              <w:instrText xml:space="preserve"> PAGEREF _Toc202872348 \h </w:instrText>
             </w:r>
             <w:r>
               <w:rPr>
@@ -1546,7 +1656,7 @@
               <w:szCs w:val="22"/>
             </w:rPr>
           </w:pPr>
-          <w:hyperlink w:anchor="_Toc183424255" w:history="1">
+          <w:hyperlink w:anchor="_Toc202872349" w:history="1">
             <w:r>
               <w:rPr>
                 <w:rStyle w:val="Lienhypertexte"/>
@@ -1584,7 +1694,7 @@
               <w:rPr>
                 <w:webHidden/>
               </w:rPr>
-              <w:instrText xml:space="preserve"> PAGEREF _Toc183424255 \h </w:instrText>
+              <w:instrText xml:space="preserve"> PAGEREF _Toc202872349 \h </w:instrText>
             </w:r>
             <w:r>
               <w:rPr>
@@ -1620,7 +1730,7 @@
               <w:szCs w:val="22"/>
             </w:rPr>
           </w:pPr>
-          <w:hyperlink w:anchor="_Toc183424256" w:history="1">
+          <w:hyperlink w:anchor="_Toc202872350" w:history="1">
             <w:r>
               <w:rPr>
                 <w:rStyle w:val="Lienhypertexte"/>
@@ -1657,7 +1767,7 @@
               <w:rPr>
                 <w:webHidden/>
               </w:rPr>
-              <w:instrText xml:space="preserve"> PAGEREF _Toc183424256 \h </w:instrText>
+              <w:instrText xml:space="preserve"> PAGEREF _Toc202872350 \h </w:instrText>
             </w:r>
             <w:r>
               <w:rPr>
@@ -1693,7 +1803,7 @@
               <w:szCs w:val="22"/>
             </w:rPr>
           </w:pPr>
-          <w:hyperlink w:anchor="_Toc183424257" w:history="1">
+          <w:hyperlink w:anchor="_Toc202872351" w:history="1">
             <w:r>
               <w:rPr>
                 <w:rStyle w:val="Lienhypertexte"/>
@@ -1730,7 +1840,7 @@
               <w:rPr>
                 <w:webHidden/>
               </w:rPr>
-              <w:instrText xml:space="preserve"> PAGEREF _Toc183424257 \h </w:instrText>
+              <w:instrText xml:space="preserve"> PAGEREF _Toc202872351 \h </w:instrText>
             </w:r>
             <w:r>
               <w:rPr>
@@ -1767,7 +1877,7 @@
               <w:szCs w:val="22"/>
             </w:rPr>
           </w:pPr>
-          <w:hyperlink w:anchor="_Toc183424258" w:history="1">
+          <w:hyperlink w:anchor="_Toc202872352" w:history="1">
             <w:r>
               <w:rPr>
                 <w:rStyle w:val="Lienhypertexte"/>
@@ -1805,7 +1915,7 @@
               <w:rPr>
                 <w:webHidden/>
               </w:rPr>
-              <w:instrText xml:space="preserve"> PAGEREF _Toc183424258 \h </w:instrText>
+              <w:instrText xml:space="preserve"> PAGEREF _Toc202872352 \h </w:instrText>
             </w:r>
             <w:r>
               <w:rPr>
@@ -1822,7 +1932,7 @@
               <w:rPr>
                 <w:webHidden/>
               </w:rPr>
-              <w:t>6</w:t>
+              <w:t>5</w:t>
             </w:r>
             <w:r>
               <w:rPr>
@@ -1842,7 +1952,7 @@
               <w:szCs w:val="22"/>
             </w:rPr>
           </w:pPr>
-          <w:hyperlink w:anchor="_Toc183424259" w:history="1">
+          <w:hyperlink w:anchor="_Toc202872353" w:history="1">
             <w:r>
               <w:rPr>
                 <w:rStyle w:val="Lienhypertexte"/>
@@ -1880,7 +1990,7 @@
               <w:rPr>
                 <w:webHidden/>
               </w:rPr>
-              <w:instrText xml:space="preserve"> PAGEREF _Toc183424259 \h </w:instrText>
+              <w:instrText xml:space="preserve"> PAGEREF _Toc202872353 \h </w:instrText>
             </w:r>
             <w:r>
               <w:rPr>
@@ -1916,7 +2026,7 @@
               <w:szCs w:val="22"/>
             </w:rPr>
           </w:pPr>
-          <w:hyperlink w:anchor="_Toc183424260" w:history="1">
+          <w:hyperlink w:anchor="_Toc202872354" w:history="1">
             <w:r>
               <w:rPr>
                 <w:rStyle w:val="Lienhypertexte"/>
@@ -1953,7 +2063,7 @@
               <w:rPr>
                 <w:webHidden/>
               </w:rPr>
-              <w:instrText xml:space="preserve"> PAGEREF _Toc183424260 \h </w:instrText>
+              <w:instrText xml:space="preserve"> PAGEREF _Toc202872354 \h </w:instrText>
             </w:r>
             <w:r>
               <w:rPr>
@@ -1989,7 +2099,7 @@
               <w:szCs w:val="22"/>
             </w:rPr>
           </w:pPr>
-          <w:hyperlink w:anchor="_Toc183424261" w:history="1">
+          <w:hyperlink w:anchor="_Toc202872355" w:history="1">
             <w:r>
               <w:rPr>
                 <w:rStyle w:val="Lienhypertexte"/>
@@ -2026,7 +2136,7 @@
               <w:rPr>
                 <w:webHidden/>
               </w:rPr>
-              <w:instrText xml:space="preserve"> PAGEREF _Toc183424261 \h </w:instrText>
+              <w:instrText xml:space="preserve"> PAGEREF _Toc202872355 \h </w:instrText>
             </w:r>
             <w:r>
               <w:rPr>
@@ -2043,7 +2153,7 @@
               <w:rPr>
                 <w:webHidden/>
               </w:rPr>
-              <w:t>7</w:t>
+              <w:t>6</w:t>
             </w:r>
             <w:r>
               <w:rPr>
@@ -2096,7 +2206,7 @@
       <w:pPr>
         <w:pStyle w:val="Titre1"/>
       </w:pPr>
-      <w:bookmarkStart w:id="0" w:name="_Toc183424251"/>
+      <w:bookmarkStart w:id="0" w:name="_Toc202872345"/>
       <w:r>
         <w:t>Prérequis</w:t>
       </w:r>
@@ -2519,7 +2629,7 @@
       <w:pPr>
         <w:pStyle w:val="Titre1"/>
       </w:pPr>
-      <w:bookmarkStart w:id="5" w:name="_Toc183424252"/>
+      <w:bookmarkStart w:id="5" w:name="_Toc202872346"/>
       <w:r>
         <w:lastRenderedPageBreak/>
         <w:t>Résumé</w:t>
@@ -2532,7 +2642,13 @@
         <w:t xml:space="preserve">Ce plugin est une aide à la </w:t>
       </w:r>
       <w:r>
-        <w:t xml:space="preserve">modification des attributs des </w:t>
+        <w:t>modification des attributs</w:t>
+      </w:r>
+      <w:r>
+        <w:t xml:space="preserve"> sémantiques</w:t>
+      </w:r>
+      <w:r>
+        <w:t xml:space="preserve"> des </w:t>
       </w:r>
       <w:r>
         <w:t>complexes DFCI</w:t>
@@ -2547,7 +2663,7 @@
       <w:pPr>
         <w:pStyle w:val="Titre1"/>
       </w:pPr>
-      <w:bookmarkStart w:id="6" w:name="_Toc183424253"/>
+      <w:bookmarkStart w:id="6" w:name="_Toc202872347"/>
       <w:r>
         <w:t>Installation</w:t>
       </w:r>
@@ -2628,7 +2744,7 @@
       <w:pPr>
         <w:pStyle w:val="Titre1"/>
       </w:pPr>
-      <w:bookmarkStart w:id="7" w:name="_Toc183424254"/>
+      <w:bookmarkStart w:id="7" w:name="_Toc202872348"/>
       <w:r>
         <w:t>Présentation</w:t>
       </w:r>
@@ -2645,10 +2761,10 @@
           <w:noProof/>
         </w:rPr>
         <w:drawing>
-          <wp:inline distT="0" distB="0" distL="0" distR="0" wp14:anchorId="66847626" wp14:editId="0FC57A4F">
-            <wp:extent cx="6253480" cy="3013075"/>
-            <wp:effectExtent l="0" t="0" r="0" b="0"/>
-            <wp:docPr id="1" name="Image 1"/>
+          <wp:inline distT="0" distB="0" distL="0" distR="0" wp14:anchorId="785D6A55" wp14:editId="398F347F">
+            <wp:extent cx="3076575" cy="5195992"/>
+            <wp:effectExtent l="0" t="0" r="0" b="5080"/>
+            <wp:docPr id="17" name="Image 17"/>
             <wp:cNvGraphicFramePr>
               <a:graphicFrameLocks xmlns:a="http://schemas.openxmlformats.org/drawingml/2006/main" noChangeAspect="1"/>
             </wp:cNvGraphicFramePr>
@@ -2656,7 +2772,7 @@
               <a:graphicData uri="http://schemas.openxmlformats.org/drawingml/2006/picture">
                 <pic:pic xmlns:pic="http://schemas.openxmlformats.org/drawingml/2006/picture">
                   <pic:nvPicPr>
-                    <pic:cNvPr id="1" name="Image 1"/>
+                    <pic:cNvPr id="17" name="Image 17"/>
                     <pic:cNvPicPr/>
                   </pic:nvPicPr>
                   <pic:blipFill>
@@ -2674,7 +2790,7 @@
                   <pic:spPr>
                     <a:xfrm>
                       <a:off x="0" y="0"/>
-                      <a:ext cx="6253480" cy="3013075"/>
+                      <a:ext cx="3080272" cy="5202237"/>
                     </a:xfrm>
                     <a:prstGeom prst="rect">
                       <a:avLst/>
@@ -2696,7 +2812,13 @@
         <w:t xml:space="preserve">de </w:t>
       </w:r>
       <w:r>
-        <w:t>modifier certains attributs des tronçons de routes</w:t>
+        <w:t xml:space="preserve">modifier </w:t>
+      </w:r>
+      <w:r>
+        <w:t>les attributs des champs DFCI</w:t>
+      </w:r>
+      <w:r>
+        <w:t xml:space="preserve"> des tronçons de routes</w:t>
       </w:r>
     </w:p>
     <w:p/>
@@ -2708,14 +2830,6 @@
     <w:p>
       <w:r>
         <w:t>Le bouton « log » permet d’afficher le rapport des modifications</w:t>
-      </w:r>
-    </w:p>
-    <w:p>
-      <w:r>
-        <w:t xml:space="preserve">Le bouton « Réinitialiser les attributs de la sélection » permet </w:t>
-      </w:r>
-      <w:r>
-        <w:t>de re afficher les attributs de la sélection après modification dans l’interface mais avant la validation des modifications.</w:t>
       </w:r>
     </w:p>
     <w:p>
@@ -2836,88 +2950,17 @@
     <w:p/>
     <w:p>
       <w:r>
-        <w:t xml:space="preserve">Le bouton « Valider les modifications&gt; valide les modifications dans QGIS, le plugin « espace collaboratif » se charge d’impacter les bases </w:t>
-      </w:r>
-      <w:proofErr w:type="spellStart"/>
-      <w:r>
-        <w:t>BDTopo</w:t>
-      </w:r>
-      <w:proofErr w:type="spellEnd"/>
-      <w:r>
-        <w:t xml:space="preserve"> de </w:t>
-      </w:r>
-      <w:proofErr w:type="spellStart"/>
-      <w:r>
-        <w:t>l’ign</w:t>
-      </w:r>
-      <w:proofErr w:type="spellEnd"/>
-      <w:r>
-        <w:t>.</w:t>
-      </w:r>
-    </w:p>
-    <w:p>
-      <w:pPr>
-        <w:spacing w:before="0" w:after="200" w:line="276" w:lineRule="auto"/>
-        <w:jc w:val="left"/>
-      </w:pPr>
-      <w:r>
-        <w:br w:type="page"/>
-      </w:r>
-    </w:p>
-    <w:p/>
-    <w:p>
-      <w:pPr>
-        <w:pStyle w:val="Titre1"/>
-      </w:pPr>
-      <w:bookmarkStart w:id="8" w:name="_Toc183424255"/>
-      <w:r>
-        <w:t>Mode de sélection</w:t>
-      </w:r>
-      <w:bookmarkEnd w:id="8"/>
-    </w:p>
-    <w:p/>
-    <w:p>
-      <w:pPr>
-        <w:pStyle w:val="Titre2"/>
-      </w:pPr>
-      <w:bookmarkStart w:id="9" w:name="_Toc183424256"/>
-      <w:r>
-        <w:t>Sélection unique</w:t>
-      </w:r>
-      <w:bookmarkEnd w:id="9"/>
-    </w:p>
-    <w:p/>
-    <w:p>
-      <w:pPr>
-        <w:pStyle w:val="Paragraphedeliste"/>
-        <w:numPr>
-          <w:ilvl w:val="0"/>
-          <w:numId w:val="50"/>
-        </w:numPr>
-      </w:pPr>
-      <w:r>
-        <w:t>Sélection unique, on ne sélectionne qu’un seul tronçon avec l’outil de sélection de QGIS</w:t>
-      </w:r>
-    </w:p>
-    <w:p>
-      <w:pPr>
-        <w:pStyle w:val="Paragraphedeliste"/>
-        <w:ind w:left="936"/>
-      </w:pPr>
-    </w:p>
-    <w:p>
-      <w:pPr>
-        <w:ind w:left="576"/>
-      </w:pPr>
+        <w:t xml:space="preserve">Le bouton </w:t>
+      </w:r>
       <w:r>
         <w:rPr>
           <w:noProof/>
         </w:rPr>
         <w:drawing>
-          <wp:inline distT="0" distB="0" distL="0" distR="0" wp14:anchorId="1577150A" wp14:editId="3A373677">
-            <wp:extent cx="5572125" cy="2684782"/>
-            <wp:effectExtent l="0" t="0" r="0" b="1270"/>
-            <wp:docPr id="4" name="Image 4"/>
+          <wp:inline distT="0" distB="0" distL="0" distR="0" wp14:anchorId="4A777E39" wp14:editId="24902111">
+            <wp:extent cx="220999" cy="220999"/>
+            <wp:effectExtent l="0" t="0" r="7620" b="7620"/>
+            <wp:docPr id="18" name="Image 18"/>
             <wp:cNvGraphicFramePr>
               <a:graphicFrameLocks xmlns:a="http://schemas.openxmlformats.org/drawingml/2006/main" noChangeAspect="1"/>
             </wp:cNvGraphicFramePr>
@@ -2925,7 +2968,7 @@
               <a:graphicData uri="http://schemas.openxmlformats.org/drawingml/2006/picture">
                 <pic:pic xmlns:pic="http://schemas.openxmlformats.org/drawingml/2006/picture">
                   <pic:nvPicPr>
-                    <pic:cNvPr id="4" name="Image 4"/>
+                    <pic:cNvPr id="18" name="Image 18"/>
                     <pic:cNvPicPr/>
                   </pic:nvPicPr>
                   <pic:blipFill>
@@ -2943,7 +2986,7 @@
                   <pic:spPr>
                     <a:xfrm>
                       <a:off x="0" y="0"/>
-                      <a:ext cx="5579072" cy="2688129"/>
+                      <a:ext cx="220999" cy="220999"/>
                     </a:xfrm>
                     <a:prstGeom prst="rect">
                       <a:avLst/>
@@ -2955,30 +2998,98 @@
           </wp:inline>
         </w:drawing>
       </w:r>
+      <w:r>
+        <w:t>permet la sélection de toutes les entités comprises entre deux tronçons.</w:t>
+      </w:r>
+    </w:p>
+    <w:p/>
+    <w:p>
+      <w:r>
+        <w:t xml:space="preserve">Le bouton « Valider les modifications&gt; valide les modifications dans QGIS, le plugin « espace collaboratif » se charge d’impacter les bases </w:t>
+      </w:r>
+      <w:proofErr w:type="spellStart"/>
+      <w:r>
+        <w:t>BDTopo</w:t>
+      </w:r>
+      <w:proofErr w:type="spellEnd"/>
+      <w:r>
+        <w:t xml:space="preserve"> de </w:t>
+      </w:r>
+      <w:proofErr w:type="spellStart"/>
+      <w:r>
+        <w:t>l’ign</w:t>
+      </w:r>
+      <w:proofErr w:type="spellEnd"/>
+      <w:r>
+        <w:t>.</w:t>
+      </w:r>
     </w:p>
     <w:p>
       <w:pPr>
-        <w:ind w:left="576"/>
-      </w:pPr>
+        <w:spacing w:before="0" w:after="200" w:line="276" w:lineRule="auto"/>
+        <w:jc w:val="left"/>
+      </w:pPr>
+      <w:r>
+        <w:br w:type="page"/>
+      </w:r>
     </w:p>
     <w:p>
       <w:pPr>
-        <w:ind w:left="576"/>
-      </w:pPr>
-      <w:r>
-        <w:t>Tous les attributs du tronçon sélectionné s’affiche en vert dans l’interface.</w:t>
+        <w:pStyle w:val="Titre1"/>
+      </w:pPr>
+      <w:bookmarkStart w:id="8" w:name="_Toc202872349"/>
+      <w:r>
+        <w:lastRenderedPageBreak/>
+        <w:t>Mode de sélection</w:t>
+      </w:r>
+      <w:bookmarkEnd w:id="8"/>
+    </w:p>
+    <w:p/>
+    <w:p>
+      <w:pPr>
+        <w:pStyle w:val="Titre2"/>
+      </w:pPr>
+      <w:bookmarkStart w:id="9" w:name="_Toc202872350"/>
+      <w:r>
+        <w:t>Sélection unique</w:t>
+      </w:r>
+      <w:bookmarkEnd w:id="9"/>
+    </w:p>
+    <w:p/>
+    <w:p>
+      <w:pPr>
+        <w:ind w:firstLine="576"/>
+      </w:pPr>
+      <w:r>
+        <w:t>Les attributs affichés sont ceux du tronçon sélectionné</w:t>
+      </w:r>
+      <w:r>
+        <w:t> ;</w:t>
       </w:r>
     </w:p>
     <w:p>
       <w:pPr>
-        <w:ind w:left="576"/>
-      </w:pPr>
+        <w:ind w:firstLine="576"/>
+      </w:pPr>
+      <w:r>
+        <w:t>En vert lorsqu’ils sont différents de « NULL » ou de vide.</w:t>
+      </w:r>
     </w:p>
     <w:p>
       <w:pPr>
+        <w:ind w:left="576"/>
+      </w:pPr>
+    </w:p>
+    <w:p>
+      <w:pPr>
+        <w:ind w:left="576"/>
+      </w:pPr>
+    </w:p>
+    <w:p>
+      <w:pPr>
         <w:pStyle w:val="Titre2"/>
       </w:pPr>
-      <w:bookmarkStart w:id="10" w:name="_Toc183424257"/>
+      <w:bookmarkStart w:id="10" w:name="_Toc202872351"/>
       <w:r>
         <w:t>Sélection multiple</w:t>
       </w:r>
@@ -3037,10 +3148,10 @@
           <w:noProof/>
         </w:rPr>
         <w:drawing>
-          <wp:inline distT="0" distB="0" distL="0" distR="0" wp14:anchorId="3904A628" wp14:editId="02672540">
-            <wp:extent cx="742950" cy="144155"/>
-            <wp:effectExtent l="0" t="0" r="0" b="8255"/>
-            <wp:docPr id="11" name="Image 11"/>
+          <wp:inline distT="0" distB="0" distL="0" distR="0" wp14:anchorId="2F93602B" wp14:editId="2EBFD18C">
+            <wp:extent cx="220999" cy="220999"/>
+            <wp:effectExtent l="0" t="0" r="7620" b="7620"/>
+            <wp:docPr id="19" name="Image 19"/>
             <wp:cNvGraphicFramePr>
               <a:graphicFrameLocks xmlns:a="http://schemas.openxmlformats.org/drawingml/2006/main" noChangeAspect="1"/>
             </wp:cNvGraphicFramePr>
@@ -3048,7 +3159,156 @@
               <a:graphicData uri="http://schemas.openxmlformats.org/drawingml/2006/picture">
                 <pic:pic xmlns:pic="http://schemas.openxmlformats.org/drawingml/2006/picture">
                   <pic:nvPicPr>
-                    <pic:cNvPr id="11" name="Image 11"/>
+                    <pic:cNvPr id="19" name="Image 19"/>
+                    <pic:cNvPicPr/>
+                  </pic:nvPicPr>
+                  <pic:blipFill>
+                    <a:blip r:embed="rId21">
+                      <a:extLst>
+                        <a:ext uri="{28A0092B-C50C-407E-A947-70E740481C1C}">
+                          <a14:useLocalDpi xmlns:a14="http://schemas.microsoft.com/office/drawing/2010/main" val="0"/>
+                        </a:ext>
+                      </a:extLst>
+                    </a:blip>
+                    <a:stretch>
+                      <a:fillRect/>
+                    </a:stretch>
+                  </pic:blipFill>
+                  <pic:spPr>
+                    <a:xfrm>
+                      <a:off x="0" y="0"/>
+                      <a:ext cx="220999" cy="220999"/>
+                    </a:xfrm>
+                    <a:prstGeom prst="rect">
+                      <a:avLst/>
+                    </a:prstGeom>
+                  </pic:spPr>
+                </pic:pic>
+              </a:graphicData>
+            </a:graphic>
+          </wp:inline>
+        </w:drawing>
+      </w:r>
+      <w:r>
+        <w:t xml:space="preserve">, le résultat est une sélection de tous les tronçons entre le premier et le deuxième sélectionné respectant l’algorithme du chemin le plus court. Un contrôle visuel est toutefois nécessaire afin de vérifier si les tronçons sont bien ceux </w:t>
+      </w:r>
+      <w:r>
+        <w:t>désirés.</w:t>
+      </w:r>
+    </w:p>
+    <w:p>
+      <w:pPr>
+        <w:pStyle w:val="Paragraphedeliste"/>
+        <w:ind w:left="936"/>
+      </w:pPr>
+    </w:p>
+    <w:p>
+      <w:pPr>
+        <w:pStyle w:val="Paragraphedeliste"/>
+        <w:ind w:left="936"/>
+      </w:pPr>
+    </w:p>
+    <w:p>
+      <w:pPr>
+        <w:pStyle w:val="Paragraphedeliste"/>
+        <w:ind w:left="936"/>
+      </w:pPr>
+      <w:r>
+        <w:t>Seuls les attributs communs</w:t>
+      </w:r>
+      <w:r>
+        <w:t xml:space="preserve"> à tous les tronçons sont représentés en vert.</w:t>
+      </w:r>
+    </w:p>
+    <w:p/>
+    <w:p>
+      <w:pPr>
+        <w:pStyle w:val="Titre1"/>
+      </w:pPr>
+      <w:bookmarkStart w:id="11" w:name="_Toc223425641"/>
+      <w:bookmarkStart w:id="12" w:name="_Toc223756086"/>
+      <w:bookmarkStart w:id="13" w:name="_Toc223425646"/>
+      <w:bookmarkStart w:id="14" w:name="_Toc223756091"/>
+      <w:bookmarkStart w:id="15" w:name="_Toc223425647"/>
+      <w:bookmarkStart w:id="16" w:name="_Toc223756092"/>
+      <w:bookmarkStart w:id="17" w:name="_Toc215049623"/>
+      <w:bookmarkStart w:id="18" w:name="_Toc202872352"/>
+      <w:bookmarkEnd w:id="11"/>
+      <w:bookmarkEnd w:id="12"/>
+      <w:bookmarkEnd w:id="13"/>
+      <w:bookmarkEnd w:id="14"/>
+      <w:bookmarkEnd w:id="15"/>
+      <w:bookmarkEnd w:id="16"/>
+      <w:r>
+        <w:t>Modification</w:t>
+      </w:r>
+      <w:bookmarkEnd w:id="18"/>
+    </w:p>
+    <w:p>
+      <w:pPr>
+        <w:pStyle w:val="Paragraphedeliste"/>
+      </w:pPr>
+    </w:p>
+    <w:p>
+      <w:r>
+        <w:t xml:space="preserve">Une fois les tronçons sélectionnés il suffit de </w:t>
+      </w:r>
+      <w:r>
+        <w:t>choisir le ou les attributs à modifier</w:t>
+      </w:r>
+      <w:r>
+        <w:t>.</w:t>
+      </w:r>
+    </w:p>
+    <w:p/>
+    <w:p>
+      <w:r>
+        <w:rPr>
+          <w:noProof/>
+        </w:rPr>
+        <w:t xml:space="preserve"> </w:t>
+      </w:r>
+      <w:r>
+        <w:rPr>
+          <w:noProof/>
+        </w:rPr>
+        <w:tab/>
+      </w:r>
+      <w:r>
+        <w:rPr>
+          <w:noProof/>
+        </w:rPr>
+        <w:tab/>
+      </w:r>
+      <w:r>
+        <w:rPr>
+          <w:noProof/>
+        </w:rPr>
+        <w:tab/>
+      </w:r>
+      <w:r>
+        <w:rPr>
+          <w:noProof/>
+        </w:rPr>
+        <w:tab/>
+      </w:r>
+      <w:r>
+        <w:rPr>
+          <w:noProof/>
+        </w:rPr>
+        <w:drawing>
+          <wp:inline distT="0" distB="0" distL="0" distR="0" wp14:anchorId="5FA4637E" wp14:editId="44D5F4FE">
+            <wp:extent cx="2376000" cy="4010400"/>
+            <wp:effectExtent l="0" t="0" r="5715" b="0"/>
+            <wp:docPr id="20" name="Image 20"/>
+            <wp:cNvGraphicFramePr>
+              <a:graphicFrameLocks xmlns:a="http://schemas.openxmlformats.org/drawingml/2006/main" noChangeAspect="1"/>
+            </wp:cNvGraphicFramePr>
+            <a:graphic xmlns:a="http://schemas.openxmlformats.org/drawingml/2006/main">
+              <a:graphicData uri="http://schemas.openxmlformats.org/drawingml/2006/picture">
+                <pic:pic xmlns:pic="http://schemas.openxmlformats.org/drawingml/2006/picture">
+                  <pic:nvPicPr>
+                    <pic:cNvPr id="20" name="Image 20"/>
                     <pic:cNvPicPr/>
                   </pic:nvPicPr>
                   <pic:blipFill>
@@ -3066,7 +3326,7 @@
                   <pic:spPr>
                     <a:xfrm>
                       <a:off x="0" y="0"/>
-                      <a:ext cx="752161" cy="145942"/>
+                      <a:ext cx="2376000" cy="4010400"/>
                     </a:xfrm>
                     <a:prstGeom prst="rect">
                       <a:avLst/>
@@ -3078,236 +3338,17 @@
           </wp:inline>
         </w:drawing>
       </w:r>
-      <w:r>
-        <w:t>, le résultat est une sélection de tous les tronçons entre le premier et le deuxième sélectionné respectant l’algorithme du chemin le plus court. Un contrôle visuel est toutefois nécessaire afin de vérifier si les tronçons sont bien ceux désirés..</w:t>
-      </w:r>
-    </w:p>
-    <w:p>
-      <w:pPr>
-        <w:pStyle w:val="Paragraphedeliste"/>
-        <w:ind w:left="936"/>
-      </w:pPr>
-    </w:p>
-    <w:p>
-      <w:pPr>
-        <w:pStyle w:val="Paragraphedeliste"/>
-        <w:ind w:left="936"/>
-      </w:pPr>
-      <w:r>
-        <w:rPr>
-          <w:noProof/>
-        </w:rPr>
-        <w:drawing>
-          <wp:inline distT="0" distB="0" distL="0" distR="0" wp14:anchorId="5B405552" wp14:editId="7F6A9770">
-            <wp:extent cx="4495800" cy="2166183"/>
-            <wp:effectExtent l="0" t="0" r="0" b="5715"/>
-            <wp:docPr id="10" name="Image 10"/>
-            <wp:cNvGraphicFramePr>
-              <a:graphicFrameLocks xmlns:a="http://schemas.openxmlformats.org/drawingml/2006/main" noChangeAspect="1"/>
-            </wp:cNvGraphicFramePr>
-            <a:graphic xmlns:a="http://schemas.openxmlformats.org/drawingml/2006/main">
-              <a:graphicData uri="http://schemas.openxmlformats.org/drawingml/2006/picture">
-                <pic:pic xmlns:pic="http://schemas.openxmlformats.org/drawingml/2006/picture">
-                  <pic:nvPicPr>
-                    <pic:cNvPr id="10" name="Image 10"/>
-                    <pic:cNvPicPr/>
-                  </pic:nvPicPr>
-                  <pic:blipFill>
-                    <a:blip r:embed="rId23">
-                      <a:extLst>
-                        <a:ext uri="{28A0092B-C50C-407E-A947-70E740481C1C}">
-                          <a14:useLocalDpi xmlns:a14="http://schemas.microsoft.com/office/drawing/2010/main" val="0"/>
-                        </a:ext>
-                      </a:extLst>
-                    </a:blip>
-                    <a:stretch>
-                      <a:fillRect/>
-                    </a:stretch>
-                  </pic:blipFill>
-                  <pic:spPr>
-                    <a:xfrm>
-                      <a:off x="0" y="0"/>
-                      <a:ext cx="4525932" cy="2180701"/>
-                    </a:xfrm>
-                    <a:prstGeom prst="rect">
-                      <a:avLst/>
-                    </a:prstGeom>
-                  </pic:spPr>
-                </pic:pic>
-              </a:graphicData>
-            </a:graphic>
-          </wp:inline>
-        </w:drawing>
-      </w:r>
-    </w:p>
-    <w:p>
-      <w:pPr>
-        <w:pStyle w:val="Paragraphedeliste"/>
-        <w:ind w:left="936"/>
-      </w:pPr>
-      <w:r>
-        <w:t>Seuls les attributs communs</w:t>
-      </w:r>
-      <w:r>
-        <w:t xml:space="preserve"> à tous les tronçons sont représentés en vert.</w:t>
-      </w:r>
     </w:p>
     <w:p/>
     <w:p>
-      <w:pPr>
-        <w:pStyle w:val="Titre1"/>
-      </w:pPr>
-      <w:bookmarkStart w:id="11" w:name="_Toc223425641"/>
-      <w:bookmarkStart w:id="12" w:name="_Toc223756086"/>
-      <w:bookmarkStart w:id="13" w:name="_Toc223425646"/>
-      <w:bookmarkStart w:id="14" w:name="_Toc223756091"/>
-      <w:bookmarkStart w:id="15" w:name="_Toc223425647"/>
-      <w:bookmarkStart w:id="16" w:name="_Toc223756092"/>
-      <w:bookmarkStart w:id="17" w:name="_Toc183424258"/>
-      <w:bookmarkStart w:id="18" w:name="_Toc215049623"/>
-      <w:bookmarkEnd w:id="11"/>
-      <w:bookmarkEnd w:id="12"/>
-      <w:bookmarkEnd w:id="13"/>
-      <w:bookmarkEnd w:id="14"/>
-      <w:bookmarkEnd w:id="15"/>
-      <w:bookmarkEnd w:id="16"/>
-      <w:r>
-        <w:lastRenderedPageBreak/>
-        <w:t>Modification</w:t>
-      </w:r>
-      <w:bookmarkEnd w:id="17"/>
-    </w:p>
-    <w:p>
-      <w:pPr>
-        <w:pStyle w:val="Paragraphedeliste"/>
-      </w:pPr>
-    </w:p>
-    <w:p>
-      <w:r>
-        <w:t>Une fois les tronçons sélectionnés il suffit de cliquer sur les boutons correspondant aux attributs à modifier.</w:t>
+      <w:r>
+        <w:t>Les attributs en rose seront ceux qui seront modifiés</w:t>
+      </w:r>
+      <w:r>
+        <w:t xml:space="preserve"> pour tous les tronçons sélectionnés.</w:t>
       </w:r>
     </w:p>
     <w:p/>
-    <w:p>
-      <w:r>
-        <w:rPr>
-          <w:noProof/>
-        </w:rPr>
-        <w:drawing>
-          <wp:inline distT="0" distB="0" distL="0" distR="0" wp14:anchorId="0A1B821F" wp14:editId="541AF051">
-            <wp:extent cx="6253480" cy="3013075"/>
-            <wp:effectExtent l="0" t="0" r="0" b="0"/>
-            <wp:docPr id="12" name="Image 12"/>
-            <wp:cNvGraphicFramePr>
-              <a:graphicFrameLocks xmlns:a="http://schemas.openxmlformats.org/drawingml/2006/main" noChangeAspect="1"/>
-            </wp:cNvGraphicFramePr>
-            <a:graphic xmlns:a="http://schemas.openxmlformats.org/drawingml/2006/main">
-              <a:graphicData uri="http://schemas.openxmlformats.org/drawingml/2006/picture">
-                <pic:pic xmlns:pic="http://schemas.openxmlformats.org/drawingml/2006/picture">
-                  <pic:nvPicPr>
-                    <pic:cNvPr id="12" name="Image 12"/>
-                    <pic:cNvPicPr/>
-                  </pic:nvPicPr>
-                  <pic:blipFill>
-                    <a:blip r:embed="rId24">
-                      <a:extLst>
-                        <a:ext uri="{28A0092B-C50C-407E-A947-70E740481C1C}">
-                          <a14:useLocalDpi xmlns:a14="http://schemas.microsoft.com/office/drawing/2010/main" val="0"/>
-                        </a:ext>
-                      </a:extLst>
-                    </a:blip>
-                    <a:stretch>
-                      <a:fillRect/>
-                    </a:stretch>
-                  </pic:blipFill>
-                  <pic:spPr>
-                    <a:xfrm>
-                      <a:off x="0" y="0"/>
-                      <a:ext cx="6253480" cy="3013075"/>
-                    </a:xfrm>
-                    <a:prstGeom prst="rect">
-                      <a:avLst/>
-                    </a:prstGeom>
-                  </pic:spPr>
-                </pic:pic>
-              </a:graphicData>
-            </a:graphic>
-          </wp:inline>
-        </w:drawing>
-      </w:r>
-    </w:p>
-    <w:p>
-      <w:r>
-        <w:t>Si on désir modifier la nature, les autres attributs sont remplis par défaut en tenant compte des valeurs possible (contrôle sur la nature).</w:t>
-      </w:r>
-    </w:p>
-    <w:p>
-      <w:r>
-        <w:t>Les attributs en rose seront ceux qui seront modifiés.</w:t>
-      </w:r>
-    </w:p>
-    <w:p/>
-    <w:p>
-      <w:r>
-        <w:t xml:space="preserve">Des </w:t>
-      </w:r>
-      <w:r>
-        <w:t>contrôles</w:t>
-      </w:r>
-      <w:r>
-        <w:t xml:space="preserve"> </w:t>
-      </w:r>
-      <w:r>
-        <w:t>sémantiques</w:t>
-      </w:r>
-      <w:r>
-        <w:t xml:space="preserve"> ont </w:t>
-      </w:r>
-      <w:r>
-        <w:t>été</w:t>
-      </w:r>
-      <w:r>
-        <w:t xml:space="preserve"> </w:t>
-      </w:r>
-      <w:r>
-        <w:t>implémentés</w:t>
-      </w:r>
-      <w:r>
-        <w:t xml:space="preserve">, ces </w:t>
-      </w:r>
-      <w:r>
-        <w:t>contrôles</w:t>
-      </w:r>
-      <w:r>
-        <w:t xml:space="preserve"> se basent sur </w:t>
-      </w:r>
-      <w:r>
-        <w:t>le champ</w:t>
-      </w:r>
-      <w:r>
-        <w:t xml:space="preserve"> « nature »</w:t>
-      </w:r>
-    </w:p>
-    <w:p>
-      <w:r>
-        <w:t xml:space="preserve">Les attributs </w:t>
-      </w:r>
-      <w:r>
-        <w:t>impossibles en</w:t>
-      </w:r>
-      <w:r>
-        <w:t xml:space="preserve"> fonction de la nature </w:t>
-      </w:r>
-      <w:r>
-        <w:t>apparaissent</w:t>
-      </w:r>
-      <w:r>
-        <w:t xml:space="preserve"> en grisés</w:t>
-      </w:r>
-      <w:r>
-        <w:t xml:space="preserve"> et barrés.</w:t>
-      </w:r>
-    </w:p>
     <w:p/>
     <w:p>
       <w:r>
@@ -3331,7 +3372,7 @@
       <w:pPr>
         <w:pStyle w:val="Titre1"/>
       </w:pPr>
-      <w:bookmarkStart w:id="19" w:name="_Toc183424259"/>
+      <w:bookmarkStart w:id="19" w:name="_Toc202872353"/>
       <w:r>
         <w:t>Extra</w:t>
       </w:r>
@@ -3342,13 +3383,13 @@
       <w:pPr>
         <w:pStyle w:val="Titre2"/>
       </w:pPr>
-      <w:bookmarkStart w:id="20" w:name="_Toc183424260"/>
+      <w:bookmarkStart w:id="20" w:name="_Toc202872354"/>
       <w:r>
         <w:t>Log</w:t>
       </w:r>
       <w:bookmarkEnd w:id="20"/>
     </w:p>
-    <w:bookmarkEnd w:id="18"/>
+    <w:bookmarkEnd w:id="17"/>
     <w:p>
       <w:pPr>
         <w:spacing w:line="276" w:lineRule="auto"/>
@@ -3389,7 +3430,7 @@
                     <pic:cNvPicPr/>
                   </pic:nvPicPr>
                   <pic:blipFill>
-                    <a:blip r:embed="rId25">
+                    <a:blip r:embed="rId23">
                       <a:extLst>
                         <a:ext uri="{28A0092B-C50C-407E-A947-70E740481C1C}">
                           <a14:useLocalDpi xmlns:a14="http://schemas.microsoft.com/office/drawing/2010/main" val="0"/>
@@ -3449,7 +3490,7 @@
                     <pic:cNvPicPr/>
                   </pic:nvPicPr>
                   <pic:blipFill>
-                    <a:blip r:embed="rId26" cstate="print">
+                    <a:blip r:embed="rId24" cstate="print">
                       <a:extLst>
                         <a:ext uri="{28A0092B-C50C-407E-A947-70E740481C1C}">
                           <a14:useLocalDpi xmlns:a14="http://schemas.microsoft.com/office/drawing/2010/main" val="0"/>
@@ -3481,21 +3522,13 @@
         <w:spacing w:before="0" w:after="200" w:line="276" w:lineRule="auto"/>
         <w:jc w:val="left"/>
       </w:pPr>
-      <w:r>
-        <w:br w:type="page"/>
-      </w:r>
     </w:p>
     <w:p>
       <w:pPr>
-        <w:spacing w:line="276" w:lineRule="auto"/>
-      </w:pPr>
-    </w:p>
-    <w:p>
-      <w:pPr>
         <w:pStyle w:val="Titre2"/>
       </w:pPr>
       <w:bookmarkStart w:id="21" w:name="_Toc182399295"/>
-      <w:bookmarkStart w:id="22" w:name="_Toc183424261"/>
+      <w:bookmarkStart w:id="22" w:name="_Toc202872355"/>
       <w:r>
         <w:t>A propos de</w:t>
       </w:r>
@@ -3534,7 +3567,7 @@
                     <pic:cNvPicPr/>
                   </pic:nvPicPr>
                   <pic:blipFill>
-                    <a:blip r:embed="rId27">
+                    <a:blip r:embed="rId25">
                       <a:extLst>
                         <a:ext uri="{28A0092B-C50C-407E-A947-70E740481C1C}">
                           <a14:useLocalDpi xmlns:a14="http://schemas.microsoft.com/office/drawing/2010/main" val="0"/>
@@ -3573,10 +3606,10 @@
           <w:noProof/>
         </w:rPr>
         <w:drawing>
-          <wp:inline distT="0" distB="0" distL="0" distR="0" wp14:anchorId="1DACA0DF" wp14:editId="167D10E7">
-            <wp:extent cx="4211314" cy="3371850"/>
+          <wp:inline distT="0" distB="0" distL="0" distR="0" wp14:anchorId="753C13A9" wp14:editId="38077A32">
+            <wp:extent cx="4782217" cy="2419688"/>
             <wp:effectExtent l="0" t="0" r="0" b="0"/>
-            <wp:docPr id="14" name="Image 14"/>
+            <wp:docPr id="22" name="Image 22"/>
             <wp:cNvGraphicFramePr>
               <a:graphicFrameLocks xmlns:a="http://schemas.openxmlformats.org/drawingml/2006/main" noChangeAspect="1"/>
             </wp:cNvGraphicFramePr>
@@ -3584,11 +3617,11 @@
               <a:graphicData uri="http://schemas.openxmlformats.org/drawingml/2006/picture">
                 <pic:pic xmlns:pic="http://schemas.openxmlformats.org/drawingml/2006/picture">
                   <pic:nvPicPr>
-                    <pic:cNvPr id="14" name="Image 14"/>
+                    <pic:cNvPr id="22" name="Image 22"/>
                     <pic:cNvPicPr/>
                   </pic:nvPicPr>
                   <pic:blipFill>
-                    <a:blip r:embed="rId28">
+                    <a:blip r:embed="rId26">
                       <a:extLst>
                         <a:ext uri="{28A0092B-C50C-407E-A947-70E740481C1C}">
                           <a14:useLocalDpi xmlns:a14="http://schemas.microsoft.com/office/drawing/2010/main" val="0"/>
@@ -3602,7 +3635,7 @@
                   <pic:spPr>
                     <a:xfrm>
                       <a:off x="0" y="0"/>
-                      <a:ext cx="4217439" cy="3376754"/>
+                      <a:ext cx="4782217" cy="2419688"/>
                     </a:xfrm>
                     <a:prstGeom prst="rect">
                       <a:avLst/>
@@ -3622,7 +3655,13 @@
     </w:p>
     <w:p>
       <w:r>
-        <w:t>Cette boite permet de suivre l’évolution des différentes versions ainsi que d’afficher cette documentation.</w:t>
+        <w:t xml:space="preserve">Cette boite permet de suivre l’évolution des différentes versions ainsi que d’afficher </w:t>
+      </w:r>
+      <w:r>
+        <w:t>la</w:t>
+      </w:r>
+      <w:r>
+        <w:t xml:space="preserve"> documentation.</w:t>
       </w:r>
     </w:p>
     <w:p>
@@ -3631,8 +3670,8 @@
       </w:pPr>
     </w:p>
     <w:sectPr>
-      <w:footerReference w:type="default" r:id="rId29"/>
-      <w:footerReference w:type="first" r:id="rId30"/>
+      <w:footerReference w:type="default" r:id="rId27"/>
+      <w:footerReference w:type="first" r:id="rId28"/>
       <w:pgSz w:w="11906" w:h="16838" w:code="9"/>
       <w:pgMar w:top="851" w:right="924" w:bottom="1616" w:left="1134" w:header="709" w:footer="607" w:gutter="0"/>
       <w:cols w:space="708"/>
@@ -4151,7 +4190,7 @@
         <v:path o:extrusionok="f" gradientshapeok="t" o:connecttype="rect"/>
         <o:lock v:ext="edit" aspectratio="t"/>
       </v:shapetype>
-      <v:shape id="_x0000_i1037" type="#_x0000_t75" style="width:30.6pt;height:52.8pt" o:bullet="t">
+      <v:shape id="_x0000_i1066" type="#_x0000_t75" style="width:30.75pt;height:52.5pt" o:bullet="t">
         <v:imagedata r:id="rId1" o:title="puce"/>
       </v:shape>
     </w:pict>
@@ -9233,14 +9272,14 @@
     <w:charset w:val="00"/>
     <w:family w:val="roman"/>
     <w:pitch w:val="variable"/>
-    <w:sig w:usb0="E0002EFF" w:usb1="C000785B" w:usb2="00000009" w:usb3="00000000" w:csb0="000001FF" w:csb1="00000000"/>
+    <w:sig w:usb0="E0002AFF" w:usb1="C0007843" w:usb2="00000009" w:usb3="00000000" w:csb0="000001FF" w:csb1="00000000"/>
   </w:font>
   <w:font w:name="Arial">
     <w:panose1 w:val="020B0604020202020204"/>
     <w:charset w:val="00"/>
     <w:family w:val="swiss"/>
     <w:pitch w:val="variable"/>
-    <w:sig w:usb0="E0002EFF" w:usb1="C000785B" w:usb2="00000009" w:usb3="00000000" w:csb0="000001FF" w:csb1="00000000"/>
+    <w:sig w:usb0="E0002AFF" w:usb1="C0007843" w:usb2="00000009" w:usb3="00000000" w:csb0="000001FF" w:csb1="00000000"/>
   </w:font>
   <w:font w:name="Wingdings">
     <w:panose1 w:val="05000000000000000000"/>
@@ -9261,7 +9300,7 @@
     <w:charset w:val="00"/>
     <w:family w:val="swiss"/>
     <w:pitch w:val="variable"/>
-    <w:sig w:usb0="E4002EFF" w:usb1="C000247B" w:usb2="00000009" w:usb3="00000000" w:csb0="000001FF" w:csb1="00000000"/>
+    <w:sig w:usb0="E0002AFF" w:usb1="4000ACFF" w:usb2="00000001" w:usb3="00000000" w:csb0="000001FF" w:csb1="00000000"/>
   </w:font>
   <w:font w:name="Tahoma">
     <w:panose1 w:val="020B0604030504040204"/>
@@ -9289,7 +9328,7 @@
     <w:charset w:val="00"/>
     <w:family w:val="swiss"/>
     <w:pitch w:val="variable"/>
-    <w:sig w:usb0="E4002EFF" w:usb1="C000247B" w:usb2="00000009" w:usb3="00000000" w:csb0="000001FF" w:csb1="00000000"/>
+    <w:sig w:usb0="A00002EF" w:usb1="4000207B" w:usb2="00000000" w:usb3="00000000" w:csb0="0000009F" w:csb1="00000000"/>
   </w:font>
 </w:fonts>
 </file>
@@ -9327,6 +9366,7 @@
     <w:rsid w:val="008E3192"/>
     <w:rsid w:val="00A07F9B"/>
     <w:rsid w:val="00AA7EBC"/>
+    <w:rsid w:val="00B143EC"/>
     <w:rsid w:val="00B65088"/>
     <w:rsid w:val="00B82D9E"/>
     <w:rsid w:val="00C13EA8"/>
@@ -10109,6 +10149,10 @@
 </file>
 
 <file path=customXml/item1.xml><?xml version="1.0" encoding="utf-8"?>
+<b:Sources xmlns:b="http://schemas.openxmlformats.org/officeDocument/2006/bibliography" xmlns="http://schemas.openxmlformats.org/officeDocument/2006/bibliography" SelectedStyle="\APA.XSL" StyleName="APA"/>
+</file>
+
+<file path=customXml/item2.xml><?xml version="1.0" encoding="utf-8"?>
 <ct:contentTypeSchema xmlns:ct="http://schemas.microsoft.com/office/2006/metadata/contentType" xmlns:ma="http://schemas.microsoft.com/office/2006/metadata/properties/metaAttributes" ct:_="" ma:_="" ma:contentTypeName="Modèle Vierge et formulaire" ma:contentTypeID="0x01010B0081A137466272CF4BAC585A26022CFF140700EC48CC62CD0ABD4F9840E839EA1E2732" ma:contentTypeVersion="201" ma:contentTypeDescription="MV" ma:contentTypeScope="" ma:versionID="2bd623b5a594494cd4a3ae1614ea3844">
   <xsd:schema xmlns:xsd="http://www.w3.org/2001/XMLSchema" xmlns:xs="http://www.w3.org/2001/XMLSchema" xmlns:p="http://schemas.microsoft.com/office/2006/metadata/properties" xmlns:ns1="a1322699-2fbb-4cce-8aba-176c4fa97253" xmlns:ns2="http://schemas.microsoft.com/sharepoint/v3/fields" xmlns:ns3="http://schemas.microsoft.com/sharepoint/v3" xmlns:ns4="f0ff482e-aa3b-417e-9d65-5f4cb2656651" targetNamespace="http://schemas.microsoft.com/office/2006/metadata/properties" ma:root="true" ma:fieldsID="e73f26e8e3603672e51fd804f7ff859e" ns1:_="" ns2:_="" ns3:_="" ns4:_="">
     <xsd:import namespace="a1322699-2fbb-4cce-8aba-176c4fa97253"/>
@@ -10616,66 +10660,12 @@
 </ct:contentTypeSchema>
 </file>
 
-<file path=customXml/item2.xml><?xml version="1.0" encoding="utf-8"?>
-<b:Sources xmlns:b="http://schemas.openxmlformats.org/officeDocument/2006/bibliography" xmlns="http://schemas.openxmlformats.org/officeDocument/2006/bibliography" SelectedStyle="\APA.XSL" StyleName="APA"/>
-</file>
-
 <file path=customXml/item3.xml><?xml version="1.0" encoding="utf-8"?>
 <?mso-contentType ?>
-<spe:Receivers xmlns:spe="http://schemas.microsoft.com/sharepoint/events">
-  <Receiver>
-    <Name>Document ID Generator</Name>
-    <Synchronization>Synchronous</Synchronization>
-    <Type>10001</Type>
-    <SequenceNumber>1000</SequenceNumber>
-    <Assembly>Microsoft.Office.DocumentManagement, Version=14.0.0.0, Culture=neutral, PublicKeyToken=71e9bce111e9429c</Assembly>
-    <Class>Microsoft.Office.DocumentManagement.Internal.DocIdHandler</Class>
-    <Data/>
-    <Filter/>
-  </Receiver>
-  <Receiver>
-    <Name>Document ID Generator</Name>
-    <Synchronization>Synchronous</Synchronization>
-    <Type>10002</Type>
-    <SequenceNumber>1001</SequenceNumber>
-    <Assembly>Microsoft.Office.DocumentManagement, Version=14.0.0.0, Culture=neutral, PublicKeyToken=71e9bce111e9429c</Assembly>
-    <Class>Microsoft.Office.DocumentManagement.Internal.DocIdHandler</Class>
-    <Data/>
-    <Filter/>
-  </Receiver>
-  <Receiver>
-    <Name>Document ID Generator</Name>
-    <Synchronization>Synchronous</Synchronization>
-    <Type>10004</Type>
-    <SequenceNumber>1002</SequenceNumber>
-    <Assembly>Microsoft.Office.DocumentManagement, Version=14.0.0.0, Culture=neutral, PublicKeyToken=71e9bce111e9429c</Assembly>
-    <Class>Microsoft.Office.DocumentManagement.Internal.DocIdHandler</Class>
-    <Data/>
-    <Filter/>
-  </Receiver>
-  <Receiver>
-    <Name>Document ID Generator</Name>
-    <Synchronization>Synchronous</Synchronization>
-    <Type>10006</Type>
-    <SequenceNumber>1003</SequenceNumber>
-    <Assembly>Microsoft.Office.DocumentManagement, Version=14.0.0.0, Culture=neutral, PublicKeyToken=71e9bce111e9429c</Assembly>
-    <Class>Microsoft.Office.DocumentManagement.Internal.DocIdHandler</Class>
-    <Data/>
-    <Filter/>
-  </Receiver>
-</spe:Receivers>
+<SharedContentType xmlns="Microsoft.SharePoint.Taxonomy.ContentTypeSync" SourceId="11ad8b72-dc11-4d56-b05b-950e088cc514" ContentTypeId="0x01010B0081A137466272CF4BAC585A26022CFF1407" PreviousValue="false"/>
 </file>
 
 <file path=customXml/item4.xml><?xml version="1.0" encoding="utf-8"?>
-<?mso-contentType ?>
-<FormTemplates xmlns="http://schemas.microsoft.com/sharepoint/v3/contenttype/forms">
-  <Display>DocumentLibraryForm</Display>
-  <Edit>DocumentLibraryForm</Edit>
-  <New>DocumentLibraryForm</New>
-</FormTemplates>
-</file>
-
-<file path=customXml/item5.xml><?xml version="1.0" encoding="utf-8"?>
 <p:properties xmlns:p="http://schemas.microsoft.com/office/2006/metadata/properties" xmlns:xsi="http://www.w3.org/2001/XMLSchema-instance" xmlns:pc="http://schemas.microsoft.com/office/infopath/2007/PartnerControls">
   <documentManagement>
     <redacteur xmlns="a1322699-2fbb-4cce-8aba-176c4fa97253">
@@ -10687,7 +10677,7 @@
     </redacteur>
     <Language xmlns="http://schemas.microsoft.com/sharepoint/v3">Français (France)</Language>
     <_Source xmlns="http://schemas.microsoft.com/sharepoint/v3/fields" xsi:nil="true"/>
-    <Version_IGN xmlns="a1322699-2fbb-4cce-8aba-176c4fa97253">0.1</Version_IGN>
+    <Version_IGN xmlns="a1322699-2fbb-4cce-8aba-176c4fa97253">1.0.0</Version_IGN>
     <p17c2b7c625547a3b70510fd871aaba1 xmlns="a1322699-2fbb-4cce-8aba-176c4fa97253">
       <Terms xmlns="http://schemas.microsoft.com/office/infopath/2007/PartnerControls">
         <TermInfo xmlns="http://schemas.microsoft.com/office/infopath/2007/PartnerControls">
@@ -10769,12 +10759,70 @@
 </p:properties>
 </file>
 
+<file path=customXml/item5.xml><?xml version="1.0" encoding="utf-8"?>
+<?mso-contentType ?>
+<FormTemplates xmlns="http://schemas.microsoft.com/sharepoint/v3/contenttype/forms">
+  <Display>DocumentLibraryForm</Display>
+  <Edit>DocumentLibraryForm</Edit>
+  <New>DocumentLibraryForm</New>
+</FormTemplates>
+</file>
+
 <file path=customXml/item6.xml><?xml version="1.0" encoding="utf-8"?>
 <?mso-contentType ?>
-<SharedContentType xmlns="Microsoft.SharePoint.Taxonomy.ContentTypeSync" SourceId="11ad8b72-dc11-4d56-b05b-950e088cc514" ContentTypeId="0x01010B0081A137466272CF4BAC585A26022CFF1407" PreviousValue="false"/>
+<spe:Receivers xmlns:spe="http://schemas.microsoft.com/sharepoint/events">
+  <Receiver>
+    <Name>Document ID Generator</Name>
+    <Synchronization>Synchronous</Synchronization>
+    <Type>10001</Type>
+    <SequenceNumber>1000</SequenceNumber>
+    <Assembly>Microsoft.Office.DocumentManagement, Version=14.0.0.0, Culture=neutral, PublicKeyToken=71e9bce111e9429c</Assembly>
+    <Class>Microsoft.Office.DocumentManagement.Internal.DocIdHandler</Class>
+    <Data/>
+    <Filter/>
+  </Receiver>
+  <Receiver>
+    <Name>Document ID Generator</Name>
+    <Synchronization>Synchronous</Synchronization>
+    <Type>10002</Type>
+    <SequenceNumber>1001</SequenceNumber>
+    <Assembly>Microsoft.Office.DocumentManagement, Version=14.0.0.0, Culture=neutral, PublicKeyToken=71e9bce111e9429c</Assembly>
+    <Class>Microsoft.Office.DocumentManagement.Internal.DocIdHandler</Class>
+    <Data/>
+    <Filter/>
+  </Receiver>
+  <Receiver>
+    <Name>Document ID Generator</Name>
+    <Synchronization>Synchronous</Synchronization>
+    <Type>10004</Type>
+    <SequenceNumber>1002</SequenceNumber>
+    <Assembly>Microsoft.Office.DocumentManagement, Version=14.0.0.0, Culture=neutral, PublicKeyToken=71e9bce111e9429c</Assembly>
+    <Class>Microsoft.Office.DocumentManagement.Internal.DocIdHandler</Class>
+    <Data/>
+    <Filter/>
+  </Receiver>
+  <Receiver>
+    <Name>Document ID Generator</Name>
+    <Synchronization>Synchronous</Synchronization>
+    <Type>10006</Type>
+    <SequenceNumber>1003</SequenceNumber>
+    <Assembly>Microsoft.Office.DocumentManagement, Version=14.0.0.0, Culture=neutral, PublicKeyToken=71e9bce111e9429c</Assembly>
+    <Class>Microsoft.Office.DocumentManagement.Internal.DocIdHandler</Class>
+    <Data/>
+    <Filter/>
+  </Receiver>
+</spe:Receivers>
 </file>
 
 <file path=customXml/itemProps1.xml><?xml version="1.0" encoding="utf-8"?>
+<ds:datastoreItem xmlns:ds="http://schemas.openxmlformats.org/officeDocument/2006/customXml" ds:itemID="{0FF0F878-5F0F-460C-9013-40E72731A637}">
+  <ds:schemaRefs>
+    <ds:schemaRef ds:uri="http://schemas.openxmlformats.org/officeDocument/2006/bibliography"/>
+  </ds:schemaRefs>
+</ds:datastoreItem>
+</file>
+
+<file path=customXml/itemProps2.xml><?xml version="1.0" encoding="utf-8"?>
 <ds:datastoreItem xmlns:ds="http://schemas.openxmlformats.org/officeDocument/2006/customXml" ds:itemID="{8BB746A0-EF99-488C-AF7A-E10AF123421B}">
   <ds:schemaRefs>
     <ds:schemaRef ds:uri="http://schemas.microsoft.com/office/2006/metadata/contentType"/>
@@ -10795,31 +10843,15 @@
 </ds:datastoreItem>
 </file>
 
-<file path=customXml/itemProps2.xml><?xml version="1.0" encoding="utf-8"?>
-<ds:datastoreItem xmlns:ds="http://schemas.openxmlformats.org/officeDocument/2006/customXml" ds:itemID="{0FF0F878-5F0F-460C-9013-40E72731A637}">
+<file path=customXml/itemProps3.xml><?xml version="1.0" encoding="utf-8"?>
+<ds:datastoreItem xmlns:ds="http://schemas.openxmlformats.org/officeDocument/2006/customXml" ds:itemID="{FBF226EE-3CF7-472C-91DD-A47C59CACF63}">
   <ds:schemaRefs>
-    <ds:schemaRef ds:uri="http://schemas.openxmlformats.org/officeDocument/2006/bibliography"/>
-  </ds:schemaRefs>
-</ds:datastoreItem>
-</file>
-
-<file path=customXml/itemProps3.xml><?xml version="1.0" encoding="utf-8"?>
-<ds:datastoreItem xmlns:ds="http://schemas.openxmlformats.org/officeDocument/2006/customXml" ds:itemID="{68AAD2DA-5792-4B35-80F3-9D0C21EB95BE}">
-  <ds:schemaRefs>
-    <ds:schemaRef ds:uri="http://schemas.microsoft.com/sharepoint/events"/>
+    <ds:schemaRef ds:uri="Microsoft.SharePoint.Taxonomy.ContentTypeSync"/>
   </ds:schemaRefs>
 </ds:datastoreItem>
 </file>
 
 <file path=customXml/itemProps4.xml><?xml version="1.0" encoding="utf-8"?>
-<ds:datastoreItem xmlns:ds="http://schemas.openxmlformats.org/officeDocument/2006/customXml" ds:itemID="{EEE2973D-7DD7-4773-855D-5CAD81242BDE}">
-  <ds:schemaRefs>
-    <ds:schemaRef ds:uri="http://schemas.microsoft.com/sharepoint/v3/contenttype/forms"/>
-  </ds:schemaRefs>
-</ds:datastoreItem>
-</file>
-
-<file path=customXml/itemProps5.xml><?xml version="1.0" encoding="utf-8"?>
 <ds:datastoreItem xmlns:ds="http://schemas.openxmlformats.org/officeDocument/2006/customXml" ds:itemID="{1159403A-C237-488E-8C5E-DABF9FCE7043}">
   <ds:schemaRefs>
     <ds:schemaRef ds:uri="http://schemas.microsoft.com/office/2006/metadata/properties"/>
@@ -10832,10 +10864,18 @@
 </ds:datastoreItem>
 </file>
 
+<file path=customXml/itemProps5.xml><?xml version="1.0" encoding="utf-8"?>
+<ds:datastoreItem xmlns:ds="http://schemas.openxmlformats.org/officeDocument/2006/customXml" ds:itemID="{EEE2973D-7DD7-4773-855D-5CAD81242BDE}">
+  <ds:schemaRefs>
+    <ds:schemaRef ds:uri="http://schemas.microsoft.com/sharepoint/v3/contenttype/forms"/>
+  </ds:schemaRefs>
+</ds:datastoreItem>
+</file>
+
 <file path=customXml/itemProps6.xml><?xml version="1.0" encoding="utf-8"?>
-<ds:datastoreItem xmlns:ds="http://schemas.openxmlformats.org/officeDocument/2006/customXml" ds:itemID="{FBF226EE-3CF7-472C-91DD-A47C59CACF63}">
+<ds:datastoreItem xmlns:ds="http://schemas.openxmlformats.org/officeDocument/2006/customXml" ds:itemID="{68AAD2DA-5792-4B35-80F3-9D0C21EB95BE}">
   <ds:schemaRefs>
-    <ds:schemaRef ds:uri="Microsoft.SharePoint.Taxonomy.ContentTypeSync"/>
+    <ds:schemaRef ds:uri="http://schemas.microsoft.com/sharepoint/events"/>
   </ds:schemaRefs>
 </ds:datastoreItem>
 </file>
--- a/assistant dfci.docx
+++ b/assistant dfci.docx
@@ -445,7 +445,7 @@
               <w:docPart w:val="C16F81A3EFFC41CF93FB4F105A9B07C8"/>
             </w:placeholder>
             <w:dataBinding w:prefixMappings="xmlns:ns0='http://schemas.microsoft.com/office/2006/metadata/properties' xmlns:ns1='http://www.w3.org/2001/XMLSchema-instance' xmlns:ns2='http://schemas.microsoft.com/office/infopath/2007/PartnerControls' xmlns:ns3='a1322699-2fbb-4cce-8aba-176c4fa97253' xmlns:ns4='http://schemas.microsoft.com/sharepoint/v3' xmlns:ns5='http://schemas.microsoft.com/sharepoint/v3/fields' xmlns:ns6='f0ff482e-aa3b-417e-9d65-5f4cb2656651' " w:xpath="/ns0:properties[1]/documentManagement[1]/ns5:_DCDateCreated[1]" w:storeItemID="{1159403A-C237-488E-8C5E-DABF9FCE7043}"/>
-            <w:date w:fullDate="2025-01-10T00:00:00Z">
+            <w:date w:fullDate="2025-07-24T00:00:00Z">
               <w:dateFormat w:val="dd/MM/yyyy"/>
               <w:lid w:val="fr-FR"/>
               <w:storeMappedDataAs w:val="dateTime"/>
@@ -475,7 +475,7 @@
                     <w:rFonts w:cs="Arial"/>
                     <w:szCs w:val="18"/>
                   </w:rPr>
-                  <w:t>10/01/2025</w:t>
+                  <w:t>24/07/2025</w:t>
                 </w:r>
               </w:p>
             </w:tc>
@@ -1356,7 +1356,7 @@
           <w:r>
             <w:fldChar w:fldCharType="separate"/>
           </w:r>
-          <w:hyperlink w:anchor="_Toc202872345" w:history="1">
+          <w:hyperlink w:anchor="_Toc204249643" w:history="1">
             <w:r>
               <w:rPr>
                 <w:rStyle w:val="Lienhypertexte"/>
@@ -1394,7 +1394,7 @@
               <w:rPr>
                 <w:webHidden/>
               </w:rPr>
-              <w:instrText xml:space="preserve"> PAGEREF _Toc202872345 \h </w:instrText>
+              <w:instrText xml:space="preserve"> PAGEREF _Toc204249643 \h </w:instrText>
             </w:r>
             <w:r>
               <w:rPr>
@@ -1431,7 +1431,7 @@
               <w:szCs w:val="22"/>
             </w:rPr>
           </w:pPr>
-          <w:hyperlink w:anchor="_Toc202872346" w:history="1">
+          <w:hyperlink w:anchor="_Toc204249644" w:history="1">
             <w:r>
               <w:rPr>
                 <w:rStyle w:val="Lienhypertexte"/>
@@ -1469,7 +1469,7 @@
               <w:rPr>
                 <w:webHidden/>
               </w:rPr>
-              <w:instrText xml:space="preserve"> PAGEREF _Toc202872346 \h </w:instrText>
+              <w:instrText xml:space="preserve"> PAGEREF _Toc204249644 \h </w:instrText>
             </w:r>
             <w:r>
               <w:rPr>
@@ -1506,7 +1506,7 @@
               <w:szCs w:val="22"/>
             </w:rPr>
           </w:pPr>
-          <w:hyperlink w:anchor="_Toc202872347" w:history="1">
+          <w:hyperlink w:anchor="_Toc204249645" w:history="1">
             <w:r>
               <w:rPr>
                 <w:rStyle w:val="Lienhypertexte"/>
@@ -1544,7 +1544,7 @@
               <w:rPr>
                 <w:webHidden/>
               </w:rPr>
-              <w:instrText xml:space="preserve"> PAGEREF _Toc202872347 \h </w:instrText>
+              <w:instrText xml:space="preserve"> PAGEREF _Toc204249645 \h </w:instrText>
             </w:r>
             <w:r>
               <w:rPr>
@@ -1581,7 +1581,7 @@
               <w:szCs w:val="22"/>
             </w:rPr>
           </w:pPr>
-          <w:hyperlink w:anchor="_Toc202872348" w:history="1">
+          <w:hyperlink w:anchor="_Toc204249646" w:history="1">
             <w:r>
               <w:rPr>
                 <w:rStyle w:val="Lienhypertexte"/>
@@ -1619,7 +1619,7 @@
               <w:rPr>
                 <w:webHidden/>
               </w:rPr>
-              <w:instrText xml:space="preserve"> PAGEREF _Toc202872348 \h </w:instrText>
+              <w:instrText xml:space="preserve"> PAGEREF _Toc204249646 \h </w:instrText>
             </w:r>
             <w:r>
               <w:rPr>
@@ -1656,7 +1656,7 @@
               <w:szCs w:val="22"/>
             </w:rPr>
           </w:pPr>
-          <w:hyperlink w:anchor="_Toc202872349" w:history="1">
+          <w:hyperlink w:anchor="_Toc204249647" w:history="1">
             <w:r>
               <w:rPr>
                 <w:rStyle w:val="Lienhypertexte"/>
@@ -1694,7 +1694,7 @@
               <w:rPr>
                 <w:webHidden/>
               </w:rPr>
-              <w:instrText xml:space="preserve"> PAGEREF _Toc202872349 \h </w:instrText>
+              <w:instrText xml:space="preserve"> PAGEREF _Toc204249647 \h </w:instrText>
             </w:r>
             <w:r>
               <w:rPr>
@@ -1730,7 +1730,7 @@
               <w:szCs w:val="22"/>
             </w:rPr>
           </w:pPr>
-          <w:hyperlink w:anchor="_Toc202872350" w:history="1">
+          <w:hyperlink w:anchor="_Toc204249648" w:history="1">
             <w:r>
               <w:rPr>
                 <w:rStyle w:val="Lienhypertexte"/>
@@ -1767,7 +1767,7 @@
               <w:rPr>
                 <w:webHidden/>
               </w:rPr>
-              <w:instrText xml:space="preserve"> PAGEREF _Toc202872350 \h </w:instrText>
+              <w:instrText xml:space="preserve"> PAGEREF _Toc204249648 \h </w:instrText>
             </w:r>
             <w:r>
               <w:rPr>
@@ -1803,7 +1803,7 @@
               <w:szCs w:val="22"/>
             </w:rPr>
           </w:pPr>
-          <w:hyperlink w:anchor="_Toc202872351" w:history="1">
+          <w:hyperlink w:anchor="_Toc204249649" w:history="1">
             <w:r>
               <w:rPr>
                 <w:rStyle w:val="Lienhypertexte"/>
@@ -1840,7 +1840,7 @@
               <w:rPr>
                 <w:webHidden/>
               </w:rPr>
-              <w:instrText xml:space="preserve"> PAGEREF _Toc202872351 \h </w:instrText>
+              <w:instrText xml:space="preserve"> PAGEREF _Toc204249649 \h </w:instrText>
             </w:r>
             <w:r>
               <w:rPr>
@@ -1877,7 +1877,7 @@
               <w:szCs w:val="22"/>
             </w:rPr>
           </w:pPr>
-          <w:hyperlink w:anchor="_Toc202872352" w:history="1">
+          <w:hyperlink w:anchor="_Toc204249650" w:history="1">
             <w:r>
               <w:rPr>
                 <w:rStyle w:val="Lienhypertexte"/>
@@ -1915,7 +1915,7 @@
               <w:rPr>
                 <w:webHidden/>
               </w:rPr>
-              <w:instrText xml:space="preserve"> PAGEREF _Toc202872352 \h </w:instrText>
+              <w:instrText xml:space="preserve"> PAGEREF _Toc204249650 \h </w:instrText>
             </w:r>
             <w:r>
               <w:rPr>
@@ -1952,7 +1952,7 @@
               <w:szCs w:val="22"/>
             </w:rPr>
           </w:pPr>
-          <w:hyperlink w:anchor="_Toc202872353" w:history="1">
+          <w:hyperlink w:anchor="_Toc204249651" w:history="1">
             <w:r>
               <w:rPr>
                 <w:rStyle w:val="Lienhypertexte"/>
@@ -1990,7 +1990,7 @@
               <w:rPr>
                 <w:webHidden/>
               </w:rPr>
-              <w:instrText xml:space="preserve"> PAGEREF _Toc202872353 \h </w:instrText>
+              <w:instrText xml:space="preserve"> PAGEREF _Toc204249651 \h </w:instrText>
             </w:r>
             <w:r>
               <w:rPr>
@@ -2026,7 +2026,7 @@
               <w:szCs w:val="22"/>
             </w:rPr>
           </w:pPr>
-          <w:hyperlink w:anchor="_Toc202872354" w:history="1">
+          <w:hyperlink w:anchor="_Toc204249652" w:history="1">
             <w:r>
               <w:rPr>
                 <w:rStyle w:val="Lienhypertexte"/>
@@ -2045,7 +2045,7 @@
               <w:rPr>
                 <w:rStyle w:val="Lienhypertexte"/>
               </w:rPr>
-              <w:t>Log</w:t>
+              <w:t>A propos de</w:t>
             </w:r>
             <w:r>
               <w:rPr>
@@ -2063,80 +2063,7 @@
               <w:rPr>
                 <w:webHidden/>
               </w:rPr>
-              <w:instrText xml:space="preserve"> PAGEREF _Toc202872354 \h </w:instrText>
-            </w:r>
-            <w:r>
-              <w:rPr>
-                <w:webHidden/>
-              </w:rPr>
-            </w:r>
-            <w:r>
-              <w:rPr>
-                <w:webHidden/>
-              </w:rPr>
-              <w:fldChar w:fldCharType="separate"/>
-            </w:r>
-            <w:r>
-              <w:rPr>
-                <w:webHidden/>
-              </w:rPr>
-              <w:t>6</w:t>
-            </w:r>
-            <w:r>
-              <w:rPr>
-                <w:webHidden/>
-              </w:rPr>
-              <w:fldChar w:fldCharType="end"/>
-            </w:r>
-          </w:hyperlink>
-        </w:p>
-        <w:p>
-          <w:pPr>
-            <w:pStyle w:val="TM2"/>
-            <w:rPr>
-              <w:rFonts w:asciiTheme="minorHAnsi" w:eastAsiaTheme="minorEastAsia" w:hAnsiTheme="minorHAnsi" w:cstheme="minorBidi"/>
-              <w:sz w:val="22"/>
-              <w:szCs w:val="22"/>
-            </w:rPr>
-          </w:pPr>
-          <w:hyperlink w:anchor="_Toc202872355" w:history="1">
-            <w:r>
-              <w:rPr>
-                <w:rStyle w:val="Lienhypertexte"/>
-              </w:rPr>
-              <w:t>7.2</w:t>
-            </w:r>
-            <w:r>
-              <w:rPr>
-                <w:rFonts w:asciiTheme="minorHAnsi" w:eastAsiaTheme="minorEastAsia" w:hAnsiTheme="minorHAnsi" w:cstheme="minorBidi"/>
-                <w:sz w:val="22"/>
-                <w:szCs w:val="22"/>
-              </w:rPr>
-              <w:tab/>
-            </w:r>
-            <w:r>
-              <w:rPr>
-                <w:rStyle w:val="Lienhypertexte"/>
-              </w:rPr>
-              <w:t>A propos de</w:t>
-            </w:r>
-            <w:r>
-              <w:rPr>
-                <w:webHidden/>
-              </w:rPr>
-              <w:tab/>
-            </w:r>
-            <w:r>
-              <w:rPr>
-                <w:webHidden/>
-              </w:rPr>
-              <w:fldChar w:fldCharType="begin"/>
-            </w:r>
-            <w:r>
-              <w:rPr>
-                <w:webHidden/>
-              </w:rPr>
-              <w:instrText xml:space="preserve"> PAGEREF _Toc202872355 \h </w:instrText>
+              <w:instrText xml:space="preserve"> PAGEREF _Toc204249652 \h </w:instrText>
             </w:r>
             <w:r>
               <w:rPr>
@@ -2206,7 +2133,7 @@
       <w:pPr>
         <w:pStyle w:val="Titre1"/>
       </w:pPr>
-      <w:bookmarkStart w:id="0" w:name="_Toc202872345"/>
+      <w:bookmarkStart w:id="0" w:name="_Toc204249643"/>
       <w:r>
         <w:t>Prérequis</w:t>
       </w:r>
@@ -2224,15 +2151,7 @@
     </w:p>
     <w:p>
       <w:r>
-        <w:t xml:space="preserve">Ce plugin fonctionne uniquement avec des couches de la </w:t>
-      </w:r>
-      <w:proofErr w:type="spellStart"/>
-      <w:r>
-        <w:t>BDTopo</w:t>
-      </w:r>
-      <w:proofErr w:type="spellEnd"/>
-      <w:r>
-        <w:t>, le nom de la couche route doit obligatoirement se nommer : « </w:t>
+        <w:t>Ce plugin fonctionne uniquement avec des couches de la BDTopo, le nom de la couche route doit obligatoirement se nommer : « </w:t>
       </w:r>
       <w:proofErr w:type="spellStart"/>
       <w:r>
@@ -2629,7 +2548,7 @@
       <w:pPr>
         <w:pStyle w:val="Titre1"/>
       </w:pPr>
-      <w:bookmarkStart w:id="5" w:name="_Toc202872346"/>
+      <w:bookmarkStart w:id="5" w:name="_Toc204249644"/>
       <w:r>
         <w:lastRenderedPageBreak/>
         <w:t>Résumé</w:t>
@@ -2663,7 +2582,7 @@
       <w:pPr>
         <w:pStyle w:val="Titre1"/>
       </w:pPr>
-      <w:bookmarkStart w:id="6" w:name="_Toc202872347"/>
+      <w:bookmarkStart w:id="6" w:name="_Toc204249645"/>
       <w:r>
         <w:t>Installation</w:t>
       </w:r>
@@ -2744,7 +2663,7 @@
       <w:pPr>
         <w:pStyle w:val="Titre1"/>
       </w:pPr>
-      <w:bookmarkStart w:id="7" w:name="_Toc202872348"/>
+      <w:bookmarkStart w:id="7" w:name="_Toc204249646"/>
       <w:r>
         <w:t>Présentation</w:t>
       </w:r>
@@ -3005,15 +2924,7 @@
     <w:p/>
     <w:p>
       <w:r>
-        <w:t xml:space="preserve">Le bouton « Valider les modifications&gt; valide les modifications dans QGIS, le plugin « espace collaboratif » se charge d’impacter les bases </w:t>
-      </w:r>
-      <w:proofErr w:type="spellStart"/>
-      <w:r>
-        <w:t>BDTopo</w:t>
-      </w:r>
-      <w:proofErr w:type="spellEnd"/>
-      <w:r>
-        <w:t xml:space="preserve"> de </w:t>
+        <w:t xml:space="preserve">Le bouton « Valider les modifications&gt; valide les modifications dans QGIS, le plugin « espace collaboratif » se charge d’impacter les bases BDTopo de </w:t>
       </w:r>
       <w:proofErr w:type="spellStart"/>
       <w:r>
@@ -3037,7 +2948,7 @@
       <w:pPr>
         <w:pStyle w:val="Titre1"/>
       </w:pPr>
-      <w:bookmarkStart w:id="8" w:name="_Toc202872349"/>
+      <w:bookmarkStart w:id="8" w:name="_Toc204249647"/>
       <w:r>
         <w:lastRenderedPageBreak/>
         <w:t>Mode de sélection</w:t>
@@ -3049,7 +2960,7 @@
       <w:pPr>
         <w:pStyle w:val="Titre2"/>
       </w:pPr>
-      <w:bookmarkStart w:id="9" w:name="_Toc202872350"/>
+      <w:bookmarkStart w:id="9" w:name="_Toc204249648"/>
       <w:r>
         <w:t>Sélection unique</w:t>
       </w:r>
@@ -3061,10 +2972,7 @@
         <w:ind w:firstLine="576"/>
       </w:pPr>
       <w:r>
-        <w:t>Les attributs affichés sont ceux du tronçon sélectionné</w:t>
-      </w:r>
-      <w:r>
-        <w:t> ;</w:t>
+        <w:t>Les attributs affichés sont ceux du tronçon sélectionné ;</w:t>
       </w:r>
     </w:p>
     <w:p>
@@ -3089,7 +2997,7 @@
       <w:pPr>
         <w:pStyle w:val="Titre2"/>
       </w:pPr>
-      <w:bookmarkStart w:id="10" w:name="_Toc202872351"/>
+      <w:bookmarkStart w:id="10" w:name="_Toc204249649"/>
       <w:r>
         <w:t>Sélection multiple</w:t>
       </w:r>
@@ -3232,7 +3140,7 @@
       <w:bookmarkStart w:id="15" w:name="_Toc223425647"/>
       <w:bookmarkStart w:id="16" w:name="_Toc223756092"/>
       <w:bookmarkStart w:id="17" w:name="_Toc215049623"/>
-      <w:bookmarkStart w:id="18" w:name="_Toc202872352"/>
+      <w:bookmarkStart w:id="18" w:name="_Toc204249650"/>
       <w:bookmarkEnd w:id="11"/>
       <w:bookmarkEnd w:id="12"/>
       <w:bookmarkEnd w:id="13"/>
@@ -3349,76 +3257,261 @@
       </w:r>
     </w:p>
     <w:p/>
-    <w:p/>
     <w:p>
       <w:r>
         <w:rPr>
-          <w:highlight w:val="yellow"/>
+          <w:noProof/>
         </w:rPr>
-        <w:t>IMPORTANT</w:t>
-      </w:r>
-      <w:r>
-        <w:t> : il faut impérativement être connecté à l’espace collaboratif avant l’utilisation du plugin ou juste après une validation lorsque QGIS demande de vous connecter si ce n’est pas déjà fait. Sinon les modifications seront effectives dans QGIS et non dans l’espace collaboratif.</w:t>
+        <w:lastRenderedPageBreak/>
+        <mc:AlternateContent>
+          <mc:Choice Requires="wps">
+            <w:drawing>
+              <wp:anchor distT="91440" distB="91440" distL="137160" distR="137160" simplePos="0" relativeHeight="251662336" behindDoc="0" locked="0" layoutInCell="0" allowOverlap="1" wp14:anchorId="2B1F9824" wp14:editId="6AE99C31">
+                <wp:simplePos x="0" y="0"/>
+                <wp:positionH relativeFrom="margin">
+                  <wp:posOffset>2002790</wp:posOffset>
+                </wp:positionH>
+                <wp:positionV relativeFrom="margin">
+                  <wp:posOffset>-266065</wp:posOffset>
+                </wp:positionV>
+                <wp:extent cx="1149985" cy="4547870"/>
+                <wp:effectExtent l="0" t="3492" r="8572" b="8573"/>
+                <wp:wrapSquare wrapText="bothSides"/>
+                <wp:docPr id="306" name="Forme automatique 2"/>
+                <wp:cNvGraphicFramePr>
+                  <a:graphicFrameLocks xmlns:a="http://schemas.openxmlformats.org/drawingml/2006/main"/>
+                </wp:cNvGraphicFramePr>
+                <a:graphic xmlns:a="http://schemas.openxmlformats.org/drawingml/2006/main">
+                  <a:graphicData uri="http://schemas.microsoft.com/office/word/2010/wordprocessingShape">
+                    <wps:wsp>
+                      <wps:cNvSpPr>
+                        <a:spLocks noChangeArrowheads="1"/>
+                      </wps:cNvSpPr>
+                      <wps:spPr bwMode="auto">
+                        <a:xfrm rot="5400000">
+                          <a:off x="0" y="0"/>
+                          <a:ext cx="1149985" cy="4547870"/>
+                        </a:xfrm>
+                        <a:prstGeom prst="roundRect">
+                          <a:avLst>
+                            <a:gd name="adj" fmla="val 13032"/>
+                          </a:avLst>
+                        </a:prstGeom>
+                        <a:solidFill>
+                          <a:srgbClr val="DA4232"/>
+                        </a:solidFill>
+                      </wps:spPr>
+                      <wps:txbx>
+                        <w:txbxContent>
+                          <w:p>
+                            <w:r>
+                              <w:t xml:space="preserve">Attention : seule la base client est modifiée. Pour envoyer les modifications sur le serveur </w:t>
+                            </w:r>
+                            <w:proofErr w:type="spellStart"/>
+                            <w:r>
+                              <w:t>BDUni</w:t>
+                            </w:r>
+                            <w:proofErr w:type="spellEnd"/>
+                            <w:r>
+                              <w:t xml:space="preserve"> il faut le faire par l’intermédiaire du plugin espace collaboratif IGN, en cliquant sur l’enregistrement de la couche (disquette</w:t>
+                            </w:r>
+                            <w:proofErr w:type="gramStart"/>
+                            <w:r>
+                              <w:t>):</w:t>
+                            </w:r>
+                            <w:proofErr w:type="gramEnd"/>
+                          </w:p>
+                          <w:p>
+                            <w:pPr>
+                              <w:jc w:val="center"/>
+                              <w:rPr>
+                                <w:rFonts w:asciiTheme="majorHAnsi" w:eastAsiaTheme="majorEastAsia" w:hAnsiTheme="majorHAnsi" w:cstheme="majorBidi"/>
+                                <w:i/>
+                                <w:iCs/>
+                                <w:color w:val="FFFFFF" w:themeColor="background1"/>
+                                <w:sz w:val="28"/>
+                                <w:szCs w:val="28"/>
+                              </w:rPr>
+                            </w:pPr>
+                            <w:r>
+                              <w:rPr>
+                                <w:noProof/>
+                              </w:rPr>
+                              <w:drawing>
+                                <wp:inline distT="0" distB="0" distL="0" distR="0" wp14:anchorId="6DB6FB23" wp14:editId="1FCD545E">
+                                  <wp:extent cx="1152525" cy="409575"/>
+                                  <wp:effectExtent l="0" t="0" r="9525" b="9525"/>
+                                  <wp:docPr id="25" name="Image 25"/>
+                                  <wp:cNvGraphicFramePr>
+                                    <a:graphicFrameLocks xmlns:a="http://schemas.openxmlformats.org/drawingml/2006/main" noChangeAspect="1"/>
+                                  </wp:cNvGraphicFramePr>
+                                  <a:graphic xmlns:a="http://schemas.openxmlformats.org/drawingml/2006/main">
+                                    <a:graphicData uri="http://schemas.openxmlformats.org/drawingml/2006/picture">
+                                      <pic:pic xmlns:pic="http://schemas.openxmlformats.org/drawingml/2006/picture">
+                                        <pic:nvPicPr>
+                                          <pic:cNvPr id="1" name=""/>
+                                          <pic:cNvPicPr/>
+                                        </pic:nvPicPr>
+                                        <pic:blipFill>
+                                          <a:blip r:embed="rId23"/>
+                                          <a:stretch>
+                                            <a:fillRect/>
+                                          </a:stretch>
+                                        </pic:blipFill>
+                                        <pic:spPr>
+                                          <a:xfrm>
+                                            <a:off x="0" y="0"/>
+                                            <a:ext cx="1152525" cy="409575"/>
+                                          </a:xfrm>
+                                          <a:prstGeom prst="rect">
+                                            <a:avLst/>
+                                          </a:prstGeom>
+                                        </pic:spPr>
+                                      </pic:pic>
+                                    </a:graphicData>
+                                  </a:graphic>
+                                </wp:inline>
+                              </w:drawing>
+                            </w:r>
+                            <w:r>
+                              <w:rPr>
+                                <w:rFonts w:asciiTheme="majorHAnsi" w:eastAsiaTheme="majorEastAsia" w:hAnsiTheme="majorHAnsi" w:cstheme="majorBidi"/>
+                                <w:i/>
+                                <w:iCs/>
+                                <w:color w:val="FFFFFF" w:themeColor="background1"/>
+                                <w:sz w:val="28"/>
+                                <w:szCs w:val="28"/>
+                              </w:rPr>
+                              <w:t xml:space="preserve"> </w:t>
+                            </w:r>
+                          </w:p>
+                        </w:txbxContent>
+                      </wps:txbx>
+                      <wps:bodyPr rot="0" vert="horz" wrap="square" lIns="91440" tIns="45720" rIns="91440" bIns="45720" anchor="ctr" anchorCtr="0" upright="1">
+                        <a:noAutofit/>
+                      </wps:bodyPr>
+                    </wps:wsp>
+                  </a:graphicData>
+                </a:graphic>
+                <wp14:sizeRelH relativeFrom="margin">
+                  <wp14:pctWidth>0</wp14:pctWidth>
+                </wp14:sizeRelH>
+                <wp14:sizeRelV relativeFrom="margin">
+                  <wp14:pctHeight>0</wp14:pctHeight>
+                </wp14:sizeRelV>
+              </wp:anchor>
+            </w:drawing>
+          </mc:Choice>
+          <mc:Fallback>
+            <w:pict>
+              <v:roundrect w14:anchorId="2B1F9824" id="Forme automatique 2" o:spid="_x0000_s1026" style="position:absolute;left:0;text-align:left;margin-left:157.7pt;margin-top:-20.95pt;width:90.55pt;height:358.1pt;rotation:90;z-index:251662336;visibility:visible;mso-wrap-style:square;mso-width-percent:0;mso-height-percent:0;mso-wrap-distance-left:10.8pt;mso-wrap-distance-top:7.2pt;mso-wrap-distance-right:10.8pt;mso-wrap-distance-bottom:7.2pt;mso-position-horizontal:absolute;mso-position-horizontal-relative:margin;mso-position-vertical:absolute;mso-position-vertical-relative:margin;mso-width-percent:0;mso-height-percent:0;mso-width-relative:margin;mso-height-relative:margin;v-text-anchor:middle" arcsize="8541f" o:gfxdata="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" o:allowincell="f" fillcolor="#da4232" stroked="f">
+                <v:textbox>
+                  <w:txbxContent>
+                    <w:p>
+                      <w:r>
+                        <w:t xml:space="preserve">Attention : seule la base client est modifiée. Pour envoyer les modifications sur le serveur </w:t>
+                      </w:r>
+                      <w:proofErr w:type="spellStart"/>
+                      <w:r>
+                        <w:t>BDUni</w:t>
+                      </w:r>
+                      <w:proofErr w:type="spellEnd"/>
+                      <w:r>
+                        <w:t xml:space="preserve"> il faut le faire par l’intermédiaire du plugin espace collaboratif IGN, en cliquant sur l’enregistrement de la couche (disquette</w:t>
+                      </w:r>
+                      <w:proofErr w:type="gramStart"/>
+                      <w:r>
+                        <w:t>):</w:t>
+                      </w:r>
+                      <w:proofErr w:type="gramEnd"/>
+                    </w:p>
+                    <w:p>
+                      <w:pPr>
+                        <w:jc w:val="center"/>
+                        <w:rPr>
+                          <w:rFonts w:asciiTheme="majorHAnsi" w:eastAsiaTheme="majorEastAsia" w:hAnsiTheme="majorHAnsi" w:cstheme="majorBidi"/>
+                          <w:i/>
+                          <w:iCs/>
+                          <w:color w:val="FFFFFF" w:themeColor="background1"/>
+                          <w:sz w:val="28"/>
+                          <w:szCs w:val="28"/>
+                        </w:rPr>
+                      </w:pPr>
+                      <w:r>
+                        <w:rPr>
+                          <w:noProof/>
+                        </w:rPr>
+                        <w:drawing>
+                          <wp:inline distT="0" distB="0" distL="0" distR="0" wp14:anchorId="6DB6FB23" wp14:editId="1FCD545E">
+                            <wp:extent cx="1152525" cy="409575"/>
+                            <wp:effectExtent l="0" t="0" r="9525" b="9525"/>
+                            <wp:docPr id="25" name="Image 25"/>
+                            <wp:cNvGraphicFramePr>
+                              <a:graphicFrameLocks xmlns:a="http://schemas.openxmlformats.org/drawingml/2006/main" noChangeAspect="1"/>
+                            </wp:cNvGraphicFramePr>
+                            <a:graphic xmlns:a="http://schemas.openxmlformats.org/drawingml/2006/main">
+                              <a:graphicData uri="http://schemas.openxmlformats.org/drawingml/2006/picture">
+                                <pic:pic xmlns:pic="http://schemas.openxmlformats.org/drawingml/2006/picture">
+                                  <pic:nvPicPr>
+                                    <pic:cNvPr id="1" name=""/>
+                                    <pic:cNvPicPr/>
+                                  </pic:nvPicPr>
+                                  <pic:blipFill>
+                                    <a:blip r:embed="rId23"/>
+                                    <a:stretch>
+                                      <a:fillRect/>
+                                    </a:stretch>
+                                  </pic:blipFill>
+                                  <pic:spPr>
+                                    <a:xfrm>
+                                      <a:off x="0" y="0"/>
+                                      <a:ext cx="1152525" cy="409575"/>
+                                    </a:xfrm>
+                                    <a:prstGeom prst="rect">
+                                      <a:avLst/>
+                                    </a:prstGeom>
+                                  </pic:spPr>
+                                </pic:pic>
+                              </a:graphicData>
+                            </a:graphic>
+                          </wp:inline>
+                        </w:drawing>
+                      </w:r>
+                      <w:r>
+                        <w:rPr>
+                          <w:rFonts w:asciiTheme="majorHAnsi" w:eastAsiaTheme="majorEastAsia" w:hAnsiTheme="majorHAnsi" w:cstheme="majorBidi"/>
+                          <w:i/>
+                          <w:iCs/>
+                          <w:color w:val="FFFFFF" w:themeColor="background1"/>
+                          <w:sz w:val="28"/>
+                          <w:szCs w:val="28"/>
+                        </w:rPr>
+                        <w:t xml:space="preserve"> </w:t>
+                      </w:r>
+                    </w:p>
+                  </w:txbxContent>
+                </v:textbox>
+                <w10:wrap type="square" anchorx="margin" anchory="margin"/>
+              </v:roundrect>
+            </w:pict>
+          </mc:Fallback>
+        </mc:AlternateContent>
       </w:r>
     </w:p>
     <w:p/>
     <w:p>
       <w:r>
-        <w:t>Pour valider toutes modifications il suffit de cliquer sur le bouton « Valider les modifications »</w:t>
-      </w:r>
-    </w:p>
-    <w:p/>
-    <w:p>
-      <w:pPr>
-        <w:pStyle w:val="Titre1"/>
-      </w:pPr>
-      <w:bookmarkStart w:id="19" w:name="_Toc202872353"/>
-      <w:r>
-        <w:t>Extra</w:t>
-      </w:r>
-      <w:bookmarkEnd w:id="19"/>
-    </w:p>
-    <w:p/>
-    <w:p>
-      <w:pPr>
-        <w:pStyle w:val="Titre2"/>
-      </w:pPr>
-      <w:bookmarkStart w:id="20" w:name="_Toc202872354"/>
-      <w:r>
-        <w:t>Log</w:t>
-      </w:r>
-      <w:bookmarkEnd w:id="20"/>
-    </w:p>
-    <w:bookmarkEnd w:id="17"/>
-    <w:p>
-      <w:pPr>
-        <w:spacing w:line="276" w:lineRule="auto"/>
-      </w:pPr>
-    </w:p>
-    <w:p>
-      <w:pPr>
-        <w:ind w:firstLine="576"/>
-      </w:pPr>
-      <w:r>
-        <w:t>Après chaque transaction, un fichier de log est généré au format xlsx.</w:t>
-      </w:r>
-    </w:p>
-    <w:p>
-      <w:pPr>
-        <w:ind w:firstLine="576"/>
-      </w:pPr>
-      <w:r>
-        <w:t xml:space="preserve">Il est visualisable via : </w:t>
+        <w:t xml:space="preserve">Les modifications sur le(s) tronçon(s) sélectionné(s) sont à valider avec le bouton </w:t>
       </w:r>
       <w:r>
         <w:rPr>
           <w:noProof/>
         </w:rPr>
         <w:drawing>
-          <wp:inline distT="0" distB="0" distL="0" distR="0" wp14:anchorId="0BF6A9FF" wp14:editId="10E44560">
-            <wp:extent cx="314369" cy="247685"/>
-            <wp:effectExtent l="0" t="0" r="9525" b="0"/>
-            <wp:docPr id="21" name="Image 21"/>
+          <wp:inline distT="0" distB="0" distL="0" distR="0" wp14:anchorId="3B13DDAD" wp14:editId="042C0799">
+            <wp:extent cx="1628775" cy="295275"/>
+            <wp:effectExtent l="0" t="0" r="9525" b="9525"/>
+            <wp:docPr id="11" name="Image 11"/>
             <wp:cNvGraphicFramePr>
               <a:graphicFrameLocks xmlns:a="http://schemas.openxmlformats.org/drawingml/2006/main" noChangeAspect="1"/>
             </wp:cNvGraphicFramePr>
@@ -3426,17 +3519,11 @@
               <a:graphicData uri="http://schemas.openxmlformats.org/drawingml/2006/picture">
                 <pic:pic xmlns:pic="http://schemas.openxmlformats.org/drawingml/2006/picture">
                   <pic:nvPicPr>
-                    <pic:cNvPr id="21" name="Image 21"/>
+                    <pic:cNvPr id="1" name=""/>
                     <pic:cNvPicPr/>
                   </pic:nvPicPr>
                   <pic:blipFill>
-                    <a:blip r:embed="rId23">
-                      <a:extLst>
-                        <a:ext uri="{28A0092B-C50C-407E-A947-70E740481C1C}">
-                          <a14:useLocalDpi xmlns:a14="http://schemas.microsoft.com/office/drawing/2010/main" val="0"/>
-                        </a:ext>
-                      </a:extLst>
-                    </a:blip>
+                    <a:blip r:embed="rId24"/>
                     <a:stretch>
                       <a:fillRect/>
                     </a:stretch>
@@ -3444,7 +3531,7 @@
                   <pic:spPr>
                     <a:xfrm>
                       <a:off x="0" y="0"/>
-                      <a:ext cx="314369" cy="247685"/>
+                      <a:ext cx="1628775" cy="295275"/>
                     </a:xfrm>
                     <a:prstGeom prst="rect">
                       <a:avLst/>
@@ -3458,27 +3545,20 @@
       </w:r>
     </w:p>
     <w:p>
-      <w:pPr>
-        <w:spacing w:line="276" w:lineRule="auto"/>
-        <w:ind w:firstLine="576"/>
-      </w:pPr>
-      <w:r>
-        <w:t>Ce fichier contient toutes les modifications effectuées. Les champs modifiés apparaissent en rouge.</w:t>
+      <w:r>
+        <w:t>Un message QGIS confirme la prise en compte des modifications.</w:t>
       </w:r>
     </w:p>
     <w:p>
-      <w:pPr>
-        <w:spacing w:line="276" w:lineRule="auto"/>
-      </w:pPr>
       <w:r>
         <w:rPr>
           <w:noProof/>
         </w:rPr>
         <w:drawing>
-          <wp:inline distT="0" distB="0" distL="0" distR="0" wp14:anchorId="7E942F66" wp14:editId="7FBC94D0">
-            <wp:extent cx="6253480" cy="259080"/>
-            <wp:effectExtent l="0" t="0" r="0" b="7620"/>
-            <wp:docPr id="13" name="Image 13"/>
+          <wp:inline distT="0" distB="0" distL="0" distR="0" wp14:anchorId="282C3294" wp14:editId="668FB46D">
+            <wp:extent cx="4324350" cy="323850"/>
+            <wp:effectExtent l="0" t="0" r="0" b="0"/>
+            <wp:docPr id="12" name="Image 12"/>
             <wp:cNvGraphicFramePr>
               <a:graphicFrameLocks xmlns:a="http://schemas.openxmlformats.org/drawingml/2006/main" noChangeAspect="1"/>
             </wp:cNvGraphicFramePr>
@@ -3486,17 +3566,11 @@
               <a:graphicData uri="http://schemas.openxmlformats.org/drawingml/2006/picture">
                 <pic:pic xmlns:pic="http://schemas.openxmlformats.org/drawingml/2006/picture">
                   <pic:nvPicPr>
-                    <pic:cNvPr id="13" name="Image 13"/>
+                    <pic:cNvPr id="1" name=""/>
                     <pic:cNvPicPr/>
                   </pic:nvPicPr>
                   <pic:blipFill>
-                    <a:blip r:embed="rId24" cstate="print">
-                      <a:extLst>
-                        <a:ext uri="{28A0092B-C50C-407E-A947-70E740481C1C}">
-                          <a14:useLocalDpi xmlns:a14="http://schemas.microsoft.com/office/drawing/2010/main" val="0"/>
-                        </a:ext>
-                      </a:extLst>
-                    </a:blip>
+                    <a:blip r:embed="rId25"/>
                     <a:stretch>
                       <a:fillRect/>
                     </a:stretch>
@@ -3504,7 +3578,7 @@
                   <pic:spPr>
                     <a:xfrm>
                       <a:off x="0" y="0"/>
-                      <a:ext cx="6253480" cy="259080"/>
+                      <a:ext cx="4324350" cy="323850"/>
                     </a:xfrm>
                     <a:prstGeom prst="rect">
                       <a:avLst/>
@@ -3517,6 +3591,31 @@
         </w:drawing>
       </w:r>
     </w:p>
+    <w:p/>
+    <w:p>
+      <w:r>
+        <w:t xml:space="preserve"> </w:t>
+      </w:r>
+    </w:p>
+    <w:p/>
+    <w:p/>
+    <w:p/>
+    <w:p/>
+    <w:p/>
+    <w:p/>
+    <w:p/>
+    <w:p>
+      <w:pPr>
+        <w:pStyle w:val="Titre1"/>
+      </w:pPr>
+      <w:bookmarkStart w:id="19" w:name="_Toc204249651"/>
+      <w:r>
+        <w:t>Extra</w:t>
+      </w:r>
+      <w:bookmarkEnd w:id="19"/>
+    </w:p>
+    <w:p/>
+    <w:bookmarkEnd w:id="17"/>
     <w:p>
       <w:pPr>
         <w:spacing w:before="0" w:after="200" w:line="276" w:lineRule="auto"/>
@@ -3527,13 +3626,13 @@
       <w:pPr>
         <w:pStyle w:val="Titre2"/>
       </w:pPr>
-      <w:bookmarkStart w:id="21" w:name="_Toc182399295"/>
-      <w:bookmarkStart w:id="22" w:name="_Toc202872355"/>
+      <w:bookmarkStart w:id="20" w:name="_Toc182399295"/>
+      <w:bookmarkStart w:id="21" w:name="_Toc204249652"/>
       <w:r>
         <w:t>A propos de</w:t>
       </w:r>
+      <w:bookmarkEnd w:id="20"/>
       <w:bookmarkEnd w:id="21"/>
-      <w:bookmarkEnd w:id="22"/>
     </w:p>
     <w:p>
       <w:pPr>
@@ -3567,7 +3666,7 @@
                     <pic:cNvPicPr/>
                   </pic:nvPicPr>
                   <pic:blipFill>
-                    <a:blip r:embed="rId25">
+                    <a:blip r:embed="rId26">
                       <a:extLst>
                         <a:ext uri="{28A0092B-C50C-407E-A947-70E740481C1C}">
                           <a14:useLocalDpi xmlns:a14="http://schemas.microsoft.com/office/drawing/2010/main" val="0"/>
@@ -3621,7 +3720,7 @@
                     <pic:cNvPicPr/>
                   </pic:nvPicPr>
                   <pic:blipFill>
-                    <a:blip r:embed="rId26">
+                    <a:blip r:embed="rId27">
                       <a:extLst>
                         <a:ext uri="{28A0092B-C50C-407E-A947-70E740481C1C}">
                           <a14:useLocalDpi xmlns:a14="http://schemas.microsoft.com/office/drawing/2010/main" val="0"/>
@@ -3655,7 +3754,13 @@
     </w:p>
     <w:p>
       <w:r>
-        <w:t xml:space="preserve">Cette boite permet de suivre l’évolution des différentes versions ainsi que d’afficher </w:t>
+        <w:t>Cette boite permet de suivre l’</w:t>
+      </w:r>
+      <w:r>
+        <w:t>historique</w:t>
+      </w:r>
+      <w:r>
+        <w:t xml:space="preserve"> des différentes versions ainsi que d’afficher </w:t>
       </w:r>
       <w:r>
         <w:t>la</w:t>
@@ -3670,8 +3775,8 @@
       </w:pPr>
     </w:p>
     <w:sectPr>
-      <w:footerReference w:type="default" r:id="rId27"/>
-      <w:footerReference w:type="first" r:id="rId28"/>
+      <w:footerReference w:type="default" r:id="rId28"/>
+      <w:footerReference w:type="first" r:id="rId29"/>
       <w:pgSz w:w="11906" w:h="16838" w:code="9"/>
       <w:pgMar w:top="851" w:right="924" w:bottom="1616" w:left="1134" w:header="709" w:footer="607" w:gutter="0"/>
       <w:cols w:space="708"/>
@@ -3905,7 +4010,7 @@
             <w:tag w:val="_DCDateCreated"/>
             <w:id w:val="317545533"/>
             <w:dataBinding w:prefixMappings="xmlns:ns0='http://schemas.microsoft.com/office/2006/metadata/properties' xmlns:ns1='http://www.w3.org/2001/XMLSchema-instance' xmlns:ns2='http://schemas.microsoft.com/office/infopath/2007/PartnerControls' xmlns:ns3='a1322699-2fbb-4cce-8aba-176c4fa97253' xmlns:ns4='http://schemas.microsoft.com/sharepoint/v3' xmlns:ns5='http://schemas.microsoft.com/sharepoint/v3/fields' xmlns:ns6='f0ff482e-aa3b-417e-9d65-5f4cb2656651' " w:xpath="/ns0:properties[1]/documentManagement[1]/ns5:_DCDateCreated[1]" w:storeItemID="{1159403A-C237-488E-8C5E-DABF9FCE7043}"/>
-            <w:date w:fullDate="2025-01-10T00:00:00Z">
+            <w:date w:fullDate="2025-07-24T00:00:00Z">
               <w:dateFormat w:val="dd/MM/yyyy"/>
               <w:lid w:val="fr-FR"/>
               <w:storeMappedDataAs w:val="dateTime"/>
@@ -3939,7 +4044,17 @@
                   <w:sz w:val="16"/>
                   <w:szCs w:val="16"/>
                 </w:rPr>
-                <w:t>10/01/2025</w:t>
+                <w:t>24/07</w:t>
+              </w:r>
+              <w:r>
+                <w:rPr>
+                  <w:rFonts w:eastAsia="Calibri"/>
+                  <w:noProof/>
+                  <w:color w:val="002060"/>
+                  <w:sz w:val="16"/>
+                  <w:szCs w:val="16"/>
+                </w:rPr>
+                <w:t>/2025</w:t>
               </w:r>
             </w:p>
           </w:sdtContent>
@@ -4190,7 +4305,7 @@
         <v:path o:extrusionok="f" gradientshapeok="t" o:connecttype="rect"/>
         <o:lock v:ext="edit" aspectratio="t"/>
       </v:shapetype>
-      <v:shape id="_x0000_i1066" type="#_x0000_t75" style="width:30.75pt;height:52.5pt" o:bullet="t">
+      <v:shape id="_x0000_i1077" type="#_x0000_t75" style="width:30.75pt;height:52.35pt" o:bullet="t">
         <v:imagedata r:id="rId1" o:title="puce"/>
       </v:shape>
     </w:pict>
@@ -9272,14 +9387,14 @@
     <w:charset w:val="00"/>
     <w:family w:val="roman"/>
     <w:pitch w:val="variable"/>
-    <w:sig w:usb0="E0002AFF" w:usb1="C0007843" w:usb2="00000009" w:usb3="00000000" w:csb0="000001FF" w:csb1="00000000"/>
+    <w:sig w:usb0="E0002EFF" w:usb1="C000785B" w:usb2="00000009" w:usb3="00000000" w:csb0="000001FF" w:csb1="00000000"/>
   </w:font>
   <w:font w:name="Arial">
     <w:panose1 w:val="020B0604020202020204"/>
     <w:charset w:val="00"/>
     <w:family w:val="swiss"/>
     <w:pitch w:val="variable"/>
-    <w:sig w:usb0="E0002AFF" w:usb1="C0007843" w:usb2="00000009" w:usb3="00000000" w:csb0="000001FF" w:csb1="00000000"/>
+    <w:sig w:usb0="E0002EFF" w:usb1="C000785B" w:usb2="00000009" w:usb3="00000000" w:csb0="000001FF" w:csb1="00000000"/>
   </w:font>
   <w:font w:name="Wingdings">
     <w:panose1 w:val="05000000000000000000"/>
@@ -9300,7 +9415,7 @@
     <w:charset w:val="00"/>
     <w:family w:val="swiss"/>
     <w:pitch w:val="variable"/>
-    <w:sig w:usb0="E0002AFF" w:usb1="4000ACFF" w:usb2="00000001" w:usb3="00000000" w:csb0="000001FF" w:csb1="00000000"/>
+    <w:sig w:usb0="E4002EFF" w:usb1="C000247B" w:usb2="00000009" w:usb3="00000000" w:csb0="000001FF" w:csb1="00000000"/>
   </w:font>
   <w:font w:name="Tahoma">
     <w:panose1 w:val="020B0604030504040204"/>
@@ -9328,7 +9443,7 @@
     <w:charset w:val="00"/>
     <w:family w:val="swiss"/>
     <w:pitch w:val="variable"/>
-    <w:sig w:usb0="A00002EF" w:usb1="4000207B" w:usb2="00000000" w:usb3="00000000" w:csb0="0000009F" w:csb1="00000000"/>
+    <w:sig w:usb0="E4002EFF" w:usb1="C000247B" w:usb2="00000009" w:usb3="00000000" w:csb0="000001FF" w:csb1="00000000"/>
   </w:font>
 </w:fonts>
 </file>
@@ -9353,6 +9468,7 @@
     <w:rsid w:val="000D4DEE"/>
     <w:rsid w:val="00162DC9"/>
     <w:rsid w:val="003259A4"/>
+    <w:rsid w:val="003F52F3"/>
     <w:rsid w:val="00471113"/>
     <w:rsid w:val="0054019A"/>
     <w:rsid w:val="00596E3A"/>
@@ -10149,10 +10265,160 @@
 </file>
 
 <file path=customXml/item1.xml><?xml version="1.0" encoding="utf-8"?>
-<b:Sources xmlns:b="http://schemas.openxmlformats.org/officeDocument/2006/bibliography" xmlns="http://schemas.openxmlformats.org/officeDocument/2006/bibliography" SelectedStyle="\APA.XSL" StyleName="APA"/>
+<?mso-contentType ?>
+<spe:Receivers xmlns:spe="http://schemas.microsoft.com/sharepoint/events">
+  <Receiver>
+    <Name>Document ID Generator</Name>
+    <Synchronization>Synchronous</Synchronization>
+    <Type>10001</Type>
+    <SequenceNumber>1000</SequenceNumber>
+    <Assembly>Microsoft.Office.DocumentManagement, Version=14.0.0.0, Culture=neutral, PublicKeyToken=71e9bce111e9429c</Assembly>
+    <Class>Microsoft.Office.DocumentManagement.Internal.DocIdHandler</Class>
+    <Data/>
+    <Filter/>
+  </Receiver>
+  <Receiver>
+    <Name>Document ID Generator</Name>
+    <Synchronization>Synchronous</Synchronization>
+    <Type>10002</Type>
+    <SequenceNumber>1001</SequenceNumber>
+    <Assembly>Microsoft.Office.DocumentManagement, Version=14.0.0.0, Culture=neutral, PublicKeyToken=71e9bce111e9429c</Assembly>
+    <Class>Microsoft.Office.DocumentManagement.Internal.DocIdHandler</Class>
+    <Data/>
+    <Filter/>
+  </Receiver>
+  <Receiver>
+    <Name>Document ID Generator</Name>
+    <Synchronization>Synchronous</Synchronization>
+    <Type>10004</Type>
+    <SequenceNumber>1002</SequenceNumber>
+    <Assembly>Microsoft.Office.DocumentManagement, Version=14.0.0.0, Culture=neutral, PublicKeyToken=71e9bce111e9429c</Assembly>
+    <Class>Microsoft.Office.DocumentManagement.Internal.DocIdHandler</Class>
+    <Data/>
+    <Filter/>
+  </Receiver>
+  <Receiver>
+    <Name>Document ID Generator</Name>
+    <Synchronization>Synchronous</Synchronization>
+    <Type>10006</Type>
+    <SequenceNumber>1003</SequenceNumber>
+    <Assembly>Microsoft.Office.DocumentManagement, Version=14.0.0.0, Culture=neutral, PublicKeyToken=71e9bce111e9429c</Assembly>
+    <Class>Microsoft.Office.DocumentManagement.Internal.DocIdHandler</Class>
+    <Data/>
+    <Filter/>
+  </Receiver>
+</spe:Receivers>
 </file>
 
 <file path=customXml/item2.xml><?xml version="1.0" encoding="utf-8"?>
+<?mso-contentType ?>
+<FormTemplates xmlns="http://schemas.microsoft.com/sharepoint/v3/contenttype/forms">
+  <Display>DocumentLibraryForm</Display>
+  <Edit>DocumentLibraryForm</Edit>
+  <New>DocumentLibraryForm</New>
+</FormTemplates>
+</file>
+
+<file path=customXml/item3.xml><?xml version="1.0" encoding="utf-8"?>
+<p:properties xmlns:p="http://schemas.microsoft.com/office/2006/metadata/properties" xmlns:xsi="http://www.w3.org/2001/XMLSchema-instance" xmlns:pc="http://schemas.microsoft.com/office/infopath/2007/PartnerControls">
+  <documentManagement>
+    <redacteur xmlns="a1322699-2fbb-4cce-8aba-176c4fa97253">
+      <UserInfo>
+        <DisplayName>Annie Cazaux</DisplayName>
+        <AccountId>62</AccountId>
+        <AccountType/>
+      </UserInfo>
+    </redacteur>
+    <Language xmlns="http://schemas.microsoft.com/sharepoint/v3">Français (France)</Language>
+    <_Source xmlns="http://schemas.microsoft.com/sharepoint/v3/fields" xsi:nil="true"/>
+    <Version_IGN xmlns="a1322699-2fbb-4cce-8aba-176c4fa97253">1.0.0</Version_IGN>
+    <p17c2b7c625547a3b70510fd871aaba1 xmlns="a1322699-2fbb-4cce-8aba-176c4fa97253">
+      <Terms xmlns="http://schemas.microsoft.com/office/infopath/2007/PartnerControls">
+        <TermInfo xmlns="http://schemas.microsoft.com/office/infopath/2007/PartnerControls">
+          <TermName xmlns="http://schemas.microsoft.com/office/infopath/2007/PartnerControls">DQ</TermName>
+          <TermId xmlns="http://schemas.microsoft.com/office/infopath/2007/PartnerControls">e69b0690-0cfb-4cfe-87d3-81f79ec19881</TermId>
+        </TermInfo>
+      </Terms>
+    </p17c2b7c625547a3b70510fd871aaba1>
+    <Autres_redacteurs xmlns="a1322699-2fbb-4cce-8aba-176c4fa97253">Thierry Prin</Autres_redacteurs>
+    <_DCDateModified xmlns="http://schemas.microsoft.com/sharepoint/v3/fields" xsi:nil="true"/>
+    <_Publisher xmlns="http://schemas.microsoft.com/sharepoint/v3/fields" xsi:nil="true"/>
+    <Gestionnaire xmlns="a1322699-2fbb-4cce-8aba-176c4fa97253">
+      <UserInfo>
+        <DisplayName>Annie Cazaux</DisplayName>
+        <AccountId>62</AccountId>
+        <AccountType/>
+      </UserInfo>
+    </Gestionnaire>
+    <Identifiant_IGN xmlns="a1322699-2fbb-4cce-8aba-176c4fa97253">MV_Modele-procedure</Identifiant_IGN>
+    <_Relation xmlns="http://schemas.microsoft.com/sharepoint/v3/fields" xsi:nil="true"/>
+    <o062e75b76fd4c2ab45f41497e4c179e xmlns="a1322699-2fbb-4cce-8aba-176c4fa97253">
+      <Terms xmlns="http://schemas.microsoft.com/office/infopath/2007/PartnerControls">
+        <TermInfo xmlns="http://schemas.microsoft.com/office/infopath/2007/PartnerControls">
+          <TermName xmlns="http://schemas.microsoft.com/office/infopath/2007/PartnerControls">Système de management</TermName>
+          <TermId xmlns="http://schemas.microsoft.com/office/infopath/2007/PartnerControls">7207f030-094e-4e6f-b355-e7655c1fbf97</TermId>
+        </TermInfo>
+      </Terms>
+    </o062e75b76fd4c2ab45f41497e4c179e>
+    <c1cc88710d9c4c84af372a6a51dc9d60 xmlns="a1322699-2fbb-4cce-8aba-176c4fa97253">
+      <Terms xmlns="http://schemas.microsoft.com/office/infopath/2007/PartnerControls"/>
+    </c1cc88710d9c4c84af372a6a51dc9d60>
+    <TaxCatchAll xmlns="a1322699-2fbb-4cce-8aba-176c4fa97253">
+      <Value>7</Value>
+      <Value>17</Value>
+    </TaxCatchAll>
+    <Diffusion xmlns="a1322699-2fbb-4cce-8aba-176c4fa97253">Interne</Diffusion>
+    <Approbateur xmlns="a1322699-2fbb-4cce-8aba-176c4fa97253">
+      <UserInfo>
+        <DisplayName>IGN\tprin</DisplayName>
+        <AccountId>126</AccountId>
+        <AccountType/>
+      </UserInfo>
+    </Approbateur>
+    <_Contributor xmlns="http://schemas.microsoft.com/sharepoint/v3/fields" xsi:nil="true"/>
+    <_Format xmlns="http://schemas.microsoft.com/sharepoint/v3/fields" xsi:nil="true"/>
+    <bb80de6026714cfbab5aa06ad8fd5f59 xmlns="a1322699-2fbb-4cce-8aba-176c4fa97253">
+      <Terms xmlns="http://schemas.microsoft.com/office/infopath/2007/PartnerControls"/>
+    </bb80de6026714cfbab5aa06ad8fd5f59>
+    <_Coverage xmlns="http://schemas.microsoft.com/sharepoint/v3/fields" xsi:nil="true"/>
+    <Date_approbation xmlns="a1322699-2fbb-4cce-8aba-176c4fa97253">2025-01-10T00:00:00</Date_approbation>
+    <_Identifier xmlns="http://schemas.microsoft.com/sharepoint/v3/fields">QUALITÉ-2015-P-776</_Identifier>
+    <_ResourceType xmlns="http://schemas.microsoft.com/sharepoint/v3/fields" xsi:nil="true"/>
+    <_RightsManagement xmlns="http://schemas.microsoft.com/sharepoint/v3/fields" xsi:nil="true"/>
+    <Relecteur xmlns="a1322699-2fbb-4cce-8aba-176c4fa97253">
+      <UserInfo>
+        <DisplayName>IGN\mlouyot</DisplayName>
+        <AccountId>3</AccountId>
+        <AccountType/>
+      </UserInfo>
+      <UserInfo>
+        <DisplayName>IGN\SPaquier</DisplayName>
+        <AccountId>199</AccountId>
+        <AccountType/>
+      </UserInfo>
+    </Relecteur>
+    <Typologie xmlns="a1322699-2fbb-4cce-8aba-176c4fa97253">Modèle Vierge et formulaire</Typologie>
+    <Statut xmlns="a1322699-2fbb-4cce-8aba-176c4fa97253">Finalisé mais non validé</Statut>
+    <Alias_IGN xmlns="a1322699-2fbb-4cce-8aba-176c4fa97253">Résolution des résultats d’appariement des noms de voies et de lieux-dits</Alias_IGN>
+    <Ancienne_référence xmlns="a1322699-2fbb-4cce-8aba-176c4fa97253" xsi:nil="true"/>
+    <Code_typologie xmlns="a1322699-2fbb-4cce-8aba-176c4fa97253" xsi:nil="true"/>
+    <_DCDateCreated xmlns="http://schemas.microsoft.com/sharepoint/v3/fields">2025-07-23T22:00:00Z</_DCDateCreated>
+    <Date_fin_validite xmlns="a1322699-2fbb-4cce-8aba-176c4fa97253" xsi:nil="true"/>
+    <_dlc_DocId xmlns="f0ff482e-aa3b-417e-9d65-5f4cb2656651">UYVM5YNHQ4HK-30-776</_dlc_DocId>
+    <_dlc_DocIdUrl xmlns="f0ff482e-aa3b-417e-9d65-5f4cb2656651">
+      <Url>http://intradoc.ign.fr/ged/DG/QSE/_layouts/DocIdRedir.aspx?ID=UYVM5YNHQ4HK-30-776</Url>
+      <Description>UYVM5YNHQ4HK-30-776</Description>
+    </_dlc_DocIdUrl>
+  </documentManagement>
+</p:properties>
+</file>
+
+<file path=customXml/item4.xml><?xml version="1.0" encoding="utf-8"?>
+<?mso-contentType ?>
+<SharedContentType xmlns="Microsoft.SharePoint.Taxonomy.ContentTypeSync" SourceId="11ad8b72-dc11-4d56-b05b-950e088cc514" ContentTypeId="0x01010B0081A137466272CF4BAC585A26022CFF1407" PreviousValue="false"/>
+</file>
+
+<file path=customXml/item5.xml><?xml version="1.0" encoding="utf-8"?>
 <ct:contentTypeSchema xmlns:ct="http://schemas.microsoft.com/office/2006/metadata/contentType" xmlns:ma="http://schemas.microsoft.com/office/2006/metadata/properties/metaAttributes" ct:_="" ma:_="" ma:contentTypeName="Modèle Vierge et formulaire" ma:contentTypeID="0x01010B0081A137466272CF4BAC585A26022CFF140700EC48CC62CD0ABD4F9840E839EA1E2732" ma:contentTypeVersion="201" ma:contentTypeDescription="MV" ma:contentTypeScope="" ma:versionID="2bd623b5a594494cd4a3ae1614ea3844">
   <xsd:schema xmlns:xsd="http://www.w3.org/2001/XMLSchema" xmlns:xs="http://www.w3.org/2001/XMLSchema" xmlns:p="http://schemas.microsoft.com/office/2006/metadata/properties" xmlns:ns1="a1322699-2fbb-4cce-8aba-176c4fa97253" xmlns:ns2="http://schemas.microsoft.com/sharepoint/v3/fields" xmlns:ns3="http://schemas.microsoft.com/sharepoint/v3" xmlns:ns4="f0ff482e-aa3b-417e-9d65-5f4cb2656651" targetNamespace="http://schemas.microsoft.com/office/2006/metadata/properties" ma:root="true" ma:fieldsID="e73f26e8e3603672e51fd804f7ff859e" ns1:_="" ns2:_="" ns3:_="" ns4:_="">
     <xsd:import namespace="a1322699-2fbb-4cce-8aba-176c4fa97253"/>
@@ -10660,169 +10926,48 @@
 </ct:contentTypeSchema>
 </file>
 
-<file path=customXml/item3.xml><?xml version="1.0" encoding="utf-8"?>
-<?mso-contentType ?>
-<SharedContentType xmlns="Microsoft.SharePoint.Taxonomy.ContentTypeSync" SourceId="11ad8b72-dc11-4d56-b05b-950e088cc514" ContentTypeId="0x01010B0081A137466272CF4BAC585A26022CFF1407" PreviousValue="false"/>
-</file>
-
-<file path=customXml/item4.xml><?xml version="1.0" encoding="utf-8"?>
-<p:properties xmlns:p="http://schemas.microsoft.com/office/2006/metadata/properties" xmlns:xsi="http://www.w3.org/2001/XMLSchema-instance" xmlns:pc="http://schemas.microsoft.com/office/infopath/2007/PartnerControls">
-  <documentManagement>
-    <redacteur xmlns="a1322699-2fbb-4cce-8aba-176c4fa97253">
-      <UserInfo>
-        <DisplayName>Annie Cazaux</DisplayName>
-        <AccountId>62</AccountId>
-        <AccountType/>
-      </UserInfo>
-    </redacteur>
-    <Language xmlns="http://schemas.microsoft.com/sharepoint/v3">Français (France)</Language>
-    <_Source xmlns="http://schemas.microsoft.com/sharepoint/v3/fields" xsi:nil="true"/>
-    <Version_IGN xmlns="a1322699-2fbb-4cce-8aba-176c4fa97253">1.0.0</Version_IGN>
-    <p17c2b7c625547a3b70510fd871aaba1 xmlns="a1322699-2fbb-4cce-8aba-176c4fa97253">
-      <Terms xmlns="http://schemas.microsoft.com/office/infopath/2007/PartnerControls">
-        <TermInfo xmlns="http://schemas.microsoft.com/office/infopath/2007/PartnerControls">
-          <TermName xmlns="http://schemas.microsoft.com/office/infopath/2007/PartnerControls">DQ</TermName>
-          <TermId xmlns="http://schemas.microsoft.com/office/infopath/2007/PartnerControls">e69b0690-0cfb-4cfe-87d3-81f79ec19881</TermId>
-        </TermInfo>
-      </Terms>
-    </p17c2b7c625547a3b70510fd871aaba1>
-    <Autres_redacteurs xmlns="a1322699-2fbb-4cce-8aba-176c4fa97253">Thierry Prin</Autres_redacteurs>
-    <_DCDateModified xmlns="http://schemas.microsoft.com/sharepoint/v3/fields" xsi:nil="true"/>
-    <_Publisher xmlns="http://schemas.microsoft.com/sharepoint/v3/fields" xsi:nil="true"/>
-    <Gestionnaire xmlns="a1322699-2fbb-4cce-8aba-176c4fa97253">
-      <UserInfo>
-        <DisplayName>Annie Cazaux</DisplayName>
-        <AccountId>62</AccountId>
-        <AccountType/>
-      </UserInfo>
-    </Gestionnaire>
-    <Identifiant_IGN xmlns="a1322699-2fbb-4cce-8aba-176c4fa97253">MV_Modele-procedure</Identifiant_IGN>
-    <_Relation xmlns="http://schemas.microsoft.com/sharepoint/v3/fields" xsi:nil="true"/>
-    <o062e75b76fd4c2ab45f41497e4c179e xmlns="a1322699-2fbb-4cce-8aba-176c4fa97253">
-      <Terms xmlns="http://schemas.microsoft.com/office/infopath/2007/PartnerControls">
-        <TermInfo xmlns="http://schemas.microsoft.com/office/infopath/2007/PartnerControls">
-          <TermName xmlns="http://schemas.microsoft.com/office/infopath/2007/PartnerControls">Système de management</TermName>
-          <TermId xmlns="http://schemas.microsoft.com/office/infopath/2007/PartnerControls">7207f030-094e-4e6f-b355-e7655c1fbf97</TermId>
-        </TermInfo>
-      </Terms>
-    </o062e75b76fd4c2ab45f41497e4c179e>
-    <c1cc88710d9c4c84af372a6a51dc9d60 xmlns="a1322699-2fbb-4cce-8aba-176c4fa97253">
-      <Terms xmlns="http://schemas.microsoft.com/office/infopath/2007/PartnerControls"/>
-    </c1cc88710d9c4c84af372a6a51dc9d60>
-    <TaxCatchAll xmlns="a1322699-2fbb-4cce-8aba-176c4fa97253">
-      <Value>7</Value>
-      <Value>17</Value>
-    </TaxCatchAll>
-    <Diffusion xmlns="a1322699-2fbb-4cce-8aba-176c4fa97253">Interne</Diffusion>
-    <Approbateur xmlns="a1322699-2fbb-4cce-8aba-176c4fa97253">
-      <UserInfo>
-        <DisplayName>IGN\tprin</DisplayName>
-        <AccountId>126</AccountId>
-        <AccountType/>
-      </UserInfo>
-    </Approbateur>
-    <_Contributor xmlns="http://schemas.microsoft.com/sharepoint/v3/fields" xsi:nil="true"/>
-    <_Format xmlns="http://schemas.microsoft.com/sharepoint/v3/fields" xsi:nil="true"/>
-    <bb80de6026714cfbab5aa06ad8fd5f59 xmlns="a1322699-2fbb-4cce-8aba-176c4fa97253">
-      <Terms xmlns="http://schemas.microsoft.com/office/infopath/2007/PartnerControls"/>
-    </bb80de6026714cfbab5aa06ad8fd5f59>
-    <_Coverage xmlns="http://schemas.microsoft.com/sharepoint/v3/fields" xsi:nil="true"/>
-    <Date_approbation xmlns="a1322699-2fbb-4cce-8aba-176c4fa97253">2025-01-10T00:00:00</Date_approbation>
-    <_Identifier xmlns="http://schemas.microsoft.com/sharepoint/v3/fields">QUALITÉ-2015-P-776</_Identifier>
-    <_ResourceType xmlns="http://schemas.microsoft.com/sharepoint/v3/fields" xsi:nil="true"/>
-    <_RightsManagement xmlns="http://schemas.microsoft.com/sharepoint/v3/fields" xsi:nil="true"/>
-    <Relecteur xmlns="a1322699-2fbb-4cce-8aba-176c4fa97253">
-      <UserInfo>
-        <DisplayName>IGN\mlouyot</DisplayName>
-        <AccountId>3</AccountId>
-        <AccountType/>
-      </UserInfo>
-      <UserInfo>
-        <DisplayName>IGN\SPaquier</DisplayName>
-        <AccountId>199</AccountId>
-        <AccountType/>
-      </UserInfo>
-    </Relecteur>
-    <Typologie xmlns="a1322699-2fbb-4cce-8aba-176c4fa97253">Modèle Vierge et formulaire</Typologie>
-    <Statut xmlns="a1322699-2fbb-4cce-8aba-176c4fa97253">Finalisé mais non validé</Statut>
-    <Alias_IGN xmlns="a1322699-2fbb-4cce-8aba-176c4fa97253">Résolution des résultats d’appariement des noms de voies et de lieux-dits</Alias_IGN>
-    <Ancienne_référence xmlns="a1322699-2fbb-4cce-8aba-176c4fa97253" xsi:nil="true"/>
-    <Code_typologie xmlns="a1322699-2fbb-4cce-8aba-176c4fa97253" xsi:nil="true"/>
-    <_DCDateCreated xmlns="http://schemas.microsoft.com/sharepoint/v3/fields">2025-01-09T23:00:00Z</_DCDateCreated>
-    <Date_fin_validite xmlns="a1322699-2fbb-4cce-8aba-176c4fa97253" xsi:nil="true"/>
-    <_dlc_DocId xmlns="f0ff482e-aa3b-417e-9d65-5f4cb2656651">UYVM5YNHQ4HK-30-776</_dlc_DocId>
-    <_dlc_DocIdUrl xmlns="f0ff482e-aa3b-417e-9d65-5f4cb2656651">
-      <Url>http://intradoc.ign.fr/ged/DG/QSE/_layouts/DocIdRedir.aspx?ID=UYVM5YNHQ4HK-30-776</Url>
-      <Description>UYVM5YNHQ4HK-30-776</Description>
-    </_dlc_DocIdUrl>
-  </documentManagement>
-</p:properties>
-</file>
-
-<file path=customXml/item5.xml><?xml version="1.0" encoding="utf-8"?>
-<?mso-contentType ?>
-<FormTemplates xmlns="http://schemas.microsoft.com/sharepoint/v3/contenttype/forms">
-  <Display>DocumentLibraryForm</Display>
-  <Edit>DocumentLibraryForm</Edit>
-  <New>DocumentLibraryForm</New>
-</FormTemplates>
-</file>
-
 <file path=customXml/item6.xml><?xml version="1.0" encoding="utf-8"?>
-<?mso-contentType ?>
-<spe:Receivers xmlns:spe="http://schemas.microsoft.com/sharepoint/events">
-  <Receiver>
-    <Name>Document ID Generator</Name>
-    <Synchronization>Synchronous</Synchronization>
-    <Type>10001</Type>
-    <SequenceNumber>1000</SequenceNumber>
-    <Assembly>Microsoft.Office.DocumentManagement, Version=14.0.0.0, Culture=neutral, PublicKeyToken=71e9bce111e9429c</Assembly>
-    <Class>Microsoft.Office.DocumentManagement.Internal.DocIdHandler</Class>
-    <Data/>
-    <Filter/>
-  </Receiver>
-  <Receiver>
-    <Name>Document ID Generator</Name>
-    <Synchronization>Synchronous</Synchronization>
-    <Type>10002</Type>
-    <SequenceNumber>1001</SequenceNumber>
-    <Assembly>Microsoft.Office.DocumentManagement, Version=14.0.0.0, Culture=neutral, PublicKeyToken=71e9bce111e9429c</Assembly>
-    <Class>Microsoft.Office.DocumentManagement.Internal.DocIdHandler</Class>
-    <Data/>
-    <Filter/>
-  </Receiver>
-  <Receiver>
-    <Name>Document ID Generator</Name>
-    <Synchronization>Synchronous</Synchronization>
-    <Type>10004</Type>
-    <SequenceNumber>1002</SequenceNumber>
-    <Assembly>Microsoft.Office.DocumentManagement, Version=14.0.0.0, Culture=neutral, PublicKeyToken=71e9bce111e9429c</Assembly>
-    <Class>Microsoft.Office.DocumentManagement.Internal.DocIdHandler</Class>
-    <Data/>
-    <Filter/>
-  </Receiver>
-  <Receiver>
-    <Name>Document ID Generator</Name>
-    <Synchronization>Synchronous</Synchronization>
-    <Type>10006</Type>
-    <SequenceNumber>1003</SequenceNumber>
-    <Assembly>Microsoft.Office.DocumentManagement, Version=14.0.0.0, Culture=neutral, PublicKeyToken=71e9bce111e9429c</Assembly>
-    <Class>Microsoft.Office.DocumentManagement.Internal.DocIdHandler</Class>
-    <Data/>
-    <Filter/>
-  </Receiver>
-</spe:Receivers>
+<b:Sources xmlns:b="http://schemas.openxmlformats.org/officeDocument/2006/bibliography" xmlns="http://schemas.openxmlformats.org/officeDocument/2006/bibliography" SelectedStyle="\APA.XSL" StyleName="APA"/>
 </file>
 
 <file path=customXml/itemProps1.xml><?xml version="1.0" encoding="utf-8"?>
-<ds:datastoreItem xmlns:ds="http://schemas.openxmlformats.org/officeDocument/2006/customXml" ds:itemID="{0FF0F878-5F0F-460C-9013-40E72731A637}">
+<ds:datastoreItem xmlns:ds="http://schemas.openxmlformats.org/officeDocument/2006/customXml" ds:itemID="{68AAD2DA-5792-4B35-80F3-9D0C21EB95BE}">
   <ds:schemaRefs>
-    <ds:schemaRef ds:uri="http://schemas.openxmlformats.org/officeDocument/2006/bibliography"/>
+    <ds:schemaRef ds:uri="http://schemas.microsoft.com/sharepoint/events"/>
   </ds:schemaRefs>
 </ds:datastoreItem>
 </file>
 
 <file path=customXml/itemProps2.xml><?xml version="1.0" encoding="utf-8"?>
+<ds:datastoreItem xmlns:ds="http://schemas.openxmlformats.org/officeDocument/2006/customXml" ds:itemID="{EEE2973D-7DD7-4773-855D-5CAD81242BDE}">
+  <ds:schemaRefs>
+    <ds:schemaRef ds:uri="http://schemas.microsoft.com/sharepoint/v3/contenttype/forms"/>
+  </ds:schemaRefs>
+</ds:datastoreItem>
+</file>
+
+<file path=customXml/itemProps3.xml><?xml version="1.0" encoding="utf-8"?>
+<ds:datastoreItem xmlns:ds="http://schemas.openxmlformats.org/officeDocument/2006/customXml" ds:itemID="{1159403A-C237-488E-8C5E-DABF9FCE7043}">
+  <ds:schemaRefs>
+    <ds:schemaRef ds:uri="http://schemas.microsoft.com/office/2006/metadata/properties"/>
+    <ds:schemaRef ds:uri="http://schemas.microsoft.com/office/infopath/2007/PartnerControls"/>
+    <ds:schemaRef ds:uri="a1322699-2fbb-4cce-8aba-176c4fa97253"/>
+    <ds:schemaRef ds:uri="http://schemas.microsoft.com/sharepoint/v3"/>
+    <ds:schemaRef ds:uri="http://schemas.microsoft.com/sharepoint/v3/fields"/>
+    <ds:schemaRef ds:uri="f0ff482e-aa3b-417e-9d65-5f4cb2656651"/>
+  </ds:schemaRefs>
+</ds:datastoreItem>
+</file>
+
+<file path=customXml/itemProps4.xml><?xml version="1.0" encoding="utf-8"?>
+<ds:datastoreItem xmlns:ds="http://schemas.openxmlformats.org/officeDocument/2006/customXml" ds:itemID="{FBF226EE-3CF7-472C-91DD-A47C59CACF63}">
+  <ds:schemaRefs>
+    <ds:schemaRef ds:uri="Microsoft.SharePoint.Taxonomy.ContentTypeSync"/>
+  </ds:schemaRefs>
+</ds:datastoreItem>
+</file>
+
+<file path=customXml/itemProps5.xml><?xml version="1.0" encoding="utf-8"?>
 <ds:datastoreItem xmlns:ds="http://schemas.openxmlformats.org/officeDocument/2006/customXml" ds:itemID="{8BB746A0-EF99-488C-AF7A-E10AF123421B}">
   <ds:schemaRefs>
     <ds:schemaRef ds:uri="http://schemas.microsoft.com/office/2006/metadata/contentType"/>
@@ -10843,39 +10988,10 @@
 </ds:datastoreItem>
 </file>
 
-<file path=customXml/itemProps3.xml><?xml version="1.0" encoding="utf-8"?>
-<ds:datastoreItem xmlns:ds="http://schemas.openxmlformats.org/officeDocument/2006/customXml" ds:itemID="{FBF226EE-3CF7-472C-91DD-A47C59CACF63}">
+<file path=customXml/itemProps6.xml><?xml version="1.0" encoding="utf-8"?>
+<ds:datastoreItem xmlns:ds="http://schemas.openxmlformats.org/officeDocument/2006/customXml" ds:itemID="{0FF0F878-5F0F-460C-9013-40E72731A637}">
   <ds:schemaRefs>
-    <ds:schemaRef ds:uri="Microsoft.SharePoint.Taxonomy.ContentTypeSync"/>
-  </ds:schemaRefs>
-</ds:datastoreItem>
-</file>
-
-<file path=customXml/itemProps4.xml><?xml version="1.0" encoding="utf-8"?>
-<ds:datastoreItem xmlns:ds="http://schemas.openxmlformats.org/officeDocument/2006/customXml" ds:itemID="{1159403A-C237-488E-8C5E-DABF9FCE7043}">
-  <ds:schemaRefs>
-    <ds:schemaRef ds:uri="http://schemas.microsoft.com/office/2006/metadata/properties"/>
-    <ds:schemaRef ds:uri="http://schemas.microsoft.com/office/infopath/2007/PartnerControls"/>
-    <ds:schemaRef ds:uri="a1322699-2fbb-4cce-8aba-176c4fa97253"/>
-    <ds:schemaRef ds:uri="http://schemas.microsoft.com/sharepoint/v3"/>
-    <ds:schemaRef ds:uri="http://schemas.microsoft.com/sharepoint/v3/fields"/>
-    <ds:schemaRef ds:uri="f0ff482e-aa3b-417e-9d65-5f4cb2656651"/>
-  </ds:schemaRefs>
-</ds:datastoreItem>
-</file>
-
-<file path=customXml/itemProps5.xml><?xml version="1.0" encoding="utf-8"?>
-<ds:datastoreItem xmlns:ds="http://schemas.openxmlformats.org/officeDocument/2006/customXml" ds:itemID="{EEE2973D-7DD7-4773-855D-5CAD81242BDE}">
-  <ds:schemaRefs>
-    <ds:schemaRef ds:uri="http://schemas.microsoft.com/sharepoint/v3/contenttype/forms"/>
-  </ds:schemaRefs>
-</ds:datastoreItem>
-</file>
-
-<file path=customXml/itemProps6.xml><?xml version="1.0" encoding="utf-8"?>
-<ds:datastoreItem xmlns:ds="http://schemas.openxmlformats.org/officeDocument/2006/customXml" ds:itemID="{68AAD2DA-5792-4B35-80F3-9D0C21EB95BE}">
-  <ds:schemaRefs>
-    <ds:schemaRef ds:uri="http://schemas.microsoft.com/sharepoint/events"/>
+    <ds:schemaRef ds:uri="http://schemas.openxmlformats.org/officeDocument/2006/bibliography"/>
   </ds:schemaRefs>
 </ds:datastoreItem>
 </file>
--- a/assistant dfci.docx
+++ b/assistant dfci.docx
@@ -177,7 +177,27 @@
                 <w:sz w:val="28"/>
                 <w:szCs w:val="28"/>
               </w:rPr>
-              <w:t>1.0.0</w:t>
+              <w:t>1.</w:t>
+            </w:r>
+            <w:r>
+              <w:rPr>
+                <w:rFonts w:ascii="Times New Roman" w:hAnsi="Times New Roman" w:cs="Times New Roman"/>
+                <w:b/>
+                <w:noProof/>
+                <w:sz w:val="28"/>
+                <w:szCs w:val="28"/>
+              </w:rPr>
+              <w:t>1</w:t>
+            </w:r>
+            <w:r>
+              <w:rPr>
+                <w:rFonts w:ascii="Times New Roman" w:hAnsi="Times New Roman" w:cs="Times New Roman"/>
+                <w:b/>
+                <w:noProof/>
+                <w:sz w:val="28"/>
+                <w:szCs w:val="28"/>
+              </w:rPr>
+              <w:t>.0</w:t>
             </w:r>
           </w:p>
         </w:tc>
@@ -426,7 +446,23 @@
                     <w:b/>
                     <w:szCs w:val="18"/>
                   </w:rPr>
-                  <w:t>1.0.0</w:t>
+                  <w:t>1.</w:t>
+                </w:r>
+                <w:r>
+                  <w:rPr>
+                    <w:rFonts w:cs="Arial"/>
+                    <w:b/>
+                    <w:szCs w:val="18"/>
+                  </w:rPr>
+                  <w:t>1</w:t>
+                </w:r>
+                <w:r>
+                  <w:rPr>
+                    <w:rFonts w:cs="Arial"/>
+                    <w:b/>
+                    <w:szCs w:val="18"/>
+                  </w:rPr>
+                  <w:t>.0</w:t>
                 </w:r>
               </w:sdtContent>
             </w:sdt>
@@ -445,7 +481,7 @@
               <w:docPart w:val="C16F81A3EFFC41CF93FB4F105A9B07C8"/>
             </w:placeholder>
             <w:dataBinding w:prefixMappings="xmlns:ns0='http://schemas.microsoft.com/office/2006/metadata/properties' xmlns:ns1='http://www.w3.org/2001/XMLSchema-instance' xmlns:ns2='http://schemas.microsoft.com/office/infopath/2007/PartnerControls' xmlns:ns3='a1322699-2fbb-4cce-8aba-176c4fa97253' xmlns:ns4='http://schemas.microsoft.com/sharepoint/v3' xmlns:ns5='http://schemas.microsoft.com/sharepoint/v3/fields' xmlns:ns6='f0ff482e-aa3b-417e-9d65-5f4cb2656651' " w:xpath="/ns0:properties[1]/documentManagement[1]/ns5:_DCDateCreated[1]" w:storeItemID="{1159403A-C237-488E-8C5E-DABF9FCE7043}"/>
-            <w:date w:fullDate="2025-07-24T00:00:00Z">
+            <w:date w:fullDate="2026-01-23T00:00:00Z">
               <w:dateFormat w:val="dd/MM/yyyy"/>
               <w:lid w:val="fr-FR"/>
               <w:storeMappedDataAs w:val="dateTime"/>
@@ -475,7 +511,7 @@
                     <w:rFonts w:cs="Arial"/>
                     <w:szCs w:val="18"/>
                   </w:rPr>
-                  <w:t>24/07/2025</w:t>
+                  <w:t>23/01/2026</w:t>
                 </w:r>
               </w:p>
             </w:tc>
@@ -1278,6 +1314,108 @@
                 <w:szCs w:val="18"/>
               </w:rPr>
               <w:t>Adaptation à le version 1.0.0 du plugin</w:t>
+            </w:r>
+          </w:p>
+        </w:tc>
+      </w:tr>
+      <w:tr>
+        <w:tc>
+          <w:tcPr>
+            <w:tcW w:w="1115" w:type="dxa"/>
+          </w:tcPr>
+          <w:p>
+            <w:pPr>
+              <w:ind w:firstLine="34"/>
+              <w:jc w:val="center"/>
+              <w:rPr>
+                <w:rFonts w:cs="Arial"/>
+                <w:szCs w:val="18"/>
+              </w:rPr>
+            </w:pPr>
+            <w:r>
+              <w:rPr>
+                <w:rFonts w:cs="Arial"/>
+                <w:szCs w:val="18"/>
+              </w:rPr>
+              <w:t>1.1.0</w:t>
+            </w:r>
+          </w:p>
+        </w:tc>
+        <w:tc>
+          <w:tcPr>
+            <w:tcW w:w="1514" w:type="dxa"/>
+          </w:tcPr>
+          <w:p>
+            <w:pPr>
+              <w:ind w:firstLine="0"/>
+              <w:jc w:val="center"/>
+              <w:rPr>
+                <w:rFonts w:cs="Arial"/>
+                <w:szCs w:val="18"/>
+              </w:rPr>
+            </w:pPr>
+            <w:r>
+              <w:rPr>
+                <w:rFonts w:cs="Arial"/>
+                <w:szCs w:val="18"/>
+              </w:rPr>
+              <w:t>23/01/2026</w:t>
+            </w:r>
+          </w:p>
+        </w:tc>
+        <w:tc>
+          <w:tcPr>
+            <w:tcW w:w="2472" w:type="dxa"/>
+          </w:tcPr>
+          <w:p>
+            <w:pPr>
+              <w:rPr>
+                <w:rFonts w:cs="Arial"/>
+                <w:szCs w:val="18"/>
+              </w:rPr>
+            </w:pPr>
+            <w:r>
+              <w:rPr>
+                <w:rFonts w:cs="Arial"/>
+                <w:szCs w:val="18"/>
+              </w:rPr>
+              <w:t>Philippe GALLEN</w:t>
+            </w:r>
+          </w:p>
+        </w:tc>
+        <w:tc>
+          <w:tcPr>
+            <w:tcW w:w="4771" w:type="dxa"/>
+          </w:tcPr>
+          <w:p>
+            <w:pPr>
+              <w:ind w:firstLine="0"/>
+              <w:jc w:val="left"/>
+              <w:rPr>
+                <w:rFonts w:cs="Arial"/>
+                <w:szCs w:val="18"/>
+              </w:rPr>
+            </w:pPr>
+            <w:r>
+              <w:rPr>
+                <w:rFonts w:cs="Arial"/>
+                <w:szCs w:val="18"/>
+              </w:rPr>
+              <w:t>Adaptation à le version 1.</w:t>
+            </w:r>
+            <w:r>
+              <w:rPr>
+                <w:rFonts w:cs="Arial"/>
+                <w:szCs w:val="18"/>
+              </w:rPr>
+              <w:t>1</w:t>
+            </w:r>
+            <w:r>
+              <w:rPr>
+                <w:rFonts w:cs="Arial"/>
+                <w:szCs w:val="18"/>
+              </w:rPr>
+              <w:t>.0 du plugin</w:t>
             </w:r>
           </w:p>
         </w:tc>
@@ -1356,7 +1494,7 @@
           <w:r>
             <w:fldChar w:fldCharType="separate"/>
           </w:r>
-          <w:hyperlink w:anchor="_Toc204249643" w:history="1">
+          <w:hyperlink w:anchor="_Toc220081230" w:history="1">
             <w:r>
               <w:rPr>
                 <w:rStyle w:val="Lienhypertexte"/>
@@ -1394,7 +1532,7 @@
               <w:rPr>
                 <w:webHidden/>
               </w:rPr>
-              <w:instrText xml:space="preserve"> PAGEREF _Toc204249643 \h </w:instrText>
+              <w:instrText xml:space="preserve"> PAGEREF _Toc220081230 \h </w:instrText>
             </w:r>
             <w:r>
               <w:rPr>
@@ -1431,7 +1569,7 @@
               <w:szCs w:val="22"/>
             </w:rPr>
           </w:pPr>
-          <w:hyperlink w:anchor="_Toc204249644" w:history="1">
+          <w:hyperlink w:anchor="_Toc220081231" w:history="1">
             <w:r>
               <w:rPr>
                 <w:rStyle w:val="Lienhypertexte"/>
@@ -1469,7 +1607,7 @@
               <w:rPr>
                 <w:webHidden/>
               </w:rPr>
-              <w:instrText xml:space="preserve"> PAGEREF _Toc204249644 \h </w:instrText>
+              <w:instrText xml:space="preserve"> PAGEREF _Toc220081231 \h </w:instrText>
             </w:r>
             <w:r>
               <w:rPr>
@@ -1506,7 +1644,7 @@
               <w:szCs w:val="22"/>
             </w:rPr>
           </w:pPr>
-          <w:hyperlink w:anchor="_Toc204249645" w:history="1">
+          <w:hyperlink w:anchor="_Toc220081232" w:history="1">
             <w:r>
               <w:rPr>
                 <w:rStyle w:val="Lienhypertexte"/>
@@ -1544,7 +1682,7 @@
               <w:rPr>
                 <w:webHidden/>
               </w:rPr>
-              <w:instrText xml:space="preserve"> PAGEREF _Toc204249645 \h </w:instrText>
+              <w:instrText xml:space="preserve"> PAGEREF _Toc220081232 \h </w:instrText>
             </w:r>
             <w:r>
               <w:rPr>
@@ -1581,7 +1719,7 @@
               <w:szCs w:val="22"/>
             </w:rPr>
           </w:pPr>
-          <w:hyperlink w:anchor="_Toc204249646" w:history="1">
+          <w:hyperlink w:anchor="_Toc220081233" w:history="1">
             <w:r>
               <w:rPr>
                 <w:rStyle w:val="Lienhypertexte"/>
@@ -1619,7 +1757,7 @@
               <w:rPr>
                 <w:webHidden/>
               </w:rPr>
-              <w:instrText xml:space="preserve"> PAGEREF _Toc204249646 \h </w:instrText>
+              <w:instrText xml:space="preserve"> PAGEREF _Toc220081233 \h </w:instrText>
             </w:r>
             <w:r>
               <w:rPr>
@@ -1656,7 +1794,7 @@
               <w:szCs w:val="22"/>
             </w:rPr>
           </w:pPr>
-          <w:hyperlink w:anchor="_Toc204249647" w:history="1">
+          <w:hyperlink w:anchor="_Toc220081234" w:history="1">
             <w:r>
               <w:rPr>
                 <w:rStyle w:val="Lienhypertexte"/>
@@ -1694,7 +1832,7 @@
               <w:rPr>
                 <w:webHidden/>
               </w:rPr>
-              <w:instrText xml:space="preserve"> PAGEREF _Toc204249647 \h </w:instrText>
+              <w:instrText xml:space="preserve"> PAGEREF _Toc220081234 \h </w:instrText>
             </w:r>
             <w:r>
               <w:rPr>
@@ -1730,7 +1868,7 @@
               <w:szCs w:val="22"/>
             </w:rPr>
           </w:pPr>
-          <w:hyperlink w:anchor="_Toc204249648" w:history="1">
+          <w:hyperlink w:anchor="_Toc220081235" w:history="1">
             <w:r>
               <w:rPr>
                 <w:rStyle w:val="Lienhypertexte"/>
@@ -1767,7 +1905,7 @@
               <w:rPr>
                 <w:webHidden/>
               </w:rPr>
-              <w:instrText xml:space="preserve"> PAGEREF _Toc204249648 \h </w:instrText>
+              <w:instrText xml:space="preserve"> PAGEREF _Toc220081235 \h </w:instrText>
             </w:r>
             <w:r>
               <w:rPr>
@@ -1803,7 +1941,7 @@
               <w:szCs w:val="22"/>
             </w:rPr>
           </w:pPr>
-          <w:hyperlink w:anchor="_Toc204249649" w:history="1">
+          <w:hyperlink w:anchor="_Toc220081236" w:history="1">
             <w:r>
               <w:rPr>
                 <w:rStyle w:val="Lienhypertexte"/>
@@ -1840,7 +1978,7 @@
               <w:rPr>
                 <w:webHidden/>
               </w:rPr>
-              <w:instrText xml:space="preserve"> PAGEREF _Toc204249649 \h </w:instrText>
+              <w:instrText xml:space="preserve"> PAGEREF _Toc220081236 \h </w:instrText>
             </w:r>
             <w:r>
               <w:rPr>
@@ -1877,7 +2015,7 @@
               <w:szCs w:val="22"/>
             </w:rPr>
           </w:pPr>
-          <w:hyperlink w:anchor="_Toc204249650" w:history="1">
+          <w:hyperlink w:anchor="_Toc220081237" w:history="1">
             <w:r>
               <w:rPr>
                 <w:rStyle w:val="Lienhypertexte"/>
@@ -1915,7 +2053,7 @@
               <w:rPr>
                 <w:webHidden/>
               </w:rPr>
-              <w:instrText xml:space="preserve"> PAGEREF _Toc204249650 \h </w:instrText>
+              <w:instrText xml:space="preserve"> PAGEREF _Toc220081237 \h </w:instrText>
             </w:r>
             <w:r>
               <w:rPr>
@@ -1952,7 +2090,7 @@
               <w:szCs w:val="22"/>
             </w:rPr>
           </w:pPr>
-          <w:hyperlink w:anchor="_Toc204249651" w:history="1">
+          <w:hyperlink w:anchor="_Toc220081238" w:history="1">
             <w:r>
               <w:rPr>
                 <w:rStyle w:val="Lienhypertexte"/>
@@ -1990,7 +2128,7 @@
               <w:rPr>
                 <w:webHidden/>
               </w:rPr>
-              <w:instrText xml:space="preserve"> PAGEREF _Toc204249651 \h </w:instrText>
+              <w:instrText xml:space="preserve"> PAGEREF _Toc220081238 \h </w:instrText>
             </w:r>
             <w:r>
               <w:rPr>
@@ -2026,7 +2164,7 @@
               <w:szCs w:val="22"/>
             </w:rPr>
           </w:pPr>
-          <w:hyperlink w:anchor="_Toc204249652" w:history="1">
+          <w:hyperlink w:anchor="_Toc220081239" w:history="1">
             <w:r>
               <w:rPr>
                 <w:rStyle w:val="Lienhypertexte"/>
@@ -2063,7 +2201,7 @@
               <w:rPr>
                 <w:webHidden/>
               </w:rPr>
-              <w:instrText xml:space="preserve"> PAGEREF _Toc204249652 \h </w:instrText>
+              <w:instrText xml:space="preserve"> PAGEREF _Toc220081239 \h </w:instrText>
             </w:r>
             <w:r>
               <w:rPr>
@@ -2133,7 +2271,7 @@
       <w:pPr>
         <w:pStyle w:val="Titre1"/>
       </w:pPr>
-      <w:bookmarkStart w:id="0" w:name="_Toc204249643"/>
+      <w:bookmarkStart w:id="0" w:name="_Toc220081230"/>
       <w:r>
         <w:t>Prérequis</w:t>
       </w:r>
@@ -2151,30 +2289,14 @@
     </w:p>
     <w:p>
       <w:r>
-        <w:t>Ce plugin fonctionne uniquement avec des couches de la BDTopo, le nom de la couche route doit obligatoirement se nommer : « </w:t>
-      </w:r>
-      <w:proofErr w:type="spellStart"/>
-      <w:r>
-        <w:t>troncon_de_route</w:t>
-      </w:r>
-      <w:proofErr w:type="spellEnd"/>
-      <w:r>
-        <w:t> » dans QGIS.</w:t>
+        <w:t>Ce plugin fonctionne uniquement avec des couches de la BDTopo, le nom de la couche route doit obligatoirement se nommer : « troncon_de_route » dans QGIS.</w:t>
       </w:r>
     </w:p>
     <w:p/>
     <w:p>
       <w:bookmarkStart w:id="1" w:name="_Hlk183424290"/>
       <w:r>
-        <w:t>Si le package « </w:t>
-      </w:r>
-      <w:proofErr w:type="spellStart"/>
-      <w:r>
-        <w:t>openpyxl</w:t>
-      </w:r>
-      <w:proofErr w:type="spellEnd"/>
-      <w:r>
-        <w:t> » n’est pas installé sur le poste le message d’erreur ci-dessous apparait lors d’une transaction.</w:t>
+        <w:t>Si le package « openpyxl » n’est pas installé sur le poste le message d’erreur ci-dessous apparait lors d’une transaction.</w:t>
       </w:r>
       <w:bookmarkEnd w:id="1"/>
     </w:p>
@@ -2458,29 +2580,8 @@
         <w:t>python-qgis-ltr.bat</w:t>
       </w:r>
       <w:r>
-        <w:t xml:space="preserve"> -m </w:t>
-      </w:r>
-      <w:proofErr w:type="spellStart"/>
-      <w:r>
-        <w:t>pip</w:t>
-      </w:r>
-      <w:proofErr w:type="spellEnd"/>
-      <w:r>
-        <w:t xml:space="preserve"> </w:t>
-      </w:r>
-      <w:proofErr w:type="spellStart"/>
-      <w:r>
-        <w:t>install</w:t>
-      </w:r>
-      <w:proofErr w:type="spellEnd"/>
-      <w:r>
-        <w:t xml:space="preserve"> </w:t>
-      </w:r>
-      <w:proofErr w:type="spellStart"/>
-      <w:r>
-        <w:t>openpyxl</w:t>
-      </w:r>
-      <w:proofErr w:type="spellEnd"/>
+        <w:t xml:space="preserve"> -m pip install openpyxl</w:t>
+      </w:r>
     </w:p>
     <w:bookmarkEnd w:id="3"/>
     <w:p/>
@@ -2548,7 +2649,7 @@
       <w:pPr>
         <w:pStyle w:val="Titre1"/>
       </w:pPr>
-      <w:bookmarkStart w:id="5" w:name="_Toc204249644"/>
+      <w:bookmarkStart w:id="5" w:name="_Toc220081231"/>
       <w:r>
         <w:lastRenderedPageBreak/>
         <w:t>Résumé</w:t>
@@ -2570,10 +2671,16 @@
         <w:t xml:space="preserve"> des </w:t>
       </w:r>
       <w:r>
+        <w:t>« </w:t>
+      </w:r>
+      <w:r>
         <w:t>complexes DFCI</w:t>
       </w:r>
       <w:r>
         <w:t xml:space="preserve"> </w:t>
+      </w:r>
+      <w:r>
+        <w:t>».</w:t>
       </w:r>
     </w:p>
     <w:p/>
@@ -2582,7 +2689,7 @@
       <w:pPr>
         <w:pStyle w:val="Titre1"/>
       </w:pPr>
-      <w:bookmarkStart w:id="6" w:name="_Toc204249645"/>
+      <w:bookmarkStart w:id="6" w:name="_Toc220081232"/>
       <w:r>
         <w:t>Installation</w:t>
       </w:r>
@@ -2658,13 +2765,13 @@
         <w:br w:type="page"/>
       </w:r>
     </w:p>
-    <w:p/>
     <w:p>
       <w:pPr>
         <w:pStyle w:val="Titre1"/>
       </w:pPr>
-      <w:bookmarkStart w:id="7" w:name="_Toc204249646"/>
-      <w:r>
+      <w:bookmarkStart w:id="7" w:name="_Toc220081233"/>
+      <w:r>
+        <w:lastRenderedPageBreak/>
         <w:t>Présentation</w:t>
       </w:r>
       <w:bookmarkEnd w:id="7"/>
@@ -2676,14 +2783,11 @@
         <w:jc w:val="center"/>
       </w:pPr>
       <w:r>
-        <w:rPr>
-          <w:noProof/>
-        </w:rPr>
         <w:drawing>
-          <wp:inline distT="0" distB="0" distL="0" distR="0" wp14:anchorId="785D6A55" wp14:editId="398F347F">
-            <wp:extent cx="3076575" cy="5195992"/>
-            <wp:effectExtent l="0" t="0" r="0" b="5080"/>
-            <wp:docPr id="17" name="Image 17"/>
+          <wp:inline distT="0" distB="0" distL="0" distR="0" wp14:anchorId="0675432F" wp14:editId="7F1EB86A">
+            <wp:extent cx="1927824" cy="3333750"/>
+            <wp:effectExtent l="0" t="0" r="0" b="0"/>
+            <wp:docPr id="1" name="Image 1"/>
             <wp:cNvGraphicFramePr>
               <a:graphicFrameLocks xmlns:a="http://schemas.openxmlformats.org/drawingml/2006/main" noChangeAspect="1"/>
             </wp:cNvGraphicFramePr>
@@ -2691,17 +2795,11 @@
               <a:graphicData uri="http://schemas.openxmlformats.org/drawingml/2006/picture">
                 <pic:pic xmlns:pic="http://schemas.openxmlformats.org/drawingml/2006/picture">
                   <pic:nvPicPr>
-                    <pic:cNvPr id="17" name="Image 17"/>
+                    <pic:cNvPr id="1" name=""/>
                     <pic:cNvPicPr/>
                   </pic:nvPicPr>
                   <pic:blipFill>
-                    <a:blip r:embed="rId18">
-                      <a:extLst>
-                        <a:ext uri="{28A0092B-C50C-407E-A947-70E740481C1C}">
-                          <a14:useLocalDpi xmlns:a14="http://schemas.microsoft.com/office/drawing/2010/main" val="0"/>
-                        </a:ext>
-                      </a:extLst>
-                    </a:blip>
+                    <a:blip r:embed="rId18"/>
                     <a:stretch>
                       <a:fillRect/>
                     </a:stretch>
@@ -2709,7 +2807,7 @@
                   <pic:spPr>
                     <a:xfrm>
                       <a:off x="0" y="0"/>
-                      <a:ext cx="3080272" cy="5202237"/>
+                      <a:ext cx="1935582" cy="3347166"/>
                     </a:xfrm>
                     <a:prstGeom prst="rect">
                       <a:avLst/>
@@ -2863,10 +2961,9 @@
         </w:drawing>
       </w:r>
       <w:r>
-        <w:t xml:space="preserve"> Permet de modifier la couleur des tronçons sélectionnés dans QGIS. Ça peut être utile suivant la symbologie appliquées pour les tronçons dans QGIS.</w:t>
+        <w:t xml:space="preserve"> Permet de modifier la couleur des tronçons sélectionnés dans QGIS. Ça peut être utile suivant la symbologie appliquée pour les tronçons dans QGIS.</w:t>
       </w:r>
     </w:p>
-    <w:p/>
     <w:p>
       <w:r>
         <w:t xml:space="preserve">Le bouton </w:t>
@@ -2918,19 +3015,20 @@
         </w:drawing>
       </w:r>
       <w:r>
+        <w:t xml:space="preserve"> </w:t>
+      </w:r>
+      <w:r>
         <w:t>permet la sélection de toutes les entités comprises entre deux tronçons.</w:t>
       </w:r>
     </w:p>
     <w:p/>
     <w:p>
       <w:r>
-        <w:t xml:space="preserve">Le bouton « Valider les modifications&gt; valide les modifications dans QGIS, le plugin « espace collaboratif » se charge d’impacter les bases BDTopo de </w:t>
-      </w:r>
-      <w:proofErr w:type="spellStart"/>
-      <w:r>
-        <w:t>l’ign</w:t>
-      </w:r>
-      <w:proofErr w:type="spellEnd"/>
+        <w:t>Le bouton « Valider les modifications&gt; valide les modifications dans QGIS, le plugin « espace collaboratif » se charge d’impacter les bases BDTopo de l’</w:t>
+      </w:r>
+      <w:r>
+        <w:t xml:space="preserve"> IGN</w:t>
+      </w:r>
       <w:r>
         <w:t>.</w:t>
       </w:r>
@@ -2940,15 +3038,447 @@
         <w:spacing w:before="0" w:after="200" w:line="276" w:lineRule="auto"/>
         <w:jc w:val="left"/>
       </w:pPr>
-      <w:r>
-        <w:br w:type="page"/>
-      </w:r>
     </w:p>
     <w:p>
       <w:pPr>
+        <w:spacing w:before="0" w:after="200" w:line="276" w:lineRule="auto"/>
+        <w:jc w:val="left"/>
+      </w:pPr>
+      <w:r>
+        <w:rPr>
+          <w:noProof/>
+        </w:rPr>
+        <mc:AlternateContent>
+          <mc:Choice Requires="wps">
+            <w:drawing>
+              <wp:anchor distT="45720" distB="45720" distL="114300" distR="114300" simplePos="0" relativeHeight="251668480" behindDoc="0" locked="0" layoutInCell="1" allowOverlap="1" wp14:anchorId="67E3C746" wp14:editId="1878B722">
+                <wp:simplePos x="0" y="0"/>
+                <wp:positionH relativeFrom="column">
+                  <wp:posOffset>2105660</wp:posOffset>
+                </wp:positionH>
+                <wp:positionV relativeFrom="paragraph">
+                  <wp:posOffset>431165</wp:posOffset>
+                </wp:positionV>
+                <wp:extent cx="3746500" cy="1149350"/>
+                <wp:effectExtent l="0" t="0" r="6350" b="0"/>
+                <wp:wrapSquare wrapText="bothSides"/>
+                <wp:docPr id="14" name="Zone de texte 2"/>
+                <wp:cNvGraphicFramePr>
+                  <a:graphicFrameLocks xmlns:a="http://schemas.openxmlformats.org/drawingml/2006/main"/>
+                </wp:cNvGraphicFramePr>
+                <a:graphic xmlns:a="http://schemas.openxmlformats.org/drawingml/2006/main">
+                  <a:graphicData uri="http://schemas.microsoft.com/office/word/2010/wordprocessingShape">
+                    <wps:wsp>
+                      <wps:cNvSpPr txBox="1">
+                        <a:spLocks noChangeArrowheads="1"/>
+                      </wps:cNvSpPr>
+                      <wps:spPr bwMode="auto">
+                        <a:xfrm>
+                          <a:off x="0" y="0"/>
+                          <a:ext cx="3746500" cy="1149350"/>
+                        </a:xfrm>
+                        <a:prstGeom prst="rect">
+                          <a:avLst/>
+                        </a:prstGeom>
+                        <a:solidFill>
+                          <a:srgbClr val="FFFFFF"/>
+                        </a:solidFill>
+                        <a:ln w="9525">
+                          <a:noFill/>
+                          <a:miter lim="800000"/>
+                          <a:headEnd/>
+                          <a:tailEnd/>
+                        </a:ln>
+                      </wps:spPr>
+                      <wps:txbx>
+                        <w:txbxContent>
+                          <w:p>
+                            <w:r>
+                              <w:t xml:space="preserve">A l’ouverture de l’outil il y a une vérification de la présence dans le projet des couches nécessaires. Afficher l’état du modèle permet de </w:t>
+                            </w:r>
+                            <w:r>
+                              <w:rPr>
+                                <w:b/>
+                                <w:bCs/>
+                              </w:rPr>
+                              <w:t>vérifier les permissions sur chaque attribut</w:t>
+                            </w:r>
+                            <w:r>
+                              <w:t>. Ces permissions sont définies dans le projet en fonction des guichets en saisie directe dans la BDTOPO.</w:t>
+                            </w:r>
+                          </w:p>
+                          <w:p/>
+                        </w:txbxContent>
+                      </wps:txbx>
+                      <wps:bodyPr rot="0" vert="horz" wrap="square" lIns="91440" tIns="45720" rIns="91440" bIns="45720" anchor="t" anchorCtr="0">
+                        <a:noAutofit/>
+                      </wps:bodyPr>
+                    </wps:wsp>
+                  </a:graphicData>
+                </a:graphic>
+                <wp14:sizeRelH relativeFrom="margin">
+                  <wp14:pctWidth>0</wp14:pctWidth>
+                </wp14:sizeRelH>
+                <wp14:sizeRelV relativeFrom="margin">
+                  <wp14:pctHeight>0</wp14:pctHeight>
+                </wp14:sizeRelV>
+              </wp:anchor>
+            </w:drawing>
+          </mc:Choice>
+          <mc:Fallback>
+            <w:pict>
+              <v:shapetype w14:anchorId="67E3C746" id="_x0000_t202" coordsize="21600,21600" o:spt="202" path="m,l,21600r21600,l21600,xe">
+                <v:stroke joinstyle="miter"/>
+                <v:path gradientshapeok="t" o:connecttype="rect"/>
+              </v:shapetype>
+              <v:shape id="Zone de texte 2" o:spid="_x0000_s1026" type="#_x0000_t202" style="position:absolute;margin-left:165.8pt;margin-top:33.95pt;width:295pt;height:90.5pt;z-index:251668480;visibility:visible;mso-wrap-style:square;mso-width-percent:0;mso-height-percent:0;mso-wrap-distance-left:9pt;mso-wrap-distance-top:3.6pt;mso-wrap-distance-right:9pt;mso-wrap-distance-bottom:3.6pt;mso-position-horizontal:absolute;mso-position-horizontal-relative:text;mso-position-vertical:absolute;mso-position-vertical-relative:text;mso-width-percent:0;mso-height-percent:0;mso-width-relative:margin;mso-height-relative:margin;v-text-anchor:top" o:gfxdata="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" stroked="f">
+                <v:textbox>
+                  <w:txbxContent>
+                    <w:p>
+                      <w:r>
+                        <w:t xml:space="preserve">A l’ouverture de l’outil il y a une vérification de la présence dans le projet des couches nécessaires. Afficher l’état du modèle permet de </w:t>
+                      </w:r>
+                      <w:r>
+                        <w:rPr>
+                          <w:b/>
+                          <w:bCs/>
+                        </w:rPr>
+                        <w:t>vérifier les permissions sur chaque attribut</w:t>
+                      </w:r>
+                      <w:r>
+                        <w:t>. Ces permissions sont définies dans le projet en fonction des guichets en saisie directe dans la BDTOPO.</w:t>
+                      </w:r>
+                    </w:p>
+                    <w:p/>
+                  </w:txbxContent>
+                </v:textbox>
+                <w10:wrap type="square"/>
+              </v:shape>
+            </w:pict>
+          </mc:Fallback>
+        </mc:AlternateContent>
+      </w:r>
+      <w:r>
+        <w:rPr>
+          <w:noProof/>
+        </w:rPr>
+        <mc:AlternateContent>
+          <mc:Choice Requires="wps">
+            <w:drawing>
+              <wp:anchor distT="0" distB="0" distL="114300" distR="114300" simplePos="0" relativeHeight="251664384" behindDoc="0" locked="0" layoutInCell="1" allowOverlap="1" wp14:anchorId="4C7708FF" wp14:editId="1F6F4541">
+                <wp:simplePos x="0" y="0"/>
+                <wp:positionH relativeFrom="column">
+                  <wp:posOffset>607060</wp:posOffset>
+                </wp:positionH>
+                <wp:positionV relativeFrom="paragraph">
+                  <wp:posOffset>267335</wp:posOffset>
+                </wp:positionV>
+                <wp:extent cx="167723" cy="265044"/>
+                <wp:effectExtent l="0" t="0" r="80010" b="59055"/>
+                <wp:wrapNone/>
+                <wp:docPr id="17" name="Connecteur droit avec flèche 17"/>
+                <wp:cNvGraphicFramePr/>
+                <a:graphic xmlns:a="http://schemas.openxmlformats.org/drawingml/2006/main">
+                  <a:graphicData uri="http://schemas.microsoft.com/office/word/2010/wordprocessingShape">
+                    <wps:wsp>
+                      <wps:cNvCnPr/>
+                      <wps:spPr>
+                        <a:xfrm>
+                          <a:off x="0" y="0"/>
+                          <a:ext cx="167723" cy="265044"/>
+                        </a:xfrm>
+                        <a:prstGeom prst="straightConnector1">
+                          <a:avLst/>
+                        </a:prstGeom>
+                        <a:noFill/>
+                        <a:ln w="9525" cap="flat" cmpd="sng" algn="ctr">
+                          <a:solidFill>
+                            <a:srgbClr val="4F81BD">
+                              <a:shade val="95000"/>
+                              <a:satMod val="105000"/>
+                            </a:srgbClr>
+                          </a:solidFill>
+                          <a:prstDash val="solid"/>
+                          <a:tailEnd type="triangle"/>
+                        </a:ln>
+                        <a:effectLst/>
+                      </wps:spPr>
+                      <wps:bodyPr/>
+                    </wps:wsp>
+                  </a:graphicData>
+                </a:graphic>
+                <wp14:sizeRelH relativeFrom="margin">
+                  <wp14:pctWidth>0</wp14:pctWidth>
+                </wp14:sizeRelH>
+                <wp14:sizeRelV relativeFrom="margin">
+                  <wp14:pctHeight>0</wp14:pctHeight>
+                </wp14:sizeRelV>
+              </wp:anchor>
+            </w:drawing>
+          </mc:Choice>
+          <mc:Fallback>
+            <w:pict>
+              <v:shapetype w14:anchorId="1BD1A08B" id="_x0000_t32" coordsize="21600,21600" o:spt="32" o:oned="t" path="m,l21600,21600e" filled="f">
+                <v:path arrowok="t" fillok="f" o:connecttype="none"/>
+                <o:lock v:ext="edit" shapetype="t"/>
+              </v:shapetype>
+              <v:shape id="Connecteur droit avec flèche 17" o:spid="_x0000_s1026" type="#_x0000_t32" style="position:absolute;margin-left:47.8pt;margin-top:21.05pt;width:13.2pt;height:20.85pt;z-index:251664384;visibility:visible;mso-wrap-style:square;mso-width-percent:0;mso-height-percent:0;mso-wrap-distance-left:9pt;mso-wrap-distance-top:0;mso-wrap-distance-right:9pt;mso-wrap-distance-bottom:0;mso-position-horizontal:absolute;mso-position-horizontal-relative:text;mso-position-vertical:absolute;mso-position-vertical-relative:text;mso-width-percent:0;mso-height-percent:0;mso-width-relative:margin;mso-height-relative:margin" o:gfxdata="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" strokecolor="#4a7ebb">
+                <v:stroke endarrow="block"/>
+              </v:shape>
+            </w:pict>
+          </mc:Fallback>
+        </mc:AlternateContent>
+      </w:r>
+      <w:r>
+        <w:rPr>
+          <w:noProof/>
+        </w:rPr>
+        <w:drawing>
+          <wp:inline distT="0" distB="0" distL="0" distR="0" wp14:anchorId="16A2C4C6" wp14:editId="7D638CCF">
+            <wp:extent cx="1552792" cy="219106"/>
+            <wp:effectExtent l="0" t="0" r="0" b="9525"/>
+            <wp:docPr id="4" name="Image 4"/>
+            <wp:cNvGraphicFramePr>
+              <a:graphicFrameLocks xmlns:a="http://schemas.openxmlformats.org/drawingml/2006/main" noChangeAspect="1"/>
+            </wp:cNvGraphicFramePr>
+            <a:graphic xmlns:a="http://schemas.openxmlformats.org/drawingml/2006/main">
+              <a:graphicData uri="http://schemas.openxmlformats.org/drawingml/2006/picture">
+                <pic:pic xmlns:pic="http://schemas.openxmlformats.org/drawingml/2006/picture">
+                  <pic:nvPicPr>
+                    <pic:cNvPr id="1" name=""/>
+                    <pic:cNvPicPr/>
+                  </pic:nvPicPr>
+                  <pic:blipFill>
+                    <a:blip r:embed="rId22"/>
+                    <a:stretch>
+                      <a:fillRect/>
+                    </a:stretch>
+                  </pic:blipFill>
+                  <pic:spPr>
+                    <a:xfrm>
+                      <a:off x="0" y="0"/>
+                      <a:ext cx="1552792" cy="219106"/>
+                    </a:xfrm>
+                    <a:prstGeom prst="rect">
+                      <a:avLst/>
+                    </a:prstGeom>
+                  </pic:spPr>
+                </pic:pic>
+              </a:graphicData>
+            </a:graphic>
+          </wp:inline>
+        </w:drawing>
+      </w:r>
+    </w:p>
+    <w:p>
+      <w:pPr>
+        <w:spacing w:before="0" w:after="200" w:line="276" w:lineRule="auto"/>
+        <w:jc w:val="left"/>
+      </w:pPr>
+      <w:r>
+        <w:rPr>
+          <w:noProof/>
+        </w:rPr>
+        <mc:AlternateContent>
+          <mc:Choice Requires="wps">
+            <w:drawing>
+              <wp:anchor distT="45720" distB="45720" distL="114300" distR="114300" simplePos="0" relativeHeight="251666432" behindDoc="0" locked="0" layoutInCell="1" allowOverlap="1" wp14:anchorId="62EE6FFA" wp14:editId="2EC0EE9F">
+                <wp:simplePos x="0" y="0"/>
+                <wp:positionH relativeFrom="column">
+                  <wp:posOffset>314960</wp:posOffset>
+                </wp:positionH>
+                <wp:positionV relativeFrom="paragraph">
+                  <wp:posOffset>279400</wp:posOffset>
+                </wp:positionV>
+                <wp:extent cx="1346200" cy="1670050"/>
+                <wp:effectExtent l="0" t="0" r="6350" b="6350"/>
+                <wp:wrapSquare wrapText="bothSides"/>
+                <wp:docPr id="217" name="Zone de texte 2"/>
+                <wp:cNvGraphicFramePr>
+                  <a:graphicFrameLocks xmlns:a="http://schemas.openxmlformats.org/drawingml/2006/main"/>
+                </wp:cNvGraphicFramePr>
+                <a:graphic xmlns:a="http://schemas.openxmlformats.org/drawingml/2006/main">
+                  <a:graphicData uri="http://schemas.microsoft.com/office/word/2010/wordprocessingShape">
+                    <wps:wsp>
+                      <wps:cNvSpPr txBox="1">
+                        <a:spLocks noChangeArrowheads="1"/>
+                      </wps:cNvSpPr>
+                      <wps:spPr bwMode="auto">
+                        <a:xfrm>
+                          <a:off x="0" y="0"/>
+                          <a:ext cx="1346200" cy="1670050"/>
+                        </a:xfrm>
+                        <a:prstGeom prst="rect">
+                          <a:avLst/>
+                        </a:prstGeom>
+                        <a:solidFill>
+                          <a:srgbClr val="FFFFFF"/>
+                        </a:solidFill>
+                        <a:ln w="9525">
+                          <a:noFill/>
+                          <a:miter lim="800000"/>
+                          <a:headEnd/>
+                          <a:tailEnd/>
+                        </a:ln>
+                      </wps:spPr>
+                      <wps:txbx>
+                        <w:txbxContent>
+                          <w:p>
+                            <w:r>
+                              <w:rPr>
+                                <w:noProof/>
+                              </w:rPr>
+                              <w:drawing>
+                                <wp:inline distT="0" distB="0" distL="0" distR="0" wp14:anchorId="2D03FA9C" wp14:editId="30764EB4">
+                                  <wp:extent cx="920750" cy="1530169"/>
+                                  <wp:effectExtent l="0" t="0" r="0" b="0"/>
+                                  <wp:docPr id="13" name="Image 13"/>
+                                  <wp:cNvGraphicFramePr>
+                                    <a:graphicFrameLocks xmlns:a="http://schemas.openxmlformats.org/drawingml/2006/main" noChangeAspect="1"/>
+                                  </wp:cNvGraphicFramePr>
+                                  <a:graphic xmlns:a="http://schemas.openxmlformats.org/drawingml/2006/main">
+                                    <a:graphicData uri="http://schemas.openxmlformats.org/drawingml/2006/picture">
+                                      <pic:pic xmlns:pic="http://schemas.openxmlformats.org/drawingml/2006/picture">
+                                        <pic:nvPicPr>
+                                          <pic:cNvPr id="1" name=""/>
+                                          <pic:cNvPicPr/>
+                                        </pic:nvPicPr>
+                                        <pic:blipFill>
+                                          <a:blip r:embed="rId23"/>
+                                          <a:stretch>
+                                            <a:fillRect/>
+                                          </a:stretch>
+                                        </pic:blipFill>
+                                        <pic:spPr>
+                                          <a:xfrm>
+                                            <a:off x="0" y="0"/>
+                                            <a:ext cx="938134" cy="1559060"/>
+                                          </a:xfrm>
+                                          <a:prstGeom prst="rect">
+                                            <a:avLst/>
+                                          </a:prstGeom>
+                                        </pic:spPr>
+                                      </pic:pic>
+                                    </a:graphicData>
+                                  </a:graphic>
+                                </wp:inline>
+                              </w:drawing>
+                            </w:r>
+                          </w:p>
+                        </w:txbxContent>
+                      </wps:txbx>
+                      <wps:bodyPr rot="0" vert="horz" wrap="square" lIns="91440" tIns="45720" rIns="91440" bIns="45720" anchor="t" anchorCtr="0">
+                        <a:noAutofit/>
+                      </wps:bodyPr>
+                    </wps:wsp>
+                  </a:graphicData>
+                </a:graphic>
+                <wp14:sizeRelH relativeFrom="margin">
+                  <wp14:pctWidth>0</wp14:pctWidth>
+                </wp14:sizeRelH>
+                <wp14:sizeRelV relativeFrom="margin">
+                  <wp14:pctHeight>0</wp14:pctHeight>
+                </wp14:sizeRelV>
+              </wp:anchor>
+            </w:drawing>
+          </mc:Choice>
+          <mc:Fallback>
+            <w:pict>
+              <v:shape w14:anchorId="62EE6FFA" id="_x0000_s1027" type="#_x0000_t202" style="position:absolute;margin-left:24.8pt;margin-top:22pt;width:106pt;height:131.5pt;z-index:251666432;visibility:visible;mso-wrap-style:square;mso-width-percent:0;mso-height-percent:0;mso-wrap-distance-left:9pt;mso-wrap-distance-top:3.6pt;mso-wrap-distance-right:9pt;mso-wrap-distance-bottom:3.6pt;mso-position-horizontal:absolute;mso-position-horizontal-relative:text;mso-position-vertical:absolute;mso-position-vertical-relative:text;mso-width-percent:0;mso-height-percent:0;mso-width-relative:margin;mso-height-relative:margin;v-text-anchor:top" o:gfxdata="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" stroked="f">
+                <v:textbox>
+                  <w:txbxContent>
+                    <w:p>
+                      <w:r>
+                        <w:rPr>
+                          <w:noProof/>
+                        </w:rPr>
+                        <w:drawing>
+                          <wp:inline distT="0" distB="0" distL="0" distR="0" wp14:anchorId="2D03FA9C" wp14:editId="30764EB4">
+                            <wp:extent cx="920750" cy="1530169"/>
+                            <wp:effectExtent l="0" t="0" r="0" b="0"/>
+                            <wp:docPr id="13" name="Image 13"/>
+                            <wp:cNvGraphicFramePr>
+                              <a:graphicFrameLocks xmlns:a="http://schemas.openxmlformats.org/drawingml/2006/main" noChangeAspect="1"/>
+                            </wp:cNvGraphicFramePr>
+                            <a:graphic xmlns:a="http://schemas.openxmlformats.org/drawingml/2006/main">
+                              <a:graphicData uri="http://schemas.openxmlformats.org/drawingml/2006/picture">
+                                <pic:pic xmlns:pic="http://schemas.openxmlformats.org/drawingml/2006/picture">
+                                  <pic:nvPicPr>
+                                    <pic:cNvPr id="1" name=""/>
+                                    <pic:cNvPicPr/>
+                                  </pic:nvPicPr>
+                                  <pic:blipFill>
+                                    <a:blip r:embed="rId23"/>
+                                    <a:stretch>
+                                      <a:fillRect/>
+                                    </a:stretch>
+                                  </pic:blipFill>
+                                  <pic:spPr>
+                                    <a:xfrm>
+                                      <a:off x="0" y="0"/>
+                                      <a:ext cx="938134" cy="1559060"/>
+                                    </a:xfrm>
+                                    <a:prstGeom prst="rect">
+                                      <a:avLst/>
+                                    </a:prstGeom>
+                                  </pic:spPr>
+                                </pic:pic>
+                              </a:graphicData>
+                            </a:graphic>
+                          </wp:inline>
+                        </w:drawing>
+                      </w:r>
+                    </w:p>
+                  </w:txbxContent>
+                </v:textbox>
+                <w10:wrap type="square"/>
+              </v:shape>
+            </w:pict>
+          </mc:Fallback>
+        </mc:AlternateContent>
+      </w:r>
+    </w:p>
+    <w:p>
+      <w:pPr>
+        <w:spacing w:before="0" w:after="200" w:line="276" w:lineRule="auto"/>
+        <w:jc w:val="left"/>
+      </w:pPr>
+    </w:p>
+    <w:p>
+      <w:pPr>
+        <w:spacing w:before="0" w:after="200" w:line="276" w:lineRule="auto"/>
+        <w:jc w:val="left"/>
+      </w:pPr>
+    </w:p>
+    <w:p>
+      <w:pPr>
+        <w:spacing w:before="0" w:after="200" w:line="276" w:lineRule="auto"/>
+        <w:jc w:val="left"/>
+      </w:pPr>
+    </w:p>
+    <w:p>
+      <w:pPr>
+        <w:spacing w:before="0" w:after="200" w:line="276" w:lineRule="auto"/>
+        <w:jc w:val="left"/>
+      </w:pPr>
+    </w:p>
+    <w:p>
+      <w:pPr>
+        <w:spacing w:before="0" w:after="200" w:line="276" w:lineRule="auto"/>
+        <w:jc w:val="left"/>
+      </w:pPr>
+    </w:p>
+    <w:p>
+      <w:pPr>
+        <w:spacing w:before="0" w:after="200" w:line="276" w:lineRule="auto"/>
+        <w:jc w:val="left"/>
+      </w:pPr>
+    </w:p>
+    <w:p>
+      <w:pPr>
         <w:pStyle w:val="Titre1"/>
       </w:pPr>
-      <w:bookmarkStart w:id="8" w:name="_Toc204249647"/>
+      <w:bookmarkStart w:id="8" w:name="_Toc220081234"/>
       <w:r>
         <w:lastRenderedPageBreak/>
         <w:t>Mode de sélection</w:t>
@@ -2960,7 +3490,7 @@
       <w:pPr>
         <w:pStyle w:val="Titre2"/>
       </w:pPr>
-      <w:bookmarkStart w:id="9" w:name="_Toc204249648"/>
+      <w:bookmarkStart w:id="9" w:name="_Toc220081235"/>
       <w:r>
         <w:t>Sélection unique</w:t>
       </w:r>
@@ -2972,7 +3502,10 @@
         <w:ind w:firstLine="576"/>
       </w:pPr>
       <w:r>
-        <w:t>Les attributs affichés sont ceux du tronçon sélectionné ;</w:t>
+        <w:t>Les attributs affichés sont ceux du tronçon sélectionné</w:t>
+      </w:r>
+      <w:r>
+        <w:t> .</w:t>
       </w:r>
     </w:p>
     <w:p>
@@ -2990,14 +3523,9 @@
     </w:p>
     <w:p>
       <w:pPr>
-        <w:ind w:left="576"/>
-      </w:pPr>
-    </w:p>
-    <w:p>
-      <w:pPr>
         <w:pStyle w:val="Titre2"/>
       </w:pPr>
-      <w:bookmarkStart w:id="10" w:name="_Toc204249649"/>
+      <w:bookmarkStart w:id="10" w:name="_Toc220081236"/>
       <w:r>
         <w:t>Sélection multiple</w:t>
       </w:r>
@@ -3013,7 +3541,13 @@
         </w:numPr>
       </w:pPr>
       <w:r>
-        <w:t>Sélection multiple avec l’outil de saisi. Dans QGIS on peut sélectionner manuellement un ensemble de tronçons</w:t>
+        <w:t>Sélection multiple avec l’outil de saisi</w:t>
+      </w:r>
+      <w:r>
+        <w:t>e</w:t>
+      </w:r>
+      <w:r>
+        <w:t>. Dans QGIS on peut sélectionner manuellement un ensemble de tronçons</w:t>
       </w:r>
     </w:p>
     <w:p>
@@ -3049,7 +3583,13 @@
         <w:t>Ces 2 tronçons doivent être visible à l’écran et être connectés</w:t>
       </w:r>
       <w:r>
-        <w:t xml:space="preserve">. Ensuite en clique sur </w:t>
+        <w:t xml:space="preserve">. Ensuite </w:t>
+      </w:r>
+      <w:r>
+        <w:t>o</w:t>
+      </w:r>
+      <w:r>
+        <w:t xml:space="preserve">n clique sur </w:t>
       </w:r>
       <w:r>
         <w:rPr>
@@ -3098,7 +3638,13 @@
         </w:drawing>
       </w:r>
       <w:r>
-        <w:t xml:space="preserve">, le résultat est une sélection de tous les tronçons entre le premier et le deuxième sélectionné respectant l’algorithme du chemin le plus court. Un contrôle visuel est toutefois nécessaire afin de vérifier si les tronçons sont bien ceux </w:t>
+        <w:t>, le résultat est une sélection de tous les tronçons entre le premier et le deuxième sélectionné</w:t>
+      </w:r>
+      <w:r>
+        <w:t>s</w:t>
+      </w:r>
+      <w:r>
+        <w:t xml:space="preserve"> respectant l’algorithme du chemin le plus court. Un contrôle visuel est toutefois nécessaire afin de vérifier si les tronçons sont bien ceux </w:t>
       </w:r>
       <w:r>
         <w:t>désirés.</w:t>
@@ -3140,7 +3686,7 @@
       <w:bookmarkStart w:id="15" w:name="_Toc223425647"/>
       <w:bookmarkStart w:id="16" w:name="_Toc223756092"/>
       <w:bookmarkStart w:id="17" w:name="_Toc215049623"/>
-      <w:bookmarkStart w:id="18" w:name="_Toc204249650"/>
+      <w:bookmarkStart w:id="18" w:name="_Toc220081237"/>
       <w:bookmarkEnd w:id="11"/>
       <w:bookmarkEnd w:id="12"/>
       <w:bookmarkEnd w:id="13"/>
@@ -3165,7 +3711,7 @@
         <w:t>choisir le ou les attributs à modifier</w:t>
       </w:r>
       <w:r>
-        <w:t>.</w:t>
+        <w:t xml:space="preserve"> parmi les valeurs possibles ou éditables.</w:t>
       </w:r>
     </w:p>
     <w:p/>
@@ -3174,108 +3720,19 @@
         <w:rPr>
           <w:noProof/>
         </w:rPr>
-        <w:t xml:space="preserve"> </w:t>
-      </w:r>
-      <w:r>
-        <w:rPr>
-          <w:noProof/>
-        </w:rPr>
-        <w:tab/>
-      </w:r>
-      <w:r>
-        <w:rPr>
-          <w:noProof/>
-        </w:rPr>
-        <w:tab/>
-      </w:r>
-      <w:r>
-        <w:rPr>
-          <w:noProof/>
-        </w:rPr>
-        <w:tab/>
-      </w:r>
-      <w:r>
-        <w:rPr>
-          <w:noProof/>
-        </w:rPr>
-        <w:tab/>
-      </w:r>
-      <w:r>
-        <w:rPr>
-          <w:noProof/>
-        </w:rPr>
-        <w:drawing>
-          <wp:inline distT="0" distB="0" distL="0" distR="0" wp14:anchorId="5FA4637E" wp14:editId="44D5F4FE">
-            <wp:extent cx="2376000" cy="4010400"/>
-            <wp:effectExtent l="0" t="0" r="5715" b="0"/>
-            <wp:docPr id="20" name="Image 20"/>
-            <wp:cNvGraphicFramePr>
-              <a:graphicFrameLocks xmlns:a="http://schemas.openxmlformats.org/drawingml/2006/main" noChangeAspect="1"/>
-            </wp:cNvGraphicFramePr>
-            <a:graphic xmlns:a="http://schemas.openxmlformats.org/drawingml/2006/main">
-              <a:graphicData uri="http://schemas.openxmlformats.org/drawingml/2006/picture">
-                <pic:pic xmlns:pic="http://schemas.openxmlformats.org/drawingml/2006/picture">
-                  <pic:nvPicPr>
-                    <pic:cNvPr id="20" name="Image 20"/>
-                    <pic:cNvPicPr/>
-                  </pic:nvPicPr>
-                  <pic:blipFill>
-                    <a:blip r:embed="rId22">
-                      <a:extLst>
-                        <a:ext uri="{28A0092B-C50C-407E-A947-70E740481C1C}">
-                          <a14:useLocalDpi xmlns:a14="http://schemas.microsoft.com/office/drawing/2010/main" val="0"/>
-                        </a:ext>
-                      </a:extLst>
-                    </a:blip>
-                    <a:stretch>
-                      <a:fillRect/>
-                    </a:stretch>
-                  </pic:blipFill>
-                  <pic:spPr>
-                    <a:xfrm>
-                      <a:off x="0" y="0"/>
-                      <a:ext cx="2376000" cy="4010400"/>
-                    </a:xfrm>
-                    <a:prstGeom prst="rect">
-                      <a:avLst/>
-                    </a:prstGeom>
-                  </pic:spPr>
-                </pic:pic>
-              </a:graphicData>
-            </a:graphic>
-          </wp:inline>
-        </w:drawing>
-      </w:r>
-    </w:p>
-    <w:p/>
-    <w:p>
-      <w:r>
-        <w:t>Les attributs en rose seront ceux qui seront modifiés</w:t>
-      </w:r>
-      <w:r>
-        <w:t xml:space="preserve"> pour tous les tronçons sélectionnés.</w:t>
-      </w:r>
-    </w:p>
-    <w:p/>
-    <w:p>
-      <w:r>
-        <w:rPr>
-          <w:noProof/>
-        </w:rPr>
-        <w:lastRenderedPageBreak/>
         <mc:AlternateContent>
           <mc:Choice Requires="wps">
             <w:drawing>
-              <wp:anchor distT="91440" distB="91440" distL="137160" distR="137160" simplePos="0" relativeHeight="251662336" behindDoc="0" locked="0" layoutInCell="0" allowOverlap="1" wp14:anchorId="2B1F9824" wp14:editId="6AE99C31">
+              <wp:anchor distT="91440" distB="91440" distL="137160" distR="137160" simplePos="0" relativeHeight="251672576" behindDoc="0" locked="0" layoutInCell="0" allowOverlap="1" wp14:anchorId="066CD133" wp14:editId="4C55A2A3">
                 <wp:simplePos x="0" y="0"/>
                 <wp:positionH relativeFrom="margin">
-                  <wp:posOffset>2002790</wp:posOffset>
+                  <wp:posOffset>1757045</wp:posOffset>
                 </wp:positionH>
                 <wp:positionV relativeFrom="margin">
-                  <wp:posOffset>-266065</wp:posOffset>
+                  <wp:posOffset>6198870</wp:posOffset>
                 </wp:positionV>
-                <wp:extent cx="1149985" cy="4547870"/>
-                <wp:effectExtent l="0" t="3492" r="8572" b="8573"/>
+                <wp:extent cx="702945" cy="4023995"/>
+                <wp:effectExtent l="0" t="3175" r="0" b="0"/>
                 <wp:wrapSquare wrapText="bothSides"/>
                 <wp:docPr id="306" name="Forme automatique 2"/>
                 <wp:cNvGraphicFramePr>
@@ -3290,7 +3747,7 @@
                       <wps:spPr bwMode="auto">
                         <a:xfrm rot="5400000">
                           <a:off x="0" y="0"/>
-                          <a:ext cx="1149985" cy="4547870"/>
+                          <a:ext cx="702945" cy="4023995"/>
                         </a:xfrm>
                         <a:prstGeom prst="roundRect">
                           <a:avLst>
@@ -3305,21 +3762,8 @@
                         <w:txbxContent>
                           <w:p>
                             <w:r>
-                              <w:t xml:space="preserve">Attention : seule la base client est modifiée. Pour envoyer les modifications sur le serveur </w:t>
+                              <w:t>Attention : seule la base client est modifiée. Pour envoyer les modifications sur le serveur BDUni il faut le faire par l’intermédiaire du plugin espace collaboratif IGN, en cliquant sur l’enregistrement de la couche (disquette):</w:t>
                             </w:r>
-                            <w:proofErr w:type="spellStart"/>
-                            <w:r>
-                              <w:t>BDUni</w:t>
-                            </w:r>
-                            <w:proofErr w:type="spellEnd"/>
-                            <w:r>
-                              <w:t xml:space="preserve"> il faut le faire par l’intermédiaire du plugin espace collaboratif IGN, en cliquant sur l’enregistrement de la couche (disquette</w:t>
-                            </w:r>
-                            <w:proofErr w:type="gramStart"/>
-                            <w:r>
-                              <w:t>):</w:t>
-                            </w:r>
-                            <w:proofErr w:type="gramEnd"/>
                           </w:p>
                           <w:p>
                             <w:pPr>
@@ -3338,10 +3782,10 @@
                                 <w:noProof/>
                               </w:rPr>
                               <w:drawing>
-                                <wp:inline distT="0" distB="0" distL="0" distR="0" wp14:anchorId="6DB6FB23" wp14:editId="1FCD545E">
+                                <wp:inline distT="0" distB="0" distL="0" distR="0" wp14:anchorId="18827826" wp14:editId="60480BD1">
                                   <wp:extent cx="1152525" cy="409575"/>
                                   <wp:effectExtent l="0" t="0" r="9525" b="9525"/>
-                                  <wp:docPr id="25" name="Image 25"/>
+                                  <wp:docPr id="27" name="Image 27"/>
                                   <wp:cNvGraphicFramePr>
                                     <a:graphicFrameLocks xmlns:a="http://schemas.openxmlformats.org/drawingml/2006/main" noChangeAspect="1"/>
                                   </wp:cNvGraphicFramePr>
@@ -3353,7 +3797,7 @@
                                           <pic:cNvPicPr/>
                                         </pic:nvPicPr>
                                         <pic:blipFill>
-                                          <a:blip r:embed="rId23"/>
+                                          <a:blip r:embed="rId24"/>
                                           <a:stretch>
                                             <a:fillRect/>
                                           </a:stretch>
@@ -3385,6 +3829,19 @@
                               <w:t xml:space="preserve"> </w:t>
                             </w:r>
                           </w:p>
+                          <w:p>
+                            <w:pPr>
+                              <w:jc w:val="center"/>
+                              <w:rPr>
+                                <w:rFonts w:asciiTheme="majorHAnsi" w:eastAsiaTheme="majorEastAsia" w:hAnsiTheme="majorHAnsi" w:cstheme="majorBidi"/>
+                                <w:i/>
+                                <w:iCs/>
+                                <w:color w:val="FFFFFF" w:themeColor="background1"/>
+                                <w:sz w:val="28"/>
+                                <w:szCs w:val="28"/>
+                              </w:rPr>
+                            </w:pPr>
+                          </w:p>
                         </w:txbxContent>
                       </wps:txbx>
                       <wps:bodyPr rot="0" vert="horz" wrap="square" lIns="91440" tIns="45720" rIns="91440" bIns="45720" anchor="ctr" anchorCtr="0" upright="1">
@@ -3404,26 +3861,13 @@
           </mc:Choice>
           <mc:Fallback>
             <w:pict>
-              <v:roundrect w14:anchorId="2B1F9824" id="Forme automatique 2" o:spid="_x0000_s1026" style="position:absolute;left:0;text-align:left;margin-left:157.7pt;margin-top:-20.95pt;width:90.55pt;height:358.1pt;rotation:90;z-index:251662336;visibility:visible;mso-wrap-style:square;mso-width-percent:0;mso-height-percent:0;mso-wrap-distance-left:10.8pt;mso-wrap-distance-top:7.2pt;mso-wrap-distance-right:10.8pt;mso-wrap-distance-bottom:7.2pt;mso-position-horizontal:absolute;mso-position-horizontal-relative:margin;mso-position-vertical:absolute;mso-position-vertical-relative:margin;mso-width-percent:0;mso-height-percent:0;mso-width-relative:margin;mso-height-relative:margin;v-text-anchor:middle" arcsize="8541f" o:gfxdata="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" o:allowincell="f" fillcolor="#da4232" stroked="f">
+              <v:roundrect w14:anchorId="066CD133" id="Forme automatique 2" o:spid="_x0000_s1028" style="position:absolute;left:0;text-align:left;margin-left:138.35pt;margin-top:488.1pt;width:55.35pt;height:316.85pt;rotation:90;z-index:251672576;visibility:visible;mso-wrap-style:square;mso-width-percent:0;mso-height-percent:0;mso-wrap-distance-left:10.8pt;mso-wrap-distance-top:7.2pt;mso-wrap-distance-right:10.8pt;mso-wrap-distance-bottom:7.2pt;mso-position-horizontal:absolute;mso-position-horizontal-relative:margin;mso-position-vertical:absolute;mso-position-vertical-relative:margin;mso-width-percent:0;mso-height-percent:0;mso-width-relative:margin;mso-height-relative:margin;v-text-anchor:middle" arcsize="8541f" o:gfxdata="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" o:allowincell="f" fillcolor="#da4232" stroked="f">
                 <v:textbox>
                   <w:txbxContent>
                     <w:p>
                       <w:r>
-                        <w:t xml:space="preserve">Attention : seule la base client est modifiée. Pour envoyer les modifications sur le serveur </w:t>
+                        <w:t>Attention : seule la base client est modifiée. Pour envoyer les modifications sur le serveur BDUni il faut le faire par l’intermédiaire du plugin espace collaboratif IGN, en cliquant sur l’enregistrement de la couche (disquette):</w:t>
                       </w:r>
-                      <w:proofErr w:type="spellStart"/>
-                      <w:r>
-                        <w:t>BDUni</w:t>
-                      </w:r>
-                      <w:proofErr w:type="spellEnd"/>
-                      <w:r>
-                        <w:t xml:space="preserve"> il faut le faire par l’intermédiaire du plugin espace collaboratif IGN, en cliquant sur l’enregistrement de la couche (disquette</w:t>
-                      </w:r>
-                      <w:proofErr w:type="gramStart"/>
-                      <w:r>
-                        <w:t>):</w:t>
-                      </w:r>
-                      <w:proofErr w:type="gramEnd"/>
                     </w:p>
                     <w:p>
                       <w:pPr>
@@ -3442,10 +3886,10 @@
                           <w:noProof/>
                         </w:rPr>
                         <w:drawing>
-                          <wp:inline distT="0" distB="0" distL="0" distR="0" wp14:anchorId="6DB6FB23" wp14:editId="1FCD545E">
+                          <wp:inline distT="0" distB="0" distL="0" distR="0" wp14:anchorId="18827826" wp14:editId="60480BD1">
                             <wp:extent cx="1152525" cy="409575"/>
                             <wp:effectExtent l="0" t="0" r="9525" b="9525"/>
-                            <wp:docPr id="25" name="Image 25"/>
+                            <wp:docPr id="27" name="Image 27"/>
                             <wp:cNvGraphicFramePr>
                               <a:graphicFrameLocks xmlns:a="http://schemas.openxmlformats.org/drawingml/2006/main" noChangeAspect="1"/>
                             </wp:cNvGraphicFramePr>
@@ -3457,7 +3901,7 @@
                                     <pic:cNvPicPr/>
                                   </pic:nvPicPr>
                                   <pic:blipFill>
-                                    <a:blip r:embed="rId23"/>
+                                    <a:blip r:embed="rId24"/>
                                     <a:stretch>
                                       <a:fillRect/>
                                     </a:stretch>
@@ -3489,6 +3933,19 @@
                         <w:t xml:space="preserve"> </w:t>
                       </w:r>
                     </w:p>
+                    <w:p>
+                      <w:pPr>
+                        <w:jc w:val="center"/>
+                        <w:rPr>
+                          <w:rFonts w:asciiTheme="majorHAnsi" w:eastAsiaTheme="majorEastAsia" w:hAnsiTheme="majorHAnsi" w:cstheme="majorBidi"/>
+                          <w:i/>
+                          <w:iCs/>
+                          <w:color w:val="FFFFFF" w:themeColor="background1"/>
+                          <w:sz w:val="28"/>
+                          <w:szCs w:val="28"/>
+                        </w:rPr>
+                      </w:pPr>
+                    </w:p>
                   </w:txbxContent>
                 </v:textbox>
                 <w10:wrap type="square" anchorx="margin" anchory="margin"/>
@@ -3497,8 +3954,200 @@
           </mc:Fallback>
         </mc:AlternateContent>
       </w:r>
+      <w:r>
+        <w:rPr>
+          <w:noProof/>
+        </w:rPr>
+        <mc:AlternateContent>
+          <mc:Choice Requires="wps">
+            <w:drawing>
+              <wp:anchor distT="45720" distB="45720" distL="114300" distR="114300" simplePos="0" relativeHeight="251670528" behindDoc="0" locked="0" layoutInCell="1" allowOverlap="1" wp14:anchorId="0FEE8E48" wp14:editId="06D7244F">
+                <wp:simplePos x="0" y="0"/>
+                <wp:positionH relativeFrom="column">
+                  <wp:posOffset>2275840</wp:posOffset>
+                </wp:positionH>
+                <wp:positionV relativeFrom="paragraph">
+                  <wp:posOffset>952500</wp:posOffset>
+                </wp:positionV>
+                <wp:extent cx="2360930" cy="1404620"/>
+                <wp:effectExtent l="0" t="0" r="0" b="0"/>
+                <wp:wrapSquare wrapText="bothSides"/>
+                <wp:docPr id="24" name="Zone de texte 2"/>
+                <wp:cNvGraphicFramePr>
+                  <a:graphicFrameLocks xmlns:a="http://schemas.openxmlformats.org/drawingml/2006/main"/>
+                </wp:cNvGraphicFramePr>
+                <a:graphic xmlns:a="http://schemas.openxmlformats.org/drawingml/2006/main">
+                  <a:graphicData uri="http://schemas.microsoft.com/office/word/2010/wordprocessingShape">
+                    <wps:wsp>
+                      <wps:cNvSpPr txBox="1">
+                        <a:spLocks noChangeArrowheads="1"/>
+                      </wps:cNvSpPr>
+                      <wps:spPr bwMode="auto">
+                        <a:xfrm>
+                          <a:off x="0" y="0"/>
+                          <a:ext cx="2360930" cy="1404620"/>
+                        </a:xfrm>
+                        <a:prstGeom prst="rect">
+                          <a:avLst/>
+                        </a:prstGeom>
+                        <a:solidFill>
+                          <a:srgbClr val="FFFFFF"/>
+                        </a:solidFill>
+                        <a:ln w="9525">
+                          <a:noFill/>
+                          <a:miter lim="800000"/>
+                          <a:headEnd/>
+                          <a:tailEnd/>
+                        </a:ln>
+                      </wps:spPr>
+                      <wps:txbx>
+                        <w:txbxContent>
+                          <w:p>
+                            <w:r>
+                              <w:t xml:space="preserve">Les </w:t>
+                            </w:r>
+                            <w:r>
+                              <w:t xml:space="preserve">valeurs </w:t>
+                            </w:r>
+                            <w:r>
+                              <w:t>en rose sont ce</w:t>
+                            </w:r>
+                            <w:r>
+                              <w:t>lles</w:t>
+                            </w:r>
+                            <w:r>
+                              <w:t xml:space="preserve"> qui seront modifié</w:t>
+                            </w:r>
+                            <w:r>
+                              <w:t>e</w:t>
+                            </w:r>
+                            <w:r>
+                              <w:t>s pour tous les tronçons sélectionnés.</w:t>
+                            </w:r>
+                          </w:p>
+                        </w:txbxContent>
+                      </wps:txbx>
+                      <wps:bodyPr rot="0" vert="horz" wrap="square" lIns="91440" tIns="45720" rIns="91440" bIns="45720" anchor="t" anchorCtr="0">
+                        <a:spAutoFit/>
+                      </wps:bodyPr>
+                    </wps:wsp>
+                  </a:graphicData>
+                </a:graphic>
+                <wp14:sizeRelH relativeFrom="margin">
+                  <wp14:pctWidth>40000</wp14:pctWidth>
+                </wp14:sizeRelH>
+                <wp14:sizeRelV relativeFrom="margin">
+                  <wp14:pctHeight>20000</wp14:pctHeight>
+                </wp14:sizeRelV>
+              </wp:anchor>
+            </w:drawing>
+          </mc:Choice>
+          <mc:Fallback>
+            <w:pict>
+              <v:shape w14:anchorId="0FEE8E48" id="_x0000_s1029" type="#_x0000_t202" style="position:absolute;left:0;text-align:left;margin-left:179.2pt;margin-top:75pt;width:185.9pt;height:110.6pt;z-index:251670528;visibility:visible;mso-wrap-style:square;mso-width-percent:400;mso-height-percent:200;mso-wrap-distance-left:9pt;mso-wrap-distance-top:3.6pt;mso-wrap-distance-right:9pt;mso-wrap-distance-bottom:3.6pt;mso-position-horizontal:absolute;mso-position-horizontal-relative:text;mso-position-vertical:absolute;mso-position-vertical-relative:text;mso-width-percent:400;mso-height-percent:200;mso-width-relative:margin;mso-height-relative:margin;v-text-anchor:top" o:gfxdata="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" stroked="f">
+                <v:textbox style="mso-fit-shape-to-text:t">
+                  <w:txbxContent>
+                    <w:p>
+                      <w:r>
+                        <w:t xml:space="preserve">Les </w:t>
+                      </w:r>
+                      <w:r>
+                        <w:t xml:space="preserve">valeurs </w:t>
+                      </w:r>
+                      <w:r>
+                        <w:t>en rose sont ce</w:t>
+                      </w:r>
+                      <w:r>
+                        <w:t>lles</w:t>
+                      </w:r>
+                      <w:r>
+                        <w:t xml:space="preserve"> qui seront modifié</w:t>
+                      </w:r>
+                      <w:r>
+                        <w:t>e</w:t>
+                      </w:r>
+                      <w:r>
+                        <w:t>s pour tous les tronçons sélectionnés.</w:t>
+                      </w:r>
+                    </w:p>
+                  </w:txbxContent>
+                </v:textbox>
+                <w10:wrap type="square"/>
+              </v:shape>
+            </w:pict>
+          </mc:Fallback>
+        </mc:AlternateContent>
+      </w:r>
+      <w:r>
+        <w:t xml:space="preserve">              </w:t>
+      </w:r>
+      <w:r>
+        <w:rPr>
+          <w:noProof/>
+        </w:rPr>
+        <w:drawing>
+          <wp:inline distT="0" distB="0" distL="0" distR="0" wp14:anchorId="26E17F4A" wp14:editId="33DD04E3">
+            <wp:extent cx="1193800" cy="2014989"/>
+            <wp:effectExtent l="0" t="0" r="6350" b="4445"/>
+            <wp:docPr id="20" name="Image 20"/>
+            <wp:cNvGraphicFramePr>
+              <a:graphicFrameLocks xmlns:a="http://schemas.openxmlformats.org/drawingml/2006/main" noChangeAspect="1"/>
+            </wp:cNvGraphicFramePr>
+            <a:graphic xmlns:a="http://schemas.openxmlformats.org/drawingml/2006/main">
+              <a:graphicData uri="http://schemas.openxmlformats.org/drawingml/2006/picture">
+                <pic:pic xmlns:pic="http://schemas.openxmlformats.org/drawingml/2006/picture">
+                  <pic:nvPicPr>
+                    <pic:cNvPr id="20" name="Image 20"/>
+                    <pic:cNvPicPr/>
+                  </pic:nvPicPr>
+                  <pic:blipFill>
+                    <a:blip r:embed="rId25" cstate="print">
+                      <a:extLst>
+                        <a:ext uri="{28A0092B-C50C-407E-A947-70E740481C1C}">
+                          <a14:useLocalDpi xmlns:a14="http://schemas.microsoft.com/office/drawing/2010/main" val="0"/>
+                        </a:ext>
+                      </a:extLst>
+                    </a:blip>
+                    <a:stretch>
+                      <a:fillRect/>
+                    </a:stretch>
+                  </pic:blipFill>
+                  <pic:spPr>
+                    <a:xfrm>
+                      <a:off x="0" y="0"/>
+                      <a:ext cx="1199069" cy="2023882"/>
+                    </a:xfrm>
+                    <a:prstGeom prst="rect">
+                      <a:avLst/>
+                    </a:prstGeom>
+                  </pic:spPr>
+                </pic:pic>
+              </a:graphicData>
+            </a:graphic>
+          </wp:inline>
+        </w:drawing>
+      </w:r>
     </w:p>
-    <w:p/>
+    <w:p>
+      <w:r>
+        <w:rPr>
+          <w:noProof/>
+        </w:rPr>
+        <w:t xml:space="preserve"> </w:t>
+      </w:r>
+      <w:r>
+        <w:rPr>
+          <w:noProof/>
+        </w:rPr>
+        <w:tab/>
+      </w:r>
+      <w:r>
+        <w:rPr>
+          <w:noProof/>
+        </w:rPr>
+        <w:tab/>
+      </w:r>
+    </w:p>
     <w:p>
       <w:r>
         <w:t xml:space="preserve">Les modifications sur le(s) tronçon(s) sélectionné(s) sont à valider avec le bouton </w:t>
@@ -3523,7 +4172,7 @@
                     <pic:cNvPicPr/>
                   </pic:nvPicPr>
                   <pic:blipFill>
-                    <a:blip r:embed="rId24"/>
+                    <a:blip r:embed="rId26"/>
                     <a:stretch>
                       <a:fillRect/>
                     </a:stretch>
@@ -3570,7 +4219,7 @@
                     <pic:cNvPicPr/>
                   </pic:nvPicPr>
                   <pic:blipFill>
-                    <a:blip r:embed="rId25"/>
+                    <a:blip r:embed="rId27"/>
                     <a:stretch>
                       <a:fillRect/>
                     </a:stretch>
@@ -3608,8 +4257,9 @@
       <w:pPr>
         <w:pStyle w:val="Titre1"/>
       </w:pPr>
-      <w:bookmarkStart w:id="19" w:name="_Toc204249651"/>
-      <w:r>
+      <w:bookmarkStart w:id="19" w:name="_Toc220081238"/>
+      <w:r>
+        <w:lastRenderedPageBreak/>
         <w:t>Extra</w:t>
       </w:r>
       <w:bookmarkEnd w:id="19"/>
@@ -3627,7 +4277,7 @@
         <w:pStyle w:val="Titre2"/>
       </w:pPr>
       <w:bookmarkStart w:id="20" w:name="_Toc182399295"/>
-      <w:bookmarkStart w:id="21" w:name="_Toc204249652"/>
+      <w:bookmarkStart w:id="21" w:name="_Toc220081239"/>
       <w:r>
         <w:t>A propos de</w:t>
       </w:r>
@@ -3666,7 +4316,7 @@
                     <pic:cNvPicPr/>
                   </pic:nvPicPr>
                   <pic:blipFill>
-                    <a:blip r:embed="rId26">
+                    <a:blip r:embed="rId28">
                       <a:extLst>
                         <a:ext uri="{28A0092B-C50C-407E-A947-70E740481C1C}">
                           <a14:useLocalDpi xmlns:a14="http://schemas.microsoft.com/office/drawing/2010/main" val="0"/>
@@ -3700,14 +4350,19 @@
       <w:pPr>
         <w:ind w:firstLine="576"/>
       </w:pPr>
+    </w:p>
+    <w:p>
+      <w:pPr>
+        <w:ind w:firstLine="576"/>
+      </w:pPr>
       <w:r>
         <w:rPr>
           <w:noProof/>
         </w:rPr>
         <w:drawing>
-          <wp:inline distT="0" distB="0" distL="0" distR="0" wp14:anchorId="753C13A9" wp14:editId="38077A32">
-            <wp:extent cx="4782217" cy="2419688"/>
-            <wp:effectExtent l="0" t="0" r="0" b="0"/>
+          <wp:inline distT="0" distB="0" distL="0" distR="0" wp14:anchorId="753C13A9" wp14:editId="41E395AC">
+            <wp:extent cx="2971800" cy="1503660"/>
+            <wp:effectExtent l="0" t="0" r="0" b="1905"/>
             <wp:docPr id="22" name="Image 22"/>
             <wp:cNvGraphicFramePr>
               <a:graphicFrameLocks xmlns:a="http://schemas.openxmlformats.org/drawingml/2006/main" noChangeAspect="1"/>
@@ -3720,7 +4375,7 @@
                     <pic:cNvPicPr/>
                   </pic:nvPicPr>
                   <pic:blipFill>
-                    <a:blip r:embed="rId27">
+                    <a:blip r:embed="rId29">
                       <a:extLst>
                         <a:ext uri="{28A0092B-C50C-407E-A947-70E740481C1C}">
                           <a14:useLocalDpi xmlns:a14="http://schemas.microsoft.com/office/drawing/2010/main" val="0"/>
@@ -3734,7 +4389,7 @@
                   <pic:spPr>
                     <a:xfrm>
                       <a:off x="0" y="0"/>
-                      <a:ext cx="4782217" cy="2419688"/>
+                      <a:ext cx="2989919" cy="1512828"/>
                     </a:xfrm>
                     <a:prstGeom prst="rect">
                       <a:avLst/>
@@ -3775,8 +4430,8 @@
       </w:pPr>
     </w:p>
     <w:sectPr>
-      <w:footerReference w:type="default" r:id="rId28"/>
-      <w:footerReference w:type="first" r:id="rId29"/>
+      <w:footerReference w:type="default" r:id="rId30"/>
+      <w:footerReference w:type="first" r:id="rId31"/>
       <w:pgSz w:w="11906" w:h="16838" w:code="9"/>
       <w:pgMar w:top="851" w:right="924" w:bottom="1616" w:left="1134" w:header="709" w:footer="607" w:gutter="0"/>
       <w:cols w:space="708"/>
@@ -4010,7 +4665,7 @@
             <w:tag w:val="_DCDateCreated"/>
             <w:id w:val="317545533"/>
             <w:dataBinding w:prefixMappings="xmlns:ns0='http://schemas.microsoft.com/office/2006/metadata/properties' xmlns:ns1='http://www.w3.org/2001/XMLSchema-instance' xmlns:ns2='http://schemas.microsoft.com/office/infopath/2007/PartnerControls' xmlns:ns3='a1322699-2fbb-4cce-8aba-176c4fa97253' xmlns:ns4='http://schemas.microsoft.com/sharepoint/v3' xmlns:ns5='http://schemas.microsoft.com/sharepoint/v3/fields' xmlns:ns6='f0ff482e-aa3b-417e-9d65-5f4cb2656651' " w:xpath="/ns0:properties[1]/documentManagement[1]/ns5:_DCDateCreated[1]" w:storeItemID="{1159403A-C237-488E-8C5E-DABF9FCE7043}"/>
-            <w:date w:fullDate="2025-07-24T00:00:00Z">
+            <w:date w:fullDate="2026-01-23T00:00:00Z">
               <w:dateFormat w:val="dd/MM/yyyy"/>
               <w:lid w:val="fr-FR"/>
               <w:storeMappedDataAs w:val="dateTime"/>
@@ -4044,17 +4699,7 @@
                   <w:sz w:val="16"/>
                   <w:szCs w:val="16"/>
                 </w:rPr>
-                <w:t>24/07</w:t>
-              </w:r>
-              <w:r>
-                <w:rPr>
-                  <w:rFonts w:eastAsia="Calibri"/>
-                  <w:noProof/>
-                  <w:color w:val="002060"/>
-                  <w:sz w:val="16"/>
-                  <w:szCs w:val="16"/>
-                </w:rPr>
-                <w:t>/2025</w:t>
+                <w:t>23/01/2026</w:t>
               </w:r>
             </w:p>
           </w:sdtContent>
@@ -4305,7 +4950,7 @@
         <v:path o:extrusionok="f" gradientshapeok="t" o:connecttype="rect"/>
         <o:lock v:ext="edit" aspectratio="t"/>
       </v:shapetype>
-      <v:shape id="_x0000_i1077" type="#_x0000_t75" style="width:30.75pt;height:52.35pt" o:bullet="t">
+      <v:shape id="_x0000_i1168" type="#_x0000_t75" style="width:30.75pt;height:52.35pt" o:bullet="t">
         <v:imagedata r:id="rId1" o:title="puce"/>
       </v:shape>
     </w:pict>
@@ -9415,7 +10060,7 @@
     <w:charset w:val="00"/>
     <w:family w:val="swiss"/>
     <w:pitch w:val="variable"/>
-    <w:sig w:usb0="E4002EFF" w:usb1="C000247B" w:usb2="00000009" w:usb3="00000000" w:csb0="000001FF" w:csb1="00000000"/>
+    <w:sig w:usb0="E4002EFF" w:usb1="C200247B" w:usb2="00000009" w:usb3="00000000" w:csb0="000001FF" w:csb1="00000000"/>
   </w:font>
   <w:font w:name="Tahoma">
     <w:panose1 w:val="020B0604030504040204"/>
@@ -9443,7 +10088,7 @@
     <w:charset w:val="00"/>
     <w:family w:val="swiss"/>
     <w:pitch w:val="variable"/>
-    <w:sig w:usb0="E4002EFF" w:usb1="C000247B" w:usb2="00000009" w:usb3="00000000" w:csb0="000001FF" w:csb1="00000000"/>
+    <w:sig w:usb0="A0002AEF" w:usb1="4000207B" w:usb2="00000000" w:usb3="00000000" w:csb0="000001FF" w:csb1="00000000"/>
   </w:font>
 </w:fonts>
 </file>
@@ -9485,6 +10130,7 @@
     <w:rsid w:val="00B143EC"/>
     <w:rsid w:val="00B65088"/>
     <w:rsid w:val="00B82D9E"/>
+    <w:rsid w:val="00BC6EB5"/>
     <w:rsid w:val="00C13EA8"/>
     <w:rsid w:val="00C2639B"/>
     <w:rsid w:val="00C4071C"/>
@@ -10266,6 +10912,15 @@
 
 <file path=customXml/item1.xml><?xml version="1.0" encoding="utf-8"?>
 <?mso-contentType ?>
+<FormTemplates xmlns="http://schemas.microsoft.com/sharepoint/v3/contenttype/forms">
+  <Display>DocumentLibraryForm</Display>
+  <Edit>DocumentLibraryForm</Edit>
+  <New>DocumentLibraryForm</New>
+</FormTemplates>
+</file>
+
+<file path=customXml/item2.xml><?xml version="1.0" encoding="utf-8"?>
+<?mso-contentType ?>
 <spe:Receivers xmlns:spe="http://schemas.microsoft.com/sharepoint/events">
   <Receiver>
     <Name>Document ID Generator</Name>
@@ -10310,115 +10965,11 @@
 </spe:Receivers>
 </file>
 
-<file path=customXml/item2.xml><?xml version="1.0" encoding="utf-8"?>
-<?mso-contentType ?>
-<FormTemplates xmlns="http://schemas.microsoft.com/sharepoint/v3/contenttype/forms">
-  <Display>DocumentLibraryForm</Display>
-  <Edit>DocumentLibraryForm</Edit>
-  <New>DocumentLibraryForm</New>
-</FormTemplates>
-</file>
-
 <file path=customXml/item3.xml><?xml version="1.0" encoding="utf-8"?>
-<p:properties xmlns:p="http://schemas.microsoft.com/office/2006/metadata/properties" xmlns:xsi="http://www.w3.org/2001/XMLSchema-instance" xmlns:pc="http://schemas.microsoft.com/office/infopath/2007/PartnerControls">
-  <documentManagement>
-    <redacteur xmlns="a1322699-2fbb-4cce-8aba-176c4fa97253">
-      <UserInfo>
-        <DisplayName>Annie Cazaux</DisplayName>
-        <AccountId>62</AccountId>
-        <AccountType/>
-      </UserInfo>
-    </redacteur>
-    <Language xmlns="http://schemas.microsoft.com/sharepoint/v3">Français (France)</Language>
-    <_Source xmlns="http://schemas.microsoft.com/sharepoint/v3/fields" xsi:nil="true"/>
-    <Version_IGN xmlns="a1322699-2fbb-4cce-8aba-176c4fa97253">1.0.0</Version_IGN>
-    <p17c2b7c625547a3b70510fd871aaba1 xmlns="a1322699-2fbb-4cce-8aba-176c4fa97253">
-      <Terms xmlns="http://schemas.microsoft.com/office/infopath/2007/PartnerControls">
-        <TermInfo xmlns="http://schemas.microsoft.com/office/infopath/2007/PartnerControls">
-          <TermName xmlns="http://schemas.microsoft.com/office/infopath/2007/PartnerControls">DQ</TermName>
-          <TermId xmlns="http://schemas.microsoft.com/office/infopath/2007/PartnerControls">e69b0690-0cfb-4cfe-87d3-81f79ec19881</TermId>
-        </TermInfo>
-      </Terms>
-    </p17c2b7c625547a3b70510fd871aaba1>
-    <Autres_redacteurs xmlns="a1322699-2fbb-4cce-8aba-176c4fa97253">Thierry Prin</Autres_redacteurs>
-    <_DCDateModified xmlns="http://schemas.microsoft.com/sharepoint/v3/fields" xsi:nil="true"/>
-    <_Publisher xmlns="http://schemas.microsoft.com/sharepoint/v3/fields" xsi:nil="true"/>
-    <Gestionnaire xmlns="a1322699-2fbb-4cce-8aba-176c4fa97253">
-      <UserInfo>
-        <DisplayName>Annie Cazaux</DisplayName>
-        <AccountId>62</AccountId>
-        <AccountType/>
-      </UserInfo>
-    </Gestionnaire>
-    <Identifiant_IGN xmlns="a1322699-2fbb-4cce-8aba-176c4fa97253">MV_Modele-procedure</Identifiant_IGN>
-    <_Relation xmlns="http://schemas.microsoft.com/sharepoint/v3/fields" xsi:nil="true"/>
-    <o062e75b76fd4c2ab45f41497e4c179e xmlns="a1322699-2fbb-4cce-8aba-176c4fa97253">
-      <Terms xmlns="http://schemas.microsoft.com/office/infopath/2007/PartnerControls">
-        <TermInfo xmlns="http://schemas.microsoft.com/office/infopath/2007/PartnerControls">
-          <TermName xmlns="http://schemas.microsoft.com/office/infopath/2007/PartnerControls">Système de management</TermName>
-          <TermId xmlns="http://schemas.microsoft.com/office/infopath/2007/PartnerControls">7207f030-094e-4e6f-b355-e7655c1fbf97</TermId>
-        </TermInfo>
-      </Terms>
-    </o062e75b76fd4c2ab45f41497e4c179e>
-    <c1cc88710d9c4c84af372a6a51dc9d60 xmlns="a1322699-2fbb-4cce-8aba-176c4fa97253">
-      <Terms xmlns="http://schemas.microsoft.com/office/infopath/2007/PartnerControls"/>
-    </c1cc88710d9c4c84af372a6a51dc9d60>
-    <TaxCatchAll xmlns="a1322699-2fbb-4cce-8aba-176c4fa97253">
-      <Value>7</Value>
-      <Value>17</Value>
-    </TaxCatchAll>
-    <Diffusion xmlns="a1322699-2fbb-4cce-8aba-176c4fa97253">Interne</Diffusion>
-    <Approbateur xmlns="a1322699-2fbb-4cce-8aba-176c4fa97253">
-      <UserInfo>
-        <DisplayName>IGN\tprin</DisplayName>
-        <AccountId>126</AccountId>
-        <AccountType/>
-      </UserInfo>
-    </Approbateur>
-    <_Contributor xmlns="http://schemas.microsoft.com/sharepoint/v3/fields" xsi:nil="true"/>
-    <_Format xmlns="http://schemas.microsoft.com/sharepoint/v3/fields" xsi:nil="true"/>
-    <bb80de6026714cfbab5aa06ad8fd5f59 xmlns="a1322699-2fbb-4cce-8aba-176c4fa97253">
-      <Terms xmlns="http://schemas.microsoft.com/office/infopath/2007/PartnerControls"/>
-    </bb80de6026714cfbab5aa06ad8fd5f59>
-    <_Coverage xmlns="http://schemas.microsoft.com/sharepoint/v3/fields" xsi:nil="true"/>
-    <Date_approbation xmlns="a1322699-2fbb-4cce-8aba-176c4fa97253">2025-01-10T00:00:00</Date_approbation>
-    <_Identifier xmlns="http://schemas.microsoft.com/sharepoint/v3/fields">QUALITÉ-2015-P-776</_Identifier>
-    <_ResourceType xmlns="http://schemas.microsoft.com/sharepoint/v3/fields" xsi:nil="true"/>
-    <_RightsManagement xmlns="http://schemas.microsoft.com/sharepoint/v3/fields" xsi:nil="true"/>
-    <Relecteur xmlns="a1322699-2fbb-4cce-8aba-176c4fa97253">
-      <UserInfo>
-        <DisplayName>IGN\mlouyot</DisplayName>
-        <AccountId>3</AccountId>
-        <AccountType/>
-      </UserInfo>
-      <UserInfo>
-        <DisplayName>IGN\SPaquier</DisplayName>
-        <AccountId>199</AccountId>
-        <AccountType/>
-      </UserInfo>
-    </Relecteur>
-    <Typologie xmlns="a1322699-2fbb-4cce-8aba-176c4fa97253">Modèle Vierge et formulaire</Typologie>
-    <Statut xmlns="a1322699-2fbb-4cce-8aba-176c4fa97253">Finalisé mais non validé</Statut>
-    <Alias_IGN xmlns="a1322699-2fbb-4cce-8aba-176c4fa97253">Résolution des résultats d’appariement des noms de voies et de lieux-dits</Alias_IGN>
-    <Ancienne_référence xmlns="a1322699-2fbb-4cce-8aba-176c4fa97253" xsi:nil="true"/>
-    <Code_typologie xmlns="a1322699-2fbb-4cce-8aba-176c4fa97253" xsi:nil="true"/>
-    <_DCDateCreated xmlns="http://schemas.microsoft.com/sharepoint/v3/fields">2025-07-23T22:00:00Z</_DCDateCreated>
-    <Date_fin_validite xmlns="a1322699-2fbb-4cce-8aba-176c4fa97253" xsi:nil="true"/>
-    <_dlc_DocId xmlns="f0ff482e-aa3b-417e-9d65-5f4cb2656651">UYVM5YNHQ4HK-30-776</_dlc_DocId>
-    <_dlc_DocIdUrl xmlns="f0ff482e-aa3b-417e-9d65-5f4cb2656651">
-      <Url>http://intradoc.ign.fr/ged/DG/QSE/_layouts/DocIdRedir.aspx?ID=UYVM5YNHQ4HK-30-776</Url>
-      <Description>UYVM5YNHQ4HK-30-776</Description>
-    </_dlc_DocIdUrl>
-  </documentManagement>
-</p:properties>
+<b:Sources xmlns:b="http://schemas.openxmlformats.org/officeDocument/2006/bibliography" xmlns="http://schemas.openxmlformats.org/officeDocument/2006/bibliography" SelectedStyle="\APA.XSL" StyleName="APA"/>
 </file>
 
 <file path=customXml/item4.xml><?xml version="1.0" encoding="utf-8"?>
-<?mso-contentType ?>
-<SharedContentType xmlns="Microsoft.SharePoint.Taxonomy.ContentTypeSync" SourceId="11ad8b72-dc11-4d56-b05b-950e088cc514" ContentTypeId="0x01010B0081A137466272CF4BAC585A26022CFF1407" PreviousValue="false"/>
-</file>
-
-<file path=customXml/item5.xml><?xml version="1.0" encoding="utf-8"?>
 <ct:contentTypeSchema xmlns:ct="http://schemas.microsoft.com/office/2006/metadata/contentType" xmlns:ma="http://schemas.microsoft.com/office/2006/metadata/properties/metaAttributes" ct:_="" ma:_="" ma:contentTypeName="Modèle Vierge et formulaire" ma:contentTypeID="0x01010B0081A137466272CF4BAC585A26022CFF140700EC48CC62CD0ABD4F9840E839EA1E2732" ma:contentTypeVersion="201" ma:contentTypeDescription="MV" ma:contentTypeScope="" ma:versionID="2bd623b5a594494cd4a3ae1614ea3844">
   <xsd:schema xmlns:xsd="http://www.w3.org/2001/XMLSchema" xmlns:xs="http://www.w3.org/2001/XMLSchema" xmlns:p="http://schemas.microsoft.com/office/2006/metadata/properties" xmlns:ns1="a1322699-2fbb-4cce-8aba-176c4fa97253" xmlns:ns2="http://schemas.microsoft.com/sharepoint/v3/fields" xmlns:ns3="http://schemas.microsoft.com/sharepoint/v3" xmlns:ns4="f0ff482e-aa3b-417e-9d65-5f4cb2656651" targetNamespace="http://schemas.microsoft.com/office/2006/metadata/properties" ma:root="true" ma:fieldsID="e73f26e8e3603672e51fd804f7ff859e" ns1:_="" ns2:_="" ns3:_="" ns4:_="">
     <xsd:import namespace="a1322699-2fbb-4cce-8aba-176c4fa97253"/>
@@ -10926,11 +11477,114 @@
 </ct:contentTypeSchema>
 </file>
 
+<file path=customXml/item5.xml><?xml version="1.0" encoding="utf-8"?>
+<?mso-contentType ?>
+<SharedContentType xmlns="Microsoft.SharePoint.Taxonomy.ContentTypeSync" SourceId="11ad8b72-dc11-4d56-b05b-950e088cc514" ContentTypeId="0x01010B0081A137466272CF4BAC585A26022CFF1407" PreviousValue="false"/>
+</file>
+
 <file path=customXml/item6.xml><?xml version="1.0" encoding="utf-8"?>
-<b:Sources xmlns:b="http://schemas.openxmlformats.org/officeDocument/2006/bibliography" xmlns="http://schemas.openxmlformats.org/officeDocument/2006/bibliography" SelectedStyle="\APA.XSL" StyleName="APA"/>
+<p:properties xmlns:p="http://schemas.microsoft.com/office/2006/metadata/properties" xmlns:xsi="http://www.w3.org/2001/XMLSchema-instance" xmlns:pc="http://schemas.microsoft.com/office/infopath/2007/PartnerControls">
+  <documentManagement>
+    <redacteur xmlns="a1322699-2fbb-4cce-8aba-176c4fa97253">
+      <UserInfo>
+        <DisplayName>Annie Cazaux</DisplayName>
+        <AccountId>62</AccountId>
+        <AccountType/>
+      </UserInfo>
+    </redacteur>
+    <Language xmlns="http://schemas.microsoft.com/sharepoint/v3">Français (France)</Language>
+    <_Source xmlns="http://schemas.microsoft.com/sharepoint/v3/fields" xsi:nil="true"/>
+    <Version_IGN xmlns="a1322699-2fbb-4cce-8aba-176c4fa97253">1.1.0</Version_IGN>
+    <p17c2b7c625547a3b70510fd871aaba1 xmlns="a1322699-2fbb-4cce-8aba-176c4fa97253">
+      <Terms xmlns="http://schemas.microsoft.com/office/infopath/2007/PartnerControls">
+        <TermInfo xmlns="http://schemas.microsoft.com/office/infopath/2007/PartnerControls">
+          <TermName xmlns="http://schemas.microsoft.com/office/infopath/2007/PartnerControls">DQ</TermName>
+          <TermId xmlns="http://schemas.microsoft.com/office/infopath/2007/PartnerControls">e69b0690-0cfb-4cfe-87d3-81f79ec19881</TermId>
+        </TermInfo>
+      </Terms>
+    </p17c2b7c625547a3b70510fd871aaba1>
+    <Autres_redacteurs xmlns="a1322699-2fbb-4cce-8aba-176c4fa97253">Thierry Prin</Autres_redacteurs>
+    <_DCDateModified xmlns="http://schemas.microsoft.com/sharepoint/v3/fields" xsi:nil="true"/>
+    <_Publisher xmlns="http://schemas.microsoft.com/sharepoint/v3/fields" xsi:nil="true"/>
+    <Gestionnaire xmlns="a1322699-2fbb-4cce-8aba-176c4fa97253">
+      <UserInfo>
+        <DisplayName>Annie Cazaux</DisplayName>
+        <AccountId>62</AccountId>
+        <AccountType/>
+      </UserInfo>
+    </Gestionnaire>
+    <Identifiant_IGN xmlns="a1322699-2fbb-4cce-8aba-176c4fa97253">MV_Modele-procedure</Identifiant_IGN>
+    <_Relation xmlns="http://schemas.microsoft.com/sharepoint/v3/fields" xsi:nil="true"/>
+    <o062e75b76fd4c2ab45f41497e4c179e xmlns="a1322699-2fbb-4cce-8aba-176c4fa97253">
+      <Terms xmlns="http://schemas.microsoft.com/office/infopath/2007/PartnerControls">
+        <TermInfo xmlns="http://schemas.microsoft.com/office/infopath/2007/PartnerControls">
+          <TermName xmlns="http://schemas.microsoft.com/office/infopath/2007/PartnerControls">Système de management</TermName>
+          <TermId xmlns="http://schemas.microsoft.com/office/infopath/2007/PartnerControls">7207f030-094e-4e6f-b355-e7655c1fbf97</TermId>
+        </TermInfo>
+      </Terms>
+    </o062e75b76fd4c2ab45f41497e4c179e>
+    <c1cc88710d9c4c84af372a6a51dc9d60 xmlns="a1322699-2fbb-4cce-8aba-176c4fa97253">
+      <Terms xmlns="http://schemas.microsoft.com/office/infopath/2007/PartnerControls"/>
+    </c1cc88710d9c4c84af372a6a51dc9d60>
+    <TaxCatchAll xmlns="a1322699-2fbb-4cce-8aba-176c4fa97253">
+      <Value>7</Value>
+      <Value>17</Value>
+    </TaxCatchAll>
+    <Diffusion xmlns="a1322699-2fbb-4cce-8aba-176c4fa97253">Interne</Diffusion>
+    <Approbateur xmlns="a1322699-2fbb-4cce-8aba-176c4fa97253">
+      <UserInfo>
+        <DisplayName>IGN\tprin</DisplayName>
+        <AccountId>126</AccountId>
+        <AccountType/>
+      </UserInfo>
+    </Approbateur>
+    <_Contributor xmlns="http://schemas.microsoft.com/sharepoint/v3/fields" xsi:nil="true"/>
+    <_Format xmlns="http://schemas.microsoft.com/sharepoint/v3/fields" xsi:nil="true"/>
+    <bb80de6026714cfbab5aa06ad8fd5f59 xmlns="a1322699-2fbb-4cce-8aba-176c4fa97253">
+      <Terms xmlns="http://schemas.microsoft.com/office/infopath/2007/PartnerControls"/>
+    </bb80de6026714cfbab5aa06ad8fd5f59>
+    <_Coverage xmlns="http://schemas.microsoft.com/sharepoint/v3/fields" xsi:nil="true"/>
+    <Date_approbation xmlns="a1322699-2fbb-4cce-8aba-176c4fa97253">2025-01-10T00:00:00</Date_approbation>
+    <_Identifier xmlns="http://schemas.microsoft.com/sharepoint/v3/fields">QUALITÉ-2015-P-776</_Identifier>
+    <_ResourceType xmlns="http://schemas.microsoft.com/sharepoint/v3/fields" xsi:nil="true"/>
+    <_RightsManagement xmlns="http://schemas.microsoft.com/sharepoint/v3/fields" xsi:nil="true"/>
+    <Relecteur xmlns="a1322699-2fbb-4cce-8aba-176c4fa97253">
+      <UserInfo>
+        <DisplayName>IGN\mlouyot</DisplayName>
+        <AccountId>3</AccountId>
+        <AccountType/>
+      </UserInfo>
+      <UserInfo>
+        <DisplayName>IGN\SPaquier</DisplayName>
+        <AccountId>199</AccountId>
+        <AccountType/>
+      </UserInfo>
+    </Relecteur>
+    <Typologie xmlns="a1322699-2fbb-4cce-8aba-176c4fa97253">Modèle Vierge et formulaire</Typologie>
+    <Statut xmlns="a1322699-2fbb-4cce-8aba-176c4fa97253">Finalisé mais non validé</Statut>
+    <Alias_IGN xmlns="a1322699-2fbb-4cce-8aba-176c4fa97253">Résolution des résultats d’appariement des noms de voies et de lieux-dits</Alias_IGN>
+    <Ancienne_référence xmlns="a1322699-2fbb-4cce-8aba-176c4fa97253" xsi:nil="true"/>
+    <Code_typologie xmlns="a1322699-2fbb-4cce-8aba-176c4fa97253" xsi:nil="true"/>
+    <_DCDateCreated xmlns="http://schemas.microsoft.com/sharepoint/v3/fields">2026-01-22T23:00:00Z</_DCDateCreated>
+    <Date_fin_validite xmlns="a1322699-2fbb-4cce-8aba-176c4fa97253" xsi:nil="true"/>
+    <_dlc_DocId xmlns="f0ff482e-aa3b-417e-9d65-5f4cb2656651">UYVM5YNHQ4HK-30-776</_dlc_DocId>
+    <_dlc_DocIdUrl xmlns="f0ff482e-aa3b-417e-9d65-5f4cb2656651">
+      <Url>http://intradoc.ign.fr/ged/DG/QSE/_layouts/DocIdRedir.aspx?ID=UYVM5YNHQ4HK-30-776</Url>
+      <Description>UYVM5YNHQ4HK-30-776</Description>
+    </_dlc_DocIdUrl>
+  </documentManagement>
+</p:properties>
 </file>
 
 <file path=customXml/itemProps1.xml><?xml version="1.0" encoding="utf-8"?>
+<ds:datastoreItem xmlns:ds="http://schemas.openxmlformats.org/officeDocument/2006/customXml" ds:itemID="{EEE2973D-7DD7-4773-855D-5CAD81242BDE}">
+  <ds:schemaRefs>
+    <ds:schemaRef ds:uri="http://schemas.microsoft.com/sharepoint/v3/contenttype/forms"/>
+  </ds:schemaRefs>
+</ds:datastoreItem>
+</file>
+
+<file path=customXml/itemProps2.xml><?xml version="1.0" encoding="utf-8"?>
 <ds:datastoreItem xmlns:ds="http://schemas.openxmlformats.org/officeDocument/2006/customXml" ds:itemID="{68AAD2DA-5792-4B35-80F3-9D0C21EB95BE}">
   <ds:schemaRefs>
     <ds:schemaRef ds:uri="http://schemas.microsoft.com/sharepoint/events"/>
@@ -10938,36 +11592,15 @@
 </ds:datastoreItem>
 </file>
 
-<file path=customXml/itemProps2.xml><?xml version="1.0" encoding="utf-8"?>
-<ds:datastoreItem xmlns:ds="http://schemas.openxmlformats.org/officeDocument/2006/customXml" ds:itemID="{EEE2973D-7DD7-4773-855D-5CAD81242BDE}">
+<file path=customXml/itemProps3.xml><?xml version="1.0" encoding="utf-8"?>
+<ds:datastoreItem xmlns:ds="http://schemas.openxmlformats.org/officeDocument/2006/customXml" ds:itemID="{0FF0F878-5F0F-460C-9013-40E72731A637}">
   <ds:schemaRefs>
-    <ds:schemaRef ds:uri="http://schemas.microsoft.com/sharepoint/v3/contenttype/forms"/>
-  </ds:schemaRefs>
-</ds:datastoreItem>
-</file>
-
-<file path=customXml/itemProps3.xml><?xml version="1.0" encoding="utf-8"?>
-<ds:datastoreItem xmlns:ds="http://schemas.openxmlformats.org/officeDocument/2006/customXml" ds:itemID="{1159403A-C237-488E-8C5E-DABF9FCE7043}">
-  <ds:schemaRefs>
-    <ds:schemaRef ds:uri="http://schemas.microsoft.com/office/2006/metadata/properties"/>
-    <ds:schemaRef ds:uri="http://schemas.microsoft.com/office/infopath/2007/PartnerControls"/>
-    <ds:schemaRef ds:uri="a1322699-2fbb-4cce-8aba-176c4fa97253"/>
-    <ds:schemaRef ds:uri="http://schemas.microsoft.com/sharepoint/v3"/>
-    <ds:schemaRef ds:uri="http://schemas.microsoft.com/sharepoint/v3/fields"/>
-    <ds:schemaRef ds:uri="f0ff482e-aa3b-417e-9d65-5f4cb2656651"/>
+    <ds:schemaRef ds:uri="http://schemas.openxmlformats.org/officeDocument/2006/bibliography"/>
   </ds:schemaRefs>
 </ds:datastoreItem>
 </file>
 
 <file path=customXml/itemProps4.xml><?xml version="1.0" encoding="utf-8"?>
-<ds:datastoreItem xmlns:ds="http://schemas.openxmlformats.org/officeDocument/2006/customXml" ds:itemID="{FBF226EE-3CF7-472C-91DD-A47C59CACF63}">
-  <ds:schemaRefs>
-    <ds:schemaRef ds:uri="Microsoft.SharePoint.Taxonomy.ContentTypeSync"/>
-  </ds:schemaRefs>
-</ds:datastoreItem>
-</file>
-
-<file path=customXml/itemProps5.xml><?xml version="1.0" encoding="utf-8"?>
 <ds:datastoreItem xmlns:ds="http://schemas.openxmlformats.org/officeDocument/2006/customXml" ds:itemID="{8BB746A0-EF99-488C-AF7A-E10AF123421B}">
   <ds:schemaRefs>
     <ds:schemaRef ds:uri="http://schemas.microsoft.com/office/2006/metadata/contentType"/>
@@ -10988,10 +11621,23 @@
 </ds:datastoreItem>
 </file>
 
+<file path=customXml/itemProps5.xml><?xml version="1.0" encoding="utf-8"?>
+<ds:datastoreItem xmlns:ds="http://schemas.openxmlformats.org/officeDocument/2006/customXml" ds:itemID="{FBF226EE-3CF7-472C-91DD-A47C59CACF63}">
+  <ds:schemaRefs>
+    <ds:schemaRef ds:uri="Microsoft.SharePoint.Taxonomy.ContentTypeSync"/>
+  </ds:schemaRefs>
+</ds:datastoreItem>
+</file>
+
 <file path=customXml/itemProps6.xml><?xml version="1.0" encoding="utf-8"?>
-<ds:datastoreItem xmlns:ds="http://schemas.openxmlformats.org/officeDocument/2006/customXml" ds:itemID="{0FF0F878-5F0F-460C-9013-40E72731A637}">
+<ds:datastoreItem xmlns:ds="http://schemas.openxmlformats.org/officeDocument/2006/customXml" ds:itemID="{1159403A-C237-488E-8C5E-DABF9FCE7043}">
   <ds:schemaRefs>
-    <ds:schemaRef ds:uri="http://schemas.openxmlformats.org/officeDocument/2006/bibliography"/>
+    <ds:schemaRef ds:uri="http://schemas.microsoft.com/office/2006/metadata/properties"/>
+    <ds:schemaRef ds:uri="http://schemas.microsoft.com/office/infopath/2007/PartnerControls"/>
+    <ds:schemaRef ds:uri="a1322699-2fbb-4cce-8aba-176c4fa97253"/>
+    <ds:schemaRef ds:uri="http://schemas.microsoft.com/sharepoint/v3"/>
+    <ds:schemaRef ds:uri="http://schemas.microsoft.com/sharepoint/v3/fields"/>
+    <ds:schemaRef ds:uri="f0ff482e-aa3b-417e-9d65-5f4cb2656651"/>
   </ds:schemaRefs>
 </ds:datastoreItem>
 </file>
--- a/assistant dfci.docx
+++ b/assistant dfci.docx
@@ -1,4286 +1,3 @@
-
-<file path=word/document.xml><?xml version="1.0" encoding="utf-8"?>
-<w:document xmlns:wpc="http://schemas.microsoft.com/office/word/2010/wordprocessingCanvas" xmlns:cx="http://schemas.microsoft.com/office/drawing/2014/chartex" xmlns:cx1="http://schemas.microsoft.com/office/drawing/2015/9/8/chartex" xmlns:cx2="http://schemas.microsoft.com/office/drawing/2015/10/21/chartex" xmlns:cx3="http://schemas.microsoft.com/office/drawing/2016/5/9/chartex" xmlns:cx4="http://schemas.microsoft.com/office/drawing/2016/5/10/chartex" xmlns:cx5="http://schemas.microsoft.com/office/drawing/2016/5/11/chartex" xmlns:cx6="http://schemas.microsoft.com/office/drawing/2016/5/12/chartex" xmlns:cx7="http://schemas.microsoft.com/office/drawing/2016/5/13/chartex" xmlns:cx8="http://schemas.microsoft.com/office/drawing/2016/5/14/chartex" xmlns:mc="http://schemas.openxmlformats.org/markup-compatibility/2006" xmlns:aink="http://schemas.microsoft.com/office/drawing/2016/ink" xmlns:am3d="http://schemas.microsoft.com/office/drawing/2017/model3d" xmlns:o="urn:schemas-microsoft-com:office:office" xmlns:r="http://schemas.openxmlformats.org/officeDocument/2006/relationships" xmlns:m="http://schemas.openxmlformats.org/officeDocument/2006/math" xmlns:v="urn:schemas-microsoft-com:vml" xmlns:wp14="http://schemas.microsoft.com/office/word/2010/wordprocessingDrawing" xmlns:wp="http://schemas.openxmlformats.org/drawingml/2006/wordprocessingDrawing" xmlns:w10="urn:schemas-microsoft-com:office:word" xmlns:w="http://schemas.openxmlformats.org/wordprocessingml/2006/main" xmlns:w14="http://schemas.microsoft.com/office/word/2010/wordml" xmlns:w15="http://schemas.microsoft.com/office/word/2012/wordml" xmlns:w16cex="http://schemas.microsoft.com/office/word/2018/wordml/cex" xmlns:w16cid="http://schemas.microsoft.com/office/word/2016/wordml/cid" xmlns:w16="http://schemas.microsoft.com/office/word/2018/wordml" xmlns:w16sdtdh="http://schemas.microsoft.com/office/word/2020/wordml/sdtdatahash" xmlns:w16se="http://schemas.microsoft.com/office/word/2015/wordml/symex" xmlns:wpg="http://schemas.microsoft.com/office/word/2010/wordprocessingGroup" xmlns:wpi="http://schemas.microsoft.com/office/word/2010/wordprocessingInk" xmlns:wne="http://schemas.microsoft.com/office/word/2006/wordml" xmlns:wps="http://schemas.microsoft.com/office/word/2010/wordprocessingShape" mc:Ignorable="w14 w15 w16se w16cid w16 w16cex w16sdtdh wp14">
-  <w:body>
-    <w:tbl>
-      <w:tblPr>
-        <w:tblW w:w="10065" w:type="dxa"/>
-        <w:tblInd w:w="-72" w:type="dxa"/>
-        <w:tblBorders>
-          <w:insideH w:val="single" w:sz="4" w:space="0" w:color="92D050"/>
-        </w:tblBorders>
-        <w:tblLayout w:type="fixed"/>
-        <w:tblCellMar>
-          <w:left w:w="70" w:type="dxa"/>
-          <w:right w:w="70" w:type="dxa"/>
-        </w:tblCellMar>
-        <w:tblLook w:val="0000" w:firstRow="0" w:lastRow="0" w:firstColumn="0" w:lastColumn="0" w:noHBand="0" w:noVBand="0"/>
-      </w:tblPr>
-      <w:tblGrid>
-        <w:gridCol w:w="2127"/>
-        <w:gridCol w:w="7938"/>
-      </w:tblGrid>
-      <w:tr>
-        <w:trPr>
-          <w:cantSplit/>
-          <w:trHeight w:val="2554"/>
-        </w:trPr>
-        <w:tc>
-          <w:tcPr>
-            <w:tcW w:w="2127" w:type="dxa"/>
-            <w:vMerge w:val="restart"/>
-          </w:tcPr>
-          <w:p>
-            <w:pPr>
-              <w:rPr>
-                <w:rFonts w:ascii="Arial Narrow" w:eastAsia="Times New Roman" w:hAnsi="Arial Narrow" w:cs="Times New Roman"/>
-                <w:sz w:val="20"/>
-              </w:rPr>
-            </w:pPr>
-            <w:r>
-              <w:rPr>
-                <w:rFonts w:ascii="Arial Narrow" w:eastAsia="Times New Roman" w:hAnsi="Arial Narrow" w:cs="Times New Roman"/>
-                <w:noProof/>
-                <w:sz w:val="20"/>
-              </w:rPr>
-              <w:drawing>
-                <wp:inline distT="0" distB="0" distL="0" distR="0" wp14:anchorId="63DAF230" wp14:editId="618A1365">
-                  <wp:extent cx="1268095" cy="1345565"/>
-                  <wp:effectExtent l="0" t="0" r="8255" b="6985"/>
-                  <wp:docPr id="2" name="Image 2" descr="logo_IGN_pour_lettre"/>
-                  <wp:cNvGraphicFramePr>
-                    <a:graphicFrameLocks xmlns:a="http://schemas.openxmlformats.org/drawingml/2006/main" noChangeAspect="1"/>
-                  </wp:cNvGraphicFramePr>
-                  <a:graphic xmlns:a="http://schemas.openxmlformats.org/drawingml/2006/main">
-                    <a:graphicData uri="http://schemas.openxmlformats.org/drawingml/2006/picture">
-                      <pic:pic xmlns:pic="http://schemas.openxmlformats.org/drawingml/2006/picture">
-                        <pic:nvPicPr>
-                          <pic:cNvPr id="0" name="Picture 1" descr="logo_IGN_pour_lettre"/>
-                          <pic:cNvPicPr>
-                            <a:picLocks noChangeAspect="1" noChangeArrowheads="1"/>
-                          </pic:cNvPicPr>
-                        </pic:nvPicPr>
-                        <pic:blipFill>
-                          <a:blip r:embed="rId13" cstate="print">
-                            <a:extLst>
-                              <a:ext uri="{28A0092B-C50C-407E-A947-70E740481C1C}">
-                                <a14:useLocalDpi xmlns:a14="http://schemas.microsoft.com/office/drawing/2010/main" val="0"/>
-                              </a:ext>
-                            </a:extLst>
-                          </a:blip>
-                          <a:srcRect/>
-                          <a:stretch>
-                            <a:fillRect/>
-                          </a:stretch>
-                        </pic:blipFill>
-                        <pic:spPr bwMode="auto">
-                          <a:xfrm>
-                            <a:off x="0" y="0"/>
-                            <a:ext cx="1268095" cy="1345565"/>
-                          </a:xfrm>
-                          <a:prstGeom prst="rect">
-                            <a:avLst/>
-                          </a:prstGeom>
-                          <a:noFill/>
-                          <a:ln>
-                            <a:noFill/>
-                          </a:ln>
-                        </pic:spPr>
-                      </pic:pic>
-                    </a:graphicData>
-                  </a:graphic>
-                </wp:inline>
-              </w:drawing>
-            </w:r>
-          </w:p>
-        </w:tc>
-        <w:tc>
-          <w:tcPr>
-            <w:tcW w:w="7938" w:type="dxa"/>
-            <w:vAlign w:val="center"/>
-          </w:tcPr>
-          <w:p>
-            <w:pPr>
-              <w:jc w:val="center"/>
-              <w:rPr>
-                <w:rFonts w:ascii="Times New Roman" w:hAnsi="Times New Roman" w:cs="Times New Roman"/>
-                <w:b/>
-                <w:noProof/>
-                <w:sz w:val="28"/>
-                <w:szCs w:val="28"/>
-              </w:rPr>
-            </w:pPr>
-            <w:r>
-              <w:rPr>
-                <w:rFonts w:ascii="Times New Roman" w:hAnsi="Times New Roman" w:cs="Times New Roman"/>
-                <w:b/>
-                <w:noProof/>
-                <w:sz w:val="28"/>
-                <w:szCs w:val="28"/>
-              </w:rPr>
-              <w:t>Manuel utilisateur du plugin « </w:t>
-            </w:r>
-            <w:r>
-              <w:rPr>
-                <w:rFonts w:ascii="Times New Roman" w:hAnsi="Times New Roman" w:cs="Times New Roman"/>
-                <w:b/>
-                <w:noProof/>
-                <w:sz w:val="28"/>
-                <w:szCs w:val="28"/>
-              </w:rPr>
-              <w:t>Assistant DFCI</w:t>
-            </w:r>
-            <w:r>
-              <w:rPr>
-                <w:rFonts w:ascii="Times New Roman" w:hAnsi="Times New Roman" w:cs="Times New Roman"/>
-                <w:b/>
-                <w:noProof/>
-                <w:sz w:val="28"/>
-                <w:szCs w:val="28"/>
-              </w:rPr>
-              <w:t> </w:t>
-            </w:r>
-            <w:r>
-              <w:rPr>
-                <w:rFonts w:ascii="Times New Roman" w:hAnsi="Times New Roman" w:cs="Times New Roman"/>
-                <w:b/>
-                <w:noProof/>
-                <w:sz w:val="28"/>
-                <w:szCs w:val="28"/>
-              </w:rPr>
-              <w:t>»</w:t>
-            </w:r>
-          </w:p>
-          <w:p>
-            <w:pPr>
-              <w:jc w:val="center"/>
-              <w:rPr>
-                <w:sz w:val="28"/>
-                <w:szCs w:val="28"/>
-              </w:rPr>
-            </w:pPr>
-            <w:r>
-              <w:rPr>
-                <w:rFonts w:ascii="Times New Roman" w:hAnsi="Times New Roman" w:cs="Times New Roman"/>
-                <w:b/>
-                <w:noProof/>
-                <w:sz w:val="28"/>
-                <w:szCs w:val="28"/>
-              </w:rPr>
-              <w:t>V</w:t>
-            </w:r>
-            <w:r>
-              <w:rPr>
-                <w:rFonts w:ascii="Times New Roman" w:hAnsi="Times New Roman" w:cs="Times New Roman"/>
-                <w:b/>
-                <w:noProof/>
-                <w:sz w:val="28"/>
-                <w:szCs w:val="28"/>
-              </w:rPr>
-              <w:t>1.0.0</w:t>
-            </w:r>
-          </w:p>
-        </w:tc>
-      </w:tr>
-      <w:tr>
-        <w:trPr>
-          <w:cantSplit/>
-          <w:trHeight w:val="1087"/>
-        </w:trPr>
-        <w:tc>
-          <w:tcPr>
-            <w:tcW w:w="2127" w:type="dxa"/>
-            <w:vMerge/>
-          </w:tcPr>
-          <w:p>
-            <w:pPr>
-              <w:rPr>
-                <w:rFonts w:ascii="Arial Narrow" w:eastAsia="Times New Roman" w:hAnsi="Arial Narrow" w:cs="Times New Roman"/>
-                <w:sz w:val="20"/>
-              </w:rPr>
-            </w:pPr>
-          </w:p>
-        </w:tc>
-        <w:tc>
-          <w:tcPr>
-            <w:tcW w:w="7938" w:type="dxa"/>
-          </w:tcPr>
-          <w:p>
-            <w:pPr>
-              <w:rPr>
-                <w:rFonts w:eastAsia="Times New Roman" w:cs="Times New Roman"/>
-                <w:b/>
-                <w:noProof/>
-                <w:color w:val="000000"/>
-                <w:sz w:val="28"/>
-                <w:szCs w:val="28"/>
-              </w:rPr>
-            </w:pPr>
-          </w:p>
-        </w:tc>
-      </w:tr>
-    </w:tbl>
-    <w:p>
-      <w:pPr>
-        <w:ind w:firstLine="397"/>
-        <w:rPr>
-          <w:rFonts w:eastAsia="Times New Roman" w:cs="Times New Roman"/>
-          <w:sz w:val="16"/>
-        </w:rPr>
-      </w:pPr>
-    </w:p>
-    <w:p>
-      <w:pPr>
-        <w:ind w:firstLine="397"/>
-        <w:rPr>
-          <w:rFonts w:eastAsia="Times New Roman" w:cs="Times New Roman"/>
-          <w:sz w:val="16"/>
-        </w:rPr>
-      </w:pPr>
-    </w:p>
-    <w:p>
-      <w:pPr>
-        <w:rPr>
-          <w:rFonts w:eastAsia="Times New Roman" w:cs="Times New Roman"/>
-          <w:sz w:val="20"/>
-        </w:rPr>
-      </w:pPr>
-    </w:p>
-    <w:p>
-      <w:pPr>
-        <w:rPr>
-          <w:rFonts w:eastAsia="Times New Roman" w:cs="Arial"/>
-          <w:i/>
-          <w:szCs w:val="18"/>
-        </w:rPr>
-      </w:pPr>
-    </w:p>
-    <w:tbl>
-      <w:tblPr>
-        <w:tblW w:w="5000" w:type="pct"/>
-        <w:tblBorders>
-          <w:top w:val="single" w:sz="4" w:space="0" w:color="auto"/>
-          <w:left w:val="single" w:sz="4" w:space="0" w:color="auto"/>
-          <w:bottom w:val="single" w:sz="4" w:space="0" w:color="auto"/>
-          <w:right w:val="single" w:sz="4" w:space="0" w:color="auto"/>
-          <w:insideH w:val="single" w:sz="4" w:space="0" w:color="auto"/>
-          <w:insideV w:val="single" w:sz="4" w:space="0" w:color="auto"/>
-        </w:tblBorders>
-        <w:tblLook w:val="01E0" w:firstRow="1" w:lastRow="1" w:firstColumn="1" w:lastColumn="1" w:noHBand="0" w:noVBand="0"/>
-      </w:tblPr>
-      <w:tblGrid>
-        <w:gridCol w:w="2430"/>
-        <w:gridCol w:w="1869"/>
-        <w:gridCol w:w="584"/>
-        <w:gridCol w:w="1143"/>
-        <w:gridCol w:w="567"/>
-        <w:gridCol w:w="756"/>
-        <w:gridCol w:w="484"/>
-        <w:gridCol w:w="2005"/>
-      </w:tblGrid>
-      <w:tr>
-        <w:trPr>
-          <w:trHeight w:val="449"/>
-        </w:trPr>
-        <w:tc>
-          <w:tcPr>
-            <w:tcW w:w="3063" w:type="pct"/>
-            <w:gridSpan w:val="4"/>
-            <w:tcBorders>
-              <w:bottom w:val="single" w:sz="4" w:space="0" w:color="auto"/>
-              <w:right w:val="single" w:sz="4" w:space="0" w:color="auto"/>
-            </w:tcBorders>
-            <w:shd w:val="clear" w:color="auto" w:fill="D9D9D9"/>
-          </w:tcPr>
-          <w:p>
-            <w:pPr>
-              <w:jc w:val="center"/>
-              <w:rPr>
-                <w:rFonts w:eastAsia="Times New Roman" w:cs="Arial"/>
-                <w:szCs w:val="18"/>
-              </w:rPr>
-            </w:pPr>
-            <w:r>
-              <w:rPr>
-                <w:rFonts w:eastAsia="Times New Roman" w:cs="Arial"/>
-                <w:szCs w:val="18"/>
-              </w:rPr>
-              <w:t>Identifiant</w:t>
-            </w:r>
-          </w:p>
-        </w:tc>
-        <w:tc>
-          <w:tcPr>
-            <w:tcW w:w="918" w:type="pct"/>
-            <w:gridSpan w:val="3"/>
-            <w:tcBorders>
-              <w:bottom w:val="single" w:sz="4" w:space="0" w:color="auto"/>
-              <w:right w:val="single" w:sz="4" w:space="0" w:color="auto"/>
-            </w:tcBorders>
-            <w:shd w:val="clear" w:color="auto" w:fill="D9D9D9"/>
-          </w:tcPr>
-          <w:p>
-            <w:pPr>
-              <w:rPr>
-                <w:rFonts w:eastAsia="Times New Roman" w:cs="Arial"/>
-                <w:szCs w:val="18"/>
-              </w:rPr>
-            </w:pPr>
-            <w:r>
-              <w:rPr>
-                <w:rFonts w:eastAsia="Times New Roman" w:cs="Arial"/>
-                <w:szCs w:val="18"/>
-              </w:rPr>
-              <w:t>Version</w:t>
-            </w:r>
-          </w:p>
-        </w:tc>
-        <w:tc>
-          <w:tcPr>
-            <w:tcW w:w="1019" w:type="pct"/>
-            <w:tcBorders>
-              <w:bottom w:val="single" w:sz="4" w:space="0" w:color="auto"/>
-              <w:right w:val="single" w:sz="4" w:space="0" w:color="auto"/>
-            </w:tcBorders>
-            <w:shd w:val="clear" w:color="auto" w:fill="D9D9D9"/>
-          </w:tcPr>
-          <w:p>
-            <w:pPr>
-              <w:rPr>
-                <w:rFonts w:eastAsia="Times New Roman" w:cs="Arial"/>
-                <w:szCs w:val="18"/>
-              </w:rPr>
-            </w:pPr>
-            <w:r>
-              <w:rPr>
-                <w:rFonts w:eastAsia="Times New Roman" w:cs="Arial"/>
-                <w:szCs w:val="18"/>
-              </w:rPr>
-              <w:t>Date de création</w:t>
-            </w:r>
-          </w:p>
-        </w:tc>
-      </w:tr>
-      <w:tr>
-        <w:tc>
-          <w:tcPr>
-            <w:tcW w:w="3063" w:type="pct"/>
-            <w:gridSpan w:val="4"/>
-            <w:tcBorders>
-              <w:bottom w:val="single" w:sz="4" w:space="0" w:color="auto"/>
-              <w:right w:val="single" w:sz="4" w:space="0" w:color="auto"/>
-            </w:tcBorders>
-            <w:shd w:val="clear" w:color="auto" w:fill="FFFFFF"/>
-            <w:vAlign w:val="bottom"/>
-          </w:tcPr>
-          <w:p>
-            <w:pPr>
-              <w:rPr>
-                <w:rFonts w:eastAsia="Times New Roman" w:cs="Arial"/>
-                <w:b/>
-                <w:szCs w:val="18"/>
-              </w:rPr>
-            </w:pPr>
-          </w:p>
-        </w:tc>
-        <w:tc>
-          <w:tcPr>
-            <w:tcW w:w="918" w:type="pct"/>
-            <w:gridSpan w:val="3"/>
-            <w:tcBorders>
-              <w:bottom w:val="single" w:sz="4" w:space="0" w:color="auto"/>
-              <w:right w:val="single" w:sz="4" w:space="0" w:color="auto"/>
-            </w:tcBorders>
-            <w:shd w:val="clear" w:color="auto" w:fill="FFFFFF"/>
-          </w:tcPr>
-          <w:p>
-            <w:pPr>
-              <w:jc w:val="center"/>
-              <w:rPr>
-                <w:rFonts w:eastAsia="Times New Roman" w:cs="Arial"/>
-                <w:szCs w:val="18"/>
-                <w:highlight w:val="yellow"/>
-              </w:rPr>
-            </w:pPr>
-            <w:sdt>
-              <w:sdtPr>
-                <w:rPr>
-                  <w:rFonts w:cs="Arial"/>
-                  <w:b/>
-                  <w:szCs w:val="18"/>
-                </w:rPr>
-                <w:alias w:val="Version_IGN"/>
-                <w:tag w:val="Version_IGN"/>
-                <w:id w:val="150030055"/>
-                <w:placeholder>
-                  <w:docPart w:val="14968D6D36004C7DAA180A63BB4846F0"/>
-                </w:placeholder>
-                <w:dataBinding w:prefixMappings="xmlns:ns0='http://schemas.microsoft.com/office/2006/metadata/properties' xmlns:ns1='http://www.w3.org/2001/XMLSchema-instance' xmlns:ns2='http://schemas.microsoft.com/office/infopath/2007/PartnerControls' xmlns:ns3='a1322699-2fbb-4cce-8aba-176c4fa97253' xmlns:ns4='http://schemas.microsoft.com/sharepoint/v3' xmlns:ns5='http://schemas.microsoft.com/sharepoint/v3/fields' xmlns:ns6='f0ff482e-aa3b-417e-9d65-5f4cb2656651' " w:xpath="/ns0:properties[1]/documentManagement[1]/ns3:Version_IGN[1]" w:storeItemID="{1159403A-C237-488E-8C5E-DABF9FCE7043}"/>
-                <w:text/>
-              </w:sdtPr>
-              <w:sdtEndPr/>
-              <w:sdtContent>
-                <w:r>
-                  <w:rPr>
-                    <w:rFonts w:cs="Arial"/>
-                    <w:b/>
-                    <w:szCs w:val="18"/>
-                  </w:rPr>
-                  <w:t>1.0.0</w:t>
-                </w:r>
-              </w:sdtContent>
-            </w:sdt>
-          </w:p>
-        </w:tc>
-        <w:sdt>
-          <w:sdtPr>
-            <w:rPr>
-              <w:rFonts w:cs="Arial"/>
-              <w:szCs w:val="18"/>
-            </w:rPr>
-            <w:alias w:val="Date de création"/>
-            <w:tag w:val="_DCDateCreated"/>
-            <w:id w:val="-276110926"/>
-            <w:placeholder>
-              <w:docPart w:val="C16F81A3EFFC41CF93FB4F105A9B07C8"/>
-            </w:placeholder>
-            <w:dataBinding w:prefixMappings="xmlns:ns0='http://schemas.microsoft.com/office/2006/metadata/properties' xmlns:ns1='http://www.w3.org/2001/XMLSchema-instance' xmlns:ns2='http://schemas.microsoft.com/office/infopath/2007/PartnerControls' xmlns:ns3='a1322699-2fbb-4cce-8aba-176c4fa97253' xmlns:ns4='http://schemas.microsoft.com/sharepoint/v3' xmlns:ns5='http://schemas.microsoft.com/sharepoint/v3/fields' xmlns:ns6='f0ff482e-aa3b-417e-9d65-5f4cb2656651' " w:xpath="/ns0:properties[1]/documentManagement[1]/ns5:_DCDateCreated[1]" w:storeItemID="{1159403A-C237-488E-8C5E-DABF9FCE7043}"/>
-            <w:date w:fullDate="2025-07-24T00:00:00Z">
-              <w:dateFormat w:val="dd/MM/yyyy"/>
-              <w:lid w:val="fr-FR"/>
-              <w:storeMappedDataAs w:val="dateTime"/>
-              <w:calendar w:val="gregorian"/>
-            </w:date>
-          </w:sdtPr>
-          <w:sdtEndPr/>
-          <w:sdtContent>
-            <w:tc>
-              <w:tcPr>
-                <w:tcW w:w="1019" w:type="pct"/>
-                <w:tcBorders>
-                  <w:bottom w:val="single" w:sz="4" w:space="0" w:color="auto"/>
-                  <w:right w:val="single" w:sz="4" w:space="0" w:color="auto"/>
-                </w:tcBorders>
-              </w:tcPr>
-              <w:p>
-                <w:pPr>
-                  <w:jc w:val="center"/>
-                  <w:rPr>
-                    <w:rFonts w:eastAsia="Times New Roman" w:cs="Arial"/>
-                    <w:szCs w:val="18"/>
-                  </w:rPr>
-                </w:pPr>
-                <w:r>
-                  <w:rPr>
-                    <w:rFonts w:cs="Arial"/>
-                    <w:szCs w:val="18"/>
-                  </w:rPr>
-                  <w:t>24/07/2025</w:t>
-                </w:r>
-              </w:p>
-            </w:tc>
-          </w:sdtContent>
-        </w:sdt>
-      </w:tr>
-      <w:tr>
-        <w:tc>
-          <w:tcPr>
-            <w:tcW w:w="1235" w:type="pct"/>
-            <w:tcBorders>
-              <w:top w:val="single" w:sz="4" w:space="0" w:color="auto"/>
-            </w:tcBorders>
-            <w:shd w:val="clear" w:color="auto" w:fill="E0E0E0"/>
-          </w:tcPr>
-          <w:p>
-            <w:pPr>
-              <w:rPr>
-                <w:rFonts w:eastAsia="Times New Roman" w:cs="Arial"/>
-                <w:szCs w:val="18"/>
-              </w:rPr>
-            </w:pPr>
-            <w:r>
-              <w:rPr>
-                <w:rFonts w:eastAsia="Times New Roman" w:cs="Arial"/>
-                <w:szCs w:val="18"/>
-              </w:rPr>
-              <w:t>Rédacteur</w:t>
-            </w:r>
-          </w:p>
-        </w:tc>
-        <w:tc>
-          <w:tcPr>
-            <w:tcW w:w="3765" w:type="pct"/>
-            <w:gridSpan w:val="7"/>
-            <w:tcBorders>
-              <w:top w:val="single" w:sz="4" w:space="0" w:color="auto"/>
-              <w:right w:val="single" w:sz="4" w:space="0" w:color="auto"/>
-            </w:tcBorders>
-          </w:tcPr>
-          <w:p>
-            <w:pPr>
-              <w:rPr>
-                <w:rFonts w:eastAsia="Times New Roman" w:cs="Arial"/>
-                <w:szCs w:val="18"/>
-              </w:rPr>
-            </w:pPr>
-            <w:r>
-              <w:rPr>
-                <w:rFonts w:cs="Arial"/>
-                <w:szCs w:val="18"/>
-              </w:rPr>
-              <w:t>Gérôme PE</w:t>
-            </w:r>
-            <w:r>
-              <w:rPr>
-                <w:rFonts w:cs="Arial"/>
-                <w:szCs w:val="18"/>
-              </w:rPr>
-              <w:t>C</w:t>
-            </w:r>
-            <w:r>
-              <w:rPr>
-                <w:rFonts w:cs="Arial"/>
-                <w:szCs w:val="18"/>
-              </w:rPr>
-              <w:t>HEUR</w:t>
-            </w:r>
-          </w:p>
-        </w:tc>
-      </w:tr>
-      <w:tr>
-        <w:tc>
-          <w:tcPr>
-            <w:tcW w:w="1235" w:type="pct"/>
-            <w:shd w:val="clear" w:color="auto" w:fill="E0E0E0"/>
-          </w:tcPr>
-          <w:p>
-            <w:pPr>
-              <w:rPr>
-                <w:rFonts w:eastAsia="Times New Roman" w:cs="Arial"/>
-                <w:i/>
-                <w:szCs w:val="18"/>
-              </w:rPr>
-            </w:pPr>
-            <w:r>
-              <w:rPr>
-                <w:rFonts w:eastAsia="Times New Roman" w:cs="Arial"/>
-                <w:i/>
-                <w:szCs w:val="18"/>
-              </w:rPr>
-              <w:t>Entité émettrice</w:t>
-            </w:r>
-          </w:p>
-        </w:tc>
-        <w:tc>
-          <w:tcPr>
-            <w:tcW w:w="3765" w:type="pct"/>
-            <w:gridSpan w:val="7"/>
-            <w:tcBorders>
-              <w:right w:val="single" w:sz="4" w:space="0" w:color="auto"/>
-            </w:tcBorders>
-          </w:tcPr>
-          <w:p>
-            <w:pPr>
-              <w:rPr>
-                <w:rFonts w:eastAsia="Times New Roman" w:cs="Arial"/>
-                <w:szCs w:val="18"/>
-              </w:rPr>
-            </w:pPr>
-            <w:r>
-              <w:rPr>
-                <w:rFonts w:eastAsia="Times New Roman" w:cs="Arial"/>
-                <w:szCs w:val="18"/>
-              </w:rPr>
-              <w:t>DTSO</w:t>
-            </w:r>
-          </w:p>
-        </w:tc>
-      </w:tr>
-      <w:tr>
-        <w:tc>
-          <w:tcPr>
-            <w:tcW w:w="1235" w:type="pct"/>
-            <w:shd w:val="clear" w:color="auto" w:fill="E0E0E0"/>
-          </w:tcPr>
-          <w:p>
-            <w:pPr>
-              <w:rPr>
-                <w:rFonts w:eastAsia="Times New Roman" w:cs="Arial"/>
-                <w:szCs w:val="18"/>
-              </w:rPr>
-            </w:pPr>
-            <w:r>
-              <w:rPr>
-                <w:rFonts w:eastAsia="Times New Roman" w:cs="Arial"/>
-                <w:szCs w:val="18"/>
-              </w:rPr>
-              <w:t>Diffusion</w:t>
-            </w:r>
-          </w:p>
-        </w:tc>
-        <w:tc>
-          <w:tcPr>
-            <w:tcW w:w="1247" w:type="pct"/>
-            <w:gridSpan w:val="2"/>
-            <w:tcBorders>
-              <w:right w:val="single" w:sz="4" w:space="0" w:color="auto"/>
-            </w:tcBorders>
-          </w:tcPr>
-          <w:p>
-            <w:pPr>
-              <w:tabs>
-                <w:tab w:val="center" w:pos="1147"/>
-              </w:tabs>
-              <w:rPr>
-                <w:rFonts w:eastAsia="Times New Roman" w:cs="Arial"/>
-                <w:szCs w:val="18"/>
-                <w:highlight w:val="yellow"/>
-              </w:rPr>
-            </w:pPr>
-            <w:r>
-              <w:rPr>
-                <w:rFonts w:eastAsia="Times New Roman" w:cs="Arial"/>
-                <w:szCs w:val="18"/>
-              </w:rPr>
-              <w:sym w:font="Wingdings" w:char="F06F"/>
-            </w:r>
-            <w:r>
-              <w:rPr>
-                <w:rFonts w:eastAsia="Times New Roman" w:cs="Arial"/>
-                <w:szCs w:val="18"/>
-              </w:rPr>
-              <w:t xml:space="preserve"> </w:t>
-            </w:r>
-            <w:r>
-              <w:rPr>
-                <w:rFonts w:eastAsia="Times New Roman" w:cs="Arial"/>
-                <w:szCs w:val="18"/>
-              </w:rPr>
-              <w:t>I</w:t>
-            </w:r>
-            <w:r>
-              <w:rPr>
-                <w:rFonts w:eastAsia="Times New Roman" w:cs="Arial"/>
-                <w:szCs w:val="18"/>
-              </w:rPr>
-              <w:t>nterne</w:t>
-            </w:r>
-          </w:p>
-        </w:tc>
-        <w:tc>
-          <w:tcPr>
-            <w:tcW w:w="1253" w:type="pct"/>
-            <w:gridSpan w:val="3"/>
-            <w:tcBorders>
-              <w:right w:val="single" w:sz="4" w:space="0" w:color="auto"/>
-            </w:tcBorders>
-          </w:tcPr>
-          <w:p>
-            <w:pPr>
-              <w:rPr>
-                <w:rFonts w:eastAsia="Times New Roman" w:cs="Arial"/>
-                <w:szCs w:val="18"/>
-              </w:rPr>
-            </w:pPr>
-            <w:r>
-              <w:rPr>
-                <w:rFonts w:eastAsia="Times New Roman" w:cs="Arial"/>
-                <w:szCs w:val="18"/>
-              </w:rPr>
-              <w:sym w:font="Wingdings" w:char="F06E"/>
-            </w:r>
-            <w:r>
-              <w:rPr>
-                <w:rFonts w:eastAsia="Times New Roman" w:cs="Arial"/>
-                <w:szCs w:val="18"/>
-              </w:rPr>
-              <w:t xml:space="preserve"> Ouverte</w:t>
-            </w:r>
-          </w:p>
-        </w:tc>
-        <w:tc>
-          <w:tcPr>
-            <w:tcW w:w="1265" w:type="pct"/>
-            <w:gridSpan w:val="2"/>
-            <w:tcBorders>
-              <w:right w:val="single" w:sz="4" w:space="0" w:color="auto"/>
-            </w:tcBorders>
-          </w:tcPr>
-          <w:p>
-            <w:pPr>
-              <w:rPr>
-                <w:rFonts w:eastAsia="Times New Roman" w:cs="Arial"/>
-                <w:szCs w:val="18"/>
-              </w:rPr>
-            </w:pPr>
-            <w:r>
-              <w:rPr>
-                <w:rFonts w:eastAsia="Times New Roman" w:cs="Arial"/>
-                <w:szCs w:val="18"/>
-              </w:rPr>
-              <w:sym w:font="Wingdings" w:char="F06F"/>
-            </w:r>
-            <w:r>
-              <w:rPr>
-                <w:rFonts w:eastAsia="Times New Roman" w:cs="Arial"/>
-                <w:szCs w:val="18"/>
-              </w:rPr>
-              <w:t xml:space="preserve"> Limitée</w:t>
-            </w:r>
-          </w:p>
-        </w:tc>
-      </w:tr>
-      <w:tr>
-        <w:tc>
-          <w:tcPr>
-            <w:tcW w:w="1235" w:type="pct"/>
-            <w:tcBorders>
-              <w:bottom w:val="single" w:sz="4" w:space="0" w:color="auto"/>
-            </w:tcBorders>
-            <w:shd w:val="clear" w:color="auto" w:fill="E0E0E0"/>
-          </w:tcPr>
-          <w:p>
-            <w:pPr>
-              <w:rPr>
-                <w:rFonts w:eastAsia="Times New Roman" w:cs="Arial"/>
-                <w:szCs w:val="18"/>
-              </w:rPr>
-            </w:pPr>
-            <w:r>
-              <w:rPr>
-                <w:rFonts w:eastAsia="Times New Roman" w:cs="Arial"/>
-                <w:szCs w:val="18"/>
-              </w:rPr>
-              <w:t>Résumé</w:t>
-            </w:r>
-          </w:p>
-        </w:tc>
-        <w:tc>
-          <w:tcPr>
-            <w:tcW w:w="3765" w:type="pct"/>
-            <w:gridSpan w:val="7"/>
-            <w:tcBorders>
-              <w:bottom w:val="single" w:sz="4" w:space="0" w:color="auto"/>
-              <w:right w:val="single" w:sz="4" w:space="0" w:color="auto"/>
-            </w:tcBorders>
-          </w:tcPr>
-          <w:p>
-            <w:pPr>
-              <w:rPr>
-                <w:rFonts w:eastAsia="Times New Roman" w:cs="Arial"/>
-                <w:szCs w:val="18"/>
-              </w:rPr>
-            </w:pPr>
-            <w:r>
-              <w:rPr>
-                <w:rFonts w:eastAsia="Times New Roman" w:cs="Arial"/>
-                <w:szCs w:val="18"/>
-              </w:rPr>
-              <w:t>Installation et utilisation du plugin</w:t>
-            </w:r>
-          </w:p>
-        </w:tc>
-      </w:tr>
-      <w:tr>
-        <w:tc>
-          <w:tcPr>
-            <w:tcW w:w="1235" w:type="pct"/>
-            <w:tcBorders>
-              <w:bottom w:val="single" w:sz="4" w:space="0" w:color="auto"/>
-            </w:tcBorders>
-            <w:shd w:val="clear" w:color="auto" w:fill="E0E0E0"/>
-          </w:tcPr>
-          <w:p>
-            <w:pPr>
-              <w:rPr>
-                <w:rFonts w:eastAsia="Times New Roman" w:cs="Arial"/>
-                <w:szCs w:val="18"/>
-              </w:rPr>
-            </w:pPr>
-            <w:r>
-              <w:rPr>
-                <w:rFonts w:eastAsia="Times New Roman" w:cs="Arial"/>
-                <w:szCs w:val="18"/>
-              </w:rPr>
-              <w:t xml:space="preserve">Approbateur </w:t>
-            </w:r>
-          </w:p>
-        </w:tc>
-        <w:tc>
-          <w:tcPr>
-            <w:tcW w:w="950" w:type="pct"/>
-            <w:tcBorders>
-              <w:bottom w:val="single" w:sz="4" w:space="0" w:color="auto"/>
-            </w:tcBorders>
-          </w:tcPr>
-          <w:p>
-            <w:pPr>
-              <w:rPr>
-                <w:rFonts w:eastAsia="Times New Roman" w:cs="Arial"/>
-                <w:szCs w:val="18"/>
-              </w:rPr>
-            </w:pPr>
-          </w:p>
-        </w:tc>
-        <w:tc>
-          <w:tcPr>
-            <w:tcW w:w="1166" w:type="pct"/>
-            <w:gridSpan w:val="3"/>
-            <w:tcBorders>
-              <w:bottom w:val="single" w:sz="4" w:space="0" w:color="auto"/>
-            </w:tcBorders>
-            <w:shd w:val="clear" w:color="auto" w:fill="E0E0E0"/>
-          </w:tcPr>
-          <w:p>
-            <w:pPr>
-              <w:rPr>
-                <w:rFonts w:eastAsia="Times New Roman" w:cs="Arial"/>
-                <w:szCs w:val="18"/>
-              </w:rPr>
-            </w:pPr>
-            <w:r>
-              <w:rPr>
-                <w:rFonts w:eastAsia="Times New Roman" w:cs="Arial"/>
-                <w:szCs w:val="18"/>
-              </w:rPr>
-              <w:t>Date d’approbation</w:t>
-            </w:r>
-          </w:p>
-        </w:tc>
-        <w:tc>
-          <w:tcPr>
-            <w:tcW w:w="1649" w:type="pct"/>
-            <w:gridSpan w:val="3"/>
-          </w:tcPr>
-          <w:sdt>
-            <w:sdtPr>
-              <w:rPr>
-                <w:rFonts w:cs="Arial"/>
-                <w:szCs w:val="18"/>
-              </w:rPr>
-              <w:alias w:val="Date_approbation"/>
-              <w:tag w:val="Date_approbation"/>
-              <w:id w:val="-1874982574"/>
-              <w:placeholder>
-                <w:docPart w:val="040C324AC53043D19398B4EE6A36694E"/>
-              </w:placeholder>
-              <w:dataBinding w:prefixMappings="xmlns:ns0='http://schemas.microsoft.com/office/2006/metadata/properties' xmlns:ns1='http://www.w3.org/2001/XMLSchema-instance' xmlns:ns2='http://schemas.microsoft.com/office/infopath/2007/PartnerControls' xmlns:ns3='a1322699-2fbb-4cce-8aba-176c4fa97253' xmlns:ns4='http://schemas.microsoft.com/sharepoint/v3' xmlns:ns5='http://schemas.microsoft.com/sharepoint/v3/fields' xmlns:ns6='f0ff482e-aa3b-417e-9d65-5f4cb2656651' " w:xpath="/ns0:properties[1]/documentManagement[1]/ns3:Date_approbation[1]" w:storeItemID="{1159403A-C237-488E-8C5E-DABF9FCE7043}"/>
-              <w:date w:fullDate="2025-01-10T00:00:00Z">
-                <w:dateFormat w:val="dd/MM/yyyy"/>
-                <w:lid w:val="fr-FR"/>
-                <w:storeMappedDataAs w:val="dateTime"/>
-                <w:calendar w:val="gregorian"/>
-              </w:date>
-            </w:sdtPr>
-            <w:sdtEndPr/>
-            <w:sdtContent>
-              <w:p>
-                <w:pPr>
-                  <w:rPr>
-                    <w:rFonts w:cs="Arial"/>
-                    <w:szCs w:val="18"/>
-                  </w:rPr>
-                </w:pPr>
-                <w:r>
-                  <w:rPr>
-                    <w:rFonts w:cs="Arial"/>
-                    <w:szCs w:val="18"/>
-                  </w:rPr>
-                  <w:t>10/01/2025</w:t>
-                </w:r>
-              </w:p>
-            </w:sdtContent>
-          </w:sdt>
-        </w:tc>
-      </w:tr>
-    </w:tbl>
-    <w:p>
-      <w:pPr>
-        <w:ind w:firstLine="397"/>
-        <w:rPr>
-          <w:rFonts w:eastAsia="Times New Roman" w:cs="Arial"/>
-          <w:szCs w:val="18"/>
-        </w:rPr>
-      </w:pPr>
-    </w:p>
-    <w:tbl>
-      <w:tblPr>
-        <w:tblStyle w:val="Grilledutableau"/>
-        <w:tblW w:w="0" w:type="auto"/>
-        <w:tblInd w:w="-34" w:type="dxa"/>
-        <w:tblLook w:val="04A0" w:firstRow="1" w:lastRow="0" w:firstColumn="1" w:lastColumn="0" w:noHBand="0" w:noVBand="1"/>
-      </w:tblPr>
-      <w:tblGrid>
-        <w:gridCol w:w="2513"/>
-        <w:gridCol w:w="7359"/>
-      </w:tblGrid>
-      <w:tr>
-        <w:tc>
-          <w:tcPr>
-            <w:tcW w:w="2552" w:type="dxa"/>
-            <w:shd w:val="clear" w:color="auto" w:fill="D9D9D9" w:themeFill="background1" w:themeFillShade="D9"/>
-          </w:tcPr>
-          <w:p>
-            <w:pPr>
-              <w:ind w:firstLine="0"/>
-              <w:rPr>
-                <w:rFonts w:cs="Arial"/>
-                <w:szCs w:val="18"/>
-              </w:rPr>
-            </w:pPr>
-            <w:r>
-              <w:rPr>
-                <w:rFonts w:cs="Arial"/>
-                <w:szCs w:val="18"/>
-              </w:rPr>
-              <w:t>Lecteur(s)</w:t>
-            </w:r>
-          </w:p>
-        </w:tc>
-        <w:tc>
-          <w:tcPr>
-            <w:tcW w:w="7546" w:type="dxa"/>
-          </w:tcPr>
-          <w:p>
-            <w:pPr>
-              <w:rPr>
-                <w:rFonts w:cs="Arial"/>
-                <w:szCs w:val="18"/>
-              </w:rPr>
-            </w:pPr>
-          </w:p>
-        </w:tc>
-      </w:tr>
-    </w:tbl>
-    <w:p>
-      <w:pPr>
-        <w:ind w:left="397"/>
-        <w:rPr>
-          <w:rFonts w:eastAsia="Times New Roman" w:cs="Arial"/>
-          <w:szCs w:val="18"/>
-        </w:rPr>
-      </w:pPr>
-    </w:p>
-    <w:p>
-      <w:pPr>
-        <w:ind w:left="397"/>
-        <w:rPr>
-          <w:rFonts w:eastAsia="Times New Roman" w:cs="Arial"/>
-          <w:szCs w:val="18"/>
-        </w:rPr>
-      </w:pPr>
-    </w:p>
-    <w:tbl>
-      <w:tblPr>
-        <w:tblStyle w:val="Grilledutableau"/>
-        <w:tblW w:w="0" w:type="auto"/>
-        <w:tblInd w:w="-34" w:type="dxa"/>
-        <w:tblLook w:val="04A0" w:firstRow="1" w:lastRow="0" w:firstColumn="1" w:lastColumn="0" w:noHBand="0" w:noVBand="1"/>
-      </w:tblPr>
-      <w:tblGrid>
-        <w:gridCol w:w="1115"/>
-        <w:gridCol w:w="1514"/>
-        <w:gridCol w:w="2472"/>
-        <w:gridCol w:w="4771"/>
-      </w:tblGrid>
-      <w:tr>
-        <w:tc>
-          <w:tcPr>
-            <w:tcW w:w="1115" w:type="dxa"/>
-            <w:shd w:val="clear" w:color="auto" w:fill="D9D9D9" w:themeFill="background1" w:themeFillShade="D9"/>
-          </w:tcPr>
-          <w:p>
-            <w:pPr>
-              <w:ind w:firstLine="0"/>
-              <w:rPr>
-                <w:rFonts w:cs="Arial"/>
-                <w:szCs w:val="18"/>
-              </w:rPr>
-            </w:pPr>
-            <w:r>
-              <w:rPr>
-                <w:rFonts w:cs="Arial"/>
-                <w:szCs w:val="18"/>
-              </w:rPr>
-              <w:t>Version</w:t>
-            </w:r>
-          </w:p>
-        </w:tc>
-        <w:tc>
-          <w:tcPr>
-            <w:tcW w:w="1514" w:type="dxa"/>
-            <w:shd w:val="clear" w:color="auto" w:fill="D9D9D9" w:themeFill="background1" w:themeFillShade="D9"/>
-          </w:tcPr>
-          <w:p>
-            <w:pPr>
-              <w:rPr>
-                <w:rFonts w:cs="Arial"/>
-                <w:szCs w:val="18"/>
-              </w:rPr>
-            </w:pPr>
-            <w:r>
-              <w:rPr>
-                <w:rFonts w:cs="Arial"/>
-                <w:szCs w:val="18"/>
-              </w:rPr>
-              <w:t>Date</w:t>
-            </w:r>
-          </w:p>
-        </w:tc>
-        <w:tc>
-          <w:tcPr>
-            <w:tcW w:w="2472" w:type="dxa"/>
-            <w:shd w:val="clear" w:color="auto" w:fill="D9D9D9" w:themeFill="background1" w:themeFillShade="D9"/>
-          </w:tcPr>
-          <w:p>
-            <w:pPr>
-              <w:rPr>
-                <w:rFonts w:cs="Arial"/>
-                <w:szCs w:val="18"/>
-              </w:rPr>
-            </w:pPr>
-            <w:r>
-              <w:rPr>
-                <w:rFonts w:cs="Arial"/>
-                <w:szCs w:val="18"/>
-              </w:rPr>
-              <w:t>Modifié par</w:t>
-            </w:r>
-          </w:p>
-        </w:tc>
-        <w:tc>
-          <w:tcPr>
-            <w:tcW w:w="4771" w:type="dxa"/>
-            <w:shd w:val="clear" w:color="auto" w:fill="D9D9D9" w:themeFill="background1" w:themeFillShade="D9"/>
-          </w:tcPr>
-          <w:p>
-            <w:pPr>
-              <w:jc w:val="center"/>
-              <w:rPr>
-                <w:rFonts w:cs="Arial"/>
-                <w:szCs w:val="18"/>
-              </w:rPr>
-            </w:pPr>
-            <w:r>
-              <w:rPr>
-                <w:rFonts w:cs="Arial"/>
-                <w:szCs w:val="18"/>
-              </w:rPr>
-              <w:t>Historique des modifications</w:t>
-            </w:r>
-          </w:p>
-        </w:tc>
-      </w:tr>
-      <w:tr>
-        <w:tc>
-          <w:tcPr>
-            <w:tcW w:w="1115" w:type="dxa"/>
-          </w:tcPr>
-          <w:p>
-            <w:pPr>
-              <w:ind w:firstLine="34"/>
-              <w:jc w:val="center"/>
-              <w:rPr>
-                <w:rFonts w:cs="Arial"/>
-                <w:szCs w:val="18"/>
-              </w:rPr>
-            </w:pPr>
-            <w:r>
-              <w:rPr>
-                <w:rFonts w:cs="Arial"/>
-                <w:szCs w:val="18"/>
-              </w:rPr>
-              <w:t>0.1</w:t>
-            </w:r>
-          </w:p>
-        </w:tc>
-        <w:tc>
-          <w:tcPr>
-            <w:tcW w:w="1514" w:type="dxa"/>
-          </w:tcPr>
-          <w:p>
-            <w:pPr>
-              <w:ind w:firstLine="0"/>
-              <w:jc w:val="center"/>
-              <w:rPr>
-                <w:rFonts w:cs="Arial"/>
-                <w:szCs w:val="18"/>
-              </w:rPr>
-            </w:pPr>
-            <w:r>
-              <w:rPr>
-                <w:rFonts w:cs="Arial"/>
-                <w:szCs w:val="18"/>
-              </w:rPr>
-              <w:t>10</w:t>
-            </w:r>
-            <w:r>
-              <w:rPr>
-                <w:rFonts w:cs="Arial"/>
-                <w:szCs w:val="18"/>
-              </w:rPr>
-              <w:t>/0</w:t>
-            </w:r>
-            <w:r>
-              <w:rPr>
-                <w:rFonts w:cs="Arial"/>
-                <w:szCs w:val="18"/>
-              </w:rPr>
-              <w:t>1</w:t>
-            </w:r>
-            <w:r>
-              <w:rPr>
-                <w:rFonts w:cs="Arial"/>
-                <w:szCs w:val="18"/>
-              </w:rPr>
-              <w:t>/202</w:t>
-            </w:r>
-            <w:r>
-              <w:rPr>
-                <w:rFonts w:cs="Arial"/>
-                <w:szCs w:val="18"/>
-              </w:rPr>
-              <w:t>5</w:t>
-            </w:r>
-          </w:p>
-        </w:tc>
-        <w:tc>
-          <w:tcPr>
-            <w:tcW w:w="2472" w:type="dxa"/>
-          </w:tcPr>
-          <w:p>
-            <w:pPr>
-              <w:rPr>
-                <w:rFonts w:cs="Arial"/>
-                <w:szCs w:val="18"/>
-              </w:rPr>
-            </w:pPr>
-            <w:r>
-              <w:rPr>
-                <w:rFonts w:cs="Arial"/>
-                <w:szCs w:val="18"/>
-              </w:rPr>
-              <w:t>Gérôme PEC</w:t>
-            </w:r>
-            <w:r>
-              <w:rPr>
-                <w:rFonts w:cs="Arial"/>
-                <w:szCs w:val="18"/>
-              </w:rPr>
-              <w:t>HEUR</w:t>
-            </w:r>
-          </w:p>
-        </w:tc>
-        <w:tc>
-          <w:tcPr>
-            <w:tcW w:w="4771" w:type="dxa"/>
-          </w:tcPr>
-          <w:p>
-            <w:pPr>
-              <w:ind w:firstLine="0"/>
-              <w:jc w:val="left"/>
-              <w:rPr>
-                <w:rFonts w:cs="Arial"/>
-                <w:szCs w:val="18"/>
-              </w:rPr>
-            </w:pPr>
-            <w:r>
-              <w:rPr>
-                <w:rFonts w:cs="Arial"/>
-                <w:szCs w:val="18"/>
-              </w:rPr>
-              <w:t>Création</w:t>
-            </w:r>
-          </w:p>
-        </w:tc>
-      </w:tr>
-      <w:tr>
-        <w:tc>
-          <w:tcPr>
-            <w:tcW w:w="1115" w:type="dxa"/>
-          </w:tcPr>
-          <w:p>
-            <w:pPr>
-              <w:ind w:firstLine="34"/>
-              <w:jc w:val="center"/>
-              <w:rPr>
-                <w:rFonts w:cs="Arial"/>
-                <w:szCs w:val="18"/>
-              </w:rPr>
-            </w:pPr>
-            <w:r>
-              <w:rPr>
-                <w:rFonts w:cs="Arial"/>
-                <w:szCs w:val="18"/>
-              </w:rPr>
-              <w:t>1.0.0</w:t>
-            </w:r>
-          </w:p>
-        </w:tc>
-        <w:tc>
-          <w:tcPr>
-            <w:tcW w:w="1514" w:type="dxa"/>
-          </w:tcPr>
-          <w:p>
-            <w:pPr>
-              <w:ind w:firstLine="0"/>
-              <w:jc w:val="center"/>
-              <w:rPr>
-                <w:rFonts w:cs="Arial"/>
-                <w:szCs w:val="18"/>
-              </w:rPr>
-            </w:pPr>
-            <w:r>
-              <w:rPr>
-                <w:rFonts w:cs="Arial"/>
-                <w:szCs w:val="18"/>
-              </w:rPr>
-              <w:t>08/07/2025</w:t>
-            </w:r>
-          </w:p>
-        </w:tc>
-        <w:tc>
-          <w:tcPr>
-            <w:tcW w:w="2472" w:type="dxa"/>
-          </w:tcPr>
-          <w:p>
-            <w:pPr>
-              <w:rPr>
-                <w:rFonts w:cs="Arial"/>
-                <w:szCs w:val="18"/>
-              </w:rPr>
-            </w:pPr>
-            <w:r>
-              <w:rPr>
-                <w:rFonts w:cs="Arial"/>
-                <w:szCs w:val="18"/>
-              </w:rPr>
-              <w:t>Gérôme PECHEUR</w:t>
-            </w:r>
-          </w:p>
-        </w:tc>
-        <w:tc>
-          <w:tcPr>
-            <w:tcW w:w="4771" w:type="dxa"/>
-          </w:tcPr>
-          <w:p>
-            <w:pPr>
-              <w:ind w:firstLine="0"/>
-              <w:jc w:val="left"/>
-              <w:rPr>
-                <w:rFonts w:cs="Arial"/>
-                <w:szCs w:val="18"/>
-              </w:rPr>
-            </w:pPr>
-            <w:r>
-              <w:rPr>
-                <w:rFonts w:cs="Arial"/>
-                <w:szCs w:val="18"/>
-              </w:rPr>
-              <w:t>Adaptation à le version 1.0.0 du plugin</w:t>
-            </w:r>
-          </w:p>
-        </w:tc>
-      </w:tr>
-    </w:tbl>
-    <w:p>
-      <w:pPr>
-        <w:ind w:left="397"/>
-        <w:rPr>
-          <w:rFonts w:eastAsia="Times New Roman" w:cs="Times New Roman"/>
-        </w:rPr>
-      </w:pPr>
-    </w:p>
-    <w:p>
-      <w:pPr>
-        <w:ind w:left="397"/>
-        <w:rPr>
-          <w:rFonts w:eastAsia="Times New Roman" w:cs="Times New Roman"/>
-        </w:rPr>
-      </w:pPr>
-    </w:p>
-    <w:sdt>
-      <w:sdtPr>
-        <w:rPr>
-          <w:rFonts w:eastAsiaTheme="minorHAnsi" w:cs="Times New Roman"/>
-          <w:b w:val="0"/>
-          <w:bCs w:val="0"/>
-          <w:color w:val="92D050"/>
-          <w:kern w:val="0"/>
-          <w:sz w:val="18"/>
-          <w:szCs w:val="21"/>
-        </w:rPr>
-        <w:id w:val="-1275241844"/>
-        <w:docPartObj>
-          <w:docPartGallery w:val="Table of Contents"/>
-          <w:docPartUnique/>
-        </w:docPartObj>
-      </w:sdtPr>
-      <w:sdtEndPr>
-        <w:rPr>
-          <w:rFonts w:cstheme="minorBidi"/>
-          <w:color w:val="auto"/>
-        </w:rPr>
-      </w:sdtEndPr>
-      <w:sdtContent>
-        <w:p>
-          <w:pPr>
-            <w:pStyle w:val="Sommaire"/>
-            <w:rPr>
-              <w:rStyle w:val="SommaireCar"/>
-            </w:rPr>
-          </w:pPr>
-          <w:r>
-            <w:rPr>
-              <w:rStyle w:val="SommaireCar"/>
-            </w:rPr>
-            <w:t>Sommaire</w:t>
-          </w:r>
-        </w:p>
-        <w:p>
-          <w:pPr>
-            <w:pStyle w:val="TM1"/>
-            <w:rPr>
-              <w:rFonts w:asciiTheme="minorHAnsi" w:eastAsiaTheme="minorEastAsia" w:hAnsiTheme="minorHAnsi" w:cstheme="minorBidi"/>
-              <w:smallCaps w:val="0"/>
-              <w:sz w:val="22"/>
-              <w:szCs w:val="22"/>
-            </w:rPr>
-          </w:pPr>
-          <w:r>
-            <w:fldChar w:fldCharType="begin"/>
-          </w:r>
-          <w:r>
-            <w:instrText xml:space="preserve"> TOC \o "1-3" \h \z \u </w:instrText>
-          </w:r>
-          <w:r>
-            <w:fldChar w:fldCharType="separate"/>
-          </w:r>
-          <w:hyperlink w:anchor="_Toc204249643" w:history="1">
-            <w:r>
-              <w:rPr>
-                <w:rStyle w:val="Lienhypertexte"/>
-              </w:rPr>
-              <w:t>1</w:t>
-            </w:r>
-            <w:r>
-              <w:rPr>
-                <w:rFonts w:asciiTheme="minorHAnsi" w:eastAsiaTheme="minorEastAsia" w:hAnsiTheme="minorHAnsi" w:cstheme="minorBidi"/>
-                <w:smallCaps w:val="0"/>
-                <w:sz w:val="22"/>
-                <w:szCs w:val="22"/>
-              </w:rPr>
-              <w:tab/>
-            </w:r>
-            <w:r>
-              <w:rPr>
-                <w:rStyle w:val="Lienhypertexte"/>
-              </w:rPr>
-              <w:t>Prérequis</w:t>
-            </w:r>
-            <w:r>
-              <w:rPr>
-                <w:webHidden/>
-              </w:rPr>
-              <w:tab/>
-            </w:r>
-            <w:r>
-              <w:rPr>
-                <w:webHidden/>
-              </w:rPr>
-              <w:fldChar w:fldCharType="begin"/>
-            </w:r>
-            <w:r>
-              <w:rPr>
-                <w:webHidden/>
-              </w:rPr>
-              <w:instrText xml:space="preserve"> PAGEREF _Toc204249643 \h </w:instrText>
-            </w:r>
-            <w:r>
-              <w:rPr>
-                <w:webHidden/>
-              </w:rPr>
-            </w:r>
-            <w:r>
-              <w:rPr>
-                <w:webHidden/>
-              </w:rPr>
-              <w:fldChar w:fldCharType="separate"/>
-            </w:r>
-            <w:r>
-              <w:rPr>
-                <w:webHidden/>
-              </w:rPr>
-              <w:t>2</w:t>
-            </w:r>
-            <w:r>
-              <w:rPr>
-                <w:webHidden/>
-              </w:rPr>
-              <w:fldChar w:fldCharType="end"/>
-            </w:r>
-          </w:hyperlink>
-        </w:p>
-        <w:p>
-          <w:pPr>
-            <w:pStyle w:val="TM1"/>
-            <w:rPr>
-              <w:rFonts w:asciiTheme="minorHAnsi" w:eastAsiaTheme="minorEastAsia" w:hAnsiTheme="minorHAnsi" w:cstheme="minorBidi"/>
-              <w:smallCaps w:val="0"/>
-              <w:sz w:val="22"/>
-              <w:szCs w:val="22"/>
-            </w:rPr>
-          </w:pPr>
-          <w:hyperlink w:anchor="_Toc204249644" w:history="1">
-            <w:r>
-              <w:rPr>
-                <w:rStyle w:val="Lienhypertexte"/>
-              </w:rPr>
-              <w:t>2</w:t>
-            </w:r>
-            <w:r>
-              <w:rPr>
-                <w:rFonts w:asciiTheme="minorHAnsi" w:eastAsiaTheme="minorEastAsia" w:hAnsiTheme="minorHAnsi" w:cstheme="minorBidi"/>
-                <w:smallCaps w:val="0"/>
-                <w:sz w:val="22"/>
-                <w:szCs w:val="22"/>
-              </w:rPr>
-              <w:tab/>
-            </w:r>
-            <w:r>
-              <w:rPr>
-                <w:rStyle w:val="Lienhypertexte"/>
-              </w:rPr>
-              <w:t>Résumé</w:t>
-            </w:r>
-            <w:r>
-              <w:rPr>
-                <w:webHidden/>
-              </w:rPr>
-              <w:tab/>
-            </w:r>
-            <w:r>
-              <w:rPr>
-                <w:webHidden/>
-              </w:rPr>
-              <w:fldChar w:fldCharType="begin"/>
-            </w:r>
-            <w:r>
-              <w:rPr>
-                <w:webHidden/>
-              </w:rPr>
-              <w:instrText xml:space="preserve"> PAGEREF _Toc204249644 \h </w:instrText>
-            </w:r>
-            <w:r>
-              <w:rPr>
-                <w:webHidden/>
-              </w:rPr>
-            </w:r>
-            <w:r>
-              <w:rPr>
-                <w:webHidden/>
-              </w:rPr>
-              <w:fldChar w:fldCharType="separate"/>
-            </w:r>
-            <w:r>
-              <w:rPr>
-                <w:webHidden/>
-              </w:rPr>
-              <w:t>3</w:t>
-            </w:r>
-            <w:r>
-              <w:rPr>
-                <w:webHidden/>
-              </w:rPr>
-              <w:fldChar w:fldCharType="end"/>
-            </w:r>
-          </w:hyperlink>
-        </w:p>
-        <w:p>
-          <w:pPr>
-            <w:pStyle w:val="TM1"/>
-            <w:rPr>
-              <w:rFonts w:asciiTheme="minorHAnsi" w:eastAsiaTheme="minorEastAsia" w:hAnsiTheme="minorHAnsi" w:cstheme="minorBidi"/>
-              <w:smallCaps w:val="0"/>
-              <w:sz w:val="22"/>
-              <w:szCs w:val="22"/>
-            </w:rPr>
-          </w:pPr>
-          <w:hyperlink w:anchor="_Toc204249645" w:history="1">
-            <w:r>
-              <w:rPr>
-                <w:rStyle w:val="Lienhypertexte"/>
-              </w:rPr>
-              <w:t>3</w:t>
-            </w:r>
-            <w:r>
-              <w:rPr>
-                <w:rFonts w:asciiTheme="minorHAnsi" w:eastAsiaTheme="minorEastAsia" w:hAnsiTheme="minorHAnsi" w:cstheme="minorBidi"/>
-                <w:smallCaps w:val="0"/>
-                <w:sz w:val="22"/>
-                <w:szCs w:val="22"/>
-              </w:rPr>
-              <w:tab/>
-            </w:r>
-            <w:r>
-              <w:rPr>
-                <w:rStyle w:val="Lienhypertexte"/>
-              </w:rPr>
-              <w:t>Installation</w:t>
-            </w:r>
-            <w:r>
-              <w:rPr>
-                <w:webHidden/>
-              </w:rPr>
-              <w:tab/>
-            </w:r>
-            <w:r>
-              <w:rPr>
-                <w:webHidden/>
-              </w:rPr>
-              <w:fldChar w:fldCharType="begin"/>
-            </w:r>
-            <w:r>
-              <w:rPr>
-                <w:webHidden/>
-              </w:rPr>
-              <w:instrText xml:space="preserve"> PAGEREF _Toc204249645 \h </w:instrText>
-            </w:r>
-            <w:r>
-              <w:rPr>
-                <w:webHidden/>
-              </w:rPr>
-            </w:r>
-            <w:r>
-              <w:rPr>
-                <w:webHidden/>
-              </w:rPr>
-              <w:fldChar w:fldCharType="separate"/>
-            </w:r>
-            <w:r>
-              <w:rPr>
-                <w:webHidden/>
-              </w:rPr>
-              <w:t>3</w:t>
-            </w:r>
-            <w:r>
-              <w:rPr>
-                <w:webHidden/>
-              </w:rPr>
-              <w:fldChar w:fldCharType="end"/>
-            </w:r>
-          </w:hyperlink>
-        </w:p>
-        <w:p>
-          <w:pPr>
-            <w:pStyle w:val="TM1"/>
-            <w:rPr>
-              <w:rFonts w:asciiTheme="minorHAnsi" w:eastAsiaTheme="minorEastAsia" w:hAnsiTheme="minorHAnsi" w:cstheme="minorBidi"/>
-              <w:smallCaps w:val="0"/>
-              <w:sz w:val="22"/>
-              <w:szCs w:val="22"/>
-            </w:rPr>
-          </w:pPr>
-          <w:hyperlink w:anchor="_Toc204249646" w:history="1">
-            <w:r>
-              <w:rPr>
-                <w:rStyle w:val="Lienhypertexte"/>
-              </w:rPr>
-              <w:t>4</w:t>
-            </w:r>
-            <w:r>
-              <w:rPr>
-                <w:rFonts w:asciiTheme="minorHAnsi" w:eastAsiaTheme="minorEastAsia" w:hAnsiTheme="minorHAnsi" w:cstheme="minorBidi"/>
-                <w:smallCaps w:val="0"/>
-                <w:sz w:val="22"/>
-                <w:szCs w:val="22"/>
-              </w:rPr>
-              <w:tab/>
-            </w:r>
-            <w:r>
-              <w:rPr>
-                <w:rStyle w:val="Lienhypertexte"/>
-              </w:rPr>
-              <w:t>Présentation</w:t>
-            </w:r>
-            <w:r>
-              <w:rPr>
-                <w:webHidden/>
-              </w:rPr>
-              <w:tab/>
-            </w:r>
-            <w:r>
-              <w:rPr>
-                <w:webHidden/>
-              </w:rPr>
-              <w:fldChar w:fldCharType="begin"/>
-            </w:r>
-            <w:r>
-              <w:rPr>
-                <w:webHidden/>
-              </w:rPr>
-              <w:instrText xml:space="preserve"> PAGEREF _Toc204249646 \h </w:instrText>
-            </w:r>
-            <w:r>
-              <w:rPr>
-                <w:webHidden/>
-              </w:rPr>
-            </w:r>
-            <w:r>
-              <w:rPr>
-                <w:webHidden/>
-              </w:rPr>
-              <w:fldChar w:fldCharType="separate"/>
-            </w:r>
-            <w:r>
-              <w:rPr>
-                <w:webHidden/>
-              </w:rPr>
-              <w:t>4</w:t>
-            </w:r>
-            <w:r>
-              <w:rPr>
-                <w:webHidden/>
-              </w:rPr>
-              <w:fldChar w:fldCharType="end"/>
-            </w:r>
-          </w:hyperlink>
-        </w:p>
-        <w:p>
-          <w:pPr>
-            <w:pStyle w:val="TM1"/>
-            <w:rPr>
-              <w:rFonts w:asciiTheme="minorHAnsi" w:eastAsiaTheme="minorEastAsia" w:hAnsiTheme="minorHAnsi" w:cstheme="minorBidi"/>
-              <w:smallCaps w:val="0"/>
-              <w:sz w:val="22"/>
-              <w:szCs w:val="22"/>
-            </w:rPr>
-          </w:pPr>
-          <w:hyperlink w:anchor="_Toc204249647" w:history="1">
-            <w:r>
-              <w:rPr>
-                <w:rStyle w:val="Lienhypertexte"/>
-              </w:rPr>
-              <w:t>5</w:t>
-            </w:r>
-            <w:r>
-              <w:rPr>
-                <w:rFonts w:asciiTheme="minorHAnsi" w:eastAsiaTheme="minorEastAsia" w:hAnsiTheme="minorHAnsi" w:cstheme="minorBidi"/>
-                <w:smallCaps w:val="0"/>
-                <w:sz w:val="22"/>
-                <w:szCs w:val="22"/>
-              </w:rPr>
-              <w:tab/>
-            </w:r>
-            <w:r>
-              <w:rPr>
-                <w:rStyle w:val="Lienhypertexte"/>
-              </w:rPr>
-              <w:t>Mode de sélection</w:t>
-            </w:r>
-            <w:r>
-              <w:rPr>
-                <w:webHidden/>
-              </w:rPr>
-              <w:tab/>
-            </w:r>
-            <w:r>
-              <w:rPr>
-                <w:webHidden/>
-              </w:rPr>
-              <w:fldChar w:fldCharType="begin"/>
-            </w:r>
-            <w:r>
-              <w:rPr>
-                <w:webHidden/>
-              </w:rPr>
-              <w:instrText xml:space="preserve"> PAGEREF _Toc204249647 \h </w:instrText>
-            </w:r>
-            <w:r>
-              <w:rPr>
-                <w:webHidden/>
-              </w:rPr>
-            </w:r>
-            <w:r>
-              <w:rPr>
-                <w:webHidden/>
-              </w:rPr>
-              <w:fldChar w:fldCharType="separate"/>
-            </w:r>
-            <w:r>
-              <w:rPr>
-                <w:webHidden/>
-              </w:rPr>
-              <w:t>5</w:t>
-            </w:r>
-            <w:r>
-              <w:rPr>
-                <w:webHidden/>
-              </w:rPr>
-              <w:fldChar w:fldCharType="end"/>
-            </w:r>
-          </w:hyperlink>
-        </w:p>
-        <w:p>
-          <w:pPr>
-            <w:pStyle w:val="TM2"/>
-            <w:rPr>
-              <w:rFonts w:asciiTheme="minorHAnsi" w:eastAsiaTheme="minorEastAsia" w:hAnsiTheme="minorHAnsi" w:cstheme="minorBidi"/>
-              <w:sz w:val="22"/>
-              <w:szCs w:val="22"/>
-            </w:rPr>
-          </w:pPr>
-          <w:hyperlink w:anchor="_Toc204249648" w:history="1">
-            <w:r>
-              <w:rPr>
-                <w:rStyle w:val="Lienhypertexte"/>
-              </w:rPr>
-              <w:t>5.1</w:t>
-            </w:r>
-            <w:r>
-              <w:rPr>
-                <w:rFonts w:asciiTheme="minorHAnsi" w:eastAsiaTheme="minorEastAsia" w:hAnsiTheme="minorHAnsi" w:cstheme="minorBidi"/>
-                <w:sz w:val="22"/>
-                <w:szCs w:val="22"/>
-              </w:rPr>
-              <w:tab/>
-            </w:r>
-            <w:r>
-              <w:rPr>
-                <w:rStyle w:val="Lienhypertexte"/>
-              </w:rPr>
-              <w:t>Sélection unique</w:t>
-            </w:r>
-            <w:r>
-              <w:rPr>
-                <w:webHidden/>
-              </w:rPr>
-              <w:tab/>
-            </w:r>
-            <w:r>
-              <w:rPr>
-                <w:webHidden/>
-              </w:rPr>
-              <w:fldChar w:fldCharType="begin"/>
-            </w:r>
-            <w:r>
-              <w:rPr>
-                <w:webHidden/>
-              </w:rPr>
-              <w:instrText xml:space="preserve"> PAGEREF _Toc204249648 \h </w:instrText>
-            </w:r>
-            <w:r>
-              <w:rPr>
-                <w:webHidden/>
-              </w:rPr>
-            </w:r>
-            <w:r>
-              <w:rPr>
-                <w:webHidden/>
-              </w:rPr>
-              <w:fldChar w:fldCharType="separate"/>
-            </w:r>
-            <w:r>
-              <w:rPr>
-                <w:webHidden/>
-              </w:rPr>
-              <w:t>5</w:t>
-            </w:r>
-            <w:r>
-              <w:rPr>
-                <w:webHidden/>
-              </w:rPr>
-              <w:fldChar w:fldCharType="end"/>
-            </w:r>
-          </w:hyperlink>
-        </w:p>
-        <w:p>
-          <w:pPr>
-            <w:pStyle w:val="TM2"/>
-            <w:rPr>
-              <w:rFonts w:asciiTheme="minorHAnsi" w:eastAsiaTheme="minorEastAsia" w:hAnsiTheme="minorHAnsi" w:cstheme="minorBidi"/>
-              <w:sz w:val="22"/>
-              <w:szCs w:val="22"/>
-            </w:rPr>
-          </w:pPr>
-          <w:hyperlink w:anchor="_Toc204249649" w:history="1">
-            <w:r>
-              <w:rPr>
-                <w:rStyle w:val="Lienhypertexte"/>
-              </w:rPr>
-              <w:t>5.2</w:t>
-            </w:r>
-            <w:r>
-              <w:rPr>
-                <w:rFonts w:asciiTheme="minorHAnsi" w:eastAsiaTheme="minorEastAsia" w:hAnsiTheme="minorHAnsi" w:cstheme="minorBidi"/>
-                <w:sz w:val="22"/>
-                <w:szCs w:val="22"/>
-              </w:rPr>
-              <w:tab/>
-            </w:r>
-            <w:r>
-              <w:rPr>
-                <w:rStyle w:val="Lienhypertexte"/>
-              </w:rPr>
-              <w:t>Sélection multiple</w:t>
-            </w:r>
-            <w:r>
-              <w:rPr>
-                <w:webHidden/>
-              </w:rPr>
-              <w:tab/>
-            </w:r>
-            <w:r>
-              <w:rPr>
-                <w:webHidden/>
-              </w:rPr>
-              <w:fldChar w:fldCharType="begin"/>
-            </w:r>
-            <w:r>
-              <w:rPr>
-                <w:webHidden/>
-              </w:rPr>
-              <w:instrText xml:space="preserve"> PAGEREF _Toc204249649 \h </w:instrText>
-            </w:r>
-            <w:r>
-              <w:rPr>
-                <w:webHidden/>
-              </w:rPr>
-            </w:r>
-            <w:r>
-              <w:rPr>
-                <w:webHidden/>
-              </w:rPr>
-              <w:fldChar w:fldCharType="separate"/>
-            </w:r>
-            <w:r>
-              <w:rPr>
-                <w:webHidden/>
-              </w:rPr>
-              <w:t>5</w:t>
-            </w:r>
-            <w:r>
-              <w:rPr>
-                <w:webHidden/>
-              </w:rPr>
-              <w:fldChar w:fldCharType="end"/>
-            </w:r>
-          </w:hyperlink>
-        </w:p>
-        <w:p>
-          <w:pPr>
-            <w:pStyle w:val="TM1"/>
-            <w:rPr>
-              <w:rFonts w:asciiTheme="minorHAnsi" w:eastAsiaTheme="minorEastAsia" w:hAnsiTheme="minorHAnsi" w:cstheme="minorBidi"/>
-              <w:smallCaps w:val="0"/>
-              <w:sz w:val="22"/>
-              <w:szCs w:val="22"/>
-            </w:rPr>
-          </w:pPr>
-          <w:hyperlink w:anchor="_Toc204249650" w:history="1">
-            <w:r>
-              <w:rPr>
-                <w:rStyle w:val="Lienhypertexte"/>
-              </w:rPr>
-              <w:t>6</w:t>
-            </w:r>
-            <w:r>
-              <w:rPr>
-                <w:rFonts w:asciiTheme="minorHAnsi" w:eastAsiaTheme="minorEastAsia" w:hAnsiTheme="minorHAnsi" w:cstheme="minorBidi"/>
-                <w:smallCaps w:val="0"/>
-                <w:sz w:val="22"/>
-                <w:szCs w:val="22"/>
-              </w:rPr>
-              <w:tab/>
-            </w:r>
-            <w:r>
-              <w:rPr>
-                <w:rStyle w:val="Lienhypertexte"/>
-              </w:rPr>
-              <w:t>Modification</w:t>
-            </w:r>
-            <w:r>
-              <w:rPr>
-                <w:webHidden/>
-              </w:rPr>
-              <w:tab/>
-            </w:r>
-            <w:r>
-              <w:rPr>
-                <w:webHidden/>
-              </w:rPr>
-              <w:fldChar w:fldCharType="begin"/>
-            </w:r>
-            <w:r>
-              <w:rPr>
-                <w:webHidden/>
-              </w:rPr>
-              <w:instrText xml:space="preserve"> PAGEREF _Toc204249650 \h </w:instrText>
-            </w:r>
-            <w:r>
-              <w:rPr>
-                <w:webHidden/>
-              </w:rPr>
-            </w:r>
-            <w:r>
-              <w:rPr>
-                <w:webHidden/>
-              </w:rPr>
-              <w:fldChar w:fldCharType="separate"/>
-            </w:r>
-            <w:r>
-              <w:rPr>
-                <w:webHidden/>
-              </w:rPr>
-              <w:t>5</w:t>
-            </w:r>
-            <w:r>
-              <w:rPr>
-                <w:webHidden/>
-              </w:rPr>
-              <w:fldChar w:fldCharType="end"/>
-            </w:r>
-          </w:hyperlink>
-        </w:p>
-        <w:p>
-          <w:pPr>
-            <w:pStyle w:val="TM1"/>
-            <w:rPr>
-              <w:rFonts w:asciiTheme="minorHAnsi" w:eastAsiaTheme="minorEastAsia" w:hAnsiTheme="minorHAnsi" w:cstheme="minorBidi"/>
-              <w:smallCaps w:val="0"/>
-              <w:sz w:val="22"/>
-              <w:szCs w:val="22"/>
-            </w:rPr>
-          </w:pPr>
-          <w:hyperlink w:anchor="_Toc204249651" w:history="1">
-            <w:r>
-              <w:rPr>
-                <w:rStyle w:val="Lienhypertexte"/>
-              </w:rPr>
-              <w:t>7</w:t>
-            </w:r>
-            <w:r>
-              <w:rPr>
-                <w:rFonts w:asciiTheme="minorHAnsi" w:eastAsiaTheme="minorEastAsia" w:hAnsiTheme="minorHAnsi" w:cstheme="minorBidi"/>
-                <w:smallCaps w:val="0"/>
-                <w:sz w:val="22"/>
-                <w:szCs w:val="22"/>
-              </w:rPr>
-              <w:tab/>
-            </w:r>
-            <w:r>
-              <w:rPr>
-                <w:rStyle w:val="Lienhypertexte"/>
-              </w:rPr>
-              <w:t>Extra</w:t>
-            </w:r>
-            <w:r>
-              <w:rPr>
-                <w:webHidden/>
-              </w:rPr>
-              <w:tab/>
-            </w:r>
-            <w:r>
-              <w:rPr>
-                <w:webHidden/>
-              </w:rPr>
-              <w:fldChar w:fldCharType="begin"/>
-            </w:r>
-            <w:r>
-              <w:rPr>
-                <w:webHidden/>
-              </w:rPr>
-              <w:instrText xml:space="preserve"> PAGEREF _Toc204249651 \h </w:instrText>
-            </w:r>
-            <w:r>
-              <w:rPr>
-                <w:webHidden/>
-              </w:rPr>
-            </w:r>
-            <w:r>
-              <w:rPr>
-                <w:webHidden/>
-              </w:rPr>
-              <w:fldChar w:fldCharType="separate"/>
-            </w:r>
-            <w:r>
-              <w:rPr>
-                <w:webHidden/>
-              </w:rPr>
-              <w:t>6</w:t>
-            </w:r>
-            <w:r>
-              <w:rPr>
-                <w:webHidden/>
-              </w:rPr>
-              <w:fldChar w:fldCharType="end"/>
-            </w:r>
-          </w:hyperlink>
-        </w:p>
-        <w:p>
-          <w:pPr>
-            <w:pStyle w:val="TM2"/>
-            <w:rPr>
-              <w:rFonts w:asciiTheme="minorHAnsi" w:eastAsiaTheme="minorEastAsia" w:hAnsiTheme="minorHAnsi" w:cstheme="minorBidi"/>
-              <w:sz w:val="22"/>
-              <w:szCs w:val="22"/>
-            </w:rPr>
-          </w:pPr>
-          <w:hyperlink w:anchor="_Toc204249652" w:history="1">
-            <w:r>
-              <w:rPr>
-                <w:rStyle w:val="Lienhypertexte"/>
-              </w:rPr>
-              <w:t>7.1</w:t>
-            </w:r>
-            <w:r>
-              <w:rPr>
-                <w:rFonts w:asciiTheme="minorHAnsi" w:eastAsiaTheme="minorEastAsia" w:hAnsiTheme="minorHAnsi" w:cstheme="minorBidi"/>
-                <w:sz w:val="22"/>
-                <w:szCs w:val="22"/>
-              </w:rPr>
-              <w:tab/>
-            </w:r>
-            <w:r>
-              <w:rPr>
-                <w:rStyle w:val="Lienhypertexte"/>
-              </w:rPr>
-              <w:t>A propos de</w:t>
-            </w:r>
-            <w:r>
-              <w:rPr>
-                <w:webHidden/>
-              </w:rPr>
-              <w:tab/>
-            </w:r>
-            <w:r>
-              <w:rPr>
-                <w:webHidden/>
-              </w:rPr>
-              <w:fldChar w:fldCharType="begin"/>
-            </w:r>
-            <w:r>
-              <w:rPr>
-                <w:webHidden/>
-              </w:rPr>
-              <w:instrText xml:space="preserve"> PAGEREF _Toc204249652 \h </w:instrText>
-            </w:r>
-            <w:r>
-              <w:rPr>
-                <w:webHidden/>
-              </w:rPr>
-            </w:r>
-            <w:r>
-              <w:rPr>
-                <w:webHidden/>
-              </w:rPr>
-              <w:fldChar w:fldCharType="separate"/>
-            </w:r>
-            <w:r>
-              <w:rPr>
-                <w:webHidden/>
-              </w:rPr>
-              <w:t>6</w:t>
-            </w:r>
-            <w:r>
-              <w:rPr>
-                <w:webHidden/>
-              </w:rPr>
-              <w:fldChar w:fldCharType="end"/>
-            </w:r>
-          </w:hyperlink>
-        </w:p>
-        <w:p>
-          <w:r>
-            <w:rPr>
-              <w:b/>
-              <w:bCs/>
-            </w:rPr>
-            <w:fldChar w:fldCharType="end"/>
-          </w:r>
-        </w:p>
-      </w:sdtContent>
-    </w:sdt>
-    <w:p>
-      <w:pPr>
-        <w:spacing w:before="0" w:after="200" w:line="276" w:lineRule="auto"/>
-        <w:jc w:val="left"/>
-        <w:rPr>
-          <w:rFonts w:eastAsia="Times New Roman" w:cs="Arial"/>
-          <w:b/>
-          <w:bCs/>
-          <w:color w:val="70777A"/>
-          <w:kern w:val="32"/>
-          <w:sz w:val="28"/>
-          <w:szCs w:val="28"/>
-        </w:rPr>
-      </w:pPr>
-      <w:r>
-        <w:br w:type="page"/>
-      </w:r>
-    </w:p>
-    <w:p>
-      <w:pPr>
-        <w:pStyle w:val="Titre1"/>
-        <w:numPr>
-          <w:ilvl w:val="0"/>
-          <w:numId w:val="0"/>
-        </w:numPr>
-        <w:ind w:left="432" w:hanging="432"/>
-      </w:pPr>
-    </w:p>
-    <w:p>
-      <w:pPr>
-        <w:pStyle w:val="Titre1"/>
-      </w:pPr>
-      <w:bookmarkStart w:id="0" w:name="_Toc204249643"/>
-      <w:r>
-        <w:t>Prérequis</w:t>
-      </w:r>
-      <w:bookmarkEnd w:id="0"/>
-    </w:p>
-    <w:p>
-      <w:r>
-        <w:t>Version de QGIS : 3.28 ou supérieur</w:t>
-      </w:r>
-    </w:p>
-    <w:p>
-      <w:r>
-        <w:t>Ce plugin fonctionne en parallèle du plugin « IGN Espace collaboratif » version 4.2.2</w:t>
-      </w:r>
-    </w:p>
-    <w:p>
-      <w:r>
-        <w:t>Ce plugin fonctionne uniquement avec des couches de la BDTopo, le nom de la couche route doit obligatoirement se nommer : « </w:t>
-      </w:r>
-      <w:proofErr w:type="spellStart"/>
-      <w:r>
-        <w:t>troncon_de_route</w:t>
-      </w:r>
-      <w:proofErr w:type="spellEnd"/>
-      <w:r>
-        <w:t> » dans QGIS.</w:t>
-      </w:r>
-    </w:p>
-    <w:p/>
-    <w:p>
-      <w:bookmarkStart w:id="1" w:name="_Hlk183424290"/>
-      <w:r>
-        <w:t>Si le package « </w:t>
-      </w:r>
-      <w:proofErr w:type="spellStart"/>
-      <w:r>
-        <w:t>openpyxl</w:t>
-      </w:r>
-      <w:proofErr w:type="spellEnd"/>
-      <w:r>
-        <w:t> » n’est pas installé sur le poste le message d’erreur ci-dessous apparait lors d’une transaction.</w:t>
-      </w:r>
-      <w:bookmarkEnd w:id="1"/>
-    </w:p>
-    <w:p/>
-    <w:p>
-      <w:r>
-        <w:rPr>
-          <w:noProof/>
-        </w:rPr>
-        <mc:AlternateContent>
-          <mc:Choice Requires="wps">
-            <w:drawing>
-              <wp:anchor distT="0" distB="0" distL="114300" distR="114300" simplePos="0" relativeHeight="251660288" behindDoc="0" locked="0" layoutInCell="1" allowOverlap="1" wp14:anchorId="2C853B2D" wp14:editId="514D7223">
-                <wp:simplePos x="0" y="0"/>
-                <wp:positionH relativeFrom="column">
-                  <wp:posOffset>1470660</wp:posOffset>
-                </wp:positionH>
-                <wp:positionV relativeFrom="paragraph">
-                  <wp:posOffset>289560</wp:posOffset>
-                </wp:positionV>
-                <wp:extent cx="1047750" cy="104775"/>
-                <wp:effectExtent l="0" t="0" r="19050" b="28575"/>
-                <wp:wrapNone/>
-                <wp:docPr id="16" name="Rectangle 16"/>
-                <wp:cNvGraphicFramePr/>
-                <a:graphic xmlns:a="http://schemas.openxmlformats.org/drawingml/2006/main">
-                  <a:graphicData uri="http://schemas.microsoft.com/office/word/2010/wordprocessingShape">
-                    <wps:wsp>
-                      <wps:cNvSpPr/>
-                      <wps:spPr>
-                        <a:xfrm>
-                          <a:off x="0" y="0"/>
-                          <a:ext cx="1047750" cy="104775"/>
-                        </a:xfrm>
-                        <a:prstGeom prst="rect">
-                          <a:avLst/>
-                        </a:prstGeom>
-                      </wps:spPr>
-                      <wps:style>
-                        <a:lnRef idx="2">
-                          <a:schemeClr val="accent1">
-                            <a:shade val="50000"/>
-                          </a:schemeClr>
-                        </a:lnRef>
-                        <a:fillRef idx="1">
-                          <a:schemeClr val="accent1"/>
-                        </a:fillRef>
-                        <a:effectRef idx="0">
-                          <a:schemeClr val="accent1"/>
-                        </a:effectRef>
-                        <a:fontRef idx="minor">
-                          <a:schemeClr val="lt1"/>
-                        </a:fontRef>
-                      </wps:style>
-                      <wps:bodyPr rot="0" spcFirstLastPara="0" vertOverflow="overflow" horzOverflow="overflow" vert="horz" wrap="square" lIns="91440" tIns="45720" rIns="91440" bIns="45720" numCol="1" spcCol="0" rtlCol="0" fromWordArt="0" anchor="ctr" anchorCtr="0" forceAA="0" compatLnSpc="1">
-                        <a:prstTxWarp prst="textNoShape">
-                          <a:avLst/>
-                        </a:prstTxWarp>
-                        <a:noAutofit/>
-                      </wps:bodyPr>
-                    </wps:wsp>
-                  </a:graphicData>
-                </a:graphic>
-              </wp:anchor>
-            </w:drawing>
-          </mc:Choice>
-          <mc:Fallback>
-            <w:pict>
-              <v:rect w14:anchorId="2085161C" id="Rectangle 16" o:spid="_x0000_s1026" style="position:absolute;margin-left:115.8pt;margin-top:22.8pt;width:82.5pt;height:8.25pt;z-index:251660288;visibility:visible;mso-wrap-style:square;mso-wrap-distance-left:9pt;mso-wrap-distance-top:0;mso-wrap-distance-right:9pt;mso-wrap-distance-bottom:0;mso-position-horizontal:absolute;mso-position-horizontal-relative:text;mso-position-vertical:absolute;mso-position-vertical-relative:text;v-text-anchor:middle" o:gfxdata="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" fillcolor="#4f81bd [3204]" strokecolor="#243f60 [1604]" strokeweight="2pt"/>
-            </w:pict>
-          </mc:Fallback>
-        </mc:AlternateContent>
-      </w:r>
-      <w:r>
-        <w:rPr>
-          <w:noProof/>
-        </w:rPr>
-        <mc:AlternateContent>
-          <mc:Choice Requires="wps">
-            <w:drawing>
-              <wp:anchor distT="0" distB="0" distL="114300" distR="114300" simplePos="0" relativeHeight="251659264" behindDoc="0" locked="0" layoutInCell="1" allowOverlap="1" wp14:anchorId="4A12F80A" wp14:editId="2BBB1B67">
-                <wp:simplePos x="0" y="0"/>
-                <wp:positionH relativeFrom="column">
-                  <wp:posOffset>41910</wp:posOffset>
-                </wp:positionH>
-                <wp:positionV relativeFrom="paragraph">
-                  <wp:posOffset>461010</wp:posOffset>
-                </wp:positionV>
-                <wp:extent cx="2743200" cy="314325"/>
-                <wp:effectExtent l="0" t="0" r="19050" b="28575"/>
-                <wp:wrapNone/>
-                <wp:docPr id="7" name="Ellipse 7"/>
-                <wp:cNvGraphicFramePr/>
-                <a:graphic xmlns:a="http://schemas.openxmlformats.org/drawingml/2006/main">
-                  <a:graphicData uri="http://schemas.microsoft.com/office/word/2010/wordprocessingShape">
-                    <wps:wsp>
-                      <wps:cNvSpPr/>
-                      <wps:spPr>
-                        <a:xfrm>
-                          <a:off x="0" y="0"/>
-                          <a:ext cx="2743200" cy="314325"/>
-                        </a:xfrm>
-                        <a:prstGeom prst="ellipse">
-                          <a:avLst/>
-                        </a:prstGeom>
-                        <a:noFill/>
-                        <a:ln>
-                          <a:solidFill>
-                            <a:srgbClr val="FF0000"/>
-                          </a:solidFill>
-                        </a:ln>
-                      </wps:spPr>
-                      <wps:style>
-                        <a:lnRef idx="2">
-                          <a:schemeClr val="accent1">
-                            <a:shade val="50000"/>
-                          </a:schemeClr>
-                        </a:lnRef>
-                        <a:fillRef idx="1">
-                          <a:schemeClr val="accent1"/>
-                        </a:fillRef>
-                        <a:effectRef idx="0">
-                          <a:schemeClr val="accent1"/>
-                        </a:effectRef>
-                        <a:fontRef idx="minor">
-                          <a:schemeClr val="lt1"/>
-                        </a:fontRef>
-                      </wps:style>
-                      <wps:bodyPr rot="0" spcFirstLastPara="0" vertOverflow="overflow" horzOverflow="overflow" vert="horz" wrap="square" lIns="91440" tIns="45720" rIns="91440" bIns="45720" numCol="1" spcCol="0" rtlCol="0" fromWordArt="0" anchor="ctr" anchorCtr="0" forceAA="0" compatLnSpc="1">
-                        <a:prstTxWarp prst="textNoShape">
-                          <a:avLst/>
-                        </a:prstTxWarp>
-                        <a:noAutofit/>
-                      </wps:bodyPr>
-                    </wps:wsp>
-                  </a:graphicData>
-                </a:graphic>
-              </wp:anchor>
-            </w:drawing>
-          </mc:Choice>
-          <mc:Fallback>
-            <w:pict>
-              <v:oval w14:anchorId="5CCC03D7" id="Ellipse 7" o:spid="_x0000_s1026" style="position:absolute;margin-left:3.3pt;margin-top:36.3pt;width:3in;height:24.75pt;z-index:251659264;visibility:visible;mso-wrap-style:square;mso-wrap-distance-left:9pt;mso-wrap-distance-top:0;mso-wrap-distance-right:9pt;mso-wrap-distance-bottom:0;mso-position-horizontal:absolute;mso-position-horizontal-relative:text;mso-position-vertical:absolute;mso-position-vertical-relative:text;v-text-anchor:middle" o:gfxdata="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" filled="f" strokecolor="red" strokeweight="2pt"/>
-            </w:pict>
-          </mc:Fallback>
-        </mc:AlternateContent>
-      </w:r>
-      <w:r>
-        <w:rPr>
-          <w:noProof/>
-        </w:rPr>
-        <w:drawing>
-          <wp:inline distT="0" distB="0" distL="0" distR="0" wp14:anchorId="47986D25" wp14:editId="0E92D7EC">
-            <wp:extent cx="6253480" cy="1913890"/>
-            <wp:effectExtent l="0" t="0" r="0" b="0"/>
-            <wp:docPr id="6" name="Image 6"/>
-            <wp:cNvGraphicFramePr>
-              <a:graphicFrameLocks xmlns:a="http://schemas.openxmlformats.org/drawingml/2006/main" noChangeAspect="1"/>
-            </wp:cNvGraphicFramePr>
-            <a:graphic xmlns:a="http://schemas.openxmlformats.org/drawingml/2006/main">
-              <a:graphicData uri="http://schemas.openxmlformats.org/drawingml/2006/picture">
-                <pic:pic xmlns:pic="http://schemas.openxmlformats.org/drawingml/2006/picture">
-                  <pic:nvPicPr>
-                    <pic:cNvPr id="6" name="Image 6"/>
-                    <pic:cNvPicPr/>
-                  </pic:nvPicPr>
-                  <pic:blipFill>
-                    <a:blip r:embed="rId14">
-                      <a:extLst>
-                        <a:ext uri="{28A0092B-C50C-407E-A947-70E740481C1C}">
-                          <a14:useLocalDpi xmlns:a14="http://schemas.microsoft.com/office/drawing/2010/main" val="0"/>
-                        </a:ext>
-                      </a:extLst>
-                    </a:blip>
-                    <a:stretch>
-                      <a:fillRect/>
-                    </a:stretch>
-                  </pic:blipFill>
-                  <pic:spPr>
-                    <a:xfrm>
-                      <a:off x="0" y="0"/>
-                      <a:ext cx="6253480" cy="1913890"/>
-                    </a:xfrm>
-                    <a:prstGeom prst="rect">
-                      <a:avLst/>
-                    </a:prstGeom>
-                  </pic:spPr>
-                </pic:pic>
-              </a:graphicData>
-            </a:graphic>
-          </wp:inline>
-        </w:drawing>
-      </w:r>
-    </w:p>
-    <w:p/>
-    <w:p>
-      <w:bookmarkStart w:id="2" w:name="_Hlk183424311"/>
-      <w:r>
-        <w:t>Remède : installation du package.</w:t>
-      </w:r>
-    </w:p>
-    <w:p>
-      <w:r>
-        <w:t xml:space="preserve">Ouvrir l’invite de commande, se placer dans le répertoire </w:t>
-      </w:r>
-      <w:r>
-        <w:t>« bin »</w:t>
-      </w:r>
-      <w:r>
-        <w:t xml:space="preserve"> de l’installation de QGIS :</w:t>
-      </w:r>
-    </w:p>
-    <w:p>
-      <w:r>
-        <w:t xml:space="preserve">Exemple : </w:t>
-      </w:r>
-    </w:p>
-    <w:bookmarkEnd w:id="2"/>
-    <w:p>
-      <w:pPr>
-        <w:jc w:val="center"/>
-      </w:pPr>
-      <w:r>
-        <w:rPr>
-          <w:noProof/>
-        </w:rPr>
-        <w:drawing>
-          <wp:inline distT="0" distB="0" distL="0" distR="0" wp14:anchorId="11D83EEA" wp14:editId="7E343C4D">
-            <wp:extent cx="5268060" cy="1581371"/>
-            <wp:effectExtent l="0" t="0" r="0" b="0"/>
-            <wp:docPr id="9" name="Image 9"/>
-            <wp:cNvGraphicFramePr>
-              <a:graphicFrameLocks xmlns:a="http://schemas.openxmlformats.org/drawingml/2006/main" noChangeAspect="1"/>
-            </wp:cNvGraphicFramePr>
-            <a:graphic xmlns:a="http://schemas.openxmlformats.org/drawingml/2006/main">
-              <a:graphicData uri="http://schemas.openxmlformats.org/drawingml/2006/picture">
-                <pic:pic xmlns:pic="http://schemas.openxmlformats.org/drawingml/2006/picture">
-                  <pic:nvPicPr>
-                    <pic:cNvPr id="9" name="Image 9"/>
-                    <pic:cNvPicPr/>
-                  </pic:nvPicPr>
-                  <pic:blipFill>
-                    <a:blip r:embed="rId15">
-                      <a:extLst>
-                        <a:ext uri="{28A0092B-C50C-407E-A947-70E740481C1C}">
-                          <a14:useLocalDpi xmlns:a14="http://schemas.microsoft.com/office/drawing/2010/main" val="0"/>
-                        </a:ext>
-                      </a:extLst>
-                    </a:blip>
-                    <a:stretch>
-                      <a:fillRect/>
-                    </a:stretch>
-                  </pic:blipFill>
-                  <pic:spPr>
-                    <a:xfrm>
-                      <a:off x="0" y="0"/>
-                      <a:ext cx="5268060" cy="1581371"/>
-                    </a:xfrm>
-                    <a:prstGeom prst="rect">
-                      <a:avLst/>
-                    </a:prstGeom>
-                  </pic:spPr>
-                </pic:pic>
-              </a:graphicData>
-            </a:graphic>
-          </wp:inline>
-        </w:drawing>
-      </w:r>
-    </w:p>
-    <w:p/>
-    <w:p/>
-    <w:p>
-      <w:bookmarkStart w:id="3" w:name="_Hlk183424337"/>
-      <w:r>
-        <w:t>Puis taper la commande</w:t>
-      </w:r>
-      <w:r>
-        <w:t xml:space="preserve"> : </w:t>
-      </w:r>
-      <w:r>
-        <w:t>python-qgis-ltr.bat</w:t>
-      </w:r>
-      <w:r>
-        <w:t xml:space="preserve"> -m </w:t>
-      </w:r>
-      <w:proofErr w:type="spellStart"/>
-      <w:r>
-        <w:t>pip</w:t>
-      </w:r>
-      <w:proofErr w:type="spellEnd"/>
-      <w:r>
-        <w:t xml:space="preserve"> </w:t>
-      </w:r>
-      <w:proofErr w:type="spellStart"/>
-      <w:r>
-        <w:t>install</w:t>
-      </w:r>
-      <w:proofErr w:type="spellEnd"/>
-      <w:r>
-        <w:t xml:space="preserve"> </w:t>
-      </w:r>
-      <w:proofErr w:type="spellStart"/>
-      <w:r>
-        <w:t>openpyxl</w:t>
-      </w:r>
-      <w:proofErr w:type="spellEnd"/>
-    </w:p>
-    <w:bookmarkEnd w:id="3"/>
-    <w:p/>
-    <w:p>
-      <w:pPr>
-        <w:jc w:val="center"/>
-      </w:pPr>
-      <w:r>
-        <w:rPr>
-          <w:noProof/>
-        </w:rPr>
-        <w:drawing>
-          <wp:inline distT="0" distB="0" distL="0" distR="0" wp14:anchorId="02EB74C1" wp14:editId="5708F1A9">
-            <wp:extent cx="6253480" cy="1409065"/>
-            <wp:effectExtent l="0" t="0" r="0" b="635"/>
-            <wp:docPr id="15" name="Image 15"/>
-            <wp:cNvGraphicFramePr>
-              <a:graphicFrameLocks xmlns:a="http://schemas.openxmlformats.org/drawingml/2006/main" noChangeAspect="1"/>
-            </wp:cNvGraphicFramePr>
-            <a:graphic xmlns:a="http://schemas.openxmlformats.org/drawingml/2006/main">
-              <a:graphicData uri="http://schemas.openxmlformats.org/drawingml/2006/picture">
-                <pic:pic xmlns:pic="http://schemas.openxmlformats.org/drawingml/2006/picture">
-                  <pic:nvPicPr>
-                    <pic:cNvPr id="15" name="Image 15"/>
-                    <pic:cNvPicPr/>
-                  </pic:nvPicPr>
-                  <pic:blipFill>
-                    <a:blip r:embed="rId16">
-                      <a:extLst>
-                        <a:ext uri="{28A0092B-C50C-407E-A947-70E740481C1C}">
-                          <a14:useLocalDpi xmlns:a14="http://schemas.microsoft.com/office/drawing/2010/main" val="0"/>
-                        </a:ext>
-                      </a:extLst>
-                    </a:blip>
-                    <a:stretch>
-                      <a:fillRect/>
-                    </a:stretch>
-                  </pic:blipFill>
-                  <pic:spPr>
-                    <a:xfrm>
-                      <a:off x="0" y="0"/>
-                      <a:ext cx="6253480" cy="1409065"/>
-                    </a:xfrm>
-                    <a:prstGeom prst="rect">
-                      <a:avLst/>
-                    </a:prstGeom>
-                  </pic:spPr>
-                </pic:pic>
-              </a:graphicData>
-            </a:graphic>
-          </wp:inline>
-        </w:drawing>
-      </w:r>
-    </w:p>
-    <w:p/>
-    <w:p>
-      <w:bookmarkStart w:id="4" w:name="_Hlk183424357"/>
-      <w:r>
-        <w:t>Le package s’installe, vous n’avez plus qu’à relancer QGIS.</w:t>
-      </w:r>
-    </w:p>
-    <w:bookmarkEnd w:id="4"/>
-    <w:p/>
-    <w:p>
-      <w:pPr>
-        <w:pStyle w:val="Titre1"/>
-      </w:pPr>
-      <w:bookmarkStart w:id="5" w:name="_Toc204249644"/>
-      <w:r>
-        <w:lastRenderedPageBreak/>
-        <w:t>Résumé</w:t>
-      </w:r>
-      <w:bookmarkEnd w:id="5"/>
-    </w:p>
-    <w:p/>
-    <w:p>
-      <w:r>
-        <w:t xml:space="preserve">Ce plugin est une aide à la </w:t>
-      </w:r>
-      <w:r>
-        <w:t>modification des attributs</w:t>
-      </w:r>
-      <w:r>
-        <w:t xml:space="preserve"> sémantiques</w:t>
-      </w:r>
-      <w:r>
-        <w:t xml:space="preserve"> des </w:t>
-      </w:r>
-      <w:r>
-        <w:t>complexes DFCI</w:t>
-      </w:r>
-      <w:r>
-        <w:t xml:space="preserve"> </w:t>
-      </w:r>
-    </w:p>
-    <w:p/>
-    <w:p/>
-    <w:p>
-      <w:pPr>
-        <w:pStyle w:val="Titre1"/>
-      </w:pPr>
-      <w:bookmarkStart w:id="6" w:name="_Toc204249645"/>
-      <w:r>
-        <w:t>Installation</w:t>
-      </w:r>
-      <w:bookmarkEnd w:id="6"/>
-    </w:p>
-    <w:p/>
-    <w:p>
-      <w:r>
-        <w:t>Ouvrir QGIS.</w:t>
-      </w:r>
-    </w:p>
-    <w:p>
-      <w:r>
-        <w:t xml:space="preserve">Allez dans </w:t>
-      </w:r>
-      <w:r>
-        <w:t>Extensions/Installer/Gérer les extensions, cliquez sur Installer depuis un ZIP, sélectionner le fich</w:t>
-      </w:r>
-      <w:r>
-        <w:t>ier ZIP puis cliquez sur Installer le plugin.</w:t>
-      </w:r>
-    </w:p>
-    <w:p/>
-    <w:p>
-      <w:r>
-        <w:rPr>
-          <w:noProof/>
-        </w:rPr>
-        <w:drawing>
-          <wp:inline distT="0" distB="0" distL="0" distR="0" wp14:anchorId="6EB7B44B" wp14:editId="7E2CC6C2">
-            <wp:extent cx="6253480" cy="1394460"/>
-            <wp:effectExtent l="0" t="0" r="0" b="0"/>
-            <wp:docPr id="8" name="Image 8"/>
-            <wp:cNvGraphicFramePr>
-              <a:graphicFrameLocks xmlns:a="http://schemas.openxmlformats.org/drawingml/2006/main" noChangeAspect="1"/>
-            </wp:cNvGraphicFramePr>
-            <a:graphic xmlns:a="http://schemas.openxmlformats.org/drawingml/2006/main">
-              <a:graphicData uri="http://schemas.openxmlformats.org/drawingml/2006/picture">
-                <pic:pic xmlns:pic="http://schemas.openxmlformats.org/drawingml/2006/picture">
-                  <pic:nvPicPr>
-                    <pic:cNvPr id="1" name=""/>
-                    <pic:cNvPicPr/>
-                  </pic:nvPicPr>
-                  <pic:blipFill>
-                    <a:blip r:embed="rId17"/>
-                    <a:stretch>
-                      <a:fillRect/>
-                    </a:stretch>
-                  </pic:blipFill>
-                  <pic:spPr>
-                    <a:xfrm>
-                      <a:off x="0" y="0"/>
-                      <a:ext cx="6253480" cy="1394460"/>
-                    </a:xfrm>
-                    <a:prstGeom prst="rect">
-                      <a:avLst/>
-                    </a:prstGeom>
-                  </pic:spPr>
-                </pic:pic>
-              </a:graphicData>
-            </a:graphic>
-          </wp:inline>
-        </w:drawing>
-      </w:r>
-    </w:p>
-    <w:p/>
-    <w:p>
-      <w:pPr>
-        <w:spacing w:before="0" w:after="200" w:line="276" w:lineRule="auto"/>
-        <w:jc w:val="left"/>
-      </w:pPr>
-      <w:r>
-        <w:br w:type="page"/>
-      </w:r>
-    </w:p>
-    <w:p/>
-    <w:p>
-      <w:pPr>
-        <w:pStyle w:val="Titre1"/>
-      </w:pPr>
-      <w:bookmarkStart w:id="7" w:name="_Toc204249646"/>
-      <w:r>
-        <w:t>Présentation</w:t>
-      </w:r>
-      <w:bookmarkEnd w:id="7"/>
-    </w:p>
-    <w:p/>
-    <w:p/>
-    <w:p>
-      <w:pPr>
-        <w:jc w:val="center"/>
-      </w:pPr>
-      <w:r>
-        <w:rPr>
-          <w:noProof/>
-        </w:rPr>
-        <w:drawing>
-          <wp:inline distT="0" distB="0" distL="0" distR="0" wp14:anchorId="785D6A55" wp14:editId="398F347F">
-            <wp:extent cx="3076575" cy="5195992"/>
-            <wp:effectExtent l="0" t="0" r="0" b="5080"/>
-            <wp:docPr id="17" name="Image 17"/>
-            <wp:cNvGraphicFramePr>
-              <a:graphicFrameLocks xmlns:a="http://schemas.openxmlformats.org/drawingml/2006/main" noChangeAspect="1"/>
-            </wp:cNvGraphicFramePr>
-            <a:graphic xmlns:a="http://schemas.openxmlformats.org/drawingml/2006/main">
-              <a:graphicData uri="http://schemas.openxmlformats.org/drawingml/2006/picture">
-                <pic:pic xmlns:pic="http://schemas.openxmlformats.org/drawingml/2006/picture">
-                  <pic:nvPicPr>
-                    <pic:cNvPr id="17" name="Image 17"/>
-                    <pic:cNvPicPr/>
-                  </pic:nvPicPr>
-                  <pic:blipFill>
-                    <a:blip r:embed="rId18">
-                      <a:extLst>
-                        <a:ext uri="{28A0092B-C50C-407E-A947-70E740481C1C}">
-                          <a14:useLocalDpi xmlns:a14="http://schemas.microsoft.com/office/drawing/2010/main" val="0"/>
-                        </a:ext>
-                      </a:extLst>
-                    </a:blip>
-                    <a:stretch>
-                      <a:fillRect/>
-                    </a:stretch>
-                  </pic:blipFill>
-                  <pic:spPr>
-                    <a:xfrm>
-                      <a:off x="0" y="0"/>
-                      <a:ext cx="3080272" cy="5202237"/>
-                    </a:xfrm>
-                    <a:prstGeom prst="rect">
-                      <a:avLst/>
-                    </a:prstGeom>
-                  </pic:spPr>
-                </pic:pic>
-              </a:graphicData>
-            </a:graphic>
-          </wp:inline>
-        </w:drawing>
-      </w:r>
-    </w:p>
-    <w:p/>
-    <w:p>
-      <w:r>
-        <w:t xml:space="preserve">Cette interface permet </w:t>
-      </w:r>
-      <w:r>
-        <w:t xml:space="preserve">de </w:t>
-      </w:r>
-      <w:r>
-        <w:t xml:space="preserve">modifier </w:t>
-      </w:r>
-      <w:r>
-        <w:t>les attributs des champs DFCI</w:t>
-      </w:r>
-      <w:r>
-        <w:t xml:space="preserve"> des tronçons de routes</w:t>
-      </w:r>
-    </w:p>
-    <w:p/>
-    <w:p>
-      <w:r>
-        <w:t>Le bouton « ? » permet d’afficher le suivi des versions et permet également d’ouvrir la documentation du plugin</w:t>
-      </w:r>
-    </w:p>
-    <w:p>
-      <w:r>
-        <w:t>Le bouton « log » permet d’afficher le rapport des modifications</w:t>
-      </w:r>
-    </w:p>
-    <w:p>
-      <w:r>
-        <w:t xml:space="preserve">Le bouton </w:t>
-      </w:r>
-      <w:r>
-        <w:rPr>
-          <w:noProof/>
-        </w:rPr>
-        <w:drawing>
-          <wp:inline distT="0" distB="0" distL="0" distR="0" wp14:anchorId="31185801" wp14:editId="28A4E861">
-            <wp:extent cx="215900" cy="233045"/>
-            <wp:effectExtent l="0" t="0" r="0" b="0"/>
-            <wp:docPr id="5" name="Image 5"/>
-            <wp:cNvGraphicFramePr>
-              <a:graphicFrameLocks xmlns:a="http://schemas.openxmlformats.org/drawingml/2006/main" noChangeAspect="1"/>
-            </wp:cNvGraphicFramePr>
-            <a:graphic xmlns:a="http://schemas.openxmlformats.org/drawingml/2006/main">
-              <a:graphicData uri="http://schemas.openxmlformats.org/drawingml/2006/picture">
-                <pic:pic xmlns:pic="http://schemas.openxmlformats.org/drawingml/2006/picture">
-                  <pic:nvPicPr>
-                    <pic:cNvPr id="0" name="Picture 3"/>
-                    <pic:cNvPicPr>
-                      <a:picLocks noChangeAspect="1" noChangeArrowheads="1"/>
-                    </pic:cNvPicPr>
-                  </pic:nvPicPr>
-                  <pic:blipFill>
-                    <a:blip r:embed="rId19">
-                      <a:extLst>
-                        <a:ext uri="{28A0092B-C50C-407E-A947-70E740481C1C}">
-                          <a14:useLocalDpi xmlns:a14="http://schemas.microsoft.com/office/drawing/2010/main" val="0"/>
-                        </a:ext>
-                      </a:extLst>
-                    </a:blip>
-                    <a:srcRect/>
-                    <a:stretch>
-                      <a:fillRect/>
-                    </a:stretch>
-                  </pic:blipFill>
-                  <pic:spPr bwMode="auto">
-                    <a:xfrm>
-                      <a:off x="0" y="0"/>
-                      <a:ext cx="215900" cy="233045"/>
-                    </a:xfrm>
-                    <a:prstGeom prst="rect">
-                      <a:avLst/>
-                    </a:prstGeom>
-                    <a:noFill/>
-                    <a:ln>
-                      <a:noFill/>
-                    </a:ln>
-                  </pic:spPr>
-                </pic:pic>
-              </a:graphicData>
-            </a:graphic>
-          </wp:inline>
-        </w:drawing>
-      </w:r>
-      <w:r>
-        <w:t xml:space="preserve"> permet d’annuler la dernière modification effective et uniquement la dernière.</w:t>
-      </w:r>
-    </w:p>
-    <w:p>
-      <w:r>
-        <w:t xml:space="preserve">Le bouton </w:t>
-      </w:r>
-      <w:r>
-        <w:rPr>
-          <w:noProof/>
-        </w:rPr>
-        <w:drawing>
-          <wp:inline distT="0" distB="0" distL="0" distR="0" wp14:anchorId="7070DC5C" wp14:editId="660AF3D0">
-            <wp:extent cx="647700" cy="260142"/>
-            <wp:effectExtent l="0" t="0" r="0" b="6985"/>
-            <wp:docPr id="3" name="Image 3"/>
-            <wp:cNvGraphicFramePr>
-              <a:graphicFrameLocks xmlns:a="http://schemas.openxmlformats.org/drawingml/2006/main" noChangeAspect="1"/>
-            </wp:cNvGraphicFramePr>
-            <a:graphic xmlns:a="http://schemas.openxmlformats.org/drawingml/2006/main">
-              <a:graphicData uri="http://schemas.openxmlformats.org/drawingml/2006/picture">
-                <pic:pic xmlns:pic="http://schemas.openxmlformats.org/drawingml/2006/picture">
-                  <pic:nvPicPr>
-                    <pic:cNvPr id="3" name="Image 3"/>
-                    <pic:cNvPicPr/>
-                  </pic:nvPicPr>
-                  <pic:blipFill>
-                    <a:blip r:embed="rId20">
-                      <a:extLst>
-                        <a:ext uri="{28A0092B-C50C-407E-A947-70E740481C1C}">
-                          <a14:useLocalDpi xmlns:a14="http://schemas.microsoft.com/office/drawing/2010/main" val="0"/>
-                        </a:ext>
-                      </a:extLst>
-                    </a:blip>
-                    <a:stretch>
-                      <a:fillRect/>
-                    </a:stretch>
-                  </pic:blipFill>
-                  <pic:spPr>
-                    <a:xfrm>
-                      <a:off x="0" y="0"/>
-                      <a:ext cx="653775" cy="262582"/>
-                    </a:xfrm>
-                    <a:prstGeom prst="rect">
-                      <a:avLst/>
-                    </a:prstGeom>
-                  </pic:spPr>
-                </pic:pic>
-              </a:graphicData>
-            </a:graphic>
-          </wp:inline>
-        </w:drawing>
-      </w:r>
-      <w:r>
-        <w:t xml:space="preserve"> Permet de modifier la couleur des tronçons sélectionnés dans QGIS. Ça peut être utile suivant la symbologie appliquées pour les tronçons dans QGIS.</w:t>
-      </w:r>
-    </w:p>
-    <w:p/>
-    <w:p>
-      <w:r>
-        <w:t xml:space="preserve">Le bouton </w:t>
-      </w:r>
-      <w:r>
-        <w:rPr>
-          <w:noProof/>
-        </w:rPr>
-        <w:drawing>
-          <wp:inline distT="0" distB="0" distL="0" distR="0" wp14:anchorId="4A777E39" wp14:editId="24902111">
-            <wp:extent cx="220999" cy="220999"/>
-            <wp:effectExtent l="0" t="0" r="7620" b="7620"/>
-            <wp:docPr id="18" name="Image 18"/>
-            <wp:cNvGraphicFramePr>
-              <a:graphicFrameLocks xmlns:a="http://schemas.openxmlformats.org/drawingml/2006/main" noChangeAspect="1"/>
-            </wp:cNvGraphicFramePr>
-            <a:graphic xmlns:a="http://schemas.openxmlformats.org/drawingml/2006/main">
-              <a:graphicData uri="http://schemas.openxmlformats.org/drawingml/2006/picture">
-                <pic:pic xmlns:pic="http://schemas.openxmlformats.org/drawingml/2006/picture">
-                  <pic:nvPicPr>
-                    <pic:cNvPr id="18" name="Image 18"/>
-                    <pic:cNvPicPr/>
-                  </pic:nvPicPr>
-                  <pic:blipFill>
-                    <a:blip r:embed="rId21">
-                      <a:extLst>
-                        <a:ext uri="{28A0092B-C50C-407E-A947-70E740481C1C}">
-                          <a14:useLocalDpi xmlns:a14="http://schemas.microsoft.com/office/drawing/2010/main" val="0"/>
-                        </a:ext>
-                      </a:extLst>
-                    </a:blip>
-                    <a:stretch>
-                      <a:fillRect/>
-                    </a:stretch>
-                  </pic:blipFill>
-                  <pic:spPr>
-                    <a:xfrm>
-                      <a:off x="0" y="0"/>
-                      <a:ext cx="220999" cy="220999"/>
-                    </a:xfrm>
-                    <a:prstGeom prst="rect">
-                      <a:avLst/>
-                    </a:prstGeom>
-                  </pic:spPr>
-                </pic:pic>
-              </a:graphicData>
-            </a:graphic>
-          </wp:inline>
-        </w:drawing>
-      </w:r>
-      <w:r>
-        <w:t>permet la sélection de toutes les entités comprises entre deux tronçons.</w:t>
-      </w:r>
-    </w:p>
-    <w:p/>
-    <w:p>
-      <w:r>
-        <w:t xml:space="preserve">Le bouton « Valider les modifications&gt; valide les modifications dans QGIS, le plugin « espace collaboratif » se charge d’impacter les bases BDTopo de </w:t>
-      </w:r>
-      <w:proofErr w:type="spellStart"/>
-      <w:r>
-        <w:t>l’ign</w:t>
-      </w:r>
-      <w:proofErr w:type="spellEnd"/>
-      <w:r>
-        <w:t>.</w:t>
-      </w:r>
-    </w:p>
-    <w:p>
-      <w:pPr>
-        <w:spacing w:before="0" w:after="200" w:line="276" w:lineRule="auto"/>
-        <w:jc w:val="left"/>
-      </w:pPr>
-      <w:r>
-        <w:br w:type="page"/>
-      </w:r>
-    </w:p>
-    <w:p>
-      <w:pPr>
-        <w:pStyle w:val="Titre1"/>
-      </w:pPr>
-      <w:bookmarkStart w:id="8" w:name="_Toc204249647"/>
-      <w:r>
-        <w:lastRenderedPageBreak/>
-        <w:t>Mode de sélection</w:t>
-      </w:r>
-      <w:bookmarkEnd w:id="8"/>
-    </w:p>
-    <w:p/>
-    <w:p>
-      <w:pPr>
-        <w:pStyle w:val="Titre2"/>
-      </w:pPr>
-      <w:bookmarkStart w:id="9" w:name="_Toc204249648"/>
-      <w:r>
-        <w:t>Sélection unique</w:t>
-      </w:r>
-      <w:bookmarkEnd w:id="9"/>
-    </w:p>
-    <w:p/>
-    <w:p>
-      <w:pPr>
-        <w:ind w:firstLine="576"/>
-      </w:pPr>
-      <w:r>
-        <w:t>Les attributs affichés sont ceux du tronçon sélectionné ;</w:t>
-      </w:r>
-    </w:p>
-    <w:p>
-      <w:pPr>
-        <w:ind w:firstLine="576"/>
-      </w:pPr>
-      <w:r>
-        <w:t>En vert lorsqu’ils sont différents de « NULL » ou de vide.</w:t>
-      </w:r>
-    </w:p>
-    <w:p>
-      <w:pPr>
-        <w:ind w:left="576"/>
-      </w:pPr>
-    </w:p>
-    <w:p>
-      <w:pPr>
-        <w:ind w:left="576"/>
-      </w:pPr>
-    </w:p>
-    <w:p>
-      <w:pPr>
-        <w:pStyle w:val="Titre2"/>
-      </w:pPr>
-      <w:bookmarkStart w:id="10" w:name="_Toc204249649"/>
-      <w:r>
-        <w:t>Sélection multiple</w:t>
-      </w:r>
-      <w:bookmarkEnd w:id="10"/>
-    </w:p>
-    <w:p/>
-    <w:p>
-      <w:pPr>
-        <w:pStyle w:val="Paragraphedeliste"/>
-        <w:numPr>
-          <w:ilvl w:val="0"/>
-          <w:numId w:val="50"/>
-        </w:numPr>
-      </w:pPr>
-      <w:r>
-        <w:t>Sélection multiple avec l’outil de saisi. Dans QGIS on peut sélectionner manuellement un ensemble de tronçons</w:t>
-      </w:r>
-    </w:p>
-    <w:p>
-      <w:pPr>
-        <w:pStyle w:val="Paragraphedeliste"/>
-        <w:ind w:left="936"/>
-      </w:pPr>
-    </w:p>
-    <w:p>
-      <w:pPr>
-        <w:pStyle w:val="Paragraphedeliste"/>
-        <w:numPr>
-          <w:ilvl w:val="0"/>
-          <w:numId w:val="50"/>
-        </w:numPr>
-      </w:pPr>
-      <w:r>
-        <w:t xml:space="preserve"> </w:t>
-      </w:r>
-      <w:r>
-        <w:t>Sélection multiple de tronçons contigües, on sélectionne 2</w:t>
-      </w:r>
-      <w:r>
-        <w:t xml:space="preserve"> tronçons</w:t>
-      </w:r>
-      <w:r>
-        <w:t xml:space="preserve">, </w:t>
-      </w:r>
-      <w:r>
-        <w:rPr>
-          <w:highlight w:val="yellow"/>
-        </w:rPr>
-        <w:t>Ces 2 tronçons doivent être visible à l’écran et être connectés</w:t>
-      </w:r>
-      <w:r>
-        <w:t xml:space="preserve">. Ensuite en clique sur </w:t>
-      </w:r>
-      <w:r>
-        <w:rPr>
-          <w:noProof/>
-        </w:rPr>
-        <w:drawing>
-          <wp:inline distT="0" distB="0" distL="0" distR="0" wp14:anchorId="2F93602B" wp14:editId="2EBFD18C">
-            <wp:extent cx="220999" cy="220999"/>
-            <wp:effectExtent l="0" t="0" r="7620" b="7620"/>
-            <wp:docPr id="19" name="Image 19"/>
-            <wp:cNvGraphicFramePr>
-              <a:graphicFrameLocks xmlns:a="http://schemas.openxmlformats.org/drawingml/2006/main" noChangeAspect="1"/>
-            </wp:cNvGraphicFramePr>
-            <a:graphic xmlns:a="http://schemas.openxmlformats.org/drawingml/2006/main">
-              <a:graphicData uri="http://schemas.openxmlformats.org/drawingml/2006/picture">
-                <pic:pic xmlns:pic="http://schemas.openxmlformats.org/drawingml/2006/picture">
-                  <pic:nvPicPr>
-                    <pic:cNvPr id="19" name="Image 19"/>
-                    <pic:cNvPicPr/>
-                  </pic:nvPicPr>
-                  <pic:blipFill>
-                    <a:blip r:embed="rId21">
-                      <a:extLst>
-                        <a:ext uri="{28A0092B-C50C-407E-A947-70E740481C1C}">
-                          <a14:useLocalDpi xmlns:a14="http://schemas.microsoft.com/office/drawing/2010/main" val="0"/>
-                        </a:ext>
-                      </a:extLst>
-                    </a:blip>
-                    <a:stretch>
-                      <a:fillRect/>
-                    </a:stretch>
-                  </pic:blipFill>
-                  <pic:spPr>
-                    <a:xfrm>
-                      <a:off x="0" y="0"/>
-                      <a:ext cx="220999" cy="220999"/>
-                    </a:xfrm>
-                    <a:prstGeom prst="rect">
-                      <a:avLst/>
-                    </a:prstGeom>
-                  </pic:spPr>
-                </pic:pic>
-              </a:graphicData>
-            </a:graphic>
-          </wp:inline>
-        </w:drawing>
-      </w:r>
-      <w:r>
-        <w:t xml:space="preserve">, le résultat est une sélection de tous les tronçons entre le premier et le deuxième sélectionné respectant l’algorithme du chemin le plus court. Un contrôle visuel est toutefois nécessaire afin de vérifier si les tronçons sont bien ceux </w:t>
-      </w:r>
-      <w:r>
-        <w:t>désirés.</w:t>
-      </w:r>
-    </w:p>
-    <w:p>
-      <w:pPr>
-        <w:pStyle w:val="Paragraphedeliste"/>
-        <w:ind w:left="936"/>
-      </w:pPr>
-    </w:p>
-    <w:p>
-      <w:pPr>
-        <w:pStyle w:val="Paragraphedeliste"/>
-        <w:ind w:left="936"/>
-      </w:pPr>
-    </w:p>
-    <w:p>
-      <w:pPr>
-        <w:pStyle w:val="Paragraphedeliste"/>
-        <w:ind w:left="936"/>
-      </w:pPr>
-      <w:r>
-        <w:t>Seuls les attributs communs</w:t>
-      </w:r>
-      <w:r>
-        <w:t xml:space="preserve"> à tous les tronçons sont représentés en vert.</w:t>
-      </w:r>
-    </w:p>
-    <w:p/>
-    <w:p>
-      <w:pPr>
-        <w:pStyle w:val="Titre1"/>
-      </w:pPr>
-      <w:bookmarkStart w:id="11" w:name="_Toc223425641"/>
-      <w:bookmarkStart w:id="12" w:name="_Toc223756086"/>
-      <w:bookmarkStart w:id="13" w:name="_Toc223425646"/>
-      <w:bookmarkStart w:id="14" w:name="_Toc223756091"/>
-      <w:bookmarkStart w:id="15" w:name="_Toc223425647"/>
-      <w:bookmarkStart w:id="16" w:name="_Toc223756092"/>
-      <w:bookmarkStart w:id="17" w:name="_Toc215049623"/>
-      <w:bookmarkStart w:id="18" w:name="_Toc204249650"/>
-      <w:bookmarkEnd w:id="11"/>
-      <w:bookmarkEnd w:id="12"/>
-      <w:bookmarkEnd w:id="13"/>
-      <w:bookmarkEnd w:id="14"/>
-      <w:bookmarkEnd w:id="15"/>
-      <w:bookmarkEnd w:id="16"/>
-      <w:r>
-        <w:t>Modification</w:t>
-      </w:r>
-      <w:bookmarkEnd w:id="18"/>
-    </w:p>
-    <w:p>
-      <w:pPr>
-        <w:pStyle w:val="Paragraphedeliste"/>
-      </w:pPr>
-    </w:p>
-    <w:p>
-      <w:r>
-        <w:t xml:space="preserve">Une fois les tronçons sélectionnés il suffit de </w:t>
-      </w:r>
-      <w:r>
-        <w:t>choisir le ou les attributs à modifier</w:t>
-      </w:r>
-      <w:r>
-        <w:t>.</w:t>
-      </w:r>
-    </w:p>
-    <w:p/>
-    <w:p>
-      <w:r>
-        <w:rPr>
-          <w:noProof/>
-        </w:rPr>
-        <w:t xml:space="preserve"> </w:t>
-      </w:r>
-      <w:r>
-        <w:rPr>
-          <w:noProof/>
-        </w:rPr>
-        <w:tab/>
-      </w:r>
-      <w:r>
-        <w:rPr>
-          <w:noProof/>
-        </w:rPr>
-        <w:tab/>
-      </w:r>
-      <w:r>
-        <w:rPr>
-          <w:noProof/>
-        </w:rPr>
-        <w:tab/>
-      </w:r>
-      <w:r>
-        <w:rPr>
-          <w:noProof/>
-        </w:rPr>
-        <w:tab/>
-      </w:r>
-      <w:r>
-        <w:rPr>
-          <w:noProof/>
-        </w:rPr>
-        <w:drawing>
-          <wp:inline distT="0" distB="0" distL="0" distR="0" wp14:anchorId="5FA4637E" wp14:editId="44D5F4FE">
-            <wp:extent cx="2376000" cy="4010400"/>
-            <wp:effectExtent l="0" t="0" r="5715" b="0"/>
-            <wp:docPr id="20" name="Image 20"/>
-            <wp:cNvGraphicFramePr>
-              <a:graphicFrameLocks xmlns:a="http://schemas.openxmlformats.org/drawingml/2006/main" noChangeAspect="1"/>
-            </wp:cNvGraphicFramePr>
-            <a:graphic xmlns:a="http://schemas.openxmlformats.org/drawingml/2006/main">
-              <a:graphicData uri="http://schemas.openxmlformats.org/drawingml/2006/picture">
-                <pic:pic xmlns:pic="http://schemas.openxmlformats.org/drawingml/2006/picture">
-                  <pic:nvPicPr>
-                    <pic:cNvPr id="20" name="Image 20"/>
-                    <pic:cNvPicPr/>
-                  </pic:nvPicPr>
-                  <pic:blipFill>
-                    <a:blip r:embed="rId22">
-                      <a:extLst>
-                        <a:ext uri="{28A0092B-C50C-407E-A947-70E740481C1C}">
-                          <a14:useLocalDpi xmlns:a14="http://schemas.microsoft.com/office/drawing/2010/main" val="0"/>
-                        </a:ext>
-                      </a:extLst>
-                    </a:blip>
-                    <a:stretch>
-                      <a:fillRect/>
-                    </a:stretch>
-                  </pic:blipFill>
-                  <pic:spPr>
-                    <a:xfrm>
-                      <a:off x="0" y="0"/>
-                      <a:ext cx="2376000" cy="4010400"/>
-                    </a:xfrm>
-                    <a:prstGeom prst="rect">
-                      <a:avLst/>
-                    </a:prstGeom>
-                  </pic:spPr>
-                </pic:pic>
-              </a:graphicData>
-            </a:graphic>
-          </wp:inline>
-        </w:drawing>
-      </w:r>
-    </w:p>
-    <w:p/>
-    <w:p>
-      <w:r>
-        <w:t>Les attributs en rose seront ceux qui seront modifiés</w:t>
-      </w:r>
-      <w:r>
-        <w:t xml:space="preserve"> pour tous les tronçons sélectionnés.</w:t>
-      </w:r>
-    </w:p>
-    <w:p/>
-    <w:p>
-      <w:r>
-        <w:rPr>
-          <w:noProof/>
-        </w:rPr>
-        <w:lastRenderedPageBreak/>
-        <mc:AlternateContent>
-          <mc:Choice Requires="wps">
-            <w:drawing>
-              <wp:anchor distT="91440" distB="91440" distL="137160" distR="137160" simplePos="0" relativeHeight="251662336" behindDoc="0" locked="0" layoutInCell="0" allowOverlap="1" wp14:anchorId="2B1F9824" wp14:editId="6AE99C31">
-                <wp:simplePos x="0" y="0"/>
-                <wp:positionH relativeFrom="margin">
-                  <wp:posOffset>2002790</wp:posOffset>
-                </wp:positionH>
-                <wp:positionV relativeFrom="margin">
-                  <wp:posOffset>-266065</wp:posOffset>
-                </wp:positionV>
-                <wp:extent cx="1149985" cy="4547870"/>
-                <wp:effectExtent l="0" t="3492" r="8572" b="8573"/>
-                <wp:wrapSquare wrapText="bothSides"/>
-                <wp:docPr id="306" name="Forme automatique 2"/>
-                <wp:cNvGraphicFramePr>
-                  <a:graphicFrameLocks xmlns:a="http://schemas.openxmlformats.org/drawingml/2006/main"/>
-                </wp:cNvGraphicFramePr>
-                <a:graphic xmlns:a="http://schemas.openxmlformats.org/drawingml/2006/main">
-                  <a:graphicData uri="http://schemas.microsoft.com/office/word/2010/wordprocessingShape">
-                    <wps:wsp>
-                      <wps:cNvSpPr>
-                        <a:spLocks noChangeArrowheads="1"/>
-                      </wps:cNvSpPr>
-                      <wps:spPr bwMode="auto">
-                        <a:xfrm rot="5400000">
-                          <a:off x="0" y="0"/>
-                          <a:ext cx="1149985" cy="4547870"/>
-                        </a:xfrm>
-                        <a:prstGeom prst="roundRect">
-                          <a:avLst>
-                            <a:gd name="adj" fmla="val 13032"/>
-                          </a:avLst>
-                        </a:prstGeom>
-                        <a:solidFill>
-                          <a:srgbClr val="DA4232"/>
-                        </a:solidFill>
-                      </wps:spPr>
-                      <wps:txbx>
-                        <w:txbxContent>
-                          <w:p>
-                            <w:r>
-                              <w:t xml:space="preserve">Attention : seule la base client est modifiée. Pour envoyer les modifications sur le serveur </w:t>
-                            </w:r>
-                            <w:proofErr w:type="spellStart"/>
-                            <w:r>
-                              <w:t>BDUni</w:t>
-                            </w:r>
-                            <w:proofErr w:type="spellEnd"/>
-                            <w:r>
-                              <w:t xml:space="preserve"> il faut le faire par l’intermédiaire du plugin espace collaboratif IGN, en cliquant sur l’enregistrement de la couche (disquette</w:t>
-                            </w:r>
-                            <w:proofErr w:type="gramStart"/>
-                            <w:r>
-                              <w:t>):</w:t>
-                            </w:r>
-                            <w:proofErr w:type="gramEnd"/>
-                          </w:p>
-                          <w:p>
-                            <w:pPr>
-                              <w:jc w:val="center"/>
-                              <w:rPr>
-                                <w:rFonts w:asciiTheme="majorHAnsi" w:eastAsiaTheme="majorEastAsia" w:hAnsiTheme="majorHAnsi" w:cstheme="majorBidi"/>
-                                <w:i/>
-                                <w:iCs/>
-                                <w:color w:val="FFFFFF" w:themeColor="background1"/>
-                                <w:sz w:val="28"/>
-                                <w:szCs w:val="28"/>
-                              </w:rPr>
-                            </w:pPr>
-                            <w:r>
-                              <w:rPr>
-                                <w:noProof/>
-                              </w:rPr>
-                              <w:drawing>
-                                <wp:inline distT="0" distB="0" distL="0" distR="0" wp14:anchorId="6DB6FB23" wp14:editId="1FCD545E">
-                                  <wp:extent cx="1152525" cy="409575"/>
-                                  <wp:effectExtent l="0" t="0" r="9525" b="9525"/>
-                                  <wp:docPr id="25" name="Image 25"/>
-                                  <wp:cNvGraphicFramePr>
-                                    <a:graphicFrameLocks xmlns:a="http://schemas.openxmlformats.org/drawingml/2006/main" noChangeAspect="1"/>
-                                  </wp:cNvGraphicFramePr>
-                                  <a:graphic xmlns:a="http://schemas.openxmlformats.org/drawingml/2006/main">
-                                    <a:graphicData uri="http://schemas.openxmlformats.org/drawingml/2006/picture">
-                                      <pic:pic xmlns:pic="http://schemas.openxmlformats.org/drawingml/2006/picture">
-                                        <pic:nvPicPr>
-                                          <pic:cNvPr id="1" name=""/>
-                                          <pic:cNvPicPr/>
-                                        </pic:nvPicPr>
-                                        <pic:blipFill>
-                                          <a:blip r:embed="rId23"/>
-                                          <a:stretch>
-                                            <a:fillRect/>
-                                          </a:stretch>
-                                        </pic:blipFill>
-                                        <pic:spPr>
-                                          <a:xfrm>
-                                            <a:off x="0" y="0"/>
-                                            <a:ext cx="1152525" cy="409575"/>
-                                          </a:xfrm>
-                                          <a:prstGeom prst="rect">
-                                            <a:avLst/>
-                                          </a:prstGeom>
-                                        </pic:spPr>
-                                      </pic:pic>
-                                    </a:graphicData>
-                                  </a:graphic>
-                                </wp:inline>
-                              </w:drawing>
-                            </w:r>
-                            <w:r>
-                              <w:rPr>
-                                <w:rFonts w:asciiTheme="majorHAnsi" w:eastAsiaTheme="majorEastAsia" w:hAnsiTheme="majorHAnsi" w:cstheme="majorBidi"/>
-                                <w:i/>
-                                <w:iCs/>
-                                <w:color w:val="FFFFFF" w:themeColor="background1"/>
-                                <w:sz w:val="28"/>
-                                <w:szCs w:val="28"/>
-                              </w:rPr>
-                              <w:t xml:space="preserve"> </w:t>
-                            </w:r>
-                          </w:p>
-                        </w:txbxContent>
-                      </wps:txbx>
-                      <wps:bodyPr rot="0" vert="horz" wrap="square" lIns="91440" tIns="45720" rIns="91440" bIns="45720" anchor="ctr" anchorCtr="0" upright="1">
-                        <a:noAutofit/>
-                      </wps:bodyPr>
-                    </wps:wsp>
-                  </a:graphicData>
-                </a:graphic>
-                <wp14:sizeRelH relativeFrom="margin">
-                  <wp14:pctWidth>0</wp14:pctWidth>
-                </wp14:sizeRelH>
-                <wp14:sizeRelV relativeFrom="margin">
-                  <wp14:pctHeight>0</wp14:pctHeight>
-                </wp14:sizeRelV>
-              </wp:anchor>
-            </w:drawing>
-          </mc:Choice>
-          <mc:Fallback>
-            <w:pict>
-              <v:roundrect w14:anchorId="2B1F9824" id="Forme automatique 2" o:spid="_x0000_s1026" style="position:absolute;left:0;text-align:left;margin-left:157.7pt;margin-top:-20.95pt;width:90.55pt;height:358.1pt;rotation:90;z-index:251662336;visibility:visible;mso-wrap-style:square;mso-width-percent:0;mso-height-percent:0;mso-wrap-distance-left:10.8pt;mso-wrap-distance-top:7.2pt;mso-wrap-distance-right:10.8pt;mso-wrap-distance-bottom:7.2pt;mso-position-horizontal:absolute;mso-position-horizontal-relative:margin;mso-position-vertical:absolute;mso-position-vertical-relative:margin;mso-width-percent:0;mso-height-percent:0;mso-width-relative:margin;mso-height-relative:margin;v-text-anchor:middle" arcsize="8541f" o:gfxdata="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" o:allowincell="f" fillcolor="#da4232" stroked="f">
-                <v:textbox>
-                  <w:txbxContent>
-                    <w:p>
-                      <w:r>
-                        <w:t xml:space="preserve">Attention : seule la base client est modifiée. Pour envoyer les modifications sur le serveur </w:t>
-                      </w:r>
-                      <w:proofErr w:type="spellStart"/>
-                      <w:r>
-                        <w:t>BDUni</w:t>
-                      </w:r>
-                      <w:proofErr w:type="spellEnd"/>
-                      <w:r>
-                        <w:t xml:space="preserve"> il faut le faire par l’intermédiaire du plugin espace collaboratif IGN, en cliquant sur l’enregistrement de la couche (disquette</w:t>
-                      </w:r>
-                      <w:proofErr w:type="gramStart"/>
-                      <w:r>
-                        <w:t>):</w:t>
-                      </w:r>
-                      <w:proofErr w:type="gramEnd"/>
-                    </w:p>
-                    <w:p>
-                      <w:pPr>
-                        <w:jc w:val="center"/>
-                        <w:rPr>
-                          <w:rFonts w:asciiTheme="majorHAnsi" w:eastAsiaTheme="majorEastAsia" w:hAnsiTheme="majorHAnsi" w:cstheme="majorBidi"/>
-                          <w:i/>
-                          <w:iCs/>
-                          <w:color w:val="FFFFFF" w:themeColor="background1"/>
-                          <w:sz w:val="28"/>
-                          <w:szCs w:val="28"/>
-                        </w:rPr>
-                      </w:pPr>
-                      <w:r>
-                        <w:rPr>
-                          <w:noProof/>
-                        </w:rPr>
-                        <w:drawing>
-                          <wp:inline distT="0" distB="0" distL="0" distR="0" wp14:anchorId="6DB6FB23" wp14:editId="1FCD545E">
-                            <wp:extent cx="1152525" cy="409575"/>
-                            <wp:effectExtent l="0" t="0" r="9525" b="9525"/>
-                            <wp:docPr id="25" name="Image 25"/>
-                            <wp:cNvGraphicFramePr>
-                              <a:graphicFrameLocks xmlns:a="http://schemas.openxmlformats.org/drawingml/2006/main" noChangeAspect="1"/>
-                            </wp:cNvGraphicFramePr>
-                            <a:graphic xmlns:a="http://schemas.openxmlformats.org/drawingml/2006/main">
-                              <a:graphicData uri="http://schemas.openxmlformats.org/drawingml/2006/picture">
-                                <pic:pic xmlns:pic="http://schemas.openxmlformats.org/drawingml/2006/picture">
-                                  <pic:nvPicPr>
-                                    <pic:cNvPr id="1" name=""/>
-                                    <pic:cNvPicPr/>
-                                  </pic:nvPicPr>
-                                  <pic:blipFill>
-                                    <a:blip r:embed="rId23"/>
-                                    <a:stretch>
-                                      <a:fillRect/>
-                                    </a:stretch>
-                                  </pic:blipFill>
-                                  <pic:spPr>
-                                    <a:xfrm>
-                                      <a:off x="0" y="0"/>
-                                      <a:ext cx="1152525" cy="409575"/>
-                                    </a:xfrm>
-                                    <a:prstGeom prst="rect">
-                                      <a:avLst/>
-                                    </a:prstGeom>
-                                  </pic:spPr>
-                                </pic:pic>
-                              </a:graphicData>
-                            </a:graphic>
-                          </wp:inline>
-                        </w:drawing>
-                      </w:r>
-                      <w:r>
-                        <w:rPr>
-                          <w:rFonts w:asciiTheme="majorHAnsi" w:eastAsiaTheme="majorEastAsia" w:hAnsiTheme="majorHAnsi" w:cstheme="majorBidi"/>
-                          <w:i/>
-                          <w:iCs/>
-                          <w:color w:val="FFFFFF" w:themeColor="background1"/>
-                          <w:sz w:val="28"/>
-                          <w:szCs w:val="28"/>
-                        </w:rPr>
-                        <w:t xml:space="preserve"> </w:t>
-                      </w:r>
-                    </w:p>
-                  </w:txbxContent>
-                </v:textbox>
-                <w10:wrap type="square" anchorx="margin" anchory="margin"/>
-              </v:roundrect>
-            </w:pict>
-          </mc:Fallback>
-        </mc:AlternateContent>
-      </w:r>
-    </w:p>
-    <w:p/>
-    <w:p>
-      <w:r>
-        <w:t xml:space="preserve">Les modifications sur le(s) tronçon(s) sélectionné(s) sont à valider avec le bouton </w:t>
-      </w:r>
-      <w:r>
-        <w:rPr>
-          <w:noProof/>
-        </w:rPr>
-        <w:drawing>
-          <wp:inline distT="0" distB="0" distL="0" distR="0" wp14:anchorId="3B13DDAD" wp14:editId="042C0799">
-            <wp:extent cx="1628775" cy="295275"/>
-            <wp:effectExtent l="0" t="0" r="9525" b="9525"/>
-            <wp:docPr id="11" name="Image 11"/>
-            <wp:cNvGraphicFramePr>
-              <a:graphicFrameLocks xmlns:a="http://schemas.openxmlformats.org/drawingml/2006/main" noChangeAspect="1"/>
-            </wp:cNvGraphicFramePr>
-            <a:graphic xmlns:a="http://schemas.openxmlformats.org/drawingml/2006/main">
-              <a:graphicData uri="http://schemas.openxmlformats.org/drawingml/2006/picture">
-                <pic:pic xmlns:pic="http://schemas.openxmlformats.org/drawingml/2006/picture">
-                  <pic:nvPicPr>
-                    <pic:cNvPr id="1" name=""/>
-                    <pic:cNvPicPr/>
-                  </pic:nvPicPr>
-                  <pic:blipFill>
-                    <a:blip r:embed="rId24"/>
-                    <a:stretch>
-                      <a:fillRect/>
-                    </a:stretch>
-                  </pic:blipFill>
-                  <pic:spPr>
-                    <a:xfrm>
-                      <a:off x="0" y="0"/>
-                      <a:ext cx="1628775" cy="295275"/>
-                    </a:xfrm>
-                    <a:prstGeom prst="rect">
-                      <a:avLst/>
-                    </a:prstGeom>
-                  </pic:spPr>
-                </pic:pic>
-              </a:graphicData>
-            </a:graphic>
-          </wp:inline>
-        </w:drawing>
-      </w:r>
-    </w:p>
-    <w:p>
-      <w:r>
-        <w:t>Un message QGIS confirme la prise en compte des modifications.</w:t>
-      </w:r>
-    </w:p>
-    <w:p>
-      <w:r>
-        <w:rPr>
-          <w:noProof/>
-        </w:rPr>
-        <w:drawing>
-          <wp:inline distT="0" distB="0" distL="0" distR="0" wp14:anchorId="282C3294" wp14:editId="668FB46D">
-            <wp:extent cx="4324350" cy="323850"/>
-            <wp:effectExtent l="0" t="0" r="0" b="0"/>
-            <wp:docPr id="12" name="Image 12"/>
-            <wp:cNvGraphicFramePr>
-              <a:graphicFrameLocks xmlns:a="http://schemas.openxmlformats.org/drawingml/2006/main" noChangeAspect="1"/>
-            </wp:cNvGraphicFramePr>
-            <a:graphic xmlns:a="http://schemas.openxmlformats.org/drawingml/2006/main">
-              <a:graphicData uri="http://schemas.openxmlformats.org/drawingml/2006/picture">
-                <pic:pic xmlns:pic="http://schemas.openxmlformats.org/drawingml/2006/picture">
-                  <pic:nvPicPr>
-                    <pic:cNvPr id="1" name=""/>
-                    <pic:cNvPicPr/>
-                  </pic:nvPicPr>
-                  <pic:blipFill>
-                    <a:blip r:embed="rId25"/>
-                    <a:stretch>
-                      <a:fillRect/>
-                    </a:stretch>
-                  </pic:blipFill>
-                  <pic:spPr>
-                    <a:xfrm>
-                      <a:off x="0" y="0"/>
-                      <a:ext cx="4324350" cy="323850"/>
-                    </a:xfrm>
-                    <a:prstGeom prst="rect">
-                      <a:avLst/>
-                    </a:prstGeom>
-                  </pic:spPr>
-                </pic:pic>
-              </a:graphicData>
-            </a:graphic>
-          </wp:inline>
-        </w:drawing>
-      </w:r>
-    </w:p>
-    <w:p/>
-    <w:p>
-      <w:r>
-        <w:t xml:space="preserve"> </w:t>
-      </w:r>
-    </w:p>
-    <w:p/>
-    <w:p/>
-    <w:p/>
-    <w:p/>
-    <w:p/>
-    <w:p/>
-    <w:p/>
-    <w:p>
-      <w:pPr>
-        <w:pStyle w:val="Titre1"/>
-      </w:pPr>
-      <w:bookmarkStart w:id="19" w:name="_Toc204249651"/>
-      <w:r>
-        <w:t>Extra</w:t>
-      </w:r>
-      <w:bookmarkEnd w:id="19"/>
-    </w:p>
-    <w:p/>
-    <w:bookmarkEnd w:id="17"/>
-    <w:p>
-      <w:pPr>
-        <w:spacing w:before="0" w:after="200" w:line="276" w:lineRule="auto"/>
-        <w:jc w:val="left"/>
-      </w:pPr>
-    </w:p>
-    <w:p>
-      <w:pPr>
-        <w:pStyle w:val="Titre2"/>
-      </w:pPr>
-      <w:bookmarkStart w:id="20" w:name="_Toc182399295"/>
-      <w:bookmarkStart w:id="21" w:name="_Toc204249652"/>
-      <w:r>
-        <w:t>A propos de</w:t>
-      </w:r>
-      <w:bookmarkEnd w:id="20"/>
-      <w:bookmarkEnd w:id="21"/>
-    </w:p>
-    <w:p>
-      <w:pPr>
-        <w:ind w:firstLine="576"/>
-      </w:pPr>
-    </w:p>
-    <w:p>
-      <w:pPr>
-        <w:ind w:firstLine="576"/>
-      </w:pPr>
-      <w:r>
-        <w:t xml:space="preserve">Accessible via  </w:t>
-      </w:r>
-      <w:r>
-        <w:rPr>
-          <w:noProof/>
-        </w:rPr>
-        <w:drawing>
-          <wp:inline distT="0" distB="0" distL="0" distR="0" wp14:anchorId="079BC3EB" wp14:editId="7DB7B7A7">
-            <wp:extent cx="219106" cy="228632"/>
-            <wp:effectExtent l="0" t="0" r="9525" b="0"/>
-            <wp:docPr id="23" name="Image 23"/>
-            <wp:cNvGraphicFramePr>
-              <a:graphicFrameLocks xmlns:a="http://schemas.openxmlformats.org/drawingml/2006/main" noChangeAspect="1"/>
-            </wp:cNvGraphicFramePr>
-            <a:graphic xmlns:a="http://schemas.openxmlformats.org/drawingml/2006/main">
-              <a:graphicData uri="http://schemas.openxmlformats.org/drawingml/2006/picture">
-                <pic:pic xmlns:pic="http://schemas.openxmlformats.org/drawingml/2006/picture">
-                  <pic:nvPicPr>
-                    <pic:cNvPr id="23" name="Image 23"/>
-                    <pic:cNvPicPr/>
-                  </pic:nvPicPr>
-                  <pic:blipFill>
-                    <a:blip r:embed="rId26">
-                      <a:extLst>
-                        <a:ext uri="{28A0092B-C50C-407E-A947-70E740481C1C}">
-                          <a14:useLocalDpi xmlns:a14="http://schemas.microsoft.com/office/drawing/2010/main" val="0"/>
-                        </a:ext>
-                      </a:extLst>
-                    </a:blip>
-                    <a:stretch>
-                      <a:fillRect/>
-                    </a:stretch>
-                  </pic:blipFill>
-                  <pic:spPr>
-                    <a:xfrm>
-                      <a:off x="0" y="0"/>
-                      <a:ext cx="219106" cy="228632"/>
-                    </a:xfrm>
-                    <a:prstGeom prst="rect">
-                      <a:avLst/>
-                    </a:prstGeom>
-                  </pic:spPr>
-                </pic:pic>
-              </a:graphicData>
-            </a:graphic>
-          </wp:inline>
-        </w:drawing>
-      </w:r>
-      <w:r>
-        <w:t>.</w:t>
-      </w:r>
-    </w:p>
-    <w:p>
-      <w:pPr>
-        <w:ind w:firstLine="576"/>
-      </w:pPr>
-      <w:r>
-        <w:rPr>
-          <w:noProof/>
-        </w:rPr>
-        <w:drawing>
-          <wp:inline distT="0" distB="0" distL="0" distR="0" wp14:anchorId="753C13A9" wp14:editId="38077A32">
-            <wp:extent cx="4782217" cy="2419688"/>
-            <wp:effectExtent l="0" t="0" r="0" b="0"/>
-            <wp:docPr id="22" name="Image 22"/>
-            <wp:cNvGraphicFramePr>
-              <a:graphicFrameLocks xmlns:a="http://schemas.openxmlformats.org/drawingml/2006/main" noChangeAspect="1"/>
-            </wp:cNvGraphicFramePr>
-            <a:graphic xmlns:a="http://schemas.openxmlformats.org/drawingml/2006/main">
-              <a:graphicData uri="http://schemas.openxmlformats.org/drawingml/2006/picture">
-                <pic:pic xmlns:pic="http://schemas.openxmlformats.org/drawingml/2006/picture">
-                  <pic:nvPicPr>
-                    <pic:cNvPr id="22" name="Image 22"/>
-                    <pic:cNvPicPr/>
-                  </pic:nvPicPr>
-                  <pic:blipFill>
-                    <a:blip r:embed="rId27">
-                      <a:extLst>
-                        <a:ext uri="{28A0092B-C50C-407E-A947-70E740481C1C}">
-                          <a14:useLocalDpi xmlns:a14="http://schemas.microsoft.com/office/drawing/2010/main" val="0"/>
-                        </a:ext>
-                      </a:extLst>
-                    </a:blip>
-                    <a:stretch>
-                      <a:fillRect/>
-                    </a:stretch>
-                  </pic:blipFill>
-                  <pic:spPr>
-                    <a:xfrm>
-                      <a:off x="0" y="0"/>
-                      <a:ext cx="4782217" cy="2419688"/>
-                    </a:xfrm>
-                    <a:prstGeom prst="rect">
-                      <a:avLst/>
-                    </a:prstGeom>
-                  </pic:spPr>
-                </pic:pic>
-              </a:graphicData>
-            </a:graphic>
-          </wp:inline>
-        </w:drawing>
-      </w:r>
-    </w:p>
-    <w:p>
-      <w:pPr>
-        <w:ind w:firstLine="576"/>
-      </w:pPr>
-    </w:p>
-    <w:p>
-      <w:r>
-        <w:t>Cette boite permet de suivre l’</w:t>
-      </w:r>
-      <w:r>
-        <w:t>historique</w:t>
-      </w:r>
-      <w:r>
-        <w:t xml:space="preserve"> des différentes versions ainsi que d’afficher </w:t>
-      </w:r>
-      <w:r>
-        <w:t>la</w:t>
-      </w:r>
-      <w:r>
-        <w:t xml:space="preserve"> documentation.</w:t>
-      </w:r>
-    </w:p>
-    <w:p>
-      <w:pPr>
-        <w:ind w:firstLine="576"/>
-      </w:pPr>
-    </w:p>
-    <w:sectPr>
-      <w:footerReference w:type="default" r:id="rId28"/>
-      <w:footerReference w:type="first" r:id="rId29"/>
-      <w:pgSz w:w="11906" w:h="16838" w:code="9"/>
-      <w:pgMar w:top="851" w:right="924" w:bottom="1616" w:left="1134" w:header="709" w:footer="607" w:gutter="0"/>
-      <w:cols w:space="708"/>
-      <w:docGrid w:linePitch="360"/>
-    </w:sectPr>
-  </w:body>
-</w:document>
-</file>
-
-<file path=word/endnotes.xml><?xml version="1.0" encoding="utf-8"?>
-<w:endnotes xmlns:wpc="http://schemas.microsoft.com/office/word/2010/wordprocessingCanvas" xmlns:cx="http://schemas.microsoft.com/office/drawing/2014/chartex" xmlns:cx1="http://schemas.microsoft.com/office/drawing/2015/9/8/chartex" xmlns:cx2="http://schemas.microsoft.com/office/drawing/2015/10/21/chartex" xmlns:cx3="http://schemas.microsoft.com/office/drawing/2016/5/9/chartex" xmlns:cx4="http://schemas.microsoft.com/office/drawing/2016/5/10/chartex" xmlns:cx5="http://schemas.microsoft.com/office/drawing/2016/5/11/chartex" xmlns:cx6="http://schemas.microsoft.com/office/drawing/2016/5/12/chartex" xmlns:cx7="http://schemas.microsoft.com/office/drawing/2016/5/13/chartex" xmlns:cx8="http://schemas.microsoft.com/office/drawing/2016/5/14/chartex" xmlns:mc="http://schemas.openxmlformats.org/markup-compatibility/2006" xmlns:aink="http://schemas.microsoft.com/office/drawing/2016/ink" xmlns:am3d="http://schemas.microsoft.com/office/drawing/2017/model3d" xmlns:o="urn:schemas-microsoft-com:office:office" xmlns:r="http://schemas.openxmlformats.org/officeDocument/2006/relationships" xmlns:m="http://schemas.openxmlformats.org/officeDocument/2006/math" xmlns:v="urn:schemas-microsoft-com:vml" xmlns:wp14="http://schemas.microsoft.com/office/word/2010/wordprocessingDrawing" xmlns:wp="http://schemas.openxmlformats.org/drawingml/2006/wordprocessingDrawing" xmlns:w10="urn:schemas-microsoft-com:office:word" xmlns:w="http://schemas.openxmlformats.org/wordprocessingml/2006/main" xmlns:w14="http://schemas.microsoft.com/office/word/2010/wordml" xmlns:w15="http://schemas.microsoft.com/office/word/2012/wordml" xmlns:w16cex="http://schemas.microsoft.com/office/word/2018/wordml/cex" xmlns:w16cid="http://schemas.microsoft.com/office/word/2016/wordml/cid" xmlns:w16="http://schemas.microsoft.com/office/word/2018/wordml" xmlns:w16sdtdh="http://schemas.microsoft.com/office/word/2020/wordml/sdtdatahash" xmlns:w16se="http://schemas.microsoft.com/office/word/2015/wordml/symex" xmlns:wpg="http://schemas.microsoft.com/office/word/2010/wordprocessingGroup" xmlns:wpi="http://schemas.microsoft.com/office/word/2010/wordprocessingInk" xmlns:wne="http://schemas.microsoft.com/office/word/2006/wordml" xmlns:wps="http://schemas.microsoft.com/office/word/2010/wordprocessingShape" mc:Ignorable="w14 w15 w16se w16cid w16 w16cex w16sdtdh wp14">
-  <w:endnote w:type="separator" w:id="-1">
-    <w:p>
-      <w:r>
-        <w:separator/>
-      </w:r>
-    </w:p>
-  </w:endnote>
-  <w:endnote w:type="continuationSeparator" w:id="0">
-    <w:p>
-      <w:r>
-        <w:continuationSeparator/>
-      </w:r>
-    </w:p>
-  </w:endnote>
-</w:endnotes>
-</file>
-
-<file path=word/footer1.xml><?xml version="1.0" encoding="utf-8"?>
-<w:ftr xmlns:wpc="http://schemas.microsoft.com/office/word/2010/wordprocessingCanvas" xmlns:cx="http://schemas.microsoft.com/office/drawing/2014/chartex" xmlns:cx1="http://schemas.microsoft.com/office/drawing/2015/9/8/chartex" xmlns:cx2="http://schemas.microsoft.com/office/drawing/2015/10/21/chartex" xmlns:cx3="http://schemas.microsoft.com/office/drawing/2016/5/9/chartex" xmlns:cx4="http://schemas.microsoft.com/office/drawing/2016/5/10/chartex" xmlns:cx5="http://schemas.microsoft.com/office/drawing/2016/5/11/chartex" xmlns:cx6="http://schemas.microsoft.com/office/drawing/2016/5/12/chartex" xmlns:cx7="http://schemas.microsoft.com/office/drawing/2016/5/13/chartex" xmlns:cx8="http://schemas.microsoft.com/office/drawing/2016/5/14/chartex" xmlns:mc="http://schemas.openxmlformats.org/markup-compatibility/2006" xmlns:aink="http://schemas.microsoft.com/office/drawing/2016/ink" xmlns:am3d="http://schemas.microsoft.com/office/drawing/2017/model3d" xmlns:o="urn:schemas-microsoft-com:office:office" xmlns:r="http://schemas.openxmlformats.org/officeDocument/2006/relationships" xmlns:m="http://schemas.openxmlformats.org/officeDocument/2006/math" xmlns:v="urn:schemas-microsoft-com:vml" xmlns:wp14="http://schemas.microsoft.com/office/word/2010/wordprocessingDrawing" xmlns:wp="http://schemas.openxmlformats.org/drawingml/2006/wordprocessingDrawing" xmlns:w10="urn:schemas-microsoft-com:office:word" xmlns:w="http://schemas.openxmlformats.org/wordprocessingml/2006/main" xmlns:w14="http://schemas.microsoft.com/office/word/2010/wordml" xmlns:w15="http://schemas.microsoft.com/office/word/2012/wordml" xmlns:w16cex="http://schemas.microsoft.com/office/word/2018/wordml/cex" xmlns:w16cid="http://schemas.microsoft.com/office/word/2016/wordml/cid" xmlns:w16="http://schemas.microsoft.com/office/word/2018/wordml" xmlns:w16sdtdh="http://schemas.microsoft.com/office/word/2020/wordml/sdtdatahash" xmlns:w16se="http://schemas.microsoft.com/office/word/2015/wordml/symex" xmlns:wpg="http://schemas.microsoft.com/office/word/2010/wordprocessingGroup" xmlns:wpi="http://schemas.microsoft.com/office/word/2010/wordprocessingInk" xmlns:wne="http://schemas.microsoft.com/office/word/2006/wordml" xmlns:wps="http://schemas.microsoft.com/office/word/2010/wordprocessingShape" mc:Ignorable="w14 w15 w16se w16cid w16 w16cex w16sdtdh wp14">
-  <w:tbl>
-    <w:tblPr>
-      <w:tblW w:w="10228" w:type="dxa"/>
-      <w:tblBorders>
-        <w:top w:val="single" w:sz="4" w:space="0" w:color="94C01A"/>
-        <w:left w:val="single" w:sz="4" w:space="0" w:color="94C01A"/>
-        <w:bottom w:val="single" w:sz="4" w:space="0" w:color="94C01A"/>
-        <w:right w:val="single" w:sz="4" w:space="0" w:color="94C01A"/>
-        <w:insideH w:val="single" w:sz="4" w:space="0" w:color="94C01A"/>
-        <w:insideV w:val="single" w:sz="4" w:space="0" w:color="94C01A"/>
-      </w:tblBorders>
-      <w:shd w:val="clear" w:color="auto" w:fill="F1F2F3"/>
-      <w:tblLook w:val="01E0" w:firstRow="1" w:lastRow="1" w:firstColumn="1" w:lastColumn="1" w:noHBand="0" w:noVBand="0"/>
-    </w:tblPr>
-    <w:tblGrid>
-      <w:gridCol w:w="686"/>
-      <w:gridCol w:w="6644"/>
-      <w:gridCol w:w="1051"/>
-      <w:gridCol w:w="1847"/>
-    </w:tblGrid>
-    <w:tr>
-      <w:trPr>
-        <w:trHeight w:val="393"/>
-      </w:trPr>
-      <w:tc>
-        <w:tcPr>
-          <w:tcW w:w="687" w:type="dxa"/>
-          <w:shd w:val="clear" w:color="auto" w:fill="F1F2F3"/>
-          <w:vAlign w:val="center"/>
-        </w:tcPr>
-        <w:p>
-          <w:pPr>
-            <w:tabs>
-              <w:tab w:val="center" w:pos="4536"/>
-              <w:tab w:val="right" w:pos="9072"/>
-            </w:tabs>
-            <w:spacing w:line="260" w:lineRule="atLeast"/>
-            <w:ind w:left="34"/>
-            <w:jc w:val="center"/>
-            <w:rPr>
-              <w:rFonts w:eastAsia="Calibri"/>
-              <w:noProof/>
-              <w:color w:val="002060"/>
-              <w:sz w:val="16"/>
-              <w:szCs w:val="16"/>
-            </w:rPr>
-          </w:pPr>
-          <w:r>
-            <w:rPr>
-              <w:rFonts w:eastAsia="Calibri"/>
-              <w:noProof/>
-              <w:color w:val="002060"/>
-              <w:sz w:val="16"/>
-              <w:szCs w:val="16"/>
-            </w:rPr>
-            <w:t>I</w:t>
-          </w:r>
-          <w:r>
-            <w:rPr>
-              <w:rFonts w:eastAsia="Calibri"/>
-              <w:noProof/>
-              <w:color w:val="002060"/>
-              <w:sz w:val="16"/>
-              <w:szCs w:val="16"/>
-            </w:rPr>
-            <w:t>GN</w:t>
-          </w:r>
-        </w:p>
-      </w:tc>
-      <w:tc>
-        <w:tcPr>
-          <w:tcW w:w="6669" w:type="dxa"/>
-          <w:shd w:val="clear" w:color="auto" w:fill="F1F2F3"/>
-          <w:vAlign w:val="center"/>
-        </w:tcPr>
-        <w:p>
-          <w:pPr>
-            <w:tabs>
-              <w:tab w:val="center" w:pos="4536"/>
-              <w:tab w:val="right" w:pos="9072"/>
-            </w:tabs>
-            <w:jc w:val="center"/>
-            <w:rPr>
-              <w:rFonts w:eastAsia="Calibri"/>
-              <w:noProof/>
-              <w:color w:val="002060"/>
-              <w:sz w:val="16"/>
-              <w:szCs w:val="16"/>
-            </w:rPr>
-          </w:pPr>
-          <w:r>
-            <w:rPr>
-              <w:rFonts w:eastAsia="Calibri"/>
-              <w:noProof/>
-              <w:color w:val="002060"/>
-              <w:sz w:val="16"/>
-              <w:szCs w:val="16"/>
-            </w:rPr>
-            <w:t>RUE PIERRE RAMOND</w:t>
-          </w:r>
-          <w:r>
-            <w:rPr>
-              <w:rFonts w:eastAsia="Calibri"/>
-              <w:noProof/>
-              <w:color w:val="002060"/>
-              <w:sz w:val="16"/>
-              <w:szCs w:val="16"/>
-            </w:rPr>
-            <w:t xml:space="preserve"> </w:t>
-          </w:r>
-          <w:r>
-            <w:rPr>
-              <w:rFonts w:eastAsia="Calibri"/>
-              <w:noProof/>
-              <w:color w:val="002060"/>
-              <w:sz w:val="16"/>
-              <w:szCs w:val="16"/>
-            </w:rPr>
-            <w:t>-</w:t>
-          </w:r>
-          <w:r>
-            <w:rPr>
-              <w:rFonts w:eastAsia="Calibri"/>
-              <w:noProof/>
-              <w:color w:val="002060"/>
-              <w:sz w:val="16"/>
-              <w:szCs w:val="16"/>
-            </w:rPr>
-            <w:t xml:space="preserve"> </w:t>
-          </w:r>
-          <w:r>
-            <w:rPr>
-              <w:rFonts w:eastAsia="Calibri"/>
-              <w:noProof/>
-              <w:color w:val="002060"/>
-              <w:sz w:val="16"/>
-              <w:szCs w:val="16"/>
-            </w:rPr>
-            <w:t>CAUPIAN</w:t>
-          </w:r>
-          <w:r>
-            <w:rPr>
-              <w:rFonts w:eastAsia="Calibri"/>
-              <w:noProof/>
-              <w:color w:val="002060"/>
-              <w:sz w:val="16"/>
-              <w:szCs w:val="16"/>
-            </w:rPr>
-            <w:t xml:space="preserve">, </w:t>
-          </w:r>
-          <w:r>
-            <w:rPr>
-              <w:rFonts w:eastAsia="Calibri"/>
-              <w:noProof/>
-              <w:color w:val="002060"/>
-              <w:sz w:val="16"/>
-              <w:szCs w:val="16"/>
-            </w:rPr>
-            <w:t>33166 SAINT-MEDARD-EN-JALLES CEDEX</w:t>
-          </w:r>
-        </w:p>
-        <w:p>
-          <w:pPr>
-            <w:tabs>
-              <w:tab w:val="center" w:pos="4536"/>
-              <w:tab w:val="right" w:pos="9072"/>
-            </w:tabs>
-            <w:jc w:val="center"/>
-            <w:rPr>
-              <w:rFonts w:eastAsia="Calibri"/>
-              <w:noProof/>
-              <w:color w:val="002060"/>
-              <w:sz w:val="16"/>
-              <w:szCs w:val="16"/>
-            </w:rPr>
-          </w:pPr>
-          <w:r>
-            <w:rPr>
-              <w:rStyle w:val="geoportailgouvfrCar"/>
-            </w:rPr>
-            <w:t>ign.fr - geoportail.gouv.fr</w:t>
-          </w:r>
-        </w:p>
-      </w:tc>
-      <w:tc>
-        <w:tcPr>
-          <w:tcW w:w="1019" w:type="dxa"/>
-          <w:shd w:val="clear" w:color="auto" w:fill="F1F2F3"/>
-          <w:vAlign w:val="center"/>
-        </w:tcPr>
-        <w:sdt>
-          <w:sdtPr>
-            <w:rPr>
-              <w:rFonts w:eastAsia="Calibri"/>
-              <w:noProof/>
-              <w:color w:val="002060"/>
-              <w:sz w:val="16"/>
-              <w:szCs w:val="16"/>
-            </w:rPr>
-            <w:alias w:val="Date de création"/>
-            <w:tag w:val="_DCDateCreated"/>
-            <w:id w:val="317545533"/>
-            <w:dataBinding w:prefixMappings="xmlns:ns0='http://schemas.microsoft.com/office/2006/metadata/properties' xmlns:ns1='http://www.w3.org/2001/XMLSchema-instance' xmlns:ns2='http://schemas.microsoft.com/office/infopath/2007/PartnerControls' xmlns:ns3='a1322699-2fbb-4cce-8aba-176c4fa97253' xmlns:ns4='http://schemas.microsoft.com/sharepoint/v3' xmlns:ns5='http://schemas.microsoft.com/sharepoint/v3/fields' xmlns:ns6='f0ff482e-aa3b-417e-9d65-5f4cb2656651' " w:xpath="/ns0:properties[1]/documentManagement[1]/ns5:_DCDateCreated[1]" w:storeItemID="{1159403A-C237-488E-8C5E-DABF9FCE7043}"/>
-            <w:date w:fullDate="2025-07-24T00:00:00Z">
-              <w:dateFormat w:val="dd/MM/yyyy"/>
-              <w:lid w:val="fr-FR"/>
-              <w:storeMappedDataAs w:val="dateTime"/>
-              <w:calendar w:val="gregorian"/>
-            </w:date>
-          </w:sdtPr>
-          <w:sdtEndPr/>
-          <w:sdtContent>
-            <w:p>
-              <w:pPr>
-                <w:tabs>
-                  <w:tab w:val="center" w:pos="4536"/>
-                  <w:tab w:val="right" w:pos="9072"/>
-                </w:tabs>
-                <w:spacing w:line="260" w:lineRule="atLeast"/>
-                <w:ind w:left="34"/>
-                <w:jc w:val="center"/>
-                <w:rPr>
-                  <w:rFonts w:eastAsia="Calibri"/>
-                  <w:noProof/>
-                  <w:color w:val="002060"/>
-                  <w:sz w:val="16"/>
-                  <w:szCs w:val="16"/>
-                </w:rPr>
-              </w:pPr>
-              <w:r>
-                <w:rPr>
-                  <w:rFonts w:eastAsia="Calibri"/>
-                  <w:noProof/>
-                  <w:color w:val="002060"/>
-                  <w:sz w:val="16"/>
-                  <w:szCs w:val="16"/>
-                </w:rPr>
-                <w:t>24/07</w:t>
-              </w:r>
-              <w:r>
-                <w:rPr>
-                  <w:rFonts w:eastAsia="Calibri"/>
-                  <w:noProof/>
-                  <w:color w:val="002060"/>
-                  <w:sz w:val="16"/>
-                  <w:szCs w:val="16"/>
-                </w:rPr>
-                <w:t>/2025</w:t>
-              </w:r>
-            </w:p>
-          </w:sdtContent>
-        </w:sdt>
-      </w:tc>
-      <w:tc>
-        <w:tcPr>
-          <w:tcW w:w="1853" w:type="dxa"/>
-          <w:shd w:val="clear" w:color="auto" w:fill="F1F2F3"/>
-          <w:vAlign w:val="center"/>
-        </w:tcPr>
-        <w:p>
-          <w:pPr>
-            <w:tabs>
-              <w:tab w:val="center" w:pos="4536"/>
-              <w:tab w:val="right" w:pos="9072"/>
-            </w:tabs>
-            <w:spacing w:line="260" w:lineRule="atLeast"/>
-            <w:ind w:left="34"/>
-            <w:jc w:val="center"/>
-            <w:rPr>
-              <w:rFonts w:eastAsia="Calibri"/>
-              <w:noProof/>
-              <w:color w:val="002060"/>
-              <w:sz w:val="16"/>
-              <w:szCs w:val="16"/>
-            </w:rPr>
-          </w:pPr>
-          <w:r>
-            <w:rPr>
-              <w:rFonts w:eastAsia="Calibri"/>
-              <w:noProof/>
-              <w:color w:val="002060"/>
-              <w:sz w:val="16"/>
-              <w:szCs w:val="16"/>
-            </w:rPr>
-            <w:t xml:space="preserve">Page </w:t>
-          </w:r>
-          <w:r>
-            <w:rPr>
-              <w:rFonts w:eastAsia="Calibri"/>
-              <w:noProof/>
-              <w:color w:val="002060"/>
-              <w:sz w:val="16"/>
-              <w:szCs w:val="16"/>
-            </w:rPr>
-            <w:fldChar w:fldCharType="begin"/>
-          </w:r>
-          <w:r>
-            <w:rPr>
-              <w:rFonts w:eastAsia="Calibri"/>
-              <w:noProof/>
-              <w:color w:val="002060"/>
-              <w:sz w:val="16"/>
-              <w:szCs w:val="16"/>
-            </w:rPr>
-            <w:instrText xml:space="preserve"> PAGE </w:instrText>
-          </w:r>
-          <w:r>
-            <w:rPr>
-              <w:rFonts w:eastAsia="Calibri"/>
-              <w:noProof/>
-              <w:color w:val="002060"/>
-              <w:sz w:val="16"/>
-              <w:szCs w:val="16"/>
-            </w:rPr>
-            <w:fldChar w:fldCharType="separate"/>
-          </w:r>
-          <w:r>
-            <w:rPr>
-              <w:rFonts w:eastAsia="Calibri"/>
-              <w:noProof/>
-              <w:color w:val="002060"/>
-              <w:sz w:val="16"/>
-              <w:szCs w:val="16"/>
-            </w:rPr>
-            <w:t>1</w:t>
-          </w:r>
-          <w:r>
-            <w:rPr>
-              <w:rFonts w:eastAsia="Calibri"/>
-              <w:noProof/>
-              <w:color w:val="002060"/>
-              <w:sz w:val="16"/>
-              <w:szCs w:val="16"/>
-            </w:rPr>
-            <w:fldChar w:fldCharType="end"/>
-          </w:r>
-          <w:r>
-            <w:rPr>
-              <w:rFonts w:eastAsia="Calibri"/>
-              <w:noProof/>
-              <w:color w:val="002060"/>
-              <w:sz w:val="16"/>
-              <w:szCs w:val="16"/>
-            </w:rPr>
-            <w:t xml:space="preserve"> / </w:t>
-          </w:r>
-          <w:r>
-            <w:rPr>
-              <w:rFonts w:eastAsia="Calibri"/>
-              <w:noProof/>
-              <w:color w:val="002060"/>
-              <w:sz w:val="16"/>
-              <w:szCs w:val="16"/>
-            </w:rPr>
-            <w:fldChar w:fldCharType="begin"/>
-          </w:r>
-          <w:r>
-            <w:rPr>
-              <w:rFonts w:eastAsia="Calibri"/>
-              <w:noProof/>
-              <w:color w:val="002060"/>
-              <w:sz w:val="16"/>
-              <w:szCs w:val="16"/>
-            </w:rPr>
-            <w:instrText xml:space="preserve"> NUMPAGES </w:instrText>
-          </w:r>
-          <w:r>
-            <w:rPr>
-              <w:rFonts w:eastAsia="Calibri"/>
-              <w:noProof/>
-              <w:color w:val="002060"/>
-              <w:sz w:val="16"/>
-              <w:szCs w:val="16"/>
-            </w:rPr>
-            <w:fldChar w:fldCharType="separate"/>
-          </w:r>
-          <w:r>
-            <w:rPr>
-              <w:rFonts w:eastAsia="Calibri"/>
-              <w:noProof/>
-              <w:color w:val="002060"/>
-              <w:sz w:val="16"/>
-              <w:szCs w:val="16"/>
-            </w:rPr>
-            <w:t>2</w:t>
-          </w:r>
-          <w:r>
-            <w:rPr>
-              <w:rFonts w:eastAsia="Calibri"/>
-              <w:noProof/>
-              <w:color w:val="002060"/>
-              <w:sz w:val="16"/>
-              <w:szCs w:val="16"/>
-            </w:rPr>
-            <w:fldChar w:fldCharType="end"/>
-          </w:r>
-        </w:p>
-      </w:tc>
-    </w:tr>
-  </w:tbl>
-  <w:p>
-    <w:pPr>
-      <w:pStyle w:val="Pieddepage"/>
-    </w:pPr>
-  </w:p>
-</w:ftr>
-</file>
-
-<file path=word/footer2.xml><?xml version="1.0" encoding="utf-8"?>
-<w:ftr xmlns:wpc="http://schemas.microsoft.com/office/word/2010/wordprocessingCanvas" xmlns:cx="http://schemas.microsoft.com/office/drawing/2014/chartex" xmlns:cx1="http://schemas.microsoft.com/office/drawing/2015/9/8/chartex" xmlns:cx2="http://schemas.microsoft.com/office/drawing/2015/10/21/chartex" xmlns:cx3="http://schemas.microsoft.com/office/drawing/2016/5/9/chartex" xmlns:cx4="http://schemas.microsoft.com/office/drawing/2016/5/10/chartex" xmlns:cx5="http://schemas.microsoft.com/office/drawing/2016/5/11/chartex" xmlns:cx6="http://schemas.microsoft.com/office/drawing/2016/5/12/chartex" xmlns:cx7="http://schemas.microsoft.com/office/drawing/2016/5/13/chartex" xmlns:cx8="http://schemas.microsoft.com/office/drawing/2016/5/14/chartex" xmlns:mc="http://schemas.openxmlformats.org/markup-compatibility/2006" xmlns:aink="http://schemas.microsoft.com/office/drawing/2016/ink" xmlns:am3d="http://schemas.microsoft.com/office/drawing/2017/model3d" xmlns:o="urn:schemas-microsoft-com:office:office" xmlns:r="http://schemas.openxmlformats.org/officeDocument/2006/relationships" xmlns:m="http://schemas.openxmlformats.org/officeDocument/2006/math" xmlns:v="urn:schemas-microsoft-com:vml" xmlns:wp14="http://schemas.microsoft.com/office/word/2010/wordprocessingDrawing" xmlns:wp="http://schemas.openxmlformats.org/drawingml/2006/wordprocessingDrawing" xmlns:w10="urn:schemas-microsoft-com:office:word" xmlns:w="http://schemas.openxmlformats.org/wordprocessingml/2006/main" xmlns:w14="http://schemas.microsoft.com/office/word/2010/wordml" xmlns:w15="http://schemas.microsoft.com/office/word/2012/wordml" xmlns:w16cex="http://schemas.microsoft.com/office/word/2018/wordml/cex" xmlns:w16cid="http://schemas.microsoft.com/office/word/2016/wordml/cid" xmlns:w16="http://schemas.microsoft.com/office/word/2018/wordml" xmlns:w16sdtdh="http://schemas.microsoft.com/office/word/2020/wordml/sdtdatahash" xmlns:w16se="http://schemas.microsoft.com/office/word/2015/wordml/symex" xmlns:wpg="http://schemas.microsoft.com/office/word/2010/wordprocessingGroup" xmlns:wpi="http://schemas.microsoft.com/office/word/2010/wordprocessingInk" xmlns:wne="http://schemas.microsoft.com/office/word/2006/wordml" xmlns:wps="http://schemas.microsoft.com/office/word/2010/wordprocessingShape" mc:Ignorable="w14 w15 w16se w16cid w16 w16cex w16sdtdh wp14">
-  <w:p>
-    <w:pPr>
-      <w:pStyle w:val="Pieddepage"/>
-      <w:rPr>
-        <w:color w:val="7F7F7F"/>
-        <w:sz w:val="16"/>
-        <w:szCs w:val="16"/>
-      </w:rPr>
-    </w:pPr>
-    <w:r>
-      <w:rPr>
-        <w:color w:val="7F7F7F"/>
-        <w:sz w:val="16"/>
-        <w:szCs w:val="16"/>
-      </w:rPr>
-      <w:t>73 AVENUE DE PARIS, 94165 SAINT-MANDE CEDEX</w:t>
-    </w:r>
-  </w:p>
-  <w:p>
-    <w:pPr>
-      <w:pStyle w:val="Pieddepage"/>
-      <w:rPr>
-        <w:b w:val="0"/>
-        <w:color w:val="82C836"/>
-        <w:sz w:val="16"/>
-        <w:szCs w:val="16"/>
-      </w:rPr>
-    </w:pPr>
-    <w:r>
-      <w:rPr>
-        <w:b w:val="0"/>
-        <w:color w:val="82C836"/>
-        <w:sz w:val="16"/>
-        <w:szCs w:val="16"/>
-      </w:rPr>
-      <w:t>ign.fr - geoportail.gouv.fr</w:t>
-    </w:r>
-  </w:p>
-  <w:p>
-    <w:pPr>
-      <w:pStyle w:val="Pieddepage"/>
-    </w:pPr>
-  </w:p>
-</w:ftr>
-</file>
-
-<file path=word/footnotes.xml><?xml version="1.0" encoding="utf-8"?>
-<w:footnotes xmlns:wpc="http://schemas.microsoft.com/office/word/2010/wordprocessingCanvas" xmlns:cx="http://schemas.microsoft.com/office/drawing/2014/chartex" xmlns:cx1="http://schemas.microsoft.com/office/drawing/2015/9/8/chartex" xmlns:cx2="http://schemas.microsoft.com/office/drawing/2015/10/21/chartex" xmlns:cx3="http://schemas.microsoft.com/office/drawing/2016/5/9/chartex" xmlns:cx4="http://schemas.microsoft.com/office/drawing/2016/5/10/chartex" xmlns:cx5="http://schemas.microsoft.com/office/drawing/2016/5/11/chartex" xmlns:cx6="http://schemas.microsoft.com/office/drawing/2016/5/12/chartex" xmlns:cx7="http://schemas.microsoft.com/office/drawing/2016/5/13/chartex" xmlns:cx8="http://schemas.microsoft.com/office/drawing/2016/5/14/chartex" xmlns:mc="http://schemas.openxmlformats.org/markup-compatibility/2006" xmlns:aink="http://schemas.microsoft.com/office/drawing/2016/ink" xmlns:am3d="http://schemas.microsoft.com/office/drawing/2017/model3d" xmlns:o="urn:schemas-microsoft-com:office:office" xmlns:r="http://schemas.openxmlformats.org/officeDocument/2006/relationships" xmlns:m="http://schemas.openxmlformats.org/officeDocument/2006/math" xmlns:v="urn:schemas-microsoft-com:vml" xmlns:wp14="http://schemas.microsoft.com/office/word/2010/wordprocessingDrawing" xmlns:wp="http://schemas.openxmlformats.org/drawingml/2006/wordprocessingDrawing" xmlns:w10="urn:schemas-microsoft-com:office:word" xmlns:w="http://schemas.openxmlformats.org/wordprocessingml/2006/main" xmlns:w14="http://schemas.microsoft.com/office/word/2010/wordml" xmlns:w15="http://schemas.microsoft.com/office/word/2012/wordml" xmlns:w16cex="http://schemas.microsoft.com/office/word/2018/wordml/cex" xmlns:w16cid="http://schemas.microsoft.com/office/word/2016/wordml/cid" xmlns:w16="http://schemas.microsoft.com/office/word/2018/wordml" xmlns:w16sdtdh="http://schemas.microsoft.com/office/word/2020/wordml/sdtdatahash" xmlns:w16se="http://schemas.microsoft.com/office/word/2015/wordml/symex" xmlns:wpg="http://schemas.microsoft.com/office/word/2010/wordprocessingGroup" xmlns:wpi="http://schemas.microsoft.com/office/word/2010/wordprocessingInk" xmlns:wne="http://schemas.microsoft.com/office/word/2006/wordml" xmlns:wps="http://schemas.microsoft.com/office/word/2010/wordprocessingShape" mc:Ignorable="w14 w15 w16se w16cid w16 w16cex w16sdtdh wp14">
-  <w:footnote w:type="separator" w:id="-1">
-    <w:p>
-      <w:r>
-        <w:separator/>
-      </w:r>
-    </w:p>
-  </w:footnote>
-  <w:footnote w:type="continuationSeparator" w:id="0">
-    <w:p>
-      <w:r>
-        <w:continuationSeparator/>
-      </w:r>
-    </w:p>
-  </w:footnote>
-</w:footnotes>
-</file>
 
 <file path=word/numbering.xml><?xml version="1.0" encoding="utf-8"?>
 <w:numbering xmlns:wpc="http://schemas.microsoft.com/office/word/2010/wordprocessingCanvas" xmlns:cx="http://schemas.microsoft.com/office/drawing/2014/chartex" xmlns:cx1="http://schemas.microsoft.com/office/drawing/2015/9/8/chartex" xmlns:cx2="http://schemas.microsoft.com/office/drawing/2015/10/21/chartex" xmlns:cx3="http://schemas.microsoft.com/office/drawing/2016/5/9/chartex" xmlns:cx4="http://schemas.microsoft.com/office/drawing/2016/5/10/chartex" xmlns:cx5="http://schemas.microsoft.com/office/drawing/2016/5/11/chartex" xmlns:cx6="http://schemas.microsoft.com/office/drawing/2016/5/12/chartex" xmlns:cx7="http://schemas.microsoft.com/office/drawing/2016/5/13/chartex" xmlns:cx8="http://schemas.microsoft.com/office/drawing/2016/5/14/chartex" xmlns:mc="http://schemas.openxmlformats.org/markup-compatibility/2006" xmlns:aink="http://schemas.microsoft.com/office/drawing/2016/ink" xmlns:am3d="http://schemas.microsoft.com/office/drawing/2017/model3d" xmlns:o="urn:schemas-microsoft-com:office:office" xmlns:r="http://schemas.openxmlformats.org/officeDocument/2006/relationships" xmlns:m="http://schemas.openxmlformats.org/officeDocument/2006/math" xmlns:v="urn:schemas-microsoft-com:vml" xmlns:wp14="http://schemas.microsoft.com/office/word/2010/wordprocessingDrawing" xmlns:wp="http://schemas.openxmlformats.org/drawingml/2006/wordprocessingDrawing" xmlns:w10="urn:schemas-microsoft-com:office:word" xmlns:w="http://schemas.openxmlformats.org/wordprocessingml/2006/main" xmlns:w14="http://schemas.microsoft.com/office/word/2010/wordml" xmlns:w15="http://schemas.microsoft.com/office/word/2012/wordml" xmlns:w16cex="http://schemas.microsoft.com/office/word/2018/wordml/cex" xmlns:w16cid="http://schemas.microsoft.com/office/word/2016/wordml/cid" xmlns:w16="http://schemas.microsoft.com/office/word/2018/wordml" xmlns:w16sdtdh="http://schemas.microsoft.com/office/word/2020/wordml/sdtdatahash" xmlns:w16se="http://schemas.microsoft.com/office/word/2015/wordml/symex" xmlns:wpg="http://schemas.microsoft.com/office/word/2010/wordprocessingGroup" xmlns:wpi="http://schemas.microsoft.com/office/word/2010/wordprocessingInk" xmlns:wne="http://schemas.microsoft.com/office/word/2006/wordml" xmlns:wps="http://schemas.microsoft.com/office/word/2010/wordprocessingShape" mc:Ignorable="w14 w15 w16se w16cid w16 w16cex w16sdtdh wp14">
@@ -9977,291 +5694,6 @@
   <w:optimizeForBrowser/>
   <w:allowPNG/>
 </w:webSettings>
-</file>
-
-<file path=word/theme/theme1.xml><?xml version="1.0" encoding="utf-8"?>
-<a:theme xmlns:a="http://schemas.openxmlformats.org/drawingml/2006/main" name="Thème Office">
-  <a:themeElements>
-    <a:clrScheme name="Office">
-      <a:dk1>
-        <a:sysClr val="windowText" lastClr="000000"/>
-      </a:dk1>
-      <a:lt1>
-        <a:sysClr val="window" lastClr="FFFFFF"/>
-      </a:lt1>
-      <a:dk2>
-        <a:srgbClr val="1F497D"/>
-      </a:dk2>
-      <a:lt2>
-        <a:srgbClr val="EEECE1"/>
-      </a:lt2>
-      <a:accent1>
-        <a:srgbClr val="4F81BD"/>
-      </a:accent1>
-      <a:accent2>
-        <a:srgbClr val="C0504D"/>
-      </a:accent2>
-      <a:accent3>
-        <a:srgbClr val="9BBB59"/>
-      </a:accent3>
-      <a:accent4>
-        <a:srgbClr val="8064A2"/>
-      </a:accent4>
-      <a:accent5>
-        <a:srgbClr val="4BACC6"/>
-      </a:accent5>
-      <a:accent6>
-        <a:srgbClr val="F79646"/>
-      </a:accent6>
-      <a:hlink>
-        <a:srgbClr val="0000FF"/>
-      </a:hlink>
-      <a:folHlink>
-        <a:srgbClr val="800080"/>
-      </a:folHlink>
-    </a:clrScheme>
-    <a:fontScheme name="Office">
-      <a:majorFont>
-        <a:latin typeface="Cambria"/>
-        <a:ea typeface=""/>
-        <a:cs typeface=""/>
-        <a:font script="Jpan" typeface="ＭＳ ゴシック"/>
-        <a:font script="Hang" typeface="맑은 고딕"/>
-        <a:font script="Hans" typeface="宋体"/>
-        <a:font script="Hant" typeface="新細明體"/>
-        <a:font script="Arab" typeface="Times New Roman"/>
-        <a:font script="Hebr" typeface="Times New Roman"/>
-        <a:font script="Thai" typeface="Angsana New"/>
-        <a:font script="Ethi" typeface="Nyala"/>
-        <a:font script="Beng" typeface="Vrinda"/>
-        <a:font script="Gujr" typeface="Shruti"/>
-        <a:font script="Khmr" typeface="MoolBoran"/>
-        <a:font script="Knda" typeface="Tunga"/>
-        <a:font script="Guru" typeface="Raavi"/>
-        <a:font script="Cans" typeface="Euphemia"/>
-        <a:font script="Cher" typeface="Plantagenet Cherokee"/>
-        <a:font script="Yiii" typeface="Microsoft Yi Baiti"/>
-        <a:font script="Tibt" typeface="Microsoft Himalaya"/>
-        <a:font script="Thaa" typeface="MV Boli"/>
-        <a:font script="Deva" typeface="Mangal"/>
-        <a:font script="Telu" typeface="Gautami"/>
-        <a:font script="Taml" typeface="Latha"/>
-        <a:font script="Syrc" typeface="Estrangelo Edessa"/>
-        <a:font script="Orya" typeface="Kalinga"/>
-        <a:font script="Mlym" typeface="Kartika"/>
-        <a:font script="Laoo" typeface="DokChampa"/>
-        <a:font script="Sinh" typeface="Iskoola Pota"/>
-        <a:font script="Mong" typeface="Mongolian Baiti"/>
-        <a:font script="Viet" typeface="Times New Roman"/>
-        <a:font script="Uigh" typeface="Microsoft Uighur"/>
-        <a:font script="Geor" typeface="Sylfaen"/>
-      </a:majorFont>
-      <a:minorFont>
-        <a:latin typeface="Calibri"/>
-        <a:ea typeface=""/>
-        <a:cs typeface=""/>
-        <a:font script="Jpan" typeface="ＭＳ 明朝"/>
-        <a:font script="Hang" typeface="맑은 고딕"/>
-        <a:font script="Hans" typeface="宋体"/>
-        <a:font script="Hant" typeface="新細明體"/>
-        <a:font script="Arab" typeface="Arial"/>
-        <a:font script="Hebr" typeface="Arial"/>
-        <a:font script="Thai" typeface="Cordia New"/>
-        <a:font script="Ethi" typeface="Nyala"/>
-        <a:font script="Beng" typeface="Vrinda"/>
-        <a:font script="Gujr" typeface="Shruti"/>
-        <a:font script="Khmr" typeface="DaunPenh"/>
-        <a:font script="Knda" typeface="Tunga"/>
-        <a:font script="Guru" typeface="Raavi"/>
-        <a:font script="Cans" typeface="Euphemia"/>
-        <a:font script="Cher" typeface="Plantagenet Cherokee"/>
-        <a:font script="Yiii" typeface="Microsoft Yi Baiti"/>
-        <a:font script="Tibt" typeface="Microsoft Himalaya"/>
-        <a:font script="Thaa" typeface="MV Boli"/>
-        <a:font script="Deva" typeface="Mangal"/>
-        <a:font script="Telu" typeface="Gautami"/>
-        <a:font script="Taml" typeface="Latha"/>
-        <a:font script="Syrc" typeface="Estrangelo Edessa"/>
-        <a:font script="Orya" typeface="Kalinga"/>
-        <a:font script="Mlym" typeface="Kartika"/>
-        <a:font script="Laoo" typeface="DokChampa"/>
-        <a:font script="Sinh" typeface="Iskoola Pota"/>
-        <a:font script="Mong" typeface="Mongolian Baiti"/>
-        <a:font script="Viet" typeface="Arial"/>
-        <a:font script="Uigh" typeface="Microsoft Uighur"/>
-        <a:font script="Geor" typeface="Sylfaen"/>
-      </a:minorFont>
-    </a:fontScheme>
-    <a:fmtScheme name="Office">
-      <a:fillStyleLst>
-        <a:solidFill>
-          <a:schemeClr val="phClr"/>
-        </a:solidFill>
-        <a:gradFill rotWithShape="1">
-          <a:gsLst>
-            <a:gs pos="0">
-              <a:schemeClr val="phClr">
-                <a:tint val="50000"/>
-                <a:satMod val="300000"/>
-              </a:schemeClr>
-            </a:gs>
-            <a:gs pos="35000">
-              <a:schemeClr val="phClr">
-                <a:tint val="37000"/>
-                <a:satMod val="300000"/>
-              </a:schemeClr>
-            </a:gs>
-            <a:gs pos="100000">
-              <a:schemeClr val="phClr">
-                <a:tint val="15000"/>
-                <a:satMod val="350000"/>
-              </a:schemeClr>
-            </a:gs>
-          </a:gsLst>
-          <a:lin ang="16200000" scaled="1"/>
-        </a:gradFill>
-        <a:gradFill rotWithShape="1">
-          <a:gsLst>
-            <a:gs pos="0">
-              <a:schemeClr val="phClr">
-                <a:shade val="51000"/>
-                <a:satMod val="130000"/>
-              </a:schemeClr>
-            </a:gs>
-            <a:gs pos="80000">
-              <a:schemeClr val="phClr">
-                <a:shade val="93000"/>
-                <a:satMod val="130000"/>
-              </a:schemeClr>
-            </a:gs>
-            <a:gs pos="100000">
-              <a:schemeClr val="phClr">
-                <a:shade val="94000"/>
-                <a:satMod val="135000"/>
-              </a:schemeClr>
-            </a:gs>
-          </a:gsLst>
-          <a:lin ang="16200000" scaled="0"/>
-        </a:gradFill>
-      </a:fillStyleLst>
-      <a:lnStyleLst>
-        <a:ln w="9525" cap="flat" cmpd="sng" algn="ctr">
-          <a:solidFill>
-            <a:schemeClr val="phClr">
-              <a:shade val="95000"/>
-              <a:satMod val="105000"/>
-            </a:schemeClr>
-          </a:solidFill>
-          <a:prstDash val="solid"/>
-        </a:ln>
-        <a:ln w="25400" cap="flat" cmpd="sng" algn="ctr">
-          <a:solidFill>
-            <a:schemeClr val="phClr"/>
-          </a:solidFill>
-          <a:prstDash val="solid"/>
-        </a:ln>
-        <a:ln w="38100" cap="flat" cmpd="sng" algn="ctr">
-          <a:solidFill>
-            <a:schemeClr val="phClr"/>
-          </a:solidFill>
-          <a:prstDash val="solid"/>
-        </a:ln>
-      </a:lnStyleLst>
-      <a:effectStyleLst>
-        <a:effectStyle>
-          <a:effectLst>
-            <a:outerShdw blurRad="40000" dist="20000" dir="5400000" rotWithShape="0">
-              <a:srgbClr val="000000">
-                <a:alpha val="38000"/>
-              </a:srgbClr>
-            </a:outerShdw>
-          </a:effectLst>
-        </a:effectStyle>
-        <a:effectStyle>
-          <a:effectLst>
-            <a:outerShdw blurRad="40000" dist="23000" dir="5400000" rotWithShape="0">
-              <a:srgbClr val="000000">
-                <a:alpha val="35000"/>
-              </a:srgbClr>
-            </a:outerShdw>
-          </a:effectLst>
-        </a:effectStyle>
-        <a:effectStyle>
-          <a:effectLst>
-            <a:outerShdw blurRad="40000" dist="23000" dir="5400000" rotWithShape="0">
-              <a:srgbClr val="000000">
-                <a:alpha val="35000"/>
-              </a:srgbClr>
-            </a:outerShdw>
-          </a:effectLst>
-          <a:scene3d>
-            <a:camera prst="orthographicFront">
-              <a:rot lat="0" lon="0" rev="0"/>
-            </a:camera>
-            <a:lightRig rig="threePt" dir="t">
-              <a:rot lat="0" lon="0" rev="1200000"/>
-            </a:lightRig>
-          </a:scene3d>
-          <a:sp3d>
-            <a:bevelT w="63500" h="25400"/>
-          </a:sp3d>
-        </a:effectStyle>
-      </a:effectStyleLst>
-      <a:bgFillStyleLst>
-        <a:solidFill>
-          <a:schemeClr val="phClr"/>
-        </a:solidFill>
-        <a:gradFill rotWithShape="1">
-          <a:gsLst>
-            <a:gs pos="0">
-              <a:schemeClr val="phClr">
-                <a:tint val="40000"/>
-                <a:satMod val="350000"/>
-              </a:schemeClr>
-            </a:gs>
-            <a:gs pos="40000">
-              <a:schemeClr val="phClr">
-                <a:tint val="45000"/>
-                <a:shade val="99000"/>
-                <a:satMod val="350000"/>
-              </a:schemeClr>
-            </a:gs>
-            <a:gs pos="100000">
-              <a:schemeClr val="phClr">
-                <a:shade val="20000"/>
-                <a:satMod val="255000"/>
-              </a:schemeClr>
-            </a:gs>
-          </a:gsLst>
-          <a:path path="circle">
-            <a:fillToRect l="50000" t="-80000" r="50000" b="180000"/>
-          </a:path>
-        </a:gradFill>
-        <a:gradFill rotWithShape="1">
-          <a:gsLst>
-            <a:gs pos="0">
-              <a:schemeClr val="phClr">
-                <a:tint val="80000"/>
-                <a:satMod val="300000"/>
-              </a:schemeClr>
-            </a:gs>
-            <a:gs pos="100000">
-              <a:schemeClr val="phClr">
-                <a:shade val="30000"/>
-                <a:satMod val="200000"/>
-              </a:schemeClr>
-            </a:gs>
-          </a:gsLst>
-          <a:path path="circle">
-            <a:fillToRect l="50000" t="50000" r="50000" b="50000"/>
-          </a:path>
-        </a:gradFill>
-      </a:bgFillStyleLst>
-    </a:fmtScheme>
-  </a:themeElements>
-  <a:objectDefaults/>
-  <a:extraClrSchemeLst/>
-</a:theme>
 </file>
 
 <file path=customXml/item1.xml><?xml version="1.0" encoding="utf-8"?>

--- a/assistant dfci.docx
+++ b/assistant dfci.docx
@@ -1,6 +1,6 @@
 
 <file path=word/document.xml><?xml version="1.0" encoding="utf-8"?>
-<w:document xmlns:wpc="http://schemas.microsoft.com/office/word/2010/wordprocessingCanvas" xmlns:cx="http://schemas.microsoft.com/office/drawing/2014/chartex" xmlns:cx1="http://schemas.microsoft.com/office/drawing/2015/9/8/chartex" xmlns:cx2="http://schemas.microsoft.com/office/drawing/2015/10/21/chartex" xmlns:cx3="http://schemas.microsoft.com/office/drawing/2016/5/9/chartex" xmlns:cx4="http://schemas.microsoft.com/office/drawing/2016/5/10/chartex" xmlns:cx5="http://schemas.microsoft.com/office/drawing/2016/5/11/chartex" xmlns:cx6="http://schemas.microsoft.com/office/drawing/2016/5/12/chartex" xmlns:cx7="http://schemas.microsoft.com/office/drawing/2016/5/13/chartex" xmlns:cx8="http://schemas.microsoft.com/office/drawing/2016/5/14/chartex" xmlns:mc="http://schemas.openxmlformats.org/markup-compatibility/2006" xmlns:aink="http://schemas.microsoft.com/office/drawing/2016/ink" xmlns:am3d="http://schemas.microsoft.com/office/drawing/2017/model3d" xmlns:o="urn:schemas-microsoft-com:office:office" xmlns:r="http://schemas.openxmlformats.org/officeDocument/2006/relationships" xmlns:m="http://schemas.openxmlformats.org/officeDocument/2006/math" xmlns:v="urn:schemas-microsoft-com:vml" xmlns:wp14="http://schemas.microsoft.com/office/word/2010/wordprocessingDrawing" xmlns:wp="http://schemas.openxmlformats.org/drawingml/2006/wordprocessingDrawing" xmlns:w10="urn:schemas-microsoft-com:office:word" xmlns:w="http://schemas.openxmlformats.org/wordprocessingml/2006/main" xmlns:w14="http://schemas.microsoft.com/office/word/2010/wordml" xmlns:w15="http://schemas.microsoft.com/office/word/2012/wordml" xmlns:w16cex="http://schemas.microsoft.com/office/word/2018/wordml/cex" xmlns:w16cid="http://schemas.microsoft.com/office/word/2016/wordml/cid" xmlns:w16="http://schemas.microsoft.com/office/word/2018/wordml" xmlns:w16sdtdh="http://schemas.microsoft.com/office/word/2020/wordml/sdtdatahash" xmlns:w16se="http://schemas.microsoft.com/office/word/2015/wordml/symex" xmlns:wpg="http://schemas.microsoft.com/office/word/2010/wordprocessingGroup" xmlns:wpi="http://schemas.microsoft.com/office/word/2010/wordprocessingInk" xmlns:wne="http://schemas.microsoft.com/office/word/2006/wordml" xmlns:wps="http://schemas.microsoft.com/office/word/2010/wordprocessingShape" mc:Ignorable="w14 w15 w16se w16cid w16 w16cex w16sdtdh wp14">
+<w:document xmlns:wpc="http://schemas.microsoft.com/office/word/2010/wordprocessingCanvas" xmlns:cx="http://schemas.microsoft.com/office/drawing/2014/chartex" xmlns:cx1="http://schemas.microsoft.com/office/drawing/2015/9/8/chartex" xmlns:cx2="http://schemas.microsoft.com/office/drawing/2015/10/21/chartex" xmlns:cx3="http://schemas.microsoft.com/office/drawing/2016/5/9/chartex" xmlns:cx4="http://schemas.microsoft.com/office/drawing/2016/5/10/chartex" xmlns:cx5="http://schemas.microsoft.com/office/drawing/2016/5/11/chartex" xmlns:cx6="http://schemas.microsoft.com/office/drawing/2016/5/12/chartex" xmlns:cx7="http://schemas.microsoft.com/office/drawing/2016/5/13/chartex" xmlns:cx8="http://schemas.microsoft.com/office/drawing/2016/5/14/chartex" xmlns:mc="http://schemas.openxmlformats.org/markup-compatibility/2006" xmlns:aink="http://schemas.microsoft.com/office/drawing/2016/ink" xmlns:am3d="http://schemas.microsoft.com/office/drawing/2017/model3d" xmlns:o="urn:schemas-microsoft-com:office:office" xmlns:oel="http://schemas.microsoft.com/office/2019/extlst" xmlns:r="http://schemas.openxmlformats.org/officeDocument/2006/relationships" xmlns:m="http://schemas.openxmlformats.org/officeDocument/2006/math" xmlns:v="urn:schemas-microsoft-com:vml" xmlns:wp14="http://schemas.microsoft.com/office/word/2010/wordprocessingDrawing" xmlns:wp="http://schemas.openxmlformats.org/drawingml/2006/wordprocessingDrawing" xmlns:w10="urn:schemas-microsoft-com:office:word" xmlns:w="http://schemas.openxmlformats.org/wordprocessingml/2006/main" xmlns:w14="http://schemas.microsoft.com/office/word/2010/wordml" xmlns:w15="http://schemas.microsoft.com/office/word/2012/wordml" xmlns:w16cex="http://schemas.microsoft.com/office/word/2018/wordml/cex" xmlns:w16cid="http://schemas.microsoft.com/office/word/2016/wordml/cid" xmlns:w16="http://schemas.microsoft.com/office/word/2018/wordml" xmlns:w16du="http://schemas.microsoft.com/office/word/2023/wordml/word16du" xmlns:w16sdtdh="http://schemas.microsoft.com/office/word/2020/wordml/sdtdatahash" xmlns:w16sdtfl="http://schemas.microsoft.com/office/word/2024/wordml/sdtformatlock" xmlns:w16se="http://schemas.microsoft.com/office/word/2015/wordml/symex" xmlns:wpg="http://schemas.microsoft.com/office/word/2010/wordprocessingGroup" xmlns:wpi="http://schemas.microsoft.com/office/word/2010/wordprocessingInk" xmlns:wne="http://schemas.microsoft.com/office/word/2006/wordml" xmlns:wps="http://schemas.microsoft.com/office/word/2010/wordprocessingShape" mc:Ignorable="w14 w15 w16se w16cid w16 w16cex w16sdtdh w16sdtfl w16du wp14">
   <w:body>
     <w:tbl>
       <w:tblPr>
@@ -153,52 +153,11 @@
           </w:p>
           <w:p>
             <w:pPr>
-              <w:jc w:val="center"/>
               <w:rPr>
                 <w:sz w:val="28"/>
                 <w:szCs w:val="28"/>
               </w:rPr>
             </w:pPr>
-            <w:r>
-              <w:rPr>
-                <w:rFonts w:ascii="Times New Roman" w:hAnsi="Times New Roman" w:cs="Times New Roman"/>
-                <w:b/>
-                <w:noProof/>
-                <w:sz w:val="28"/>
-                <w:szCs w:val="28"/>
-              </w:rPr>
-              <w:t>V</w:t>
-            </w:r>
-            <w:r>
-              <w:rPr>
-                <w:rFonts w:ascii="Times New Roman" w:hAnsi="Times New Roman" w:cs="Times New Roman"/>
-                <w:b/>
-                <w:noProof/>
-                <w:sz w:val="28"/>
-                <w:szCs w:val="28"/>
-              </w:rPr>
-              <w:t>1.</w:t>
-            </w:r>
-            <w:r>
-              <w:rPr>
-                <w:rFonts w:ascii="Times New Roman" w:hAnsi="Times New Roman" w:cs="Times New Roman"/>
-                <w:b/>
-                <w:noProof/>
-                <w:sz w:val="28"/>
-                <w:szCs w:val="28"/>
-              </w:rPr>
-              <w:t>1</w:t>
-            </w:r>
-            <w:r>
-              <w:rPr>
-                <w:rFonts w:ascii="Times New Roman" w:hAnsi="Times New Roman" w:cs="Times New Roman"/>
-                <w:b/>
-                <w:noProof/>
-                <w:sz w:val="28"/>
-                <w:szCs w:val="28"/>
-              </w:rPr>
-              <w:t>.0</w:t>
-            </w:r>
           </w:p>
         </w:tc>
       </w:tr>
@@ -438,7 +397,6 @@
                 <w:dataBinding w:prefixMappings="xmlns:ns0='http://schemas.microsoft.com/office/2006/metadata/properties' xmlns:ns1='http://www.w3.org/2001/XMLSchema-instance' xmlns:ns2='http://schemas.microsoft.com/office/infopath/2007/PartnerControls' xmlns:ns3='a1322699-2fbb-4cce-8aba-176c4fa97253' xmlns:ns4='http://schemas.microsoft.com/sharepoint/v3' xmlns:ns5='http://schemas.microsoft.com/sharepoint/v3/fields' xmlns:ns6='f0ff482e-aa3b-417e-9d65-5f4cb2656651' " w:xpath="/ns0:properties[1]/documentManagement[1]/ns3:Version_IGN[1]" w:storeItemID="{1159403A-C237-488E-8C5E-DABF9FCE7043}"/>
                 <w:text/>
               </w:sdtPr>
-              <w:sdtEndPr/>
               <w:sdtContent>
                 <w:r>
                   <w:rPr>
@@ -488,7 +446,6 @@
               <w:calendar w:val="gregorian"/>
             </w:date>
           </w:sdtPr>
-          <w:sdtEndPr/>
           <w:sdtContent>
             <w:tc>
               <w:tcPr>
@@ -908,7 +865,6 @@
                 <w:calendar w:val="gregorian"/>
               </w:date>
             </w:sdtPr>
-            <w:sdtEndPr/>
             <w:sdtContent>
               <w:p>
                 <w:pPr>
@@ -1401,21 +1357,7 @@
                 <w:rFonts w:cs="Arial"/>
                 <w:szCs w:val="18"/>
               </w:rPr>
-              <w:t>Adaptation à le version 1.</w:t>
-            </w:r>
-            <w:r>
-              <w:rPr>
-                <w:rFonts w:cs="Arial"/>
-                <w:szCs w:val="18"/>
-              </w:rPr>
-              <w:t>1</w:t>
-            </w:r>
-            <w:r>
-              <w:rPr>
-                <w:rFonts w:cs="Arial"/>
-                <w:szCs w:val="18"/>
-              </w:rPr>
-              <w:t>.0 du plugin</w:t>
+              <w:t>Adaptation à le version 1.1.0 du plugin</w:t>
             </w:r>
           </w:p>
         </w:tc>
@@ -2289,14 +2231,38 @@
     </w:p>
     <w:p>
       <w:r>
-        <w:t>Ce plugin fonctionne uniquement avec des couches de la BDTopo, le nom de la couche route doit obligatoirement se nommer : « troncon_de_route » dans QGIS.</w:t>
+        <w:t xml:space="preserve">Ce plugin fonctionne uniquement avec des couches de la </w:t>
+      </w:r>
+      <w:proofErr w:type="spellStart"/>
+      <w:r>
+        <w:t>BDTopo</w:t>
+      </w:r>
+      <w:proofErr w:type="spellEnd"/>
+      <w:r>
+        <w:t>, le nom de la couche route doit obligatoirement se nommer : « </w:t>
+      </w:r>
+      <w:proofErr w:type="spellStart"/>
+      <w:r>
+        <w:t>troncon_de_route</w:t>
+      </w:r>
+      <w:proofErr w:type="spellEnd"/>
+      <w:r>
+        <w:t> » dans QGIS.</w:t>
       </w:r>
     </w:p>
     <w:p/>
     <w:p>
       <w:bookmarkStart w:id="1" w:name="_Hlk183424290"/>
       <w:r>
-        <w:t>Si le package « openpyxl » n’est pas installé sur le poste le message d’erreur ci-dessous apparait lors d’une transaction.</w:t>
+        <w:t>Si le package « </w:t>
+      </w:r>
+      <w:proofErr w:type="spellStart"/>
+      <w:r>
+        <w:t>openpyxl</w:t>
+      </w:r>
+      <w:proofErr w:type="spellEnd"/>
+      <w:r>
+        <w:t> » n’est pas installé sur le poste le message d’erreur ci-dessous apparait lors d’une transaction.</w:t>
       </w:r>
       <w:bookmarkEnd w:id="1"/>
     </w:p>
@@ -2580,8 +2546,29 @@
         <w:t>python-qgis-ltr.bat</w:t>
       </w:r>
       <w:r>
-        <w:t xml:space="preserve"> -m pip install openpyxl</w:t>
-      </w:r>
+        <w:t xml:space="preserve"> -m </w:t>
+      </w:r>
+      <w:proofErr w:type="spellStart"/>
+      <w:r>
+        <w:t>pip</w:t>
+      </w:r>
+      <w:proofErr w:type="spellEnd"/>
+      <w:r>
+        <w:t xml:space="preserve"> </w:t>
+      </w:r>
+      <w:proofErr w:type="spellStart"/>
+      <w:r>
+        <w:t>install</w:t>
+      </w:r>
+      <w:proofErr w:type="spellEnd"/>
+      <w:r>
+        <w:t xml:space="preserve"> </w:t>
+      </w:r>
+      <w:proofErr w:type="spellStart"/>
+      <w:r>
+        <w:t>openpyxl</w:t>
+      </w:r>
+      <w:proofErr w:type="spellEnd"/>
     </w:p>
     <w:bookmarkEnd w:id="3"/>
     <w:p/>
@@ -2783,6 +2770,9 @@
         <w:jc w:val="center"/>
       </w:pPr>
       <w:r>
+        <w:rPr>
+          <w:noProof/>
+        </w:rPr>
         <w:drawing>
           <wp:inline distT="0" distB="0" distL="0" distR="0" wp14:anchorId="0675432F" wp14:editId="7F1EB86A">
             <wp:extent cx="1927824" cy="3333750"/>
@@ -3024,11 +3014,24 @@
     <w:p/>
     <w:p>
       <w:r>
-        <w:t>Le bouton « Valider les modifications&gt; valide les modifications dans QGIS, le plugin « espace collaboratif » se charge d’impacter les bases BDTopo de l’</w:t>
+        <w:t xml:space="preserve">Le bouton « Valider les modifications&gt; valide les modifications dans QGIS, le plugin « espace collaboratif » se charge d’impacter les bases </w:t>
+      </w:r>
+      <w:proofErr w:type="spellStart"/>
+      <w:r>
+        <w:t>BDTopo</w:t>
+      </w:r>
+      <w:proofErr w:type="spellEnd"/>
+      <w:r>
+        <w:t xml:space="preserve"> de </w:t>
+      </w:r>
+      <w:proofErr w:type="gramStart"/>
+      <w:r>
+        <w:t>l’</w:t>
       </w:r>
       <w:r>
         <w:t xml:space="preserve"> IGN</w:t>
       </w:r>
+      <w:proofErr w:type="gramEnd"/>
       <w:r>
         <w:t>.</w:t>
       </w:r>
@@ -3408,7 +3411,7 @@
                                     <pic:cNvPicPr/>
                                   </pic:nvPicPr>
                                   <pic:blipFill>
-                                    <a:blip r:embed="rId23"/>
+                                    <a:blip r:embed="rId24"/>
                                     <a:stretch>
                                       <a:fillRect/>
                                     </a:stretch>
@@ -3502,11 +3505,16 @@
         <w:ind w:firstLine="576"/>
       </w:pPr>
       <w:r>
-        <w:t>Les attributs affichés sont ceux du tronçon sélectionné</w:t>
+        <w:t xml:space="preserve">Les attributs affichés sont ceux du tronçon </w:t>
+      </w:r>
+      <w:proofErr w:type="gramStart"/>
+      <w:r>
+        <w:t>sélectionné</w:t>
       </w:r>
       <w:r>
         <w:t> .</w:t>
       </w:r>
+      <w:proofErr w:type="gramEnd"/>
     </w:p>
     <w:p>
       <w:pPr>
@@ -3685,8 +3693,8 @@
       <w:bookmarkStart w:id="14" w:name="_Toc223756091"/>
       <w:bookmarkStart w:id="15" w:name="_Toc223425647"/>
       <w:bookmarkStart w:id="16" w:name="_Toc223756092"/>
-      <w:bookmarkStart w:id="17" w:name="_Toc215049623"/>
-      <w:bookmarkStart w:id="18" w:name="_Toc220081237"/>
+      <w:bookmarkStart w:id="17" w:name="_Toc220081237"/>
+      <w:bookmarkStart w:id="18" w:name="_Toc215049623"/>
       <w:bookmarkEnd w:id="11"/>
       <w:bookmarkEnd w:id="12"/>
       <w:bookmarkEnd w:id="13"/>
@@ -3696,7 +3704,7 @@
       <w:r>
         <w:t>Modification</w:t>
       </w:r>
-      <w:bookmarkEnd w:id="18"/>
+      <w:bookmarkEnd w:id="17"/>
     </w:p>
     <w:p>
       <w:pPr>
@@ -3797,7 +3805,7 @@
                                           <pic:cNvPicPr/>
                                         </pic:nvPicPr>
                                         <pic:blipFill>
-                                          <a:blip r:embed="rId24"/>
+                                          <a:blip r:embed="rId25"/>
                                           <a:stretch>
                                             <a:fillRect/>
                                           </a:stretch>
@@ -3901,7 +3909,7 @@
                                     <pic:cNvPicPr/>
                                   </pic:nvPicPr>
                                   <pic:blipFill>
-                                    <a:blip r:embed="rId24"/>
+                                    <a:blip r:embed="rId26"/>
                                     <a:stretch>
                                       <a:fillRect/>
                                     </a:stretch>
@@ -4086,7 +4094,7 @@
           <w:noProof/>
         </w:rPr>
         <w:drawing>
-          <wp:inline distT="0" distB="0" distL="0" distR="0" wp14:anchorId="26E17F4A" wp14:editId="33DD04E3">
+          <wp:inline distT="0" distB="0" distL="0" distR="0" wp14:anchorId="26E17F4A" wp14:editId="137F48A0">
             <wp:extent cx="1193800" cy="2014989"/>
             <wp:effectExtent l="0" t="0" r="6350" b="4445"/>
             <wp:docPr id="20" name="Image 20"/>
@@ -4101,7 +4109,7 @@
                     <pic:cNvPicPr/>
                   </pic:nvPicPr>
                   <pic:blipFill>
-                    <a:blip r:embed="rId25" cstate="print">
+                    <a:blip r:embed="rId27" cstate="print">
                       <a:extLst>
                         <a:ext uri="{28A0092B-C50C-407E-A947-70E740481C1C}">
                           <a14:useLocalDpi xmlns:a14="http://schemas.microsoft.com/office/drawing/2010/main" val="0"/>
@@ -4172,7 +4180,7 @@
                     <pic:cNvPicPr/>
                   </pic:nvPicPr>
                   <pic:blipFill>
-                    <a:blip r:embed="rId26"/>
+                    <a:blip r:embed="rId28"/>
                     <a:stretch>
                       <a:fillRect/>
                     </a:stretch>
@@ -4219,7 +4227,7 @@
                     <pic:cNvPicPr/>
                   </pic:nvPicPr>
                   <pic:blipFill>
-                    <a:blip r:embed="rId27"/>
+                    <a:blip r:embed="rId29"/>
                     <a:stretch>
                       <a:fillRect/>
                     </a:stretch>
@@ -4265,7 +4273,7 @@
       <w:bookmarkEnd w:id="19"/>
     </w:p>
     <w:p/>
-    <w:bookmarkEnd w:id="17"/>
+    <w:bookmarkEnd w:id="18"/>
     <w:p>
       <w:pPr>
         <w:spacing w:before="0" w:after="200" w:line="276" w:lineRule="auto"/>
@@ -4316,7 +4324,7 @@
                     <pic:cNvPicPr/>
                   </pic:nvPicPr>
                   <pic:blipFill>
-                    <a:blip r:embed="rId28">
+                    <a:blip r:embed="rId30">
                       <a:extLst>
                         <a:ext uri="{28A0092B-C50C-407E-A947-70E740481C1C}">
                           <a14:useLocalDpi xmlns:a14="http://schemas.microsoft.com/office/drawing/2010/main" val="0"/>
@@ -4375,7 +4383,7 @@
                     <pic:cNvPicPr/>
                   </pic:nvPicPr>
                   <pic:blipFill>
-                    <a:blip r:embed="rId29">
+                    <a:blip r:embed="rId31">
                       <a:extLst>
                         <a:ext uri="{28A0092B-C50C-407E-A947-70E740481C1C}">
                           <a14:useLocalDpi xmlns:a14="http://schemas.microsoft.com/office/drawing/2010/main" val="0"/>
@@ -4430,8 +4438,8 @@
       </w:pPr>
     </w:p>
     <w:sectPr>
-      <w:footerReference w:type="default" r:id="rId30"/>
-      <w:footerReference w:type="first" r:id="rId31"/>
+      <w:footerReference w:type="default" r:id="rId32"/>
+      <w:footerReference w:type="first" r:id="rId33"/>
       <w:pgSz w:w="11906" w:h="16838" w:code="9"/>
       <w:pgMar w:top="851" w:right="924" w:bottom="1616" w:left="1134" w:header="709" w:footer="607" w:gutter="0"/>
       <w:cols w:space="708"/>
@@ -4442,7 +4450,7 @@
 </file>
 
 <file path=word/endnotes.xml><?xml version="1.0" encoding="utf-8"?>
-<w:endnotes xmlns:wpc="http://schemas.microsoft.com/office/word/2010/wordprocessingCanvas" xmlns:cx="http://schemas.microsoft.com/office/drawing/2014/chartex" xmlns:cx1="http://schemas.microsoft.com/office/drawing/2015/9/8/chartex" xmlns:cx2="http://schemas.microsoft.com/office/drawing/2015/10/21/chartex" xmlns:cx3="http://schemas.microsoft.com/office/drawing/2016/5/9/chartex" xmlns:cx4="http://schemas.microsoft.com/office/drawing/2016/5/10/chartex" xmlns:cx5="http://schemas.microsoft.com/office/drawing/2016/5/11/chartex" xmlns:cx6="http://schemas.microsoft.com/office/drawing/2016/5/12/chartex" xmlns:cx7="http://schemas.microsoft.com/office/drawing/2016/5/13/chartex" xmlns:cx8="http://schemas.microsoft.com/office/drawing/2016/5/14/chartex" xmlns:mc="http://schemas.openxmlformats.org/markup-compatibility/2006" xmlns:aink="http://schemas.microsoft.com/office/drawing/2016/ink" xmlns:am3d="http://schemas.microsoft.com/office/drawing/2017/model3d" xmlns:o="urn:schemas-microsoft-com:office:office" xmlns:r="http://schemas.openxmlformats.org/officeDocument/2006/relationships" xmlns:m="http://schemas.openxmlformats.org/officeDocument/2006/math" xmlns:v="urn:schemas-microsoft-com:vml" xmlns:wp14="http://schemas.microsoft.com/office/word/2010/wordprocessingDrawing" xmlns:wp="http://schemas.openxmlformats.org/drawingml/2006/wordprocessingDrawing" xmlns:w10="urn:schemas-microsoft-com:office:word" xmlns:w="http://schemas.openxmlformats.org/wordprocessingml/2006/main" xmlns:w14="http://schemas.microsoft.com/office/word/2010/wordml" xmlns:w15="http://schemas.microsoft.com/office/word/2012/wordml" xmlns:w16cex="http://schemas.microsoft.com/office/word/2018/wordml/cex" xmlns:w16cid="http://schemas.microsoft.com/office/word/2016/wordml/cid" xmlns:w16="http://schemas.microsoft.com/office/word/2018/wordml" xmlns:w16sdtdh="http://schemas.microsoft.com/office/word/2020/wordml/sdtdatahash" xmlns:w16se="http://schemas.microsoft.com/office/word/2015/wordml/symex" xmlns:wpg="http://schemas.microsoft.com/office/word/2010/wordprocessingGroup" xmlns:wpi="http://schemas.microsoft.com/office/word/2010/wordprocessingInk" xmlns:wne="http://schemas.microsoft.com/office/word/2006/wordml" xmlns:wps="http://schemas.microsoft.com/office/word/2010/wordprocessingShape" mc:Ignorable="w14 w15 w16se w16cid w16 w16cex w16sdtdh wp14">
+<w:endnotes xmlns:wpc="http://schemas.microsoft.com/office/word/2010/wordprocessingCanvas" xmlns:cx="http://schemas.microsoft.com/office/drawing/2014/chartex" xmlns:cx1="http://schemas.microsoft.com/office/drawing/2015/9/8/chartex" xmlns:cx2="http://schemas.microsoft.com/office/drawing/2015/10/21/chartex" xmlns:cx3="http://schemas.microsoft.com/office/drawing/2016/5/9/chartex" xmlns:cx4="http://schemas.microsoft.com/office/drawing/2016/5/10/chartex" xmlns:cx5="http://schemas.microsoft.com/office/drawing/2016/5/11/chartex" xmlns:cx6="http://schemas.microsoft.com/office/drawing/2016/5/12/chartex" xmlns:cx7="http://schemas.microsoft.com/office/drawing/2016/5/13/chartex" xmlns:cx8="http://schemas.microsoft.com/office/drawing/2016/5/14/chartex" xmlns:mc="http://schemas.openxmlformats.org/markup-compatibility/2006" xmlns:aink="http://schemas.microsoft.com/office/drawing/2016/ink" xmlns:am3d="http://schemas.microsoft.com/office/drawing/2017/model3d" xmlns:o="urn:schemas-microsoft-com:office:office" xmlns:oel="http://schemas.microsoft.com/office/2019/extlst" xmlns:r="http://schemas.openxmlformats.org/officeDocument/2006/relationships" xmlns:m="http://schemas.openxmlformats.org/officeDocument/2006/math" xmlns:v="urn:schemas-microsoft-com:vml" xmlns:wp14="http://schemas.microsoft.com/office/word/2010/wordprocessingDrawing" xmlns:wp="http://schemas.openxmlformats.org/drawingml/2006/wordprocessingDrawing" xmlns:w10="urn:schemas-microsoft-com:office:word" xmlns:w="http://schemas.openxmlformats.org/wordprocessingml/2006/main" xmlns:w14="http://schemas.microsoft.com/office/word/2010/wordml" xmlns:w15="http://schemas.microsoft.com/office/word/2012/wordml" xmlns:w16cex="http://schemas.microsoft.com/office/word/2018/wordml/cex" xmlns:w16cid="http://schemas.microsoft.com/office/word/2016/wordml/cid" xmlns:w16="http://schemas.microsoft.com/office/word/2018/wordml" xmlns:w16du="http://schemas.microsoft.com/office/word/2023/wordml/word16du" xmlns:w16sdtdh="http://schemas.microsoft.com/office/word/2020/wordml/sdtdatahash" xmlns:w16sdtfl="http://schemas.microsoft.com/office/word/2024/wordml/sdtformatlock" xmlns:w16se="http://schemas.microsoft.com/office/word/2015/wordml/symex" xmlns:wpg="http://schemas.microsoft.com/office/word/2010/wordprocessingGroup" xmlns:wpi="http://schemas.microsoft.com/office/word/2010/wordprocessingInk" xmlns:wne="http://schemas.microsoft.com/office/word/2006/wordml" xmlns:wps="http://schemas.microsoft.com/office/word/2010/wordprocessingShape" mc:Ignorable="w14 w15 w16se w16cid w16 w16cex w16sdtdh w16sdtfl w16du wp14">
   <w:endnote w:type="separator" w:id="-1">
     <w:p>
       <w:r>
@@ -4461,7 +4469,7 @@
 </file>
 
 <file path=word/footer1.xml><?xml version="1.0" encoding="utf-8"?>
-<w:ftr xmlns:wpc="http://schemas.microsoft.com/office/word/2010/wordprocessingCanvas" xmlns:cx="http://schemas.microsoft.com/office/drawing/2014/chartex" xmlns:cx1="http://schemas.microsoft.com/office/drawing/2015/9/8/chartex" xmlns:cx2="http://schemas.microsoft.com/office/drawing/2015/10/21/chartex" xmlns:cx3="http://schemas.microsoft.com/office/drawing/2016/5/9/chartex" xmlns:cx4="http://schemas.microsoft.com/office/drawing/2016/5/10/chartex" xmlns:cx5="http://schemas.microsoft.com/office/drawing/2016/5/11/chartex" xmlns:cx6="http://schemas.microsoft.com/office/drawing/2016/5/12/chartex" xmlns:cx7="http://schemas.microsoft.com/office/drawing/2016/5/13/chartex" xmlns:cx8="http://schemas.microsoft.com/office/drawing/2016/5/14/chartex" xmlns:mc="http://schemas.openxmlformats.org/markup-compatibility/2006" xmlns:aink="http://schemas.microsoft.com/office/drawing/2016/ink" xmlns:am3d="http://schemas.microsoft.com/office/drawing/2017/model3d" xmlns:o="urn:schemas-microsoft-com:office:office" xmlns:r="http://schemas.openxmlformats.org/officeDocument/2006/relationships" xmlns:m="http://schemas.openxmlformats.org/officeDocument/2006/math" xmlns:v="urn:schemas-microsoft-com:vml" xmlns:wp14="http://schemas.microsoft.com/office/word/2010/wordprocessingDrawing" xmlns:wp="http://schemas.openxmlformats.org/drawingml/2006/wordprocessingDrawing" xmlns:w10="urn:schemas-microsoft-com:office:word" xmlns:w="http://schemas.openxmlformats.org/wordprocessingml/2006/main" xmlns:w14="http://schemas.microsoft.com/office/word/2010/wordml" xmlns:w15="http://schemas.microsoft.com/office/word/2012/wordml" xmlns:w16cex="http://schemas.microsoft.com/office/word/2018/wordml/cex" xmlns:w16cid="http://schemas.microsoft.com/office/word/2016/wordml/cid" xmlns:w16="http://schemas.microsoft.com/office/word/2018/wordml" xmlns:w16sdtdh="http://schemas.microsoft.com/office/word/2020/wordml/sdtdatahash" xmlns:w16se="http://schemas.microsoft.com/office/word/2015/wordml/symex" xmlns:wpg="http://schemas.microsoft.com/office/word/2010/wordprocessingGroup" xmlns:wpi="http://schemas.microsoft.com/office/word/2010/wordprocessingInk" xmlns:wne="http://schemas.microsoft.com/office/word/2006/wordml" xmlns:wps="http://schemas.microsoft.com/office/word/2010/wordprocessingShape" mc:Ignorable="w14 w15 w16se w16cid w16 w16cex w16sdtdh wp14">
+<w:ftr xmlns:wpc="http://schemas.microsoft.com/office/word/2010/wordprocessingCanvas" xmlns:cx="http://schemas.microsoft.com/office/drawing/2014/chartex" xmlns:cx1="http://schemas.microsoft.com/office/drawing/2015/9/8/chartex" xmlns:cx2="http://schemas.microsoft.com/office/drawing/2015/10/21/chartex" xmlns:cx3="http://schemas.microsoft.com/office/drawing/2016/5/9/chartex" xmlns:cx4="http://schemas.microsoft.com/office/drawing/2016/5/10/chartex" xmlns:cx5="http://schemas.microsoft.com/office/drawing/2016/5/11/chartex" xmlns:cx6="http://schemas.microsoft.com/office/drawing/2016/5/12/chartex" xmlns:cx7="http://schemas.microsoft.com/office/drawing/2016/5/13/chartex" xmlns:cx8="http://schemas.microsoft.com/office/drawing/2016/5/14/chartex" xmlns:mc="http://schemas.openxmlformats.org/markup-compatibility/2006" xmlns:aink="http://schemas.microsoft.com/office/drawing/2016/ink" xmlns:am3d="http://schemas.microsoft.com/office/drawing/2017/model3d" xmlns:o="urn:schemas-microsoft-com:office:office" xmlns:oel="http://schemas.microsoft.com/office/2019/extlst" xmlns:r="http://schemas.openxmlformats.org/officeDocument/2006/relationships" xmlns:m="http://schemas.openxmlformats.org/officeDocument/2006/math" xmlns:v="urn:schemas-microsoft-com:vml" xmlns:wp14="http://schemas.microsoft.com/office/word/2010/wordprocessingDrawing" xmlns:wp="http://schemas.openxmlformats.org/drawingml/2006/wordprocessingDrawing" xmlns:w10="urn:schemas-microsoft-com:office:word" xmlns:w="http://schemas.openxmlformats.org/wordprocessingml/2006/main" xmlns:w14="http://schemas.microsoft.com/office/word/2010/wordml" xmlns:w15="http://schemas.microsoft.com/office/word/2012/wordml" xmlns:w16cex="http://schemas.microsoft.com/office/word/2018/wordml/cex" xmlns:w16cid="http://schemas.microsoft.com/office/word/2016/wordml/cid" xmlns:w16="http://schemas.microsoft.com/office/word/2018/wordml" xmlns:w16du="http://schemas.microsoft.com/office/word/2023/wordml/word16du" xmlns:w16sdtdh="http://schemas.microsoft.com/office/word/2020/wordml/sdtdatahash" xmlns:w16sdtfl="http://schemas.microsoft.com/office/word/2024/wordml/sdtformatlock" xmlns:w16se="http://schemas.microsoft.com/office/word/2015/wordml/symex" xmlns:wpg="http://schemas.microsoft.com/office/word/2010/wordprocessingGroup" xmlns:wpi="http://schemas.microsoft.com/office/word/2010/wordprocessingInk" xmlns:wne="http://schemas.microsoft.com/office/word/2006/wordml" xmlns:wps="http://schemas.microsoft.com/office/word/2010/wordprocessingShape" mc:Ignorable="w14 w15 w16se w16cid w16 w16cex w16sdtdh w16sdtfl w16du wp14">
   <w:tbl>
     <w:tblPr>
       <w:tblW w:w="10228" w:type="dxa"/>
@@ -4672,7 +4680,6 @@
               <w:calendar w:val="gregorian"/>
             </w:date>
           </w:sdtPr>
-          <w:sdtEndPr/>
           <w:sdtContent>
             <w:p>
               <w:pPr>
@@ -4861,7 +4868,7 @@
 </file>
 
 <file path=word/footer2.xml><?xml version="1.0" encoding="utf-8"?>
-<w:ftr xmlns:wpc="http://schemas.microsoft.com/office/word/2010/wordprocessingCanvas" xmlns:cx="http://schemas.microsoft.com/office/drawing/2014/chartex" xmlns:cx1="http://schemas.microsoft.com/office/drawing/2015/9/8/chartex" xmlns:cx2="http://schemas.microsoft.com/office/drawing/2015/10/21/chartex" xmlns:cx3="http://schemas.microsoft.com/office/drawing/2016/5/9/chartex" xmlns:cx4="http://schemas.microsoft.com/office/drawing/2016/5/10/chartex" xmlns:cx5="http://schemas.microsoft.com/office/drawing/2016/5/11/chartex" xmlns:cx6="http://schemas.microsoft.com/office/drawing/2016/5/12/chartex" xmlns:cx7="http://schemas.microsoft.com/office/drawing/2016/5/13/chartex" xmlns:cx8="http://schemas.microsoft.com/office/drawing/2016/5/14/chartex" xmlns:mc="http://schemas.openxmlformats.org/markup-compatibility/2006" xmlns:aink="http://schemas.microsoft.com/office/drawing/2016/ink" xmlns:am3d="http://schemas.microsoft.com/office/drawing/2017/model3d" xmlns:o="urn:schemas-microsoft-com:office:office" xmlns:r="http://schemas.openxmlformats.org/officeDocument/2006/relationships" xmlns:m="http://schemas.openxmlformats.org/officeDocument/2006/math" xmlns:v="urn:schemas-microsoft-com:vml" xmlns:wp14="http://schemas.microsoft.com/office/word/2010/wordprocessingDrawing" xmlns:wp="http://schemas.openxmlformats.org/drawingml/2006/wordprocessingDrawing" xmlns:w10="urn:schemas-microsoft-com:office:word" xmlns:w="http://schemas.openxmlformats.org/wordprocessingml/2006/main" xmlns:w14="http://schemas.microsoft.com/office/word/2010/wordml" xmlns:w15="http://schemas.microsoft.com/office/word/2012/wordml" xmlns:w16cex="http://schemas.microsoft.com/office/word/2018/wordml/cex" xmlns:w16cid="http://schemas.microsoft.com/office/word/2016/wordml/cid" xmlns:w16="http://schemas.microsoft.com/office/word/2018/wordml" xmlns:w16sdtdh="http://schemas.microsoft.com/office/word/2020/wordml/sdtdatahash" xmlns:w16se="http://schemas.microsoft.com/office/word/2015/wordml/symex" xmlns:wpg="http://schemas.microsoft.com/office/word/2010/wordprocessingGroup" xmlns:wpi="http://schemas.microsoft.com/office/word/2010/wordprocessingInk" xmlns:wne="http://schemas.microsoft.com/office/word/2006/wordml" xmlns:wps="http://schemas.microsoft.com/office/word/2010/wordprocessingShape" mc:Ignorable="w14 w15 w16se w16cid w16 w16cex w16sdtdh wp14">
+<w:ftr xmlns:wpc="http://schemas.microsoft.com/office/word/2010/wordprocessingCanvas" xmlns:cx="http://schemas.microsoft.com/office/drawing/2014/chartex" xmlns:cx1="http://schemas.microsoft.com/office/drawing/2015/9/8/chartex" xmlns:cx2="http://schemas.microsoft.com/office/drawing/2015/10/21/chartex" xmlns:cx3="http://schemas.microsoft.com/office/drawing/2016/5/9/chartex" xmlns:cx4="http://schemas.microsoft.com/office/drawing/2016/5/10/chartex" xmlns:cx5="http://schemas.microsoft.com/office/drawing/2016/5/11/chartex" xmlns:cx6="http://schemas.microsoft.com/office/drawing/2016/5/12/chartex" xmlns:cx7="http://schemas.microsoft.com/office/drawing/2016/5/13/chartex" xmlns:cx8="http://schemas.microsoft.com/office/drawing/2016/5/14/chartex" xmlns:mc="http://schemas.openxmlformats.org/markup-compatibility/2006" xmlns:aink="http://schemas.microsoft.com/office/drawing/2016/ink" xmlns:am3d="http://schemas.microsoft.com/office/drawing/2017/model3d" xmlns:o="urn:schemas-microsoft-com:office:office" xmlns:oel="http://schemas.microsoft.com/office/2019/extlst" xmlns:r="http://schemas.openxmlformats.org/officeDocument/2006/relationships" xmlns:m="http://schemas.openxmlformats.org/officeDocument/2006/math" xmlns:v="urn:schemas-microsoft-com:vml" xmlns:wp14="http://schemas.microsoft.com/office/word/2010/wordprocessingDrawing" xmlns:wp="http://schemas.openxmlformats.org/drawingml/2006/wordprocessingDrawing" xmlns:w10="urn:schemas-microsoft-com:office:word" xmlns:w="http://schemas.openxmlformats.org/wordprocessingml/2006/main" xmlns:w14="http://schemas.microsoft.com/office/word/2010/wordml" xmlns:w15="http://schemas.microsoft.com/office/word/2012/wordml" xmlns:w16cex="http://schemas.microsoft.com/office/word/2018/wordml/cex" xmlns:w16cid="http://schemas.microsoft.com/office/word/2016/wordml/cid" xmlns:w16="http://schemas.microsoft.com/office/word/2018/wordml" xmlns:w16du="http://schemas.microsoft.com/office/word/2023/wordml/word16du" xmlns:w16sdtdh="http://schemas.microsoft.com/office/word/2020/wordml/sdtdatahash" xmlns:w16sdtfl="http://schemas.microsoft.com/office/word/2024/wordml/sdtformatlock" xmlns:w16se="http://schemas.microsoft.com/office/word/2015/wordml/symex" xmlns:wpg="http://schemas.microsoft.com/office/word/2010/wordprocessingGroup" xmlns:wpi="http://schemas.microsoft.com/office/word/2010/wordprocessingInk" xmlns:wne="http://schemas.microsoft.com/office/word/2006/wordml" xmlns:wps="http://schemas.microsoft.com/office/word/2010/wordprocessingShape" mc:Ignorable="w14 w15 w16se w16cid w16 w16cex w16sdtdh w16sdtfl w16du wp14">
   <w:p>
     <w:pPr>
       <w:pStyle w:val="Pieddepage"/>
@@ -4909,7 +4916,7 @@
 </file>
 
 <file path=word/footnotes.xml><?xml version="1.0" encoding="utf-8"?>
-<w:footnotes xmlns:wpc="http://schemas.microsoft.com/office/word/2010/wordprocessingCanvas" xmlns:cx="http://schemas.microsoft.com/office/drawing/2014/chartex" xmlns:cx1="http://schemas.microsoft.com/office/drawing/2015/9/8/chartex" xmlns:cx2="http://schemas.microsoft.com/office/drawing/2015/10/21/chartex" xmlns:cx3="http://schemas.microsoft.com/office/drawing/2016/5/9/chartex" xmlns:cx4="http://schemas.microsoft.com/office/drawing/2016/5/10/chartex" xmlns:cx5="http://schemas.microsoft.com/office/drawing/2016/5/11/chartex" xmlns:cx6="http://schemas.microsoft.com/office/drawing/2016/5/12/chartex" xmlns:cx7="http://schemas.microsoft.com/office/drawing/2016/5/13/chartex" xmlns:cx8="http://schemas.microsoft.com/office/drawing/2016/5/14/chartex" xmlns:mc="http://schemas.openxmlformats.org/markup-compatibility/2006" xmlns:aink="http://schemas.microsoft.com/office/drawing/2016/ink" xmlns:am3d="http://schemas.microsoft.com/office/drawing/2017/model3d" xmlns:o="urn:schemas-microsoft-com:office:office" xmlns:r="http://schemas.openxmlformats.org/officeDocument/2006/relationships" xmlns:m="http://schemas.openxmlformats.org/officeDocument/2006/math" xmlns:v="urn:schemas-microsoft-com:vml" xmlns:wp14="http://schemas.microsoft.com/office/word/2010/wordprocessingDrawing" xmlns:wp="http://schemas.openxmlformats.org/drawingml/2006/wordprocessingDrawing" xmlns:w10="urn:schemas-microsoft-com:office:word" xmlns:w="http://schemas.openxmlformats.org/wordprocessingml/2006/main" xmlns:w14="http://schemas.microsoft.com/office/word/2010/wordml" xmlns:w15="http://schemas.microsoft.com/office/word/2012/wordml" xmlns:w16cex="http://schemas.microsoft.com/office/word/2018/wordml/cex" xmlns:w16cid="http://schemas.microsoft.com/office/word/2016/wordml/cid" xmlns:w16="http://schemas.microsoft.com/office/word/2018/wordml" xmlns:w16sdtdh="http://schemas.microsoft.com/office/word/2020/wordml/sdtdatahash" xmlns:w16se="http://schemas.microsoft.com/office/word/2015/wordml/symex" xmlns:wpg="http://schemas.microsoft.com/office/word/2010/wordprocessingGroup" xmlns:wpi="http://schemas.microsoft.com/office/word/2010/wordprocessingInk" xmlns:wne="http://schemas.microsoft.com/office/word/2006/wordml" xmlns:wps="http://schemas.microsoft.com/office/word/2010/wordprocessingShape" mc:Ignorable="w14 w15 w16se w16cid w16 w16cex w16sdtdh wp14">
+<w:footnotes xmlns:wpc="http://schemas.microsoft.com/office/word/2010/wordprocessingCanvas" xmlns:cx="http://schemas.microsoft.com/office/drawing/2014/chartex" xmlns:cx1="http://schemas.microsoft.com/office/drawing/2015/9/8/chartex" xmlns:cx2="http://schemas.microsoft.com/office/drawing/2015/10/21/chartex" xmlns:cx3="http://schemas.microsoft.com/office/drawing/2016/5/9/chartex" xmlns:cx4="http://schemas.microsoft.com/office/drawing/2016/5/10/chartex" xmlns:cx5="http://schemas.microsoft.com/office/drawing/2016/5/11/chartex" xmlns:cx6="http://schemas.microsoft.com/office/drawing/2016/5/12/chartex" xmlns:cx7="http://schemas.microsoft.com/office/drawing/2016/5/13/chartex" xmlns:cx8="http://schemas.microsoft.com/office/drawing/2016/5/14/chartex" xmlns:mc="http://schemas.openxmlformats.org/markup-compatibility/2006" xmlns:aink="http://schemas.microsoft.com/office/drawing/2016/ink" xmlns:am3d="http://schemas.microsoft.com/office/drawing/2017/model3d" xmlns:o="urn:schemas-microsoft-com:office:office" xmlns:oel="http://schemas.microsoft.com/office/2019/extlst" xmlns:r="http://schemas.openxmlformats.org/officeDocument/2006/relationships" xmlns:m="http://schemas.openxmlformats.org/officeDocument/2006/math" xmlns:v="urn:schemas-microsoft-com:vml" xmlns:wp14="http://schemas.microsoft.com/office/word/2010/wordprocessingDrawing" xmlns:wp="http://schemas.openxmlformats.org/drawingml/2006/wordprocessingDrawing" xmlns:w10="urn:schemas-microsoft-com:office:word" xmlns:w="http://schemas.openxmlformats.org/wordprocessingml/2006/main" xmlns:w14="http://schemas.microsoft.com/office/word/2010/wordml" xmlns:w15="http://schemas.microsoft.com/office/word/2012/wordml" xmlns:w16cex="http://schemas.microsoft.com/office/word/2018/wordml/cex" xmlns:w16cid="http://schemas.microsoft.com/office/word/2016/wordml/cid" xmlns:w16="http://schemas.microsoft.com/office/word/2018/wordml" xmlns:w16du="http://schemas.microsoft.com/office/word/2023/wordml/word16du" xmlns:w16sdtdh="http://schemas.microsoft.com/office/word/2020/wordml/sdtdatahash" xmlns:w16sdtfl="http://schemas.microsoft.com/office/word/2024/wordml/sdtformatlock" xmlns:w16se="http://schemas.microsoft.com/office/word/2015/wordml/symex" xmlns:wpg="http://schemas.microsoft.com/office/word/2010/wordprocessingGroup" xmlns:wpi="http://schemas.microsoft.com/office/word/2010/wordprocessingInk" xmlns:wne="http://schemas.microsoft.com/office/word/2006/wordml" xmlns:wps="http://schemas.microsoft.com/office/word/2010/wordprocessingShape" mc:Ignorable="w14 w15 w16se w16cid w16 w16cex w16sdtdh w16sdtfl w16du wp14">
   <w:footnote w:type="separator" w:id="-1">
     <w:p>
       <w:r>
@@ -4928,10 +4935,10 @@
 </file>
 
 <file path=word/numbering.xml><?xml version="1.0" encoding="utf-8"?>
-<w:numbering xmlns:wpc="http://schemas.microsoft.com/office/word/2010/wordprocessingCanvas" xmlns:cx="http://schemas.microsoft.com/office/drawing/2014/chartex" xmlns:cx1="http://schemas.microsoft.com/office/drawing/2015/9/8/chartex" xmlns:cx2="http://schemas.microsoft.com/office/drawing/2015/10/21/chartex" xmlns:cx3="http://schemas.microsoft.com/office/drawing/2016/5/9/chartex" xmlns:cx4="http://schemas.microsoft.com/office/drawing/2016/5/10/chartex" xmlns:cx5="http://schemas.microsoft.com/office/drawing/2016/5/11/chartex" xmlns:cx6="http://schemas.microsoft.com/office/drawing/2016/5/12/chartex" xmlns:cx7="http://schemas.microsoft.com/office/drawing/2016/5/13/chartex" xmlns:cx8="http://schemas.microsoft.com/office/drawing/2016/5/14/chartex" xmlns:mc="http://schemas.openxmlformats.org/markup-compatibility/2006" xmlns:aink="http://schemas.microsoft.com/office/drawing/2016/ink" xmlns:am3d="http://schemas.microsoft.com/office/drawing/2017/model3d" xmlns:o="urn:schemas-microsoft-com:office:office" xmlns:r="http://schemas.openxmlformats.org/officeDocument/2006/relationships" xmlns:m="http://schemas.openxmlformats.org/officeDocument/2006/math" xmlns:v="urn:schemas-microsoft-com:vml" xmlns:wp14="http://schemas.microsoft.com/office/word/2010/wordprocessingDrawing" xmlns:wp="http://schemas.openxmlformats.org/drawingml/2006/wordprocessingDrawing" xmlns:w10="urn:schemas-microsoft-com:office:word" xmlns:w="http://schemas.openxmlformats.org/wordprocessingml/2006/main" xmlns:w14="http://schemas.microsoft.com/office/word/2010/wordml" xmlns:w15="http://schemas.microsoft.com/office/word/2012/wordml" xmlns:w16cex="http://schemas.microsoft.com/office/word/2018/wordml/cex" xmlns:w16cid="http://schemas.microsoft.com/office/word/2016/wordml/cid" xmlns:w16="http://schemas.microsoft.com/office/word/2018/wordml" xmlns:w16sdtdh="http://schemas.microsoft.com/office/word/2020/wordml/sdtdatahash" xmlns:w16se="http://schemas.microsoft.com/office/word/2015/wordml/symex" xmlns:wpg="http://schemas.microsoft.com/office/word/2010/wordprocessingGroup" xmlns:wpi="http://schemas.microsoft.com/office/word/2010/wordprocessingInk" xmlns:wne="http://schemas.microsoft.com/office/word/2006/wordml" xmlns:wps="http://schemas.microsoft.com/office/word/2010/wordprocessingShape" mc:Ignorable="w14 w15 w16se w16cid w16 w16cex w16sdtdh wp14">
+<w:numbering xmlns:wpc="http://schemas.microsoft.com/office/word/2010/wordprocessingCanvas" xmlns:cx="http://schemas.microsoft.com/office/drawing/2014/chartex" xmlns:cx1="http://schemas.microsoft.com/office/drawing/2015/9/8/chartex" xmlns:cx2="http://schemas.microsoft.com/office/drawing/2015/10/21/chartex" xmlns:cx3="http://schemas.microsoft.com/office/drawing/2016/5/9/chartex" xmlns:cx4="http://schemas.microsoft.com/office/drawing/2016/5/10/chartex" xmlns:cx5="http://schemas.microsoft.com/office/drawing/2016/5/11/chartex" xmlns:cx6="http://schemas.microsoft.com/office/drawing/2016/5/12/chartex" xmlns:cx7="http://schemas.microsoft.com/office/drawing/2016/5/13/chartex" xmlns:cx8="http://schemas.microsoft.com/office/drawing/2016/5/14/chartex" xmlns:mc="http://schemas.openxmlformats.org/markup-compatibility/2006" xmlns:aink="http://schemas.microsoft.com/office/drawing/2016/ink" xmlns:am3d="http://schemas.microsoft.com/office/drawing/2017/model3d" xmlns:o="urn:schemas-microsoft-com:office:office" xmlns:oel="http://schemas.microsoft.com/office/2019/extlst" xmlns:r="http://schemas.openxmlformats.org/officeDocument/2006/relationships" xmlns:m="http://schemas.openxmlformats.org/officeDocument/2006/math" xmlns:v="urn:schemas-microsoft-com:vml" xmlns:wp14="http://schemas.microsoft.com/office/word/2010/wordprocessingDrawing" xmlns:wp="http://schemas.openxmlformats.org/drawingml/2006/wordprocessingDrawing" xmlns:w10="urn:schemas-microsoft-com:office:word" xmlns:w="http://schemas.openxmlformats.org/wordprocessingml/2006/main" xmlns:w14="http://schemas.microsoft.com/office/word/2010/wordml" xmlns:w15="http://schemas.microsoft.com/office/word/2012/wordml" xmlns:w16cex="http://schemas.microsoft.com/office/word/2018/wordml/cex" xmlns:w16cid="http://schemas.microsoft.com/office/word/2016/wordml/cid" xmlns:w16="http://schemas.microsoft.com/office/word/2018/wordml" xmlns:w16du="http://schemas.microsoft.com/office/word/2023/wordml/word16du" xmlns:w16sdtdh="http://schemas.microsoft.com/office/word/2020/wordml/sdtdatahash" xmlns:w16sdtfl="http://schemas.microsoft.com/office/word/2024/wordml/sdtformatlock" xmlns:w16se="http://schemas.microsoft.com/office/word/2015/wordml/symex" xmlns:wpg="http://schemas.microsoft.com/office/word/2010/wordprocessingGroup" xmlns:wpi="http://schemas.microsoft.com/office/word/2010/wordprocessingInk" xmlns:wne="http://schemas.microsoft.com/office/word/2006/wordml" xmlns:wps="http://schemas.microsoft.com/office/word/2010/wordprocessingShape" mc:Ignorable="w14 w15 w16se w16cid w16 w16cex w16sdtdh w16sdtfl w16du wp14">
   <w:numPicBullet w:numPicBulletId="0">
     <w:pict>
-      <v:shapetype id="_x0000_t75" coordsize="21600,21600" o:spt="75" o:preferrelative="t" path="m@4@5l@4@11@9@11@9@5xe" filled="f" stroked="f">
+      <v:shapetype w14:anchorId="63DAF230" id="_x0000_t75" coordsize="21600,21600" o:spt="75" o:preferrelative="t" path="m@4@5l@4@11@9@11@9@5xe" filled="f" stroked="f">
         <v:stroke joinstyle="miter"/>
         <v:formulas>
           <v:f eqn="if lineDrawn pixelLineWidth 0"/>
@@ -4950,7 +4957,7 @@
         <v:path o:extrusionok="f" gradientshapeok="t" o:connecttype="rect"/>
         <o:lock v:ext="edit" aspectratio="t"/>
       </v:shapetype>
-      <v:shape id="_x0000_i1168" type="#_x0000_t75" style="width:30.75pt;height:52.35pt" o:bullet="t">
+      <v:shape id="_x0000_i1025" type="#_x0000_t75" style="width:30.75pt;height:52.35pt" o:bullet="t">
         <v:imagedata r:id="rId1" o:title="puce"/>
       </v:shape>
     </w:pict>
@@ -8141,161 +8148,161 @@
       </w:rPr>
     </w:lvl>
   </w:abstractNum>
-  <w:num w:numId="1">
+  <w:num w:numId="1" w16cid:durableId="1122386374">
     <w:abstractNumId w:val="30"/>
   </w:num>
-  <w:num w:numId="2">
+  <w:num w:numId="2" w16cid:durableId="1933971150">
     <w:abstractNumId w:val="6"/>
   </w:num>
-  <w:num w:numId="3">
+  <w:num w:numId="3" w16cid:durableId="1245261440">
     <w:abstractNumId w:val="24"/>
   </w:num>
-  <w:num w:numId="4">
+  <w:num w:numId="4" w16cid:durableId="2075810594">
     <w:abstractNumId w:val="13"/>
   </w:num>
-  <w:num w:numId="5">
+  <w:num w:numId="5" w16cid:durableId="931932280">
     <w:abstractNumId w:val="18"/>
   </w:num>
-  <w:num w:numId="6">
+  <w:num w:numId="6" w16cid:durableId="1009865030">
     <w:abstractNumId w:val="9"/>
   </w:num>
-  <w:num w:numId="7">
+  <w:num w:numId="7" w16cid:durableId="1796096979">
     <w:abstractNumId w:val="10"/>
   </w:num>
-  <w:num w:numId="8">
+  <w:num w:numId="8" w16cid:durableId="2083407700">
     <w:abstractNumId w:val="31"/>
   </w:num>
-  <w:num w:numId="9">
+  <w:num w:numId="9" w16cid:durableId="1848523884">
     <w:abstractNumId w:val="29"/>
   </w:num>
-  <w:num w:numId="10">
+  <w:num w:numId="10" w16cid:durableId="1755737818">
     <w:abstractNumId w:val="21"/>
   </w:num>
-  <w:num w:numId="11">
+  <w:num w:numId="11" w16cid:durableId="994264754">
     <w:abstractNumId w:val="28"/>
   </w:num>
-  <w:num w:numId="12">
+  <w:num w:numId="12" w16cid:durableId="1260455525">
     <w:abstractNumId w:val="8"/>
   </w:num>
-  <w:num w:numId="13">
+  <w:num w:numId="13" w16cid:durableId="1912150819">
     <w:abstractNumId w:val="20"/>
   </w:num>
-  <w:num w:numId="14">
+  <w:num w:numId="14" w16cid:durableId="174928333">
     <w:abstractNumId w:val="27"/>
   </w:num>
-  <w:num w:numId="15">
+  <w:num w:numId="15" w16cid:durableId="136382227">
     <w:abstractNumId w:val="11"/>
   </w:num>
-  <w:num w:numId="16">
+  <w:num w:numId="16" w16cid:durableId="619385488">
     <w:abstractNumId w:val="12"/>
   </w:num>
-  <w:num w:numId="17">
+  <w:num w:numId="17" w16cid:durableId="547691503">
     <w:abstractNumId w:val="16"/>
   </w:num>
-  <w:num w:numId="18">
+  <w:num w:numId="18" w16cid:durableId="1537962456">
     <w:abstractNumId w:val="4"/>
   </w:num>
-  <w:num w:numId="19">
+  <w:num w:numId="19" w16cid:durableId="639654921">
     <w:abstractNumId w:val="5"/>
   </w:num>
-  <w:num w:numId="20">
+  <w:num w:numId="20" w16cid:durableId="2095742575">
     <w:abstractNumId w:val="3"/>
   </w:num>
-  <w:num w:numId="21">
+  <w:num w:numId="21" w16cid:durableId="360858001">
     <w:abstractNumId w:val="2"/>
   </w:num>
-  <w:num w:numId="22">
+  <w:num w:numId="22" w16cid:durableId="2139301045">
     <w:abstractNumId w:val="1"/>
   </w:num>
-  <w:num w:numId="23">
+  <w:num w:numId="23" w16cid:durableId="311756188">
     <w:abstractNumId w:val="0"/>
   </w:num>
-  <w:num w:numId="24">
+  <w:num w:numId="24" w16cid:durableId="555319055">
     <w:abstractNumId w:val="14"/>
   </w:num>
-  <w:num w:numId="25">
+  <w:num w:numId="25" w16cid:durableId="193618756">
     <w:abstractNumId w:val="23"/>
   </w:num>
-  <w:num w:numId="26">
+  <w:num w:numId="26" w16cid:durableId="1010062747">
     <w:abstractNumId w:val="26"/>
   </w:num>
-  <w:num w:numId="27">
+  <w:num w:numId="27" w16cid:durableId="1109005795">
     <w:abstractNumId w:val="10"/>
   </w:num>
-  <w:num w:numId="28">
+  <w:num w:numId="28" w16cid:durableId="1119300620">
     <w:abstractNumId w:val="10"/>
   </w:num>
-  <w:num w:numId="29">
+  <w:num w:numId="29" w16cid:durableId="1363896910">
     <w:abstractNumId w:val="10"/>
   </w:num>
-  <w:num w:numId="30">
+  <w:num w:numId="30" w16cid:durableId="58946519">
     <w:abstractNumId w:val="10"/>
   </w:num>
-  <w:num w:numId="31">
+  <w:num w:numId="31" w16cid:durableId="1273131179">
     <w:abstractNumId w:val="10"/>
   </w:num>
-  <w:num w:numId="32">
+  <w:num w:numId="32" w16cid:durableId="1629582053">
     <w:abstractNumId w:val="10"/>
   </w:num>
-  <w:num w:numId="33">
+  <w:num w:numId="33" w16cid:durableId="1417090609">
     <w:abstractNumId w:val="10"/>
   </w:num>
-  <w:num w:numId="34">
+  <w:num w:numId="34" w16cid:durableId="476339993">
     <w:abstractNumId w:val="10"/>
   </w:num>
-  <w:num w:numId="35">
+  <w:num w:numId="35" w16cid:durableId="1515264299">
     <w:abstractNumId w:val="10"/>
   </w:num>
-  <w:num w:numId="36">
+  <w:num w:numId="36" w16cid:durableId="293105327">
     <w:abstractNumId w:val="10"/>
   </w:num>
-  <w:num w:numId="37">
+  <w:num w:numId="37" w16cid:durableId="1232278514">
     <w:abstractNumId w:val="10"/>
   </w:num>
-  <w:num w:numId="38">
+  <w:num w:numId="38" w16cid:durableId="1591160981">
     <w:abstractNumId w:val="10"/>
   </w:num>
-  <w:num w:numId="39">
+  <w:num w:numId="39" w16cid:durableId="1052271947">
     <w:abstractNumId w:val="10"/>
   </w:num>
-  <w:num w:numId="40">
+  <w:num w:numId="40" w16cid:durableId="1337148535">
     <w:abstractNumId w:val="10"/>
   </w:num>
-  <w:num w:numId="41">
+  <w:num w:numId="41" w16cid:durableId="79720698">
     <w:abstractNumId w:val="10"/>
   </w:num>
-  <w:num w:numId="42">
+  <w:num w:numId="42" w16cid:durableId="1151167250">
     <w:abstractNumId w:val="10"/>
   </w:num>
-  <w:num w:numId="43">
+  <w:num w:numId="43" w16cid:durableId="584732238">
     <w:abstractNumId w:val="10"/>
   </w:num>
-  <w:num w:numId="44">
+  <w:num w:numId="44" w16cid:durableId="1839808522">
     <w:abstractNumId w:val="10"/>
   </w:num>
-  <w:num w:numId="45">
+  <w:num w:numId="45" w16cid:durableId="694959043">
     <w:abstractNumId w:val="15"/>
   </w:num>
-  <w:num w:numId="46">
+  <w:num w:numId="46" w16cid:durableId="433209398">
     <w:abstractNumId w:val="7"/>
   </w:num>
-  <w:num w:numId="47">
+  <w:num w:numId="47" w16cid:durableId="1759866399">
     <w:abstractNumId w:val="22"/>
   </w:num>
-  <w:num w:numId="48">
+  <w:num w:numId="48" w16cid:durableId="652217357">
     <w:abstractNumId w:val="19"/>
   </w:num>
-  <w:num w:numId="49">
+  <w:num w:numId="49" w16cid:durableId="1660109895">
     <w:abstractNumId w:val="25"/>
   </w:num>
-  <w:num w:numId="50">
+  <w:num w:numId="50" w16cid:durableId="1542017324">
     <w:abstractNumId w:val="17"/>
   </w:num>
 </w:numbering>
 </file>
 
 <file path=word/styles.xml><?xml version="1.0" encoding="utf-8"?>
-<w:styles xmlns:mc="http://schemas.openxmlformats.org/markup-compatibility/2006" xmlns:r="http://schemas.openxmlformats.org/officeDocument/2006/relationships" xmlns:w="http://schemas.openxmlformats.org/wordprocessingml/2006/main" xmlns:w14="http://schemas.microsoft.com/office/word/2010/wordml" xmlns:w15="http://schemas.microsoft.com/office/word/2012/wordml" xmlns:w16cex="http://schemas.microsoft.com/office/word/2018/wordml/cex" xmlns:w16cid="http://schemas.microsoft.com/office/word/2016/wordml/cid" xmlns:w16="http://schemas.microsoft.com/office/word/2018/wordml" xmlns:w16sdtdh="http://schemas.microsoft.com/office/word/2020/wordml/sdtdatahash" xmlns:w16se="http://schemas.microsoft.com/office/word/2015/wordml/symex" mc:Ignorable="w14 w15 w16se w16cid w16 w16cex w16sdtdh">
+<w:styles xmlns:mc="http://schemas.openxmlformats.org/markup-compatibility/2006" xmlns:r="http://schemas.openxmlformats.org/officeDocument/2006/relationships" xmlns:w="http://schemas.openxmlformats.org/wordprocessingml/2006/main" xmlns:w14="http://schemas.microsoft.com/office/word/2010/wordml" xmlns:w15="http://schemas.microsoft.com/office/word/2012/wordml" xmlns:w16cex="http://schemas.microsoft.com/office/word/2018/wordml/cex" xmlns:w16cid="http://schemas.microsoft.com/office/word/2016/wordml/cid" xmlns:w16="http://schemas.microsoft.com/office/word/2018/wordml" xmlns:w16du="http://schemas.microsoft.com/office/word/2023/wordml/word16du" xmlns:w16sdtdh="http://schemas.microsoft.com/office/word/2020/wordml/sdtdatahash" xmlns:w16sdtfl="http://schemas.microsoft.com/office/word/2024/wordml/sdtformatlock" xmlns:w16se="http://schemas.microsoft.com/office/word/2015/wordml/symex" mc:Ignorable="w14 w15 w16se w16cid w16 w16cex w16sdtdh w16sdtfl w16du">
   <w:docDefaults>
     <w:rPrDefault>
       <w:rPr>
@@ -9925,7 +9932,7 @@
 </file>
 
 <file path=word/glossary/document.xml><?xml version="1.0" encoding="utf-8"?>
-<w:glossaryDocument xmlns:wpc="http://schemas.microsoft.com/office/word/2010/wordprocessingCanvas" xmlns:cx="http://schemas.microsoft.com/office/drawing/2014/chartex" xmlns:cx1="http://schemas.microsoft.com/office/drawing/2015/9/8/chartex" xmlns:cx2="http://schemas.microsoft.com/office/drawing/2015/10/21/chartex" xmlns:cx3="http://schemas.microsoft.com/office/drawing/2016/5/9/chartex" xmlns:cx4="http://schemas.microsoft.com/office/drawing/2016/5/10/chartex" xmlns:cx5="http://schemas.microsoft.com/office/drawing/2016/5/11/chartex" xmlns:cx6="http://schemas.microsoft.com/office/drawing/2016/5/12/chartex" xmlns:cx7="http://schemas.microsoft.com/office/drawing/2016/5/13/chartex" xmlns:cx8="http://schemas.microsoft.com/office/drawing/2016/5/14/chartex" xmlns:mc="http://schemas.openxmlformats.org/markup-compatibility/2006" xmlns:aink="http://schemas.microsoft.com/office/drawing/2016/ink" xmlns:am3d="http://schemas.microsoft.com/office/drawing/2017/model3d" xmlns:o="urn:schemas-microsoft-com:office:office" xmlns:r="http://schemas.openxmlformats.org/officeDocument/2006/relationships" xmlns:m="http://schemas.openxmlformats.org/officeDocument/2006/math" xmlns:v="urn:schemas-microsoft-com:vml" xmlns:wp14="http://schemas.microsoft.com/office/word/2010/wordprocessingDrawing" xmlns:wp="http://schemas.openxmlformats.org/drawingml/2006/wordprocessingDrawing" xmlns:w10="urn:schemas-microsoft-com:office:word" xmlns:w="http://schemas.openxmlformats.org/wordprocessingml/2006/main" xmlns:w14="http://schemas.microsoft.com/office/word/2010/wordml" xmlns:w15="http://schemas.microsoft.com/office/word/2012/wordml" xmlns:w16cex="http://schemas.microsoft.com/office/word/2018/wordml/cex" xmlns:w16cid="http://schemas.microsoft.com/office/word/2016/wordml/cid" xmlns:w16="http://schemas.microsoft.com/office/word/2018/wordml" xmlns:w16sdtdh="http://schemas.microsoft.com/office/word/2020/wordml/sdtdatahash" xmlns:w16se="http://schemas.microsoft.com/office/word/2015/wordml/symex" xmlns:wpg="http://schemas.microsoft.com/office/word/2010/wordprocessingGroup" xmlns:wpi="http://schemas.microsoft.com/office/word/2010/wordprocessingInk" xmlns:wne="http://schemas.microsoft.com/office/word/2006/wordml" xmlns:wps="http://schemas.microsoft.com/office/word/2010/wordprocessingShape" mc:Ignorable="w14 w15 w16se w16cid w16 w16cex w16sdtdh wp14">
+<w:glossaryDocument xmlns:wpc="http://schemas.microsoft.com/office/word/2010/wordprocessingCanvas" xmlns:cx="http://schemas.microsoft.com/office/drawing/2014/chartex" xmlns:cx1="http://schemas.microsoft.com/office/drawing/2015/9/8/chartex" xmlns:cx2="http://schemas.microsoft.com/office/drawing/2015/10/21/chartex" xmlns:cx3="http://schemas.microsoft.com/office/drawing/2016/5/9/chartex" xmlns:cx4="http://schemas.microsoft.com/office/drawing/2016/5/10/chartex" xmlns:cx5="http://schemas.microsoft.com/office/drawing/2016/5/11/chartex" xmlns:cx6="http://schemas.microsoft.com/office/drawing/2016/5/12/chartex" xmlns:cx7="http://schemas.microsoft.com/office/drawing/2016/5/13/chartex" xmlns:cx8="http://schemas.microsoft.com/office/drawing/2016/5/14/chartex" xmlns:mc="http://schemas.openxmlformats.org/markup-compatibility/2006" xmlns:aink="http://schemas.microsoft.com/office/drawing/2016/ink" xmlns:am3d="http://schemas.microsoft.com/office/drawing/2017/model3d" xmlns:o="urn:schemas-microsoft-com:office:office" xmlns:oel="http://schemas.microsoft.com/office/2019/extlst" xmlns:r="http://schemas.openxmlformats.org/officeDocument/2006/relationships" xmlns:m="http://schemas.openxmlformats.org/officeDocument/2006/math" xmlns:v="urn:schemas-microsoft-com:vml" xmlns:wp14="http://schemas.microsoft.com/office/word/2010/wordprocessingDrawing" xmlns:wp="http://schemas.openxmlformats.org/drawingml/2006/wordprocessingDrawing" xmlns:w10="urn:schemas-microsoft-com:office:word" xmlns:w="http://schemas.openxmlformats.org/wordprocessingml/2006/main" xmlns:w14="http://schemas.microsoft.com/office/word/2010/wordml" xmlns:w15="http://schemas.microsoft.com/office/word/2012/wordml" xmlns:w16cex="http://schemas.microsoft.com/office/word/2018/wordml/cex" xmlns:w16cid="http://schemas.microsoft.com/office/word/2016/wordml/cid" xmlns:w16="http://schemas.microsoft.com/office/word/2018/wordml" xmlns:w16du="http://schemas.microsoft.com/office/word/2023/wordml/word16du" xmlns:w16sdtdh="http://schemas.microsoft.com/office/word/2020/wordml/sdtdatahash" xmlns:w16sdtfl="http://schemas.microsoft.com/office/word/2024/wordml/sdtformatlock" xmlns:w16se="http://schemas.microsoft.com/office/word/2015/wordml/symex" xmlns:wpg="http://schemas.microsoft.com/office/word/2010/wordprocessingGroup" xmlns:wpi="http://schemas.microsoft.com/office/word/2010/wordprocessingInk" xmlns:wne="http://schemas.microsoft.com/office/word/2006/wordml" xmlns:wps="http://schemas.microsoft.com/office/word/2010/wordprocessingShape" mc:Ignorable="w14 w15 w16se w16cid w16 w16cex w16sdtdh w16sdtfl w16du wp14">
   <w:docParts>
     <w:docPart>
       <w:docPartPr>
@@ -10019,7 +10026,7 @@
 </file>
 
 <file path=word/glossary/fontTable.xml><?xml version="1.0" encoding="utf-8"?>
-<w:fonts xmlns:mc="http://schemas.openxmlformats.org/markup-compatibility/2006" xmlns:r="http://schemas.openxmlformats.org/officeDocument/2006/relationships" xmlns:w="http://schemas.openxmlformats.org/wordprocessingml/2006/main" xmlns:w14="http://schemas.microsoft.com/office/word/2010/wordml" xmlns:w15="http://schemas.microsoft.com/office/word/2012/wordml" xmlns:w16cex="http://schemas.microsoft.com/office/word/2018/wordml/cex" xmlns:w16cid="http://schemas.microsoft.com/office/word/2016/wordml/cid" xmlns:w16="http://schemas.microsoft.com/office/word/2018/wordml" xmlns:w16sdtdh="http://schemas.microsoft.com/office/word/2020/wordml/sdtdatahash" xmlns:w16se="http://schemas.microsoft.com/office/word/2015/wordml/symex" mc:Ignorable="w14 w15 w16se w16cid w16 w16cex w16sdtdh">
+<w:fonts xmlns:mc="http://schemas.openxmlformats.org/markup-compatibility/2006" xmlns:r="http://schemas.openxmlformats.org/officeDocument/2006/relationships" xmlns:w="http://schemas.openxmlformats.org/wordprocessingml/2006/main" xmlns:w14="http://schemas.microsoft.com/office/word/2010/wordml" xmlns:w15="http://schemas.microsoft.com/office/word/2012/wordml" xmlns:w16cex="http://schemas.microsoft.com/office/word/2018/wordml/cex" xmlns:w16cid="http://schemas.microsoft.com/office/word/2016/wordml/cid" xmlns:w16="http://schemas.microsoft.com/office/word/2018/wordml" xmlns:w16du="http://schemas.microsoft.com/office/word/2023/wordml/word16du" xmlns:w16sdtdh="http://schemas.microsoft.com/office/word/2020/wordml/sdtdatahash" xmlns:w16sdtfl="http://schemas.microsoft.com/office/word/2024/wordml/sdtformatlock" xmlns:w16se="http://schemas.microsoft.com/office/word/2015/wordml/symex" mc:Ignorable="w14 w15 w16se w16cid w16 w16cex w16sdtdh w16sdtfl w16du">
   <w:font w:name="Symbol">
     <w:panose1 w:val="05050102010706020507"/>
     <w:charset w:val="02"/>
@@ -10083,18 +10090,23 @@
     <w:pitch w:val="variable"/>
     <w:sig w:usb0="00000287" w:usb1="00000800" w:usb2="00000000" w:usb3="00000000" w:csb0="0000009F" w:csb1="00000000"/>
   </w:font>
-  <w:font w:name="Calibri Light">
-    <w:panose1 w:val="020F0302020204030204"/>
+  <w:font w:name="Aptos">
     <w:charset w:val="00"/>
     <w:family w:val="swiss"/>
     <w:pitch w:val="variable"/>
-    <w:sig w:usb0="A0002AEF" w:usb1="4000207B" w:usb2="00000000" w:usb3="00000000" w:csb0="000001FF" w:csb1="00000000"/>
+    <w:sig w:usb0="20000287" w:usb1="00000003" w:usb2="00000000" w:usb3="00000000" w:csb0="0000019F" w:csb1="00000000"/>
+  </w:font>
+  <w:font w:name="Aptos Display">
+    <w:charset w:val="00"/>
+    <w:family w:val="swiss"/>
+    <w:pitch w:val="variable"/>
+    <w:sig w:usb0="20000287" w:usb1="00000003" w:usb2="00000000" w:usb3="00000000" w:csb0="0000019F" w:csb1="00000000"/>
   </w:font>
 </w:fonts>
 </file>
 
 <file path=word/glossary/settings.xml><?xml version="1.0" encoding="utf-8"?>
-<w:settings xmlns:mc="http://schemas.openxmlformats.org/markup-compatibility/2006" xmlns:o="urn:schemas-microsoft-com:office:office" xmlns:r="http://schemas.openxmlformats.org/officeDocument/2006/relationships" xmlns:m="http://schemas.openxmlformats.org/officeDocument/2006/math" xmlns:v="urn:schemas-microsoft-com:vml" xmlns:w10="urn:schemas-microsoft-com:office:word" xmlns:w="http://schemas.openxmlformats.org/wordprocessingml/2006/main" xmlns:w14="http://schemas.microsoft.com/office/word/2010/wordml" xmlns:w15="http://schemas.microsoft.com/office/word/2012/wordml" xmlns:w16cex="http://schemas.microsoft.com/office/word/2018/wordml/cex" xmlns:w16cid="http://schemas.microsoft.com/office/word/2016/wordml/cid" xmlns:w16="http://schemas.microsoft.com/office/word/2018/wordml" xmlns:w16sdtdh="http://schemas.microsoft.com/office/word/2020/wordml/sdtdatahash" xmlns:w16se="http://schemas.microsoft.com/office/word/2015/wordml/symex" xmlns:sl="http://schemas.openxmlformats.org/schemaLibrary/2006/main" mc:Ignorable="w14 w15 w16se w16cid w16 w16cex w16sdtdh">
+<w:settings xmlns:mc="http://schemas.openxmlformats.org/markup-compatibility/2006" xmlns:o="urn:schemas-microsoft-com:office:office" xmlns:r="http://schemas.openxmlformats.org/officeDocument/2006/relationships" xmlns:m="http://schemas.openxmlformats.org/officeDocument/2006/math" xmlns:v="urn:schemas-microsoft-com:vml" xmlns:w10="urn:schemas-microsoft-com:office:word" xmlns:w="http://schemas.openxmlformats.org/wordprocessingml/2006/main" xmlns:w14="http://schemas.microsoft.com/office/word/2010/wordml" xmlns:w15="http://schemas.microsoft.com/office/word/2012/wordml" xmlns:w16cex="http://schemas.microsoft.com/office/word/2018/wordml/cex" xmlns:w16cid="http://schemas.microsoft.com/office/word/2016/wordml/cid" xmlns:w16="http://schemas.microsoft.com/office/word/2018/wordml" xmlns:w16du="http://schemas.microsoft.com/office/word/2023/wordml/word16du" xmlns:w16sdtdh="http://schemas.microsoft.com/office/word/2020/wordml/sdtdatahash" xmlns:w16sdtfl="http://schemas.microsoft.com/office/word/2024/wordml/sdtformatlock" xmlns:w16se="http://schemas.microsoft.com/office/word/2015/wordml/symex" xmlns:sl="http://schemas.openxmlformats.org/schemaLibrary/2006/main" mc:Ignorable="w14 w15 w16se w16cid w16 w16cex w16sdtdh w16sdtfl w16du">
   <w:view w:val="normal"/>
   <w:defaultTabStop w:val="708"/>
   <w:hyphenationZone w:val="425"/>
@@ -10116,6 +10128,7 @@
     <w:rsid w:val="003F52F3"/>
     <w:rsid w:val="00471113"/>
     <w:rsid w:val="0054019A"/>
+    <w:rsid w:val="005940A6"/>
     <w:rsid w:val="00596E3A"/>
     <w:rsid w:val="006C3956"/>
     <w:rsid w:val="006C48C9"/>
@@ -10132,6 +10145,7 @@
     <w:rsid w:val="00B82D9E"/>
     <w:rsid w:val="00BC6EB5"/>
     <w:rsid w:val="00C13EA8"/>
+    <w:rsid w:val="00C232F4"/>
     <w:rsid w:val="00C2639B"/>
     <w:rsid w:val="00C4071C"/>
     <w:rsid w:val="00C4520C"/>
@@ -10168,7 +10182,7 @@
 </file>
 
 <file path=word/glossary/styles.xml><?xml version="1.0" encoding="utf-8"?>
-<w:styles xmlns:mc="http://schemas.openxmlformats.org/markup-compatibility/2006" xmlns:r="http://schemas.openxmlformats.org/officeDocument/2006/relationships" xmlns:w="http://schemas.openxmlformats.org/wordprocessingml/2006/main" xmlns:w14="http://schemas.microsoft.com/office/word/2010/wordml" xmlns:w15="http://schemas.microsoft.com/office/word/2012/wordml" xmlns:w16cex="http://schemas.microsoft.com/office/word/2018/wordml/cex" xmlns:w16cid="http://schemas.microsoft.com/office/word/2016/wordml/cid" xmlns:w16="http://schemas.microsoft.com/office/word/2018/wordml" xmlns:w16sdtdh="http://schemas.microsoft.com/office/word/2020/wordml/sdtdatahash" xmlns:w16se="http://schemas.microsoft.com/office/word/2015/wordml/symex" mc:Ignorable="w14 w15 w16se w16cid w16 w16cex w16sdtdh">
+<w:styles xmlns:mc="http://schemas.openxmlformats.org/markup-compatibility/2006" xmlns:r="http://schemas.openxmlformats.org/officeDocument/2006/relationships" xmlns:w="http://schemas.openxmlformats.org/wordprocessingml/2006/main" xmlns:w14="http://schemas.microsoft.com/office/word/2010/wordml" xmlns:w15="http://schemas.microsoft.com/office/word/2012/wordml" xmlns:w16cex="http://schemas.microsoft.com/office/word/2018/wordml/cex" xmlns:w16cid="http://schemas.microsoft.com/office/word/2016/wordml/cid" xmlns:w16="http://schemas.microsoft.com/office/word/2018/wordml" xmlns:w16du="http://schemas.microsoft.com/office/word/2023/wordml/word16du" xmlns:w16sdtdh="http://schemas.microsoft.com/office/word/2020/wordml/sdtdatahash" xmlns:w16sdtfl="http://schemas.microsoft.com/office/word/2024/wordml/sdtformatlock" xmlns:w16se="http://schemas.microsoft.com/office/word/2015/wordml/symex" mc:Ignorable="w14 w15 w16se w16cid w16 w16cex w16sdtdh w16sdtfl w16du">
   <w:docDefaults>
     <w:rPrDefault>
       <w:rPr>
@@ -10619,7 +10633,7 @@
 </file>
 
 <file path=word/glossary/webSettings.xml><?xml version="1.0" encoding="utf-8"?>
-<w:webSettings xmlns:mc="http://schemas.openxmlformats.org/markup-compatibility/2006" xmlns:r="http://schemas.openxmlformats.org/officeDocument/2006/relationships" xmlns:w="http://schemas.openxmlformats.org/wordprocessingml/2006/main" xmlns:w14="http://schemas.microsoft.com/office/word/2010/wordml" xmlns:w15="http://schemas.microsoft.com/office/word/2012/wordml" xmlns:w16cex="http://schemas.microsoft.com/office/word/2018/wordml/cex" xmlns:w16cid="http://schemas.microsoft.com/office/word/2016/wordml/cid" xmlns:w16="http://schemas.microsoft.com/office/word/2018/wordml" xmlns:w16sdtdh="http://schemas.microsoft.com/office/word/2020/wordml/sdtdatahash" xmlns:w16se="http://schemas.microsoft.com/office/word/2015/wordml/symex" mc:Ignorable="w14 w15 w16se w16cid w16 w16cex w16sdtdh">
+<w:webSettings xmlns:mc="http://schemas.openxmlformats.org/markup-compatibility/2006" xmlns:r="http://schemas.openxmlformats.org/officeDocument/2006/relationships" xmlns:w="http://schemas.openxmlformats.org/wordprocessingml/2006/main" xmlns:w14="http://schemas.microsoft.com/office/word/2010/wordml" xmlns:w15="http://schemas.microsoft.com/office/word/2012/wordml" xmlns:w16cex="http://schemas.microsoft.com/office/word/2018/wordml/cex" xmlns:w16cid="http://schemas.microsoft.com/office/word/2016/wordml/cid" xmlns:w16="http://schemas.microsoft.com/office/word/2018/wordml" xmlns:w16du="http://schemas.microsoft.com/office/word/2023/wordml/word16du" xmlns:w16sdtdh="http://schemas.microsoft.com/office/word/2020/wordml/sdtdatahash" xmlns:w16sdtfl="http://schemas.microsoft.com/office/word/2024/wordml/sdtformatlock" xmlns:w16se="http://schemas.microsoft.com/office/word/2015/wordml/symex" mc:Ignorable="w14 w15 w16se w16cid w16 w16cex w16sdtdh w16sdtfl w16du">
   <w:optimizeForBrowser/>
   <w:allowPNG/>
 </w:webSettings>
@@ -10912,15 +10926,6 @@
 
 <file path=customXml/item1.xml><?xml version="1.0" encoding="utf-8"?>
 <?mso-contentType ?>
-<FormTemplates xmlns="http://schemas.microsoft.com/sharepoint/v3/contenttype/forms">
-  <Display>DocumentLibraryForm</Display>
-  <Edit>DocumentLibraryForm</Edit>
-  <New>DocumentLibraryForm</New>
-</FormTemplates>
-</file>
-
-<file path=customXml/item2.xml><?xml version="1.0" encoding="utf-8"?>
-<?mso-contentType ?>
 <spe:Receivers xmlns:spe="http://schemas.microsoft.com/sharepoint/events">
   <Receiver>
     <Name>Document ID Generator</Name>
@@ -10965,11 +10970,115 @@
 </spe:Receivers>
 </file>
 
+<file path=customXml/item2.xml><?xml version="1.0" encoding="utf-8"?>
+<?mso-contentType ?>
+<FormTemplates xmlns="http://schemas.microsoft.com/sharepoint/v3/contenttype/forms">
+  <Display>DocumentLibraryForm</Display>
+  <Edit>DocumentLibraryForm</Edit>
+  <New>DocumentLibraryForm</New>
+</FormTemplates>
+</file>
+
 <file path=customXml/item3.xml><?xml version="1.0" encoding="utf-8"?>
-<b:Sources xmlns:b="http://schemas.openxmlformats.org/officeDocument/2006/bibliography" xmlns="http://schemas.openxmlformats.org/officeDocument/2006/bibliography" SelectedStyle="\APA.XSL" StyleName="APA"/>
+<p:properties xmlns:p="http://schemas.microsoft.com/office/2006/metadata/properties" xmlns:xsi="http://www.w3.org/2001/XMLSchema-instance" xmlns:pc="http://schemas.microsoft.com/office/infopath/2007/PartnerControls">
+  <documentManagement>
+    <redacteur xmlns="a1322699-2fbb-4cce-8aba-176c4fa97253">
+      <UserInfo>
+        <DisplayName>Annie Cazaux</DisplayName>
+        <AccountId>62</AccountId>
+        <AccountType/>
+      </UserInfo>
+    </redacteur>
+    <Language xmlns="http://schemas.microsoft.com/sharepoint/v3">Français (France)</Language>
+    <_Source xmlns="http://schemas.microsoft.com/sharepoint/v3/fields" xsi:nil="true"/>
+    <Version_IGN xmlns="a1322699-2fbb-4cce-8aba-176c4fa97253">1.1.0</Version_IGN>
+    <p17c2b7c625547a3b70510fd871aaba1 xmlns="a1322699-2fbb-4cce-8aba-176c4fa97253">
+      <Terms xmlns="http://schemas.microsoft.com/office/infopath/2007/PartnerControls">
+        <TermInfo xmlns="http://schemas.microsoft.com/office/infopath/2007/PartnerControls">
+          <TermName xmlns="http://schemas.microsoft.com/office/infopath/2007/PartnerControls">DQ</TermName>
+          <TermId xmlns="http://schemas.microsoft.com/office/infopath/2007/PartnerControls">e69b0690-0cfb-4cfe-87d3-81f79ec19881</TermId>
+        </TermInfo>
+      </Terms>
+    </p17c2b7c625547a3b70510fd871aaba1>
+    <Autres_redacteurs xmlns="a1322699-2fbb-4cce-8aba-176c4fa97253">Thierry Prin</Autres_redacteurs>
+    <_DCDateModified xmlns="http://schemas.microsoft.com/sharepoint/v3/fields" xsi:nil="true"/>
+    <_Publisher xmlns="http://schemas.microsoft.com/sharepoint/v3/fields" xsi:nil="true"/>
+    <Gestionnaire xmlns="a1322699-2fbb-4cce-8aba-176c4fa97253">
+      <UserInfo>
+        <DisplayName>Annie Cazaux</DisplayName>
+        <AccountId>62</AccountId>
+        <AccountType/>
+      </UserInfo>
+    </Gestionnaire>
+    <Identifiant_IGN xmlns="a1322699-2fbb-4cce-8aba-176c4fa97253">MV_Modele-procedure</Identifiant_IGN>
+    <_Relation xmlns="http://schemas.microsoft.com/sharepoint/v3/fields" xsi:nil="true"/>
+    <o062e75b76fd4c2ab45f41497e4c179e xmlns="a1322699-2fbb-4cce-8aba-176c4fa97253">
+      <Terms xmlns="http://schemas.microsoft.com/office/infopath/2007/PartnerControls">
+        <TermInfo xmlns="http://schemas.microsoft.com/office/infopath/2007/PartnerControls">
+          <TermName xmlns="http://schemas.microsoft.com/office/infopath/2007/PartnerControls">Système de management</TermName>
+          <TermId xmlns="http://schemas.microsoft.com/office/infopath/2007/PartnerControls">7207f030-094e-4e6f-b355-e7655c1fbf97</TermId>
+        </TermInfo>
+      </Terms>
+    </o062e75b76fd4c2ab45f41497e4c179e>
+    <c1cc88710d9c4c84af372a6a51dc9d60 xmlns="a1322699-2fbb-4cce-8aba-176c4fa97253">
+      <Terms xmlns="http://schemas.microsoft.com/office/infopath/2007/PartnerControls"/>
+    </c1cc88710d9c4c84af372a6a51dc9d60>
+    <TaxCatchAll xmlns="a1322699-2fbb-4cce-8aba-176c4fa97253">
+      <Value>7</Value>
+      <Value>17</Value>
+    </TaxCatchAll>
+    <Diffusion xmlns="a1322699-2fbb-4cce-8aba-176c4fa97253">Interne</Diffusion>
+    <Approbateur xmlns="a1322699-2fbb-4cce-8aba-176c4fa97253">
+      <UserInfo>
+        <DisplayName>IGN\tprin</DisplayName>
+        <AccountId>126</AccountId>
+        <AccountType/>
+      </UserInfo>
+    </Approbateur>
+    <_Contributor xmlns="http://schemas.microsoft.com/sharepoint/v3/fields" xsi:nil="true"/>
+    <_Format xmlns="http://schemas.microsoft.com/sharepoint/v3/fields" xsi:nil="true"/>
+    <bb80de6026714cfbab5aa06ad8fd5f59 xmlns="a1322699-2fbb-4cce-8aba-176c4fa97253">
+      <Terms xmlns="http://schemas.microsoft.com/office/infopath/2007/PartnerControls"/>
+    </bb80de6026714cfbab5aa06ad8fd5f59>
+    <_Coverage xmlns="http://schemas.microsoft.com/sharepoint/v3/fields" xsi:nil="true"/>
+    <Date_approbation xmlns="a1322699-2fbb-4cce-8aba-176c4fa97253">2025-01-10T00:00:00</Date_approbation>
+    <_Identifier xmlns="http://schemas.microsoft.com/sharepoint/v3/fields">QUALITÉ-2015-P-776</_Identifier>
+    <_ResourceType xmlns="http://schemas.microsoft.com/sharepoint/v3/fields" xsi:nil="true"/>
+    <_RightsManagement xmlns="http://schemas.microsoft.com/sharepoint/v3/fields" xsi:nil="true"/>
+    <Relecteur xmlns="a1322699-2fbb-4cce-8aba-176c4fa97253">
+      <UserInfo>
+        <DisplayName>IGN\mlouyot</DisplayName>
+        <AccountId>3</AccountId>
+        <AccountType/>
+      </UserInfo>
+      <UserInfo>
+        <DisplayName>IGN\SPaquier</DisplayName>
+        <AccountId>199</AccountId>
+        <AccountType/>
+      </UserInfo>
+    </Relecteur>
+    <Typologie xmlns="a1322699-2fbb-4cce-8aba-176c4fa97253">Modèle Vierge et formulaire</Typologie>
+    <Statut xmlns="a1322699-2fbb-4cce-8aba-176c4fa97253">Finalisé mais non validé</Statut>
+    <Alias_IGN xmlns="a1322699-2fbb-4cce-8aba-176c4fa97253">Résolution des résultats d’appariement des noms de voies et de lieux-dits</Alias_IGN>
+    <Ancienne_référence xmlns="a1322699-2fbb-4cce-8aba-176c4fa97253" xsi:nil="true"/>
+    <Code_typologie xmlns="a1322699-2fbb-4cce-8aba-176c4fa97253" xsi:nil="true"/>
+    <_DCDateCreated xmlns="http://schemas.microsoft.com/sharepoint/v3/fields">2026-01-22T23:00:00Z</_DCDateCreated>
+    <Date_fin_validite xmlns="a1322699-2fbb-4cce-8aba-176c4fa97253" xsi:nil="true"/>
+    <_dlc_DocId xmlns="f0ff482e-aa3b-417e-9d65-5f4cb2656651">UYVM5YNHQ4HK-30-776</_dlc_DocId>
+    <_dlc_DocIdUrl xmlns="f0ff482e-aa3b-417e-9d65-5f4cb2656651">
+      <Url>http://intradoc.ign.fr/ged/DG/QSE/_layouts/DocIdRedir.aspx?ID=UYVM5YNHQ4HK-30-776</Url>
+      <Description>UYVM5YNHQ4HK-30-776</Description>
+    </_dlc_DocIdUrl>
+  </documentManagement>
+</p:properties>
 </file>
 
 <file path=customXml/item4.xml><?xml version="1.0" encoding="utf-8"?>
+<?mso-contentType ?>
+<SharedContentType xmlns="Microsoft.SharePoint.Taxonomy.ContentTypeSync" SourceId="11ad8b72-dc11-4d56-b05b-950e088cc514" ContentTypeId="0x01010B0081A137466272CF4BAC585A26022CFF1407" PreviousValue="false"/>
+</file>
+
+<file path=customXml/item5.xml><?xml version="1.0" encoding="utf-8"?>
 <ct:contentTypeSchema xmlns:ct="http://schemas.microsoft.com/office/2006/metadata/contentType" xmlns:ma="http://schemas.microsoft.com/office/2006/metadata/properties/metaAttributes" ct:_="" ma:_="" ma:contentTypeName="Modèle Vierge et formulaire" ma:contentTypeID="0x01010B0081A137466272CF4BAC585A26022CFF140700EC48CC62CD0ABD4F9840E839EA1E2732" ma:contentTypeVersion="201" ma:contentTypeDescription="MV" ma:contentTypeScope="" ma:versionID="2bd623b5a594494cd4a3ae1614ea3844">
   <xsd:schema xmlns:xsd="http://www.w3.org/2001/XMLSchema" xmlns:xs="http://www.w3.org/2001/XMLSchema" xmlns:p="http://schemas.microsoft.com/office/2006/metadata/properties" xmlns:ns1="a1322699-2fbb-4cce-8aba-176c4fa97253" xmlns:ns2="http://schemas.microsoft.com/sharepoint/v3/fields" xmlns:ns3="http://schemas.microsoft.com/sharepoint/v3" xmlns:ns4="f0ff482e-aa3b-417e-9d65-5f4cb2656651" targetNamespace="http://schemas.microsoft.com/office/2006/metadata/properties" ma:root="true" ma:fieldsID="e73f26e8e3603672e51fd804f7ff859e" ns1:_="" ns2:_="" ns3:_="" ns4:_="">
     <xsd:import namespace="a1322699-2fbb-4cce-8aba-176c4fa97253"/>
@@ -11477,106 +11586,19 @@
 </ct:contentTypeSchema>
 </file>
 
-<file path=customXml/item5.xml><?xml version="1.0" encoding="utf-8"?>
-<?mso-contentType ?>
-<SharedContentType xmlns="Microsoft.SharePoint.Taxonomy.ContentTypeSync" SourceId="11ad8b72-dc11-4d56-b05b-950e088cc514" ContentTypeId="0x01010B0081A137466272CF4BAC585A26022CFF1407" PreviousValue="false"/>
-</file>
-
 <file path=customXml/item6.xml><?xml version="1.0" encoding="utf-8"?>
-<p:properties xmlns:p="http://schemas.microsoft.com/office/2006/metadata/properties" xmlns:xsi="http://www.w3.org/2001/XMLSchema-instance" xmlns:pc="http://schemas.microsoft.com/office/infopath/2007/PartnerControls">
-  <documentManagement>
-    <redacteur xmlns="a1322699-2fbb-4cce-8aba-176c4fa97253">
-      <UserInfo>
-        <DisplayName>Annie Cazaux</DisplayName>
-        <AccountId>62</AccountId>
-        <AccountType/>
-      </UserInfo>
-    </redacteur>
-    <Language xmlns="http://schemas.microsoft.com/sharepoint/v3">Français (France)</Language>
-    <_Source xmlns="http://schemas.microsoft.com/sharepoint/v3/fields" xsi:nil="true"/>
-    <Version_IGN xmlns="a1322699-2fbb-4cce-8aba-176c4fa97253">1.1.0</Version_IGN>
-    <p17c2b7c625547a3b70510fd871aaba1 xmlns="a1322699-2fbb-4cce-8aba-176c4fa97253">
-      <Terms xmlns="http://schemas.microsoft.com/office/infopath/2007/PartnerControls">
-        <TermInfo xmlns="http://schemas.microsoft.com/office/infopath/2007/PartnerControls">
-          <TermName xmlns="http://schemas.microsoft.com/office/infopath/2007/PartnerControls">DQ</TermName>
-          <TermId xmlns="http://schemas.microsoft.com/office/infopath/2007/PartnerControls">e69b0690-0cfb-4cfe-87d3-81f79ec19881</TermId>
-        </TermInfo>
-      </Terms>
-    </p17c2b7c625547a3b70510fd871aaba1>
-    <Autres_redacteurs xmlns="a1322699-2fbb-4cce-8aba-176c4fa97253">Thierry Prin</Autres_redacteurs>
-    <_DCDateModified xmlns="http://schemas.microsoft.com/sharepoint/v3/fields" xsi:nil="true"/>
-    <_Publisher xmlns="http://schemas.microsoft.com/sharepoint/v3/fields" xsi:nil="true"/>
-    <Gestionnaire xmlns="a1322699-2fbb-4cce-8aba-176c4fa97253">
-      <UserInfo>
-        <DisplayName>Annie Cazaux</DisplayName>
-        <AccountId>62</AccountId>
-        <AccountType/>
-      </UserInfo>
-    </Gestionnaire>
-    <Identifiant_IGN xmlns="a1322699-2fbb-4cce-8aba-176c4fa97253">MV_Modele-procedure</Identifiant_IGN>
-    <_Relation xmlns="http://schemas.microsoft.com/sharepoint/v3/fields" xsi:nil="true"/>
-    <o062e75b76fd4c2ab45f41497e4c179e xmlns="a1322699-2fbb-4cce-8aba-176c4fa97253">
-      <Terms xmlns="http://schemas.microsoft.com/office/infopath/2007/PartnerControls">
-        <TermInfo xmlns="http://schemas.microsoft.com/office/infopath/2007/PartnerControls">
-          <TermName xmlns="http://schemas.microsoft.com/office/infopath/2007/PartnerControls">Système de management</TermName>
-          <TermId xmlns="http://schemas.microsoft.com/office/infopath/2007/PartnerControls">7207f030-094e-4e6f-b355-e7655c1fbf97</TermId>
-        </TermInfo>
-      </Terms>
-    </o062e75b76fd4c2ab45f41497e4c179e>
-    <c1cc88710d9c4c84af372a6a51dc9d60 xmlns="a1322699-2fbb-4cce-8aba-176c4fa97253">
-      <Terms xmlns="http://schemas.microsoft.com/office/infopath/2007/PartnerControls"/>
-    </c1cc88710d9c4c84af372a6a51dc9d60>
-    <TaxCatchAll xmlns="a1322699-2fbb-4cce-8aba-176c4fa97253">
-      <Value>7</Value>
-      <Value>17</Value>
-    </TaxCatchAll>
-    <Diffusion xmlns="a1322699-2fbb-4cce-8aba-176c4fa97253">Interne</Diffusion>
-    <Approbateur xmlns="a1322699-2fbb-4cce-8aba-176c4fa97253">
-      <UserInfo>
-        <DisplayName>IGN\tprin</DisplayName>
-        <AccountId>126</AccountId>
-        <AccountType/>
-      </UserInfo>
-    </Approbateur>
-    <_Contributor xmlns="http://schemas.microsoft.com/sharepoint/v3/fields" xsi:nil="true"/>
-    <_Format xmlns="http://schemas.microsoft.com/sharepoint/v3/fields" xsi:nil="true"/>
-    <bb80de6026714cfbab5aa06ad8fd5f59 xmlns="a1322699-2fbb-4cce-8aba-176c4fa97253">
-      <Terms xmlns="http://schemas.microsoft.com/office/infopath/2007/PartnerControls"/>
-    </bb80de6026714cfbab5aa06ad8fd5f59>
-    <_Coverage xmlns="http://schemas.microsoft.com/sharepoint/v3/fields" xsi:nil="true"/>
-    <Date_approbation xmlns="a1322699-2fbb-4cce-8aba-176c4fa97253">2025-01-10T00:00:00</Date_approbation>
-    <_Identifier xmlns="http://schemas.microsoft.com/sharepoint/v3/fields">QUALITÉ-2015-P-776</_Identifier>
-    <_ResourceType xmlns="http://schemas.microsoft.com/sharepoint/v3/fields" xsi:nil="true"/>
-    <_RightsManagement xmlns="http://schemas.microsoft.com/sharepoint/v3/fields" xsi:nil="true"/>
-    <Relecteur xmlns="a1322699-2fbb-4cce-8aba-176c4fa97253">
-      <UserInfo>
-        <DisplayName>IGN\mlouyot</DisplayName>
-        <AccountId>3</AccountId>
-        <AccountType/>
-      </UserInfo>
-      <UserInfo>
-        <DisplayName>IGN\SPaquier</DisplayName>
-        <AccountId>199</AccountId>
-        <AccountType/>
-      </UserInfo>
-    </Relecteur>
-    <Typologie xmlns="a1322699-2fbb-4cce-8aba-176c4fa97253">Modèle Vierge et formulaire</Typologie>
-    <Statut xmlns="a1322699-2fbb-4cce-8aba-176c4fa97253">Finalisé mais non validé</Statut>
-    <Alias_IGN xmlns="a1322699-2fbb-4cce-8aba-176c4fa97253">Résolution des résultats d’appariement des noms de voies et de lieux-dits</Alias_IGN>
-    <Ancienne_référence xmlns="a1322699-2fbb-4cce-8aba-176c4fa97253" xsi:nil="true"/>
-    <Code_typologie xmlns="a1322699-2fbb-4cce-8aba-176c4fa97253" xsi:nil="true"/>
-    <_DCDateCreated xmlns="http://schemas.microsoft.com/sharepoint/v3/fields">2026-01-22T23:00:00Z</_DCDateCreated>
-    <Date_fin_validite xmlns="a1322699-2fbb-4cce-8aba-176c4fa97253" xsi:nil="true"/>
-    <_dlc_DocId xmlns="f0ff482e-aa3b-417e-9d65-5f4cb2656651">UYVM5YNHQ4HK-30-776</_dlc_DocId>
-    <_dlc_DocIdUrl xmlns="f0ff482e-aa3b-417e-9d65-5f4cb2656651">
-      <Url>http://intradoc.ign.fr/ged/DG/QSE/_layouts/DocIdRedir.aspx?ID=UYVM5YNHQ4HK-30-776</Url>
-      <Description>UYVM5YNHQ4HK-30-776</Description>
-    </_dlc_DocIdUrl>
-  </documentManagement>
-</p:properties>
+<b:Sources xmlns:b="http://schemas.openxmlformats.org/officeDocument/2006/bibliography" xmlns="http://schemas.openxmlformats.org/officeDocument/2006/bibliography" SelectedStyle="\APA.XSL" StyleName="APA"/>
 </file>
 
 <file path=customXml/itemProps1.xml><?xml version="1.0" encoding="utf-8"?>
+<ds:datastoreItem xmlns:ds="http://schemas.openxmlformats.org/officeDocument/2006/customXml" ds:itemID="{68AAD2DA-5792-4B35-80F3-9D0C21EB95BE}">
+  <ds:schemaRefs>
+    <ds:schemaRef ds:uri="http://schemas.microsoft.com/sharepoint/events"/>
+  </ds:schemaRefs>
+</ds:datastoreItem>
+</file>
+
+<file path=customXml/itemProps2.xml><?xml version="1.0" encoding="utf-8"?>
 <ds:datastoreItem xmlns:ds="http://schemas.openxmlformats.org/officeDocument/2006/customXml" ds:itemID="{EEE2973D-7DD7-4773-855D-5CAD81242BDE}">
   <ds:schemaRefs>
     <ds:schemaRef ds:uri="http://schemas.microsoft.com/sharepoint/v3/contenttype/forms"/>
@@ -11584,23 +11606,28 @@
 </ds:datastoreItem>
 </file>
 
-<file path=customXml/itemProps2.xml><?xml version="1.0" encoding="utf-8"?>
-<ds:datastoreItem xmlns:ds="http://schemas.openxmlformats.org/officeDocument/2006/customXml" ds:itemID="{68AAD2DA-5792-4B35-80F3-9D0C21EB95BE}">
+<file path=customXml/itemProps3.xml><?xml version="1.0" encoding="utf-8"?>
+<ds:datastoreItem xmlns:ds="http://schemas.openxmlformats.org/officeDocument/2006/customXml" ds:itemID="{1159403A-C237-488E-8C5E-DABF9FCE7043}">
   <ds:schemaRefs>
-    <ds:schemaRef ds:uri="http://schemas.microsoft.com/sharepoint/events"/>
-  </ds:schemaRefs>
-</ds:datastoreItem>
-</file>
-
-<file path=customXml/itemProps3.xml><?xml version="1.0" encoding="utf-8"?>
-<ds:datastoreItem xmlns:ds="http://schemas.openxmlformats.org/officeDocument/2006/customXml" ds:itemID="{0FF0F878-5F0F-460C-9013-40E72731A637}">
-  <ds:schemaRefs>
-    <ds:schemaRef ds:uri="http://schemas.openxmlformats.org/officeDocument/2006/bibliography"/>
+    <ds:schemaRef ds:uri="http://schemas.microsoft.com/office/2006/metadata/properties"/>
+    <ds:schemaRef ds:uri="http://schemas.microsoft.com/office/infopath/2007/PartnerControls"/>
+    <ds:schemaRef ds:uri="a1322699-2fbb-4cce-8aba-176c4fa97253"/>
+    <ds:schemaRef ds:uri="http://schemas.microsoft.com/sharepoint/v3"/>
+    <ds:schemaRef ds:uri="http://schemas.microsoft.com/sharepoint/v3/fields"/>
+    <ds:schemaRef ds:uri="f0ff482e-aa3b-417e-9d65-5f4cb2656651"/>
   </ds:schemaRefs>
 </ds:datastoreItem>
 </file>
 
 <file path=customXml/itemProps4.xml><?xml version="1.0" encoding="utf-8"?>
+<ds:datastoreItem xmlns:ds="http://schemas.openxmlformats.org/officeDocument/2006/customXml" ds:itemID="{FBF226EE-3CF7-472C-91DD-A47C59CACF63}">
+  <ds:schemaRefs>
+    <ds:schemaRef ds:uri="Microsoft.SharePoint.Taxonomy.ContentTypeSync"/>
+  </ds:schemaRefs>
+</ds:datastoreItem>
+</file>
+
+<file path=customXml/itemProps5.xml><?xml version="1.0" encoding="utf-8"?>
 <ds:datastoreItem xmlns:ds="http://schemas.openxmlformats.org/officeDocument/2006/customXml" ds:itemID="{8BB746A0-EF99-488C-AF7A-E10AF123421B}">
   <ds:schemaRefs>
     <ds:schemaRef ds:uri="http://schemas.microsoft.com/office/2006/metadata/contentType"/>
@@ -11621,23 +11648,10 @@
 </ds:datastoreItem>
 </file>
 
-<file path=customXml/itemProps5.xml><?xml version="1.0" encoding="utf-8"?>
-<ds:datastoreItem xmlns:ds="http://schemas.openxmlformats.org/officeDocument/2006/customXml" ds:itemID="{FBF226EE-3CF7-472C-91DD-A47C59CACF63}">
+<file path=customXml/itemProps6.xml><?xml version="1.0" encoding="utf-8"?>
+<ds:datastoreItem xmlns:ds="http://schemas.openxmlformats.org/officeDocument/2006/customXml" ds:itemID="{0FF0F878-5F0F-460C-9013-40E72731A637}">
   <ds:schemaRefs>
-    <ds:schemaRef ds:uri="Microsoft.SharePoint.Taxonomy.ContentTypeSync"/>
-  </ds:schemaRefs>
-</ds:datastoreItem>
-</file>
-
-<file path=customXml/itemProps6.xml><?xml version="1.0" encoding="utf-8"?>
-<ds:datastoreItem xmlns:ds="http://schemas.openxmlformats.org/officeDocument/2006/customXml" ds:itemID="{1159403A-C237-488E-8C5E-DABF9FCE7043}">
-  <ds:schemaRefs>
-    <ds:schemaRef ds:uri="http://schemas.microsoft.com/office/2006/metadata/properties"/>
-    <ds:schemaRef ds:uri="http://schemas.microsoft.com/office/infopath/2007/PartnerControls"/>
-    <ds:schemaRef ds:uri="a1322699-2fbb-4cce-8aba-176c4fa97253"/>
-    <ds:schemaRef ds:uri="http://schemas.microsoft.com/sharepoint/v3"/>
-    <ds:schemaRef ds:uri="http://schemas.microsoft.com/sharepoint/v3/fields"/>
-    <ds:schemaRef ds:uri="f0ff482e-aa3b-417e-9d65-5f4cb2656651"/>
+    <ds:schemaRef ds:uri="http://schemas.openxmlformats.org/officeDocument/2006/bibliography"/>
   </ds:schemaRefs>
 </ds:datastoreItem>
 </file>